--- a/paper/Adaptive_LLM_Model_Routing_IEEE_Paper.docx
+++ b/paper/Adaptive_LLM_Model_Routing_IEEE_Paper.docx
@@ -287,7 +287,7 @@
           <w:b/>
           <w:sz w:val="18"/>
         </w:rPr>
-        <w:t xml:space="preserve">Applications that can call several large language models (LLMs) must decide which model should answer each query. Larger models tend to produce stronger answers at higher inference latency and computational cost, whereas smaller models are faster and cheaper but may fail on complex tasks. Fixed strategies, such as always using one model or routing by static rules, do not account for differences between individual queries or for changes in model behavior over time. This paper presents a learning-based routing framework that formulates per-query model selection as a contextual-bandit problem and solves it with the Linear Upper Confidence Bound (LinUCB) algorithm. Each query is converted into a compact context vector; LinUCB scores every candidate model by combining an estimated reward with an uncertainty bonus, selects one model, and updates that model's statistics after the outcome is observed. The reward combines normalized response quality, cost, and latency with explicit, documented weights, and feedback can come from task-specific checks, reference answers, a validated judge model, or user ratings. The router is ordinary software and does not modify LLM weights. A controlled initial setup uses three models from one family at different sizes (Qwen3-4B, Qwen3-8B, and Qwen3-14B) served through a common interface. The paper specifies the reward design, dataset strategy, baselines (small-only, large-only, random, and rule-based routing), metrics including cumulative reward and regret, and an experimental protocol covering reward-weight trade-offs, task-category analysis, ablations, workload shift, and sensitivity to the exploration coefficient. Experimental results are not claimed here; the protocol is designed to establish when adaptive routing helps, by how much, and at what cost.</w:t>
+        <w:t xml:space="preserve">Applications that can call several large language models (LLMs) must decide which model should answer each query. Larger models tend to produce stronger answers at higher cost, whereas smaller models are cheaper but may fail on complex tasks. This paper formulates per-query model selection as a contextual-bandit problem and solves it with the Linear Upper Confidence Bound (LinUCB) algorithm. Each query is converted into a compact context vector; LinUCB scores every candidate model by combining an estimated reward with an uncertainty bonus, selects one model, and updates that model's statistics from the observed outcome. The reward combines normalized response quality, cost, and latency with explicit weights. The router is ordinary software and does not modify LLM weights. A pilot study routes 300 GSM8K math word problems (90 development, 210 held-out) among Qwen3-4B, Qwen3-8B, and Qwen3-14B, served in FP8 with vLLM on one RTX 4090, and compares LinUCB with small-only, large-only, random, and rule-based routing by full-information replay over five seeds. On the held-out split the three models reach 94.8%, 95.7%, and 95.2% accuracy, while cost per request rises from 1.42 to 4.71 units. LinUCB learns to send 98.2% of queries to the 4B model, matching its accuracy (94.8%) at 69% lower cost than large-only routing and a cumulative reward of 175.6 versus 139.9; it does not, however, beat the small-only and rule-based baselines (176.0), which are already near-optimal on this single-category workload.</w:t>
       </w:r>
     </w:p>
     <w:p>
@@ -341,7 +341,7 @@
           <w:rFonts w:ascii="Times New Roman" w:hAnsi="Times New Roman"/>
           <w:sz w:val="20"/>
         </w:rPr>
-        <w:t xml:space="preserve">Large language models are now deployed behind many applications, and an application frequently has access to more than one model. These models differ in response quality, inference latency, and computational or API cost. Sending every request to the largest available model can produce strong answers, but it also increases cost and delay for queries that a smaller model could answer adequately. Sending every request to the smallest model is cheaper and faster, but such a model may struggle with multi-step reasoning, code generation, or other complex tasks.</w:t>
+        <w:t xml:space="preserve">Large language models are now deployed behind many applications, and an application frequently has access to more than one model. These models differ in response quality, inference latency, and computational or API cost. Sending every request to the largest model can produce strong answers but increases cost and delay for queries that a smaller model could answer; sending every request to the smallest model is cheaper but may fail on multi-step reasoning, code generation, or other complex tasks.</w:t>
       </w:r>
     </w:p>
     <w:p>
@@ -356,7 +356,7 @@
           <w:rFonts w:ascii="Times New Roman" w:hAnsi="Times New Roman"/>
           <w:sz w:val="20"/>
         </w:rPr>
-        <w:t xml:space="preserve">Prior work has shown that cost and quality can be traded off by choosing among models rather than relying on one. LLM cascades query models in sequence and stop when an answer is judged acceptable [1], while learned routers predict, before generation, which model a query should be sent to [2]-[5]. Benchmarks such as RouterBench formalize the evaluation of such routing systems [6]. Many of these approaches, however, are trained offline on labeled or preference data and remain fixed after deployment, so they do not directly learn from the outcomes they observe in operation.</w:t>
+        <w:t xml:space="preserve">Prior work trades cost against quality by choosing among models. LLM cascades query models in sequence and stop when an answer is judged acceptable [1], while learned routers predict which model a query should be sent to [2]-[5], and RouterBench formalizes their evaluation [6]. Most of these routers are trained offline and remain fixed after deployment. Contextual bandits instead learn from operation: a learner observes a context, chooses one action, and receives a reward only for that action [7]. LinUCB models expected reward as a linear function of the context and adds an upper-confidence exploration bonus [8], [9]. In LLM routing the context describes the query, the actions are candidate models, and the reward expresses the usefulness of the response relative to its cost and latency [10], [11].</w:t>
       </w:r>
     </w:p>
     <w:p>
@@ -371,67 +371,7 @@
           <w:rFonts w:ascii="Times New Roman" w:hAnsi="Times New Roman"/>
           <w:sz w:val="20"/>
         </w:rPr>
-        <w:t xml:space="preserve">Contextual bandits provide a natural formulation for learning from operation. At each step, a learner observes a context, chooses one action, and receives a reward only for that action [7]. LinUCB is a widely used contextual-bandit algorithm that models expected reward as a linear function of the context and adds an upper-confidence exploration bonus [8], [9]. In LLM routing, the context describes the incoming query, the actions are candidate models, and the reward expresses the usefulness of the response relative to its cost and latency. Recent studies have begun to apply bandit learning to LLM routing [10], [11], which supports the relevance of this formulation.</w:t>
-      </w:r>
-    </w:p>
-    <w:p>
-      <w:pPr>
-        <w:keepNext w:val="0"/>
-        <w:spacing w:before="0" w:after="20" w:line="240" w:lineRule="auto"/>
-        <w:ind w:firstLine="216"/>
-        <w:jc w:val="both"/>
-      </w:pPr>
-      <w:r>
-        <w:rPr>
-          <w:rFonts w:ascii="Times New Roman" w:hAnsi="Times New Roman"/>
-          <w:sz w:val="20"/>
-        </w:rPr>
-        <w:t xml:space="preserve">This paper addresses the following problem: how can an LLM application select a suitable model for each query while balancing response quality, latency, and cost, and improve its decisions from feedback over time? The proposed system is a LinUCB router that scores each candidate model from query features and its accumulated experience, selects one model, converts the observed outcome into a scalar reward, and updates its statistics. The router is ordinary software and a learning algorithm; it is not itself another LLM, and it does not train or modify the weights of the candidate models. It learns which model to select for which kinds of queries.</w:t>
-      </w:r>
-    </w:p>
-    <w:p>
-      <w:pPr>
-        <w:keepNext w:val="0"/>
-        <w:spacing w:before="0" w:after="20" w:line="240" w:lineRule="auto"/>
-        <w:ind w:firstLine="216"/>
-        <w:jc w:val="both"/>
-      </w:pPr>
-      <w:r>
-        <w:rPr>
-          <w:rFonts w:ascii="Times New Roman" w:hAnsi="Times New Roman"/>
-          <w:sz w:val="20"/>
-        </w:rPr>
-        <w:t xml:space="preserve">The intended contributions are as follows. First, the paper defines an end-to-end routing loop that combines query context, contextual-bandit exploration, observed response quality, latency, and cost. Second, it specifies a reward function that makes the quality-cost-latency trade-off explicit, including consistent treatment of failures, timeouts, and missing feedback. Third, it describes a controlled model pool of three sizes from one model family, a dataset strategy spanning seven task categories, and the measurements to be logged for every decision. Fourth, it defines a reproducible evaluation protocol that compares LinUCB with small-only, large-only, random, and rule-based baselines and analyzes reward-weight sensitivity, task categories, ablations, workload shift, and exploration settings. These are research goals to be validated experimentally; the paper does not claim that adaptive routing outperforms every baseline.</w:t>
-      </w:r>
-    </w:p>
-    <w:p>
-      <w:pPr>
-        <w:keepNext w:val="0"/>
-        <w:spacing w:before="0" w:after="20" w:line="240" w:lineRule="auto"/>
-        <w:ind w:firstLine="216"/>
-        <w:jc w:val="both"/>
-      </w:pPr>
-      <w:r>
-        <w:rPr>
-          <w:rFonts w:ascii="Times New Roman" w:hAnsi="Times New Roman"/>
-          <w:sz w:val="20"/>
-        </w:rPr>
-        <w:t xml:space="preserve">The study is organized around five research questions. RQ1 asks how query characteristics can be represented as a context vector that is informative for model selection. RQ2 asks whether LinUCB routing achieves higher cumulative reward than fixed, random, and rule-based routing under the same reward definition. RQ3 asks how the choice of reward weights changes the quality-cost-latency operating point and the resulting model-selection distribution. RQ4 asks how quickly routing adapts when the task mix or model behavior changes. RQ5 asks in which task categories adaptive routing helps or struggles, and why.</w:t>
-      </w:r>
-    </w:p>
-    <w:p>
-      <w:pPr>
-        <w:keepNext w:val="0"/>
-        <w:spacing w:before="0" w:after="20" w:line="240" w:lineRule="auto"/>
-        <w:ind w:firstLine="216"/>
-        <w:jc w:val="both"/>
-      </w:pPr>
-      <w:r>
-        <w:rPr>
-          <w:rFonts w:ascii="Times New Roman" w:hAnsi="Times New Roman"/>
-          <w:sz w:val="20"/>
-        </w:rPr>
-        <w:t xml:space="preserve">The remainder of the paper is organized as follows. Section II reviews related work. Section III formulates the problem and describes the model pool and dataset design. Section IV presents the proposed routing framework. Section V describes the experimental setup and evaluation protocol. Section VI defines how results are reported. Section VII summarizes the implementation. Section VIII discusses limitations and risks, and Section IX concludes the paper.</w:t>
+        <w:t xml:space="preserve">This paper makes four contributions. First, it defines an end-to-end routing loop that combines interpretable query features, disjoint LinUCB, and an explicit quality-cost-latency reward with consistent treatment of failures. Second, it specifies a controlled same-family model pool and a full-information replay protocol that compares LinUCB with small-only, large-only, random, and rule-based routing. Third, it reports a pilot on 300 GSM8K problems with Qwen3-4B, 8B, and 14B on a single RTX 4090, including reward-weight, exploration, ablation, and bandit-variant sweeps. Fourth, it reports where LinUCB does not help: on this single-category workload it matches but does not exceed the best fixed policy. The router never modifies model weights; it learns which model to select for which kinds of queries. Five research questions guide the study: how to represent a query as a context (RQ1); whether LinUCB beats fixed, random, and rule-based routing under the same reward (RQ2); how reward weights move the operating point (RQ3); how quickly routing adapts to shift (RQ4); and in which task categories adaptive routing helps (RQ5).</w:t>
       </w:r>
     </w:p>
     <w:p>
@@ -452,22 +392,6 @@
     </w:p>
     <w:p>
       <w:pPr>
-        <w:keepNext/>
-        <w:spacing w:before="60" w:after="20"/>
-        <w:jc w:val="left"/>
-      </w:pPr>
-      <w:r>
-        <w:rPr>
-          <w:rFonts w:ascii="Times New Roman" w:hAnsi="Times New Roman"/>
-          <w:b w:val="0"/>
-          <w:i/>
-          <w:sz w:val="20"/>
-        </w:rPr>
-        <w:t xml:space="preserve">A. Cost-Aware LLM Selection and Cascades</w:t>
-      </w:r>
-    </w:p>
-    <w:p>
-      <w:pPr>
         <w:keepNext w:val="0"/>
         <w:spacing w:before="0" w:after="20" w:line="240" w:lineRule="auto"/>
         <w:ind w:firstLine="216"/>
@@ -478,131 +402,7 @@
           <w:rFonts w:ascii="Times New Roman" w:hAnsi="Times New Roman"/>
           <w:sz w:val="20"/>
         </w:rPr>
-        <w:t xml:space="preserve">FrugalGPT [1] studies strategies for reducing the cost of using LLM APIs, including an LLM cascade that sends a query to models in sequence and stops once a scoring function judges a response to be reliable. Hybrid LLM [2] trains a router that decides, for each query, whether a small or a large model should answer, based on predicted query difficulty and a quality level that can be adjusted at test time. These studies establish that a single model is rarely the most efficient choice for every query, but cascades can incur the cost of multiple calls, and two-model routers do not directly address a larger, changing pool of candidates.</w:t>
-      </w:r>
-    </w:p>
-    <w:p>
-      <w:pPr>
-        <w:keepNext/>
-        <w:spacing w:before="60" w:after="20"/>
-        <w:jc w:val="left"/>
-      </w:pPr>
-      <w:r>
-        <w:rPr>
-          <w:rFonts w:ascii="Times New Roman" w:hAnsi="Times New Roman"/>
-          <w:b w:val="0"/>
-          <w:i/>
-          <w:sz w:val="20"/>
-        </w:rPr>
-        <w:t xml:space="preserve">B. Learned Routers and Routing Benchmarks</w:t>
-      </w:r>
-    </w:p>
-    <w:p>
-      <w:pPr>
-        <w:keepNext w:val="0"/>
-        <w:spacing w:before="0" w:after="20" w:line="240" w:lineRule="auto"/>
-        <w:ind w:firstLine="216"/>
-        <w:jc w:val="both"/>
-      </w:pPr>
-      <w:r>
-        <w:rPr>
-          <w:rFonts w:ascii="Times New Roman" w:hAnsi="Times New Roman"/>
-          <w:sz w:val="20"/>
-        </w:rPr>
-        <w:t xml:space="preserve">RouteLLM [3] learns a router between a stronger and a weaker model from human preference data with data augmentation. Shnitzer et al. [4] learn model-selection rules from benchmark datasets, and Zooter [5] distills reward-model scores on training queries into a routing function. LLM-Blender [12] instead ensembles the outputs of several models through pairwise ranking and generative fusion, which improves quality but requires running multiple models per query. RouterBench [6] provides an evaluation framework and a large dataset of inference outcomes for comparing routing systems. These approaches are largely supervised: the router is trained offline and then applied, rather than updated from the outcome of each routed request.</w:t>
-      </w:r>
-    </w:p>
-    <w:p>
-      <w:pPr>
-        <w:keepNext/>
-        <w:spacing w:before="60" w:after="20"/>
-        <w:jc w:val="left"/>
-      </w:pPr>
-      <w:r>
-        <w:rPr>
-          <w:rFonts w:ascii="Times New Roman" w:hAnsi="Times New Roman"/>
-          <w:b w:val="0"/>
-          <w:i/>
-          <w:sz w:val="20"/>
-        </w:rPr>
-        <w:t xml:space="preserve">C. Contextual Bandits and LinUCB</w:t>
-      </w:r>
-    </w:p>
-    <w:p>
-      <w:pPr>
-        <w:keepNext w:val="0"/>
-        <w:spacing w:before="0" w:after="20" w:line="240" w:lineRule="auto"/>
-        <w:ind w:firstLine="216"/>
-        <w:jc w:val="both"/>
-      </w:pPr>
-      <w:r>
-        <w:rPr>
-          <w:rFonts w:ascii="Times New Roman" w:hAnsi="Times New Roman"/>
-          <w:sz w:val="20"/>
-        </w:rPr>
-        <w:t xml:space="preserve">The multi-armed bandit problem formalizes the exploration-exploitation trade-off, and upper-confidence-bound (UCB) strategies select the action whose optimistic reward estimate is highest [13]. Contextual bandits extend this setting by conditioning the choice on observed features [7]. Li et al. [8] introduced LinUCB for personalized news article recommendation, modeling expected reward as a linear function of context for each action. Chu et al. [9] analyzed regret for contextual bandits with linear payoff functions, and Abbasi-Yadkori et al. [14] derived improved confidence sets for linear stochastic bandits. Because bandit feedback reveals only the reward of the chosen action, offline evaluation requires care; replay-based methods use logged data to evaluate bandit policies without online deployment [15]. For environments whose reward distributions change, discounted and sliding-window UCB variants have been proposed [16].</w:t>
-      </w:r>
-    </w:p>
-    <w:p>
-      <w:pPr>
-        <w:keepNext/>
-        <w:spacing w:before="60" w:after="20"/>
-        <w:jc w:val="left"/>
-      </w:pPr>
-      <w:r>
-        <w:rPr>
-          <w:rFonts w:ascii="Times New Roman" w:hAnsi="Times New Roman"/>
-          <w:b w:val="0"/>
-          <w:i/>
-          <w:sz w:val="20"/>
-        </w:rPr>
-        <w:t xml:space="preserve">D. Bandit-Based LLM Routing</w:t>
-      </w:r>
-    </w:p>
-    <w:p>
-      <w:pPr>
-        <w:keepNext w:val="0"/>
-        <w:spacing w:before="0" w:after="20" w:line="240" w:lineRule="auto"/>
-        <w:ind w:firstLine="216"/>
-        <w:jc w:val="both"/>
-      </w:pPr>
-      <w:r>
-        <w:rPr>
-          <w:rFonts w:ascii="Times New Roman" w:hAnsi="Times New Roman"/>
-          <w:sz w:val="20"/>
-        </w:rPr>
-        <w:t xml:space="preserve">MixLLM [10] is a contextual-bandit-based routing system that enhances query embeddings with tags, uses lightweight predictors to estimate response quality and cost for each model, applies a meta-decision maker to balance quality, cost, and latency, and supports continual training. PILOT [11] extends LinUCB for LLM routing by learning a shared embedding space for queries and models from offline human preference data, refining it with online bandit feedback, and adding an online cost policy for budget-constrained routing. These studies show that bandit learning is a viable direction for routing. The present work focuses on a deliberately simple and inspectable design: standard disjoint LinUCB over interpretable query features, an explicit reward that combines quality, cost, and latency, and a controlled same-family model pool, evaluated against simple baselines under a documented protocol.</w:t>
-      </w:r>
-    </w:p>
-    <w:p>
-      <w:pPr>
-        <w:keepNext/>
-        <w:spacing w:before="60" w:after="20"/>
-        <w:jc w:val="left"/>
-      </w:pPr>
-      <w:r>
-        <w:rPr>
-          <w:rFonts w:ascii="Times New Roman" w:hAnsi="Times New Roman"/>
-          <w:b w:val="0"/>
-          <w:i/>
-          <w:sz w:val="20"/>
-        </w:rPr>
-        <w:t xml:space="preserve">E. Response Evaluation and Research Gap</w:t>
-      </w:r>
-    </w:p>
-    <w:p>
-      <w:pPr>
-        <w:keepNext w:val="0"/>
-        <w:spacing w:before="0" w:after="20" w:line="240" w:lineRule="auto"/>
-        <w:ind w:firstLine="216"/>
-        <w:jc w:val="both"/>
-      </w:pPr>
-      <w:r>
-        <w:rPr>
-          <w:rFonts w:ascii="Times New Roman" w:hAnsi="Times New Roman"/>
-          <w:sz w:val="20"/>
-        </w:rPr>
-        <w:t xml:space="preserve">Reward quality depends on how responses are scored. Reference-based metrics and unit tests are reliable where they apply, as in benchmark tasks for knowledge, mathematical reasoning, and code generation [17]-[19]. For open-ended responses, strong LLMs can serve as judges, but Zheng et al. [20] also document biases such as position and verbosity effects, which means judge scores must be validated before they are used as rewards. What remains less developed is a reproducible study that connects interpretable query context, contextual-bandit exploration, validated feedback, and an explicit quality-cost-latency reward in a single routing loop, and that reports when such a router improves on simple baselines and when it does not.</w:t>
+        <w:t xml:space="preserve">FrugalGPT [1] reduces LLM API cost with a cascade that stops once a scorer judges a response reliable, and Hybrid LLM [2] routes between a small and a large model by predicted difficulty. RouteLLM [3] learns a strong/weak router from preference data, Shnitzer et al. [4] learn selection rules from benchmarks, and Zooter [5] distills reward-model scores into a routing function; LLM-Blender [12] ensembles the outputs of several models at the price of running all of them. These routers are largely supervised and fixed after training. On the bandit side, UCB strategies select the action with the highest optimistic estimate [13]; LinUCB [8] conditions this on context, with regret analyses by Chu et al. [9] and improved confidence sets by Abbasi-Yadkori et al. [14]. Logged data allow offline replay evaluation of bandit policies [15], and sliding-window and discounted UCB handle non-stationary rewards [16]. MixLLM [10] applies contextual bandits to routing with tag-enhanced embeddings and quality and cost predictors, and PILOT [11] extends LinUCB with a learned query-model embedding and an online budget policy. Reward quality depends on scoring: references and unit tests are reliable where they apply [17]-[19], while LLM judges show position and verbosity biases [20]. The present work keeps the router deliberately simple and inspectable and reports measured results against simple baselines, including where it does not win.</w:t>
       </w:r>
     </w:p>
     <w:p>
@@ -649,7 +449,7 @@
           <w:rFonts w:ascii="Times New Roman" w:hAnsi="Times New Roman"/>
           <w:sz w:val="20"/>
         </w:rPr>
-        <w:t xml:space="preserve">Queries arrive sequentially for t = 1, ..., T. For query q_t, a feature extractor produces a context vector x_t in R^d. The router chooses an action a_t from the candidate set K of models, the chosen model generates a response, and the system observes a scalar reward r_t only for the chosen model. The goal is a policy that maximizes cumulative reward</w:t>
+        <w:t xml:space="preserve">Queries arrive sequentially for t = 1, ..., T. For query q_t a feature extractor produces x_t in R^d, the router chooses a model a_t from the candidate set K, and the system observes a reward r_t only for that model. The goal is to maximize cumulative reward</w:t>
       </w:r>
     </w:p>
     <w:p>
@@ -683,7 +483,7 @@
           <w:rFonts w:ascii="Times New Roman" w:hAnsi="Times New Roman"/>
           <w:sz w:val="20"/>
         </w:rPr>
-        <w:t xml:space="preserve">or, equivalently, minimizes regret relative to a reference policy. Using an oracle that knows the best model for each query from offline outcomes, regret is</w:t>
+        <w:t xml:space="preserve">or, equivalently, to minimize regret relative to the per-query oracle a*_t = argmax_a r_t(a), which is computable only because every model is run on every query offline:</w:t>
       </w:r>
     </w:p>
     <w:p>
@@ -703,21 +503,6 @@
         <w:t xml:space="preserve">Reg(T) = Σ_{t=1..T} [ r_t(a*_t) − r_t(a_t) ]</w:t>
         <w:tab/>
         <w:t>(2)</w:t>
-      </w:r>
-    </w:p>
-    <w:p>
-      <w:pPr>
-        <w:keepNext w:val="0"/>
-        <w:spacing w:before="0" w:after="20" w:line="240" w:lineRule="auto"/>
-        <w:ind w:firstLine="216"/>
-        <w:jc w:val="both"/>
-      </w:pPr>
-      <w:r>
-        <w:rPr>
-          <w:rFonts w:ascii="Times New Roman" w:hAnsi="Times New Roman"/>
-          <w:sz w:val="20"/>
-        </w:rPr>
-        <w:t xml:space="preserve">This oracle is an analysis reference available only when every model has been run on every query offline; it is not a policy that could be deployed in real time. Here a*_t = argmax_a r_t(a) is the model with the highest logged reward for query t.</w:t>
       </w:r>
     </w:p>
     <w:p>
@@ -748,7 +533,7 @@
           <w:rFonts w:ascii="Times New Roman" w:hAnsi="Times New Roman"/>
           <w:sz w:val="20"/>
         </w:rPr>
-        <w:t xml:space="preserve">For a controlled initial experiment, the candidate pool consists of three models from the same family at different sizes, drawn from the Qwen3 series [21] (Table I). Using one family reduces confounding differences in tokenizer, prompt format, and training recipe, so that differences between models are driven mainly by scale. The router can later be extended to models from different families or providers. vLLM [22] is the proposed serving layer, and the router communicates with all models through one consistent interface. The exact model versions, quantization, decoding settings, serving configuration, and hardware will be recorded in the experiment report; Table I lists proposed candidates and is not a claim that every configuration has already been tested. Qwen3 models support both a reasoning (thinking) mode and a non-thinking mode [21]; the mode used must be fixed and reported, because it strongly affects output length and latency.</w:t>
+        <w:t xml:space="preserve">The pool contains three Qwen3 models of different sizes [21] (Table I). One family keeps tokenizer, prompt format, and training recipe fixed, so differences are driven mainly by scale. All three are served with vLLM [22] through one OpenAI-compatible interface on a single NVIDIA RTX 4090 (24 GB). Because bf16 Qwen3-14B does not fit in 24 GB, Qwen's official FP8 checkpoints are used for all three models so precision is identical across the pool. Decoding is greedy (temperature 0, seed 0) with at most 1,024 output tokens, a 120 s timeout, and thinking mode disabled [21]. The models are served one at a time. Cost is a compute proxy: the per-1k-token rate in Table I times the request's input plus output tokens.</w:t>
       </w:r>
     </w:p>
     <w:p>
@@ -776,7 +561,7 @@
         </w:rPr>
         <w:t>TABLE I</w:t>
         <w:br/>
-        <w:t xml:space="preserve">PROPOSED CANDIDATE MODEL POOL</w:t>
+        <w:t xml:space="preserve">CANDIDATE MODEL POOL AS RUN IN THE PILOT</w:t>
       </w:r>
     </w:p>
     <w:tbl>
@@ -795,12 +580,12 @@
         <w:tblLook w:val="04A0" w:firstRow="1" w:lastRow="0" w:firstColumn="1" w:lastColumn="0" w:noHBand="0" w:noVBand="1"/>
       </w:tblPr>
       <w:tblGrid>
-        <w:gridCol w:w="1200"/>
+        <w:gridCol w:w="900"/>
+        <w:gridCol w:w="2100"/>
+        <w:gridCol w:w="1000"/>
         <w:gridCol w:w="1900"/>
-        <w:gridCol w:w="1300"/>
-        <w:gridCol w:w="1800"/>
-        <w:gridCol w:w="1961"/>
-        <w:gridCol w:w="1962"/>
+        <w:gridCol w:w="1500"/>
+        <w:gridCol w:w="2723"/>
       </w:tblGrid>
       <w:tr>
         <w:trPr>
@@ -808,7 +593,7 @@
         </w:trPr>
         <w:tc>
           <w:tcPr>
-            <w:tcW w:type="dxa" w:w="1200"/>
+            <w:tcW w:type="dxa" w:w="900"/>
             <w:shd w:val="clear" w:color="auto" w:fill="E7E6E6"/>
             <w:tcMar>
               <w:top w:w="40" w:type="dxa"/>
@@ -835,6 +620,60 @@
         </w:tc>
         <w:tc>
           <w:tcPr>
+            <w:tcW w:type="dxa" w:w="2100"/>
+            <w:shd w:val="clear" w:color="auto" w:fill="E7E6E6"/>
+            <w:tcMar>
+              <w:top w:w="40" w:type="dxa"/>
+              <w:start w:w="50" w:type="dxa"/>
+              <w:bottom w:w="40" w:type="dxa"/>
+              <w:end w:w="50" w:type="dxa"/>
+            </w:tcMar>
+            <w:vAlign w:val="center"/>
+          </w:tcPr>
+          <w:p>
+            <w:pPr>
+              <w:spacing w:before="0" w:after="0" w:line="240" w:lineRule="auto"/>
+              <w:jc w:val="center"/>
+            </w:pPr>
+            <w:r>
+              <w:rPr>
+                <w:rFonts w:ascii="Times New Roman" w:hAnsi="Times New Roman"/>
+                <w:b/>
+                <w:sz w:val="14"/>
+              </w:rPr>
+              <w:t xml:space="preserve">Checkpoint</w:t>
+            </w:r>
+          </w:p>
+        </w:tc>
+        <w:tc>
+          <w:tcPr>
+            <w:tcW w:type="dxa" w:w="1000"/>
+            <w:shd w:val="clear" w:color="auto" w:fill="E7E6E6"/>
+            <w:tcMar>
+              <w:top w:w="40" w:type="dxa"/>
+              <w:start w:w="50" w:type="dxa"/>
+              <w:bottom w:w="40" w:type="dxa"/>
+              <w:end w:w="50" w:type="dxa"/>
+            </w:tcMar>
+            <w:vAlign w:val="center"/>
+          </w:tcPr>
+          <w:p>
+            <w:pPr>
+              <w:spacing w:before="0" w:after="0" w:line="240" w:lineRule="auto"/>
+              <w:jc w:val="center"/>
+            </w:pPr>
+            <w:r>
+              <w:rPr>
+                <w:rFonts w:ascii="Times New Roman" w:hAnsi="Times New Roman"/>
+                <w:b/>
+                <w:sz w:val="14"/>
+              </w:rPr>
+              <w:t xml:space="preserve">Precision</w:t>
+            </w:r>
+          </w:p>
+        </w:tc>
+        <w:tc>
+          <w:tcPr>
             <w:tcW w:type="dxa" w:w="1900"/>
             <w:shd w:val="clear" w:color="auto" w:fill="E7E6E6"/>
             <w:tcMar>
@@ -856,13 +695,13 @@
                 <w:b/>
                 <w:sz w:val="14"/>
               </w:rPr>
-              <w:t xml:space="preserve">Candidate Model</w:t>
+              <w:t xml:space="preserve">Serving / Hardware</w:t>
             </w:r>
           </w:p>
         </w:tc>
         <w:tc>
           <w:tcPr>
-            <w:tcW w:type="dxa" w:w="1300"/>
+            <w:tcW w:type="dxa" w:w="1500"/>
             <w:shd w:val="clear" w:color="auto" w:fill="E7E6E6"/>
             <w:tcMar>
               <w:top w:w="40" w:type="dxa"/>
@@ -883,13 +722,13 @@
                 <w:b/>
                 <w:sz w:val="14"/>
               </w:rPr>
-              <w:t xml:space="preserve">Nominal Size</w:t>
+              <w:t xml:space="preserve">Cost Rate (per 1k tokens)</w:t>
             </w:r>
           </w:p>
         </w:tc>
         <w:tc>
           <w:tcPr>
-            <w:tcW w:type="dxa" w:w="1800"/>
+            <w:tcW w:type="dxa" w:w="2723"/>
             <w:shd w:val="clear" w:color="auto" w:fill="E7E6E6"/>
             <w:tcMar>
               <w:top w:w="40" w:type="dxa"/>
@@ -910,61 +749,7 @@
                 <w:b/>
                 <w:sz w:val="14"/>
               </w:rPr>
-              <w:t xml:space="preserve">Serving</w:t>
-            </w:r>
-          </w:p>
-        </w:tc>
-        <w:tc>
-          <w:tcPr>
-            <w:tcW w:type="dxa" w:w="1961"/>
-            <w:shd w:val="clear" w:color="auto" w:fill="E7E6E6"/>
-            <w:tcMar>
-              <w:top w:w="40" w:type="dxa"/>
-              <w:start w:w="50" w:type="dxa"/>
-              <w:bottom w:w="40" w:type="dxa"/>
-              <w:end w:w="50" w:type="dxa"/>
-            </w:tcMar>
-            <w:vAlign w:val="center"/>
-          </w:tcPr>
-          <w:p>
-            <w:pPr>
-              <w:spacing w:before="0" w:after="0" w:line="240" w:lineRule="auto"/>
-              <w:jc w:val="center"/>
-            </w:pPr>
-            <w:r>
-              <w:rPr>
-                <w:rFonts w:ascii="Times New Roman" w:hAnsi="Times New Roman"/>
-                <w:b/>
-                <w:sz w:val="14"/>
-              </w:rPr>
-              <w:t xml:space="preserve">Precision / Quantization</w:t>
-            </w:r>
-          </w:p>
-        </w:tc>
-        <w:tc>
-          <w:tcPr>
-            <w:tcW w:type="dxa" w:w="1962"/>
-            <w:shd w:val="clear" w:color="auto" w:fill="E7E6E6"/>
-            <w:tcMar>
-              <w:top w:w="40" w:type="dxa"/>
-              <w:start w:w="50" w:type="dxa"/>
-              <w:bottom w:w="40" w:type="dxa"/>
-              <w:end w:w="50" w:type="dxa"/>
-            </w:tcMar>
-            <w:vAlign w:val="center"/>
-          </w:tcPr>
-          <w:p>
-            <w:pPr>
-              <w:spacing w:before="0" w:after="0" w:line="240" w:lineRule="auto"/>
-              <w:jc w:val="center"/>
-            </w:pPr>
-            <w:r>
-              <w:rPr>
-                <w:rFonts w:ascii="Times New Roman" w:hAnsi="Times New Roman"/>
-                <w:b/>
-                <w:sz w:val="14"/>
-              </w:rPr>
-              <w:t xml:space="preserve">Decoding Settings</w:t>
+              <w:t xml:space="preserve">Decoding</w:t>
             </w:r>
           </w:p>
         </w:tc>
@@ -975,7 +760,7 @@
         </w:trPr>
         <w:tc>
           <w:tcPr>
-            <w:tcW w:type="dxa" w:w="1200"/>
+            <w:tcW w:type="dxa" w:w="900"/>
             <w:tcMar>
               <w:top w:w="40" w:type="dxa"/>
               <w:start w:w="50" w:type="dxa"/>
@@ -1001,7 +786,33 @@
         </w:tc>
         <w:tc>
           <w:tcPr>
-            <w:tcW w:type="dxa" w:w="1900"/>
+            <w:tcW w:type="dxa" w:w="2100"/>
+            <w:tcMar>
+              <w:top w:w="40" w:type="dxa"/>
+              <w:start w:w="50" w:type="dxa"/>
+              <w:bottom w:w="40" w:type="dxa"/>
+              <w:end w:w="50" w:type="dxa"/>
+            </w:tcMar>
+            <w:vAlign w:val="center"/>
+          </w:tcPr>
+          <w:p>
+            <w:pPr>
+              <w:spacing w:before="0" w:after="0" w:line="240" w:lineRule="auto"/>
+              <w:jc w:val="left"/>
+            </w:pPr>
+            <w:r>
+              <w:rPr>
+                <w:rFonts w:ascii="Times New Roman" w:hAnsi="Times New Roman"/>
+                <w:b w:val="0"/>
+                <w:sz w:val="14"/>
+              </w:rPr>
+              <w:t xml:space="preserve">Qwen/Qwen3-4B-FP8</w:t>
+            </w:r>
+          </w:p>
+        </w:tc>
+        <w:tc>
+          <w:tcPr>
+            <w:tcW w:type="dxa" w:w="1000"/>
             <w:tcMar>
               <w:top w:w="40" w:type="dxa"/>
               <w:start w:w="50" w:type="dxa"/>
@@ -1021,13 +832,39 @@
                 <w:b w:val="0"/>
                 <w:sz w:val="14"/>
               </w:rPr>
-              <w:t xml:space="preserve">Qwen3-4B</w:t>
+              <w:t xml:space="preserve">FP8</w:t>
             </w:r>
           </w:p>
         </w:tc>
         <w:tc>
           <w:tcPr>
-            <w:tcW w:type="dxa" w:w="1300"/>
+            <w:tcW w:type="dxa" w:w="1900"/>
+            <w:tcMar>
+              <w:top w:w="40" w:type="dxa"/>
+              <w:start w:w="50" w:type="dxa"/>
+              <w:bottom w:w="40" w:type="dxa"/>
+              <w:end w:w="50" w:type="dxa"/>
+            </w:tcMar>
+            <w:vAlign w:val="center"/>
+          </w:tcPr>
+          <w:p>
+            <w:pPr>
+              <w:spacing w:before="0" w:after="0" w:line="240" w:lineRule="auto"/>
+              <w:jc w:val="left"/>
+            </w:pPr>
+            <w:r>
+              <w:rPr>
+                <w:rFonts w:ascii="Times New Roman" w:hAnsi="Times New Roman"/>
+                <w:b w:val="0"/>
+                <w:sz w:val="14"/>
+              </w:rPr>
+              <w:t xml:space="preserve">vLLM, 1× RTX 4090</w:t>
+            </w:r>
+          </w:p>
+        </w:tc>
+        <w:tc>
+          <w:tcPr>
+            <w:tcW w:type="dxa" w:w="1500"/>
             <w:tcMar>
               <w:top w:w="40" w:type="dxa"/>
               <w:start w:w="50" w:type="dxa"/>
@@ -1047,13 +884,13 @@
                 <w:b w:val="0"/>
                 <w:sz w:val="14"/>
               </w:rPr>
-              <w:t xml:space="preserve">4B</w:t>
+              <w:t xml:space="preserve">4.0</w:t>
             </w:r>
           </w:p>
         </w:tc>
         <w:tc>
           <w:tcPr>
-            <w:tcW w:type="dxa" w:w="1800"/>
+            <w:tcW w:type="dxa" w:w="2723"/>
             <w:tcMar>
               <w:top w:w="40" w:type="dxa"/>
               <w:start w:w="50" w:type="dxa"/>
@@ -1073,61 +910,7 @@
                 <w:b w:val="0"/>
                 <w:sz w:val="14"/>
               </w:rPr>
-              <w:t xml:space="preserve">vLLM (proposed)</w:t>
-            </w:r>
-          </w:p>
-        </w:tc>
-        <w:tc>
-          <w:tcPr>
-            <w:tcW w:type="dxa" w:w="1961"/>
-            <w:tcMar>
-              <w:top w:w="40" w:type="dxa"/>
-              <w:start w:w="50" w:type="dxa"/>
-              <w:bottom w:w="40" w:type="dxa"/>
-              <w:end w:w="50" w:type="dxa"/>
-            </w:tcMar>
-            <w:vAlign w:val="center"/>
-          </w:tcPr>
-          <w:p>
-            <w:pPr>
-              <w:spacing w:before="0" w:after="0" w:line="240" w:lineRule="auto"/>
-              <w:jc w:val="left"/>
-            </w:pPr>
-            <w:r>
-              <w:rPr>
-                <w:rFonts w:ascii="Times New Roman" w:hAnsi="Times New Roman"/>
-                <w:b w:val="0"/>
-                <w:highlight w:val="yellow"/>
-                <w:sz w:val="14"/>
-              </w:rPr>
-              <w:t xml:space="preserve">[To be recorded]</w:t>
-            </w:r>
-          </w:p>
-        </w:tc>
-        <w:tc>
-          <w:tcPr>
-            <w:tcW w:type="dxa" w:w="1962"/>
-            <w:tcMar>
-              <w:top w:w="40" w:type="dxa"/>
-              <w:start w:w="50" w:type="dxa"/>
-              <w:bottom w:w="40" w:type="dxa"/>
-              <w:end w:w="50" w:type="dxa"/>
-            </w:tcMar>
-            <w:vAlign w:val="center"/>
-          </w:tcPr>
-          <w:p>
-            <w:pPr>
-              <w:spacing w:before="0" w:after="0" w:line="240" w:lineRule="auto"/>
-              <w:jc w:val="left"/>
-            </w:pPr>
-            <w:r>
-              <w:rPr>
-                <w:rFonts w:ascii="Times New Roman" w:hAnsi="Times New Roman"/>
-                <w:b w:val="0"/>
-                <w:highlight w:val="yellow"/>
-                <w:sz w:val="14"/>
-              </w:rPr>
-              <w:t xml:space="preserve">[To be recorded]</w:t>
+              <w:t xml:space="preserve">T = 0, ≤1,024 tokens, no thinking</w:t>
             </w:r>
           </w:p>
         </w:tc>
@@ -1138,7 +921,7 @@
         </w:trPr>
         <w:tc>
           <w:tcPr>
-            <w:tcW w:type="dxa" w:w="1200"/>
+            <w:tcW w:type="dxa" w:w="900"/>
             <w:tcMar>
               <w:top w:w="40" w:type="dxa"/>
               <w:start w:w="50" w:type="dxa"/>
@@ -1164,7 +947,33 @@
         </w:tc>
         <w:tc>
           <w:tcPr>
-            <w:tcW w:type="dxa" w:w="1900"/>
+            <w:tcW w:type="dxa" w:w="2100"/>
+            <w:tcMar>
+              <w:top w:w="40" w:type="dxa"/>
+              <w:start w:w="50" w:type="dxa"/>
+              <w:bottom w:w="40" w:type="dxa"/>
+              <w:end w:w="50" w:type="dxa"/>
+            </w:tcMar>
+            <w:vAlign w:val="center"/>
+          </w:tcPr>
+          <w:p>
+            <w:pPr>
+              <w:spacing w:before="0" w:after="0" w:line="240" w:lineRule="auto"/>
+              <w:jc w:val="left"/>
+            </w:pPr>
+            <w:r>
+              <w:rPr>
+                <w:rFonts w:ascii="Times New Roman" w:hAnsi="Times New Roman"/>
+                <w:b w:val="0"/>
+                <w:sz w:val="14"/>
+              </w:rPr>
+              <w:t xml:space="preserve">Qwen/Qwen3-8B-FP8</w:t>
+            </w:r>
+          </w:p>
+        </w:tc>
+        <w:tc>
+          <w:tcPr>
+            <w:tcW w:type="dxa" w:w="1000"/>
             <w:tcMar>
               <w:top w:w="40" w:type="dxa"/>
               <w:start w:w="50" w:type="dxa"/>
@@ -1184,13 +993,39 @@
                 <w:b w:val="0"/>
                 <w:sz w:val="14"/>
               </w:rPr>
-              <w:t xml:space="preserve">Qwen3-8B</w:t>
+              <w:t xml:space="preserve">FP8</w:t>
             </w:r>
           </w:p>
         </w:tc>
         <w:tc>
           <w:tcPr>
-            <w:tcW w:type="dxa" w:w="1300"/>
+            <w:tcW w:type="dxa" w:w="1900"/>
+            <w:tcMar>
+              <w:top w:w="40" w:type="dxa"/>
+              <w:start w:w="50" w:type="dxa"/>
+              <w:bottom w:w="40" w:type="dxa"/>
+              <w:end w:w="50" w:type="dxa"/>
+            </w:tcMar>
+            <w:vAlign w:val="center"/>
+          </w:tcPr>
+          <w:p>
+            <w:pPr>
+              <w:spacing w:before="0" w:after="0" w:line="240" w:lineRule="auto"/>
+              <w:jc w:val="left"/>
+            </w:pPr>
+            <w:r>
+              <w:rPr>
+                <w:rFonts w:ascii="Times New Roman" w:hAnsi="Times New Roman"/>
+                <w:b w:val="0"/>
+                <w:sz w:val="14"/>
+              </w:rPr>
+              <w:t xml:space="preserve">vLLM, 1× RTX 4090</w:t>
+            </w:r>
+          </w:p>
+        </w:tc>
+        <w:tc>
+          <w:tcPr>
+            <w:tcW w:type="dxa" w:w="1500"/>
             <w:tcMar>
               <w:top w:w="40" w:type="dxa"/>
               <w:start w:w="50" w:type="dxa"/>
@@ -1210,13 +1045,13 @@
                 <w:b w:val="0"/>
                 <w:sz w:val="14"/>
               </w:rPr>
-              <w:t xml:space="preserve">8B</w:t>
+              <w:t xml:space="preserve">8.0</w:t>
             </w:r>
           </w:p>
         </w:tc>
         <w:tc>
           <w:tcPr>
-            <w:tcW w:type="dxa" w:w="1800"/>
+            <w:tcW w:type="dxa" w:w="2723"/>
             <w:tcMar>
               <w:top w:w="40" w:type="dxa"/>
               <w:start w:w="50" w:type="dxa"/>
@@ -1236,61 +1071,7 @@
                 <w:b w:val="0"/>
                 <w:sz w:val="14"/>
               </w:rPr>
-              <w:t xml:space="preserve">vLLM (proposed)</w:t>
-            </w:r>
-          </w:p>
-        </w:tc>
-        <w:tc>
-          <w:tcPr>
-            <w:tcW w:type="dxa" w:w="1961"/>
-            <w:tcMar>
-              <w:top w:w="40" w:type="dxa"/>
-              <w:start w:w="50" w:type="dxa"/>
-              <w:bottom w:w="40" w:type="dxa"/>
-              <w:end w:w="50" w:type="dxa"/>
-            </w:tcMar>
-            <w:vAlign w:val="center"/>
-          </w:tcPr>
-          <w:p>
-            <w:pPr>
-              <w:spacing w:before="0" w:after="0" w:line="240" w:lineRule="auto"/>
-              <w:jc w:val="left"/>
-            </w:pPr>
-            <w:r>
-              <w:rPr>
-                <w:rFonts w:ascii="Times New Roman" w:hAnsi="Times New Roman"/>
-                <w:b w:val="0"/>
-                <w:highlight w:val="yellow"/>
-                <w:sz w:val="14"/>
-              </w:rPr>
-              <w:t xml:space="preserve">[To be recorded]</w:t>
-            </w:r>
-          </w:p>
-        </w:tc>
-        <w:tc>
-          <w:tcPr>
-            <w:tcW w:type="dxa" w:w="1962"/>
-            <w:tcMar>
-              <w:top w:w="40" w:type="dxa"/>
-              <w:start w:w="50" w:type="dxa"/>
-              <w:bottom w:w="40" w:type="dxa"/>
-              <w:end w:w="50" w:type="dxa"/>
-            </w:tcMar>
-            <w:vAlign w:val="center"/>
-          </w:tcPr>
-          <w:p>
-            <w:pPr>
-              <w:spacing w:before="0" w:after="0" w:line="240" w:lineRule="auto"/>
-              <w:jc w:val="left"/>
-            </w:pPr>
-            <w:r>
-              <w:rPr>
-                <w:rFonts w:ascii="Times New Roman" w:hAnsi="Times New Roman"/>
-                <w:b w:val="0"/>
-                <w:highlight w:val="yellow"/>
-                <w:sz w:val="14"/>
-              </w:rPr>
-              <w:t xml:space="preserve">[To be recorded]</w:t>
+              <w:t xml:space="preserve">T = 0, ≤1,024 tokens, no thinking</w:t>
             </w:r>
           </w:p>
         </w:tc>
@@ -1301,7 +1082,7 @@
         </w:trPr>
         <w:tc>
           <w:tcPr>
-            <w:tcW w:type="dxa" w:w="1200"/>
+            <w:tcW w:type="dxa" w:w="900"/>
             <w:tcMar>
               <w:top w:w="40" w:type="dxa"/>
               <w:start w:w="50" w:type="dxa"/>
@@ -1327,7 +1108,33 @@
         </w:tc>
         <w:tc>
           <w:tcPr>
-            <w:tcW w:type="dxa" w:w="1900"/>
+            <w:tcW w:type="dxa" w:w="2100"/>
+            <w:tcMar>
+              <w:top w:w="40" w:type="dxa"/>
+              <w:start w:w="50" w:type="dxa"/>
+              <w:bottom w:w="40" w:type="dxa"/>
+              <w:end w:w="50" w:type="dxa"/>
+            </w:tcMar>
+            <w:vAlign w:val="center"/>
+          </w:tcPr>
+          <w:p>
+            <w:pPr>
+              <w:spacing w:before="0" w:after="0" w:line="240" w:lineRule="auto"/>
+              <w:jc w:val="left"/>
+            </w:pPr>
+            <w:r>
+              <w:rPr>
+                <w:rFonts w:ascii="Times New Roman" w:hAnsi="Times New Roman"/>
+                <w:b w:val="0"/>
+                <w:sz w:val="14"/>
+              </w:rPr>
+              <w:t xml:space="preserve">Qwen/Qwen3-14B-FP8</w:t>
+            </w:r>
+          </w:p>
+        </w:tc>
+        <w:tc>
+          <w:tcPr>
+            <w:tcW w:type="dxa" w:w="1000"/>
             <w:tcMar>
               <w:top w:w="40" w:type="dxa"/>
               <w:start w:w="50" w:type="dxa"/>
@@ -1347,13 +1154,39 @@
                 <w:b w:val="0"/>
                 <w:sz w:val="14"/>
               </w:rPr>
-              <w:t xml:space="preserve">Qwen3-14B</w:t>
+              <w:t xml:space="preserve">FP8</w:t>
             </w:r>
           </w:p>
         </w:tc>
         <w:tc>
           <w:tcPr>
-            <w:tcW w:type="dxa" w:w="1300"/>
+            <w:tcW w:type="dxa" w:w="1900"/>
+            <w:tcMar>
+              <w:top w:w="40" w:type="dxa"/>
+              <w:start w:w="50" w:type="dxa"/>
+              <w:bottom w:w="40" w:type="dxa"/>
+              <w:end w:w="50" w:type="dxa"/>
+            </w:tcMar>
+            <w:vAlign w:val="center"/>
+          </w:tcPr>
+          <w:p>
+            <w:pPr>
+              <w:spacing w:before="0" w:after="0" w:line="240" w:lineRule="auto"/>
+              <w:jc w:val="left"/>
+            </w:pPr>
+            <w:r>
+              <w:rPr>
+                <w:rFonts w:ascii="Times New Roman" w:hAnsi="Times New Roman"/>
+                <w:b w:val="0"/>
+                <w:sz w:val="14"/>
+              </w:rPr>
+              <w:t xml:space="preserve">vLLM, 1× RTX 4090</w:t>
+            </w:r>
+          </w:p>
+        </w:tc>
+        <w:tc>
+          <w:tcPr>
+            <w:tcW w:type="dxa" w:w="1500"/>
             <w:tcMar>
               <w:top w:w="40" w:type="dxa"/>
               <w:start w:w="50" w:type="dxa"/>
@@ -1373,13 +1206,13 @@
                 <w:b w:val="0"/>
                 <w:sz w:val="14"/>
               </w:rPr>
-              <w:t xml:space="preserve">14B</w:t>
+              <w:t xml:space="preserve">14.0</w:t>
             </w:r>
           </w:p>
         </w:tc>
         <w:tc>
           <w:tcPr>
-            <w:tcW w:type="dxa" w:w="1800"/>
+            <w:tcW w:type="dxa" w:w="2723"/>
             <w:tcMar>
               <w:top w:w="40" w:type="dxa"/>
               <w:start w:w="50" w:type="dxa"/>
@@ -1399,61 +1232,7 @@
                 <w:b w:val="0"/>
                 <w:sz w:val="14"/>
               </w:rPr>
-              <w:t xml:space="preserve">vLLM (proposed)</w:t>
-            </w:r>
-          </w:p>
-        </w:tc>
-        <w:tc>
-          <w:tcPr>
-            <w:tcW w:type="dxa" w:w="1961"/>
-            <w:tcMar>
-              <w:top w:w="40" w:type="dxa"/>
-              <w:start w:w="50" w:type="dxa"/>
-              <w:bottom w:w="40" w:type="dxa"/>
-              <w:end w:w="50" w:type="dxa"/>
-            </w:tcMar>
-            <w:vAlign w:val="center"/>
-          </w:tcPr>
-          <w:p>
-            <w:pPr>
-              <w:spacing w:before="0" w:after="0" w:line="240" w:lineRule="auto"/>
-              <w:jc w:val="left"/>
-            </w:pPr>
-            <w:r>
-              <w:rPr>
-                <w:rFonts w:ascii="Times New Roman" w:hAnsi="Times New Roman"/>
-                <w:b w:val="0"/>
-                <w:highlight w:val="yellow"/>
-                <w:sz w:val="14"/>
-              </w:rPr>
-              <w:t xml:space="preserve">[To be recorded]</w:t>
-            </w:r>
-          </w:p>
-        </w:tc>
-        <w:tc>
-          <w:tcPr>
-            <w:tcW w:type="dxa" w:w="1962"/>
-            <w:tcMar>
-              <w:top w:w="40" w:type="dxa"/>
-              <w:start w:w="50" w:type="dxa"/>
-              <w:bottom w:w="40" w:type="dxa"/>
-              <w:end w:w="50" w:type="dxa"/>
-            </w:tcMar>
-            <w:vAlign w:val="center"/>
-          </w:tcPr>
-          <w:p>
-            <w:pPr>
-              <w:spacing w:before="0" w:after="0" w:line="240" w:lineRule="auto"/>
-              <w:jc w:val="left"/>
-            </w:pPr>
-            <w:r>
-              <w:rPr>
-                <w:rFonts w:ascii="Times New Roman" w:hAnsi="Times New Roman"/>
-                <w:b w:val="0"/>
-                <w:highlight w:val="yellow"/>
-                <w:sz w:val="14"/>
-              </w:rPr>
-              <w:t xml:space="preserve">[To be recorded]</w:t>
+              <w:t xml:space="preserve">T = 0, ≤1,024 tokens, no thinking</w:t>
             </w:r>
           </w:p>
         </w:tc>
@@ -1483,7 +1262,7 @@
           <w:i/>
           <w:sz w:val="20"/>
         </w:rPr>
-        <w:t xml:space="preserve">C. Task Categories and Dataset Strategy</w:t>
+        <w:t xml:space="preserve">C. Task Categories and Dataset</w:t>
       </w:r>
     </w:p>
     <w:p>
@@ -1498,1598 +1277,7 @@
           <w:rFonts w:ascii="Times New Roman" w:hAnsi="Times New Roman"/>
           <w:sz w:val="20"/>
         </w:rPr>
-        <w:t xml:space="preserve">The evaluation dataset should represent a range of realistic tasks rather than a single prompt category. Seven categories are used: general question answering, reasoning and multi-step problems, coding and debugging, summarization, text transformation and writing, information extraction, and instruction following. The dataset can combine public benchmark tasks, such as knowledge, mathematical-reasoning, and code-generation benchmarks [17]-[19], with a carefully designed set of application-style queries. The terms and licenses of every dataset must be checked before use. Table II summarizes the quality signal planned for each category.</w:t>
-      </w:r>
-    </w:p>
-    <w:p>
-      <w:pPr>
-        <w:sectPr>
-          <w:type w:val="continuous"/>
-          <w:pgSz w:w="11909" w:h="16834"/>
-          <w:pgMar w:top="778" w:right="893" w:bottom="1440" w:left="893" w:header="288" w:footer="360" w:gutter="0"/>
-          <w:cols w:space="360" w:num="2"/>
-          <w:docGrid w:linePitch="360"/>
-        </w:sectPr>
-      </w:pPr>
-    </w:p>
-    <w:p>
-      <w:pPr>
-        <w:keepNext/>
-        <w:spacing w:before="60" w:after="40"/>
-        <w:jc w:val="center"/>
-      </w:pPr>
-      <w:r>
-        <w:rPr>
-          <w:rFonts w:ascii="Times New Roman" w:hAnsi="Times New Roman"/>
-          <w:b/>
-          <w:sz w:val="16"/>
-        </w:rPr>
-        <w:t>TABLE II</w:t>
-        <w:br/>
-        <w:t xml:space="preserve">TASK CATEGORIES AND PLANNED QUALITY SIGNALS</w:t>
-      </w:r>
-    </w:p>
-    <w:tbl>
-      <w:tblPr>
-        <w:tblW w:type="dxa" w:w="10123"/>
-        <w:jc w:val="center"/>
-        <w:tblBorders>
-          <w:top w:val="single" w:sz="4" w:color="808080"/>
-          <w:left w:val="single" w:sz="4" w:color="808080"/>
-          <w:bottom w:val="single" w:sz="4" w:color="808080"/>
-          <w:right w:val="single" w:sz="4" w:color="808080"/>
-          <w:insideH w:val="single" w:sz="4" w:color="808080"/>
-          <w:insideV w:val="single" w:sz="4" w:color="808080"/>
-        </w:tblBorders>
-        <w:tblLayout w:type="fixed"/>
-        <w:tblLook w:val="04A0" w:firstRow="1" w:lastRow="0" w:firstColumn="1" w:lastColumn="0" w:noHBand="0" w:noVBand="1"/>
-      </w:tblPr>
-      <w:tblGrid>
-        <w:gridCol w:w="3000"/>
-        <w:gridCol w:w="3700"/>
-        <w:gridCol w:w="3423"/>
-      </w:tblGrid>
-      <w:tr>
-        <w:trPr>
-          <w:tblHeader/>
-        </w:trPr>
-        <w:tc>
-          <w:tcPr>
-            <w:tcW w:type="dxa" w:w="3000"/>
-            <w:shd w:val="clear" w:color="auto" w:fill="E7E6E6"/>
-            <w:tcMar>
-              <w:top w:w="40" w:type="dxa"/>
-              <w:start w:w="50" w:type="dxa"/>
-              <w:bottom w:w="40" w:type="dxa"/>
-              <w:end w:w="50" w:type="dxa"/>
-            </w:tcMar>
-            <w:vAlign w:val="center"/>
-          </w:tcPr>
-          <w:p>
-            <w:pPr>
-              <w:spacing w:before="0" w:after="0" w:line="240" w:lineRule="auto"/>
-              <w:jc w:val="center"/>
-            </w:pPr>
-            <w:r>
-              <w:rPr>
-                <w:rFonts w:ascii="Times New Roman" w:hAnsi="Times New Roman"/>
-                <w:b/>
-                <w:sz w:val="14"/>
-              </w:rPr>
-              <w:t xml:space="preserve">Task Category</w:t>
-            </w:r>
-          </w:p>
-        </w:tc>
-        <w:tc>
-          <w:tcPr>
-            <w:tcW w:type="dxa" w:w="3700"/>
-            <w:shd w:val="clear" w:color="auto" w:fill="E7E6E6"/>
-            <w:tcMar>
-              <w:top w:w="40" w:type="dxa"/>
-              <w:start w:w="50" w:type="dxa"/>
-              <w:bottom w:w="40" w:type="dxa"/>
-              <w:end w:w="50" w:type="dxa"/>
-            </w:tcMar>
-            <w:vAlign w:val="center"/>
-          </w:tcPr>
-          <w:p>
-            <w:pPr>
-              <w:spacing w:before="0" w:after="0" w:line="240" w:lineRule="auto"/>
-              <w:jc w:val="center"/>
-            </w:pPr>
-            <w:r>
-              <w:rPr>
-                <w:rFonts w:ascii="Times New Roman" w:hAnsi="Times New Roman"/>
-                <w:b/>
-                <w:sz w:val="14"/>
-              </w:rPr>
-              <w:t xml:space="preserve">Example Source</w:t>
-            </w:r>
-          </w:p>
-        </w:tc>
-        <w:tc>
-          <w:tcPr>
-            <w:tcW w:type="dxa" w:w="3423"/>
-            <w:shd w:val="clear" w:color="auto" w:fill="E7E6E6"/>
-            <w:tcMar>
-              <w:top w:w="40" w:type="dxa"/>
-              <w:start w:w="50" w:type="dxa"/>
-              <w:bottom w:w="40" w:type="dxa"/>
-              <w:end w:w="50" w:type="dxa"/>
-            </w:tcMar>
-            <w:vAlign w:val="center"/>
-          </w:tcPr>
-          <w:p>
-            <w:pPr>
-              <w:spacing w:before="0" w:after="0" w:line="240" w:lineRule="auto"/>
-              <w:jc w:val="center"/>
-            </w:pPr>
-            <w:r>
-              <w:rPr>
-                <w:rFonts w:ascii="Times New Roman" w:hAnsi="Times New Roman"/>
-                <w:b/>
-                <w:sz w:val="14"/>
-              </w:rPr>
-              <w:t xml:space="preserve">Primary Quality Signal</w:t>
-            </w:r>
-          </w:p>
-        </w:tc>
-      </w:tr>
-      <w:tr>
-        <w:trPr>
-          <w:cantSplit/>
-        </w:trPr>
-        <w:tc>
-          <w:tcPr>
-            <w:tcW w:type="dxa" w:w="3000"/>
-            <w:tcMar>
-              <w:top w:w="40" w:type="dxa"/>
-              <w:start w:w="50" w:type="dxa"/>
-              <w:bottom w:w="40" w:type="dxa"/>
-              <w:end w:w="50" w:type="dxa"/>
-            </w:tcMar>
-            <w:vAlign w:val="center"/>
-          </w:tcPr>
-          <w:p>
-            <w:pPr>
-              <w:spacing w:before="0" w:after="0" w:line="240" w:lineRule="auto"/>
-              <w:jc w:val="left"/>
-            </w:pPr>
-            <w:r>
-              <w:rPr>
-                <w:rFonts w:ascii="Times New Roman" w:hAnsi="Times New Roman"/>
-                <w:b w:val="0"/>
-                <w:sz w:val="14"/>
-              </w:rPr>
-              <w:t xml:space="preserve">General question answering</w:t>
-            </w:r>
-          </w:p>
-        </w:tc>
-        <w:tc>
-          <w:tcPr>
-            <w:tcW w:type="dxa" w:w="3700"/>
-            <w:tcMar>
-              <w:top w:w="40" w:type="dxa"/>
-              <w:start w:w="50" w:type="dxa"/>
-              <w:bottom w:w="40" w:type="dxa"/>
-              <w:end w:w="50" w:type="dxa"/>
-            </w:tcMar>
-            <w:vAlign w:val="center"/>
-          </w:tcPr>
-          <w:p>
-            <w:pPr>
-              <w:spacing w:before="0" w:after="0" w:line="240" w:lineRule="auto"/>
-              <w:jc w:val="left"/>
-            </w:pPr>
-            <w:r>
-              <w:rPr>
-                <w:rFonts w:ascii="Times New Roman" w:hAnsi="Times New Roman"/>
-                <w:b w:val="0"/>
-                <w:sz w:val="14"/>
-              </w:rPr>
-              <w:t xml:space="preserve">Knowledge benchmark (e.g., MMLU [17])</w:t>
-            </w:r>
-          </w:p>
-        </w:tc>
-        <w:tc>
-          <w:tcPr>
-            <w:tcW w:type="dxa" w:w="3423"/>
-            <w:tcMar>
-              <w:top w:w="40" w:type="dxa"/>
-              <w:start w:w="50" w:type="dxa"/>
-              <w:bottom w:w="40" w:type="dxa"/>
-              <w:end w:w="50" w:type="dxa"/>
-            </w:tcMar>
-            <w:vAlign w:val="center"/>
-          </w:tcPr>
-          <w:p>
-            <w:pPr>
-              <w:spacing w:before="0" w:after="0" w:line="240" w:lineRule="auto"/>
-              <w:jc w:val="left"/>
-            </w:pPr>
-            <w:r>
-              <w:rPr>
-                <w:rFonts w:ascii="Times New Roman" w:hAnsi="Times New Roman"/>
-                <w:b w:val="0"/>
-                <w:sz w:val="14"/>
-              </w:rPr>
-              <w:t xml:space="preserve">Exact match against reference answer</w:t>
-            </w:r>
-          </w:p>
-        </w:tc>
-      </w:tr>
-      <w:tr>
-        <w:trPr>
-          <w:cantSplit/>
-        </w:trPr>
-        <w:tc>
-          <w:tcPr>
-            <w:tcW w:type="dxa" w:w="3000"/>
-            <w:tcMar>
-              <w:top w:w="40" w:type="dxa"/>
-              <w:start w:w="50" w:type="dxa"/>
-              <w:bottom w:w="40" w:type="dxa"/>
-              <w:end w:w="50" w:type="dxa"/>
-            </w:tcMar>
-            <w:vAlign w:val="center"/>
-          </w:tcPr>
-          <w:p>
-            <w:pPr>
-              <w:spacing w:before="0" w:after="0" w:line="240" w:lineRule="auto"/>
-              <w:jc w:val="left"/>
-            </w:pPr>
-            <w:r>
-              <w:rPr>
-                <w:rFonts w:ascii="Times New Roman" w:hAnsi="Times New Roman"/>
-                <w:b w:val="0"/>
-                <w:sz w:val="14"/>
-              </w:rPr>
-              <w:t xml:space="preserve">Reasoning / multi-step problems</w:t>
-            </w:r>
-          </w:p>
-        </w:tc>
-        <w:tc>
-          <w:tcPr>
-            <w:tcW w:type="dxa" w:w="3700"/>
-            <w:tcMar>
-              <w:top w:w="40" w:type="dxa"/>
-              <w:start w:w="50" w:type="dxa"/>
-              <w:bottom w:w="40" w:type="dxa"/>
-              <w:end w:w="50" w:type="dxa"/>
-            </w:tcMar>
-            <w:vAlign w:val="center"/>
-          </w:tcPr>
-          <w:p>
-            <w:pPr>
-              <w:spacing w:before="0" w:after="0" w:line="240" w:lineRule="auto"/>
-              <w:jc w:val="left"/>
-            </w:pPr>
-            <w:r>
-              <w:rPr>
-                <w:rFonts w:ascii="Times New Roman" w:hAnsi="Times New Roman"/>
-                <w:b w:val="0"/>
-                <w:sz w:val="14"/>
-              </w:rPr>
-              <w:t xml:space="preserve">Math word problems (e.g., GSM8K [18])</w:t>
-            </w:r>
-          </w:p>
-        </w:tc>
-        <w:tc>
-          <w:tcPr>
-            <w:tcW w:type="dxa" w:w="3423"/>
-            <w:tcMar>
-              <w:top w:w="40" w:type="dxa"/>
-              <w:start w:w="50" w:type="dxa"/>
-              <w:bottom w:w="40" w:type="dxa"/>
-              <w:end w:w="50" w:type="dxa"/>
-            </w:tcMar>
-            <w:vAlign w:val="center"/>
-          </w:tcPr>
-          <w:p>
-            <w:pPr>
-              <w:spacing w:before="0" w:after="0" w:line="240" w:lineRule="auto"/>
-              <w:jc w:val="left"/>
-            </w:pPr>
-            <w:r>
-              <w:rPr>
-                <w:rFonts w:ascii="Times New Roman" w:hAnsi="Times New Roman"/>
-                <w:b w:val="0"/>
-                <w:sz w:val="14"/>
-              </w:rPr>
-              <w:t xml:space="preserve">Final-answer match against reference</w:t>
-            </w:r>
-          </w:p>
-        </w:tc>
-      </w:tr>
-      <w:tr>
-        <w:trPr>
-          <w:cantSplit/>
-        </w:trPr>
-        <w:tc>
-          <w:tcPr>
-            <w:tcW w:type="dxa" w:w="3000"/>
-            <w:tcMar>
-              <w:top w:w="40" w:type="dxa"/>
-              <w:start w:w="50" w:type="dxa"/>
-              <w:bottom w:w="40" w:type="dxa"/>
-              <w:end w:w="50" w:type="dxa"/>
-            </w:tcMar>
-            <w:vAlign w:val="center"/>
-          </w:tcPr>
-          <w:p>
-            <w:pPr>
-              <w:spacing w:before="0" w:after="0" w:line="240" w:lineRule="auto"/>
-              <w:jc w:val="left"/>
-            </w:pPr>
-            <w:r>
-              <w:rPr>
-                <w:rFonts w:ascii="Times New Roman" w:hAnsi="Times New Roman"/>
-                <w:b w:val="0"/>
-                <w:sz w:val="14"/>
-              </w:rPr>
-              <w:t xml:space="preserve">Coding and debugging</w:t>
-            </w:r>
-          </w:p>
-        </w:tc>
-        <w:tc>
-          <w:tcPr>
-            <w:tcW w:type="dxa" w:w="3700"/>
-            <w:tcMar>
-              <w:top w:w="40" w:type="dxa"/>
-              <w:start w:w="50" w:type="dxa"/>
-              <w:bottom w:w="40" w:type="dxa"/>
-              <w:end w:w="50" w:type="dxa"/>
-            </w:tcMar>
-            <w:vAlign w:val="center"/>
-          </w:tcPr>
-          <w:p>
-            <w:pPr>
-              <w:spacing w:before="0" w:after="0" w:line="240" w:lineRule="auto"/>
-              <w:jc w:val="left"/>
-            </w:pPr>
-            <w:r>
-              <w:rPr>
-                <w:rFonts w:ascii="Times New Roman" w:hAnsi="Times New Roman"/>
-                <w:b w:val="0"/>
-                <w:sz w:val="14"/>
-              </w:rPr>
-              <w:t xml:space="preserve">Code benchmark (e.g., HumanEval [19])</w:t>
-            </w:r>
-          </w:p>
-        </w:tc>
-        <w:tc>
-          <w:tcPr>
-            <w:tcW w:type="dxa" w:w="3423"/>
-            <w:tcMar>
-              <w:top w:w="40" w:type="dxa"/>
-              <w:start w:w="50" w:type="dxa"/>
-              <w:bottom w:w="40" w:type="dxa"/>
-              <w:end w:w="50" w:type="dxa"/>
-            </w:tcMar>
-            <w:vAlign w:val="center"/>
-          </w:tcPr>
-          <w:p>
-            <w:pPr>
-              <w:spacing w:before="0" w:after="0" w:line="240" w:lineRule="auto"/>
-              <w:jc w:val="left"/>
-            </w:pPr>
-            <w:r>
-              <w:rPr>
-                <w:rFonts w:ascii="Times New Roman" w:hAnsi="Times New Roman"/>
-                <w:b w:val="0"/>
-                <w:sz w:val="14"/>
-              </w:rPr>
-              <w:t xml:space="preserve">Unit-test pass/fail</w:t>
-            </w:r>
-          </w:p>
-        </w:tc>
-      </w:tr>
-      <w:tr>
-        <w:trPr>
-          <w:cantSplit/>
-        </w:trPr>
-        <w:tc>
-          <w:tcPr>
-            <w:tcW w:type="dxa" w:w="3000"/>
-            <w:tcMar>
-              <w:top w:w="40" w:type="dxa"/>
-              <w:start w:w="50" w:type="dxa"/>
-              <w:bottom w:w="40" w:type="dxa"/>
-              <w:end w:w="50" w:type="dxa"/>
-            </w:tcMar>
-            <w:vAlign w:val="center"/>
-          </w:tcPr>
-          <w:p>
-            <w:pPr>
-              <w:spacing w:before="0" w:after="0" w:line="240" w:lineRule="auto"/>
-              <w:jc w:val="left"/>
-            </w:pPr>
-            <w:r>
-              <w:rPr>
-                <w:rFonts w:ascii="Times New Roman" w:hAnsi="Times New Roman"/>
-                <w:b w:val="0"/>
-                <w:sz w:val="14"/>
-              </w:rPr>
-              <w:t xml:space="preserve">Summarization</w:t>
-            </w:r>
-          </w:p>
-        </w:tc>
-        <w:tc>
-          <w:tcPr>
-            <w:tcW w:type="dxa" w:w="3700"/>
-            <w:tcMar>
-              <w:top w:w="40" w:type="dxa"/>
-              <w:start w:w="50" w:type="dxa"/>
-              <w:bottom w:w="40" w:type="dxa"/>
-              <w:end w:w="50" w:type="dxa"/>
-            </w:tcMar>
-            <w:vAlign w:val="center"/>
-          </w:tcPr>
-          <w:p>
-            <w:pPr>
-              <w:spacing w:before="0" w:after="0" w:line="240" w:lineRule="auto"/>
-              <w:jc w:val="left"/>
-            </w:pPr>
-            <w:r>
-              <w:rPr>
-                <w:rFonts w:ascii="Times New Roman" w:hAnsi="Times New Roman"/>
-                <w:b w:val="0"/>
-                <w:sz w:val="14"/>
-              </w:rPr>
-              <w:t xml:space="preserve">Application-style documents</w:t>
-            </w:r>
-          </w:p>
-        </w:tc>
-        <w:tc>
-          <w:tcPr>
-            <w:tcW w:type="dxa" w:w="3423"/>
-            <w:tcMar>
-              <w:top w:w="40" w:type="dxa"/>
-              <w:start w:w="50" w:type="dxa"/>
-              <w:bottom w:w="40" w:type="dxa"/>
-              <w:end w:w="50" w:type="dxa"/>
-            </w:tcMar>
-            <w:vAlign w:val="center"/>
-          </w:tcPr>
-          <w:p>
-            <w:pPr>
-              <w:spacing w:before="0" w:after="0" w:line="240" w:lineRule="auto"/>
-              <w:jc w:val="left"/>
-            </w:pPr>
-            <w:r>
-              <w:rPr>
-                <w:rFonts w:ascii="Times New Roman" w:hAnsi="Times New Roman"/>
-                <w:b w:val="0"/>
-                <w:sz w:val="14"/>
-              </w:rPr>
-              <w:t xml:space="preserve">Rubric score by validated judge</w:t>
-            </w:r>
-          </w:p>
-        </w:tc>
-      </w:tr>
-      <w:tr>
-        <w:trPr>
-          <w:cantSplit/>
-        </w:trPr>
-        <w:tc>
-          <w:tcPr>
-            <w:tcW w:type="dxa" w:w="3000"/>
-            <w:tcMar>
-              <w:top w:w="40" w:type="dxa"/>
-              <w:start w:w="50" w:type="dxa"/>
-              <w:bottom w:w="40" w:type="dxa"/>
-              <w:end w:w="50" w:type="dxa"/>
-            </w:tcMar>
-            <w:vAlign w:val="center"/>
-          </w:tcPr>
-          <w:p>
-            <w:pPr>
-              <w:spacing w:before="0" w:after="0" w:line="240" w:lineRule="auto"/>
-              <w:jc w:val="left"/>
-            </w:pPr>
-            <w:r>
-              <w:rPr>
-                <w:rFonts w:ascii="Times New Roman" w:hAnsi="Times New Roman"/>
-                <w:b w:val="0"/>
-                <w:sz w:val="14"/>
-              </w:rPr>
-              <w:t xml:space="preserve">Text transformation / writing</w:t>
-            </w:r>
-          </w:p>
-        </w:tc>
-        <w:tc>
-          <w:tcPr>
-            <w:tcW w:type="dxa" w:w="3700"/>
-            <w:tcMar>
-              <w:top w:w="40" w:type="dxa"/>
-              <w:start w:w="50" w:type="dxa"/>
-              <w:bottom w:w="40" w:type="dxa"/>
-              <w:end w:w="50" w:type="dxa"/>
-            </w:tcMar>
-            <w:vAlign w:val="center"/>
-          </w:tcPr>
-          <w:p>
-            <w:pPr>
-              <w:spacing w:before="0" w:after="0" w:line="240" w:lineRule="auto"/>
-              <w:jc w:val="left"/>
-            </w:pPr>
-            <w:r>
-              <w:rPr>
-                <w:rFonts w:ascii="Times New Roman" w:hAnsi="Times New Roman"/>
-                <w:b w:val="0"/>
-                <w:sz w:val="14"/>
-              </w:rPr>
-              <w:t xml:space="preserve">Application-style prompts</w:t>
-            </w:r>
-          </w:p>
-        </w:tc>
-        <w:tc>
-          <w:tcPr>
-            <w:tcW w:type="dxa" w:w="3423"/>
-            <w:tcMar>
-              <w:top w:w="40" w:type="dxa"/>
-              <w:start w:w="50" w:type="dxa"/>
-              <w:bottom w:w="40" w:type="dxa"/>
-              <w:end w:w="50" w:type="dxa"/>
-            </w:tcMar>
-            <w:vAlign w:val="center"/>
-          </w:tcPr>
-          <w:p>
-            <w:pPr>
-              <w:spacing w:before="0" w:after="0" w:line="240" w:lineRule="auto"/>
-              <w:jc w:val="left"/>
-            </w:pPr>
-            <w:r>
-              <w:rPr>
-                <w:rFonts w:ascii="Times New Roman" w:hAnsi="Times New Roman"/>
-                <w:b w:val="0"/>
-                <w:sz w:val="14"/>
-              </w:rPr>
-              <w:t xml:space="preserve">Rubric score by validated judge</w:t>
-            </w:r>
-          </w:p>
-        </w:tc>
-      </w:tr>
-      <w:tr>
-        <w:trPr>
-          <w:cantSplit/>
-        </w:trPr>
-        <w:tc>
-          <w:tcPr>
-            <w:tcW w:type="dxa" w:w="3000"/>
-            <w:tcMar>
-              <w:top w:w="40" w:type="dxa"/>
-              <w:start w:w="50" w:type="dxa"/>
-              <w:bottom w:w="40" w:type="dxa"/>
-              <w:end w:w="50" w:type="dxa"/>
-            </w:tcMar>
-            <w:vAlign w:val="center"/>
-          </w:tcPr>
-          <w:p>
-            <w:pPr>
-              <w:spacing w:before="0" w:after="0" w:line="240" w:lineRule="auto"/>
-              <w:jc w:val="left"/>
-            </w:pPr>
-            <w:r>
-              <w:rPr>
-                <w:rFonts w:ascii="Times New Roman" w:hAnsi="Times New Roman"/>
-                <w:b w:val="0"/>
-                <w:sz w:val="14"/>
-              </w:rPr>
-              <w:t xml:space="preserve">Information extraction</w:t>
-            </w:r>
-          </w:p>
-        </w:tc>
-        <w:tc>
-          <w:tcPr>
-            <w:tcW w:type="dxa" w:w="3700"/>
-            <w:tcMar>
-              <w:top w:w="40" w:type="dxa"/>
-              <w:start w:w="50" w:type="dxa"/>
-              <w:bottom w:w="40" w:type="dxa"/>
-              <w:end w:w="50" w:type="dxa"/>
-            </w:tcMar>
-            <w:vAlign w:val="center"/>
-          </w:tcPr>
-          <w:p>
-            <w:pPr>
-              <w:spacing w:before="0" w:after="0" w:line="240" w:lineRule="auto"/>
-              <w:jc w:val="left"/>
-            </w:pPr>
-            <w:r>
-              <w:rPr>
-                <w:rFonts w:ascii="Times New Roman" w:hAnsi="Times New Roman"/>
-                <w:b w:val="0"/>
-                <w:sz w:val="14"/>
-              </w:rPr>
-              <w:t xml:space="preserve">Application-style documents with labels</w:t>
-            </w:r>
-          </w:p>
-        </w:tc>
-        <w:tc>
-          <w:tcPr>
-            <w:tcW w:type="dxa" w:w="3423"/>
-            <w:tcMar>
-              <w:top w:w="40" w:type="dxa"/>
-              <w:start w:w="50" w:type="dxa"/>
-              <w:bottom w:w="40" w:type="dxa"/>
-              <w:end w:w="50" w:type="dxa"/>
-            </w:tcMar>
-            <w:vAlign w:val="center"/>
-          </w:tcPr>
-          <w:p>
-            <w:pPr>
-              <w:spacing w:before="0" w:after="0" w:line="240" w:lineRule="auto"/>
-              <w:jc w:val="left"/>
-            </w:pPr>
-            <w:r>
-              <w:rPr>
-                <w:rFonts w:ascii="Times New Roman" w:hAnsi="Times New Roman"/>
-                <w:b w:val="0"/>
-                <w:sz w:val="14"/>
-              </w:rPr>
-              <w:t xml:space="preserve">Field-level match against reference</w:t>
-            </w:r>
-          </w:p>
-        </w:tc>
-      </w:tr>
-      <w:tr>
-        <w:trPr>
-          <w:cantSplit/>
-        </w:trPr>
-        <w:tc>
-          <w:tcPr>
-            <w:tcW w:type="dxa" w:w="3000"/>
-            <w:tcMar>
-              <w:top w:w="40" w:type="dxa"/>
-              <w:start w:w="50" w:type="dxa"/>
-              <w:bottom w:w="40" w:type="dxa"/>
-              <w:end w:w="50" w:type="dxa"/>
-            </w:tcMar>
-            <w:vAlign w:val="center"/>
-          </w:tcPr>
-          <w:p>
-            <w:pPr>
-              <w:spacing w:before="0" w:after="0" w:line="240" w:lineRule="auto"/>
-              <w:jc w:val="left"/>
-            </w:pPr>
-            <w:r>
-              <w:rPr>
-                <w:rFonts w:ascii="Times New Roman" w:hAnsi="Times New Roman"/>
-                <w:b w:val="0"/>
-                <w:sz w:val="14"/>
-              </w:rPr>
-              <w:t xml:space="preserve">Instruction following</w:t>
-            </w:r>
-          </w:p>
-        </w:tc>
-        <w:tc>
-          <w:tcPr>
-            <w:tcW w:type="dxa" w:w="3700"/>
-            <w:tcMar>
-              <w:top w:w="40" w:type="dxa"/>
-              <w:start w:w="50" w:type="dxa"/>
-              <w:bottom w:w="40" w:type="dxa"/>
-              <w:end w:w="50" w:type="dxa"/>
-            </w:tcMar>
-            <w:vAlign w:val="center"/>
-          </w:tcPr>
-          <w:p>
-            <w:pPr>
-              <w:spacing w:before="0" w:after="0" w:line="240" w:lineRule="auto"/>
-              <w:jc w:val="left"/>
-            </w:pPr>
-            <w:r>
-              <w:rPr>
-                <w:rFonts w:ascii="Times New Roman" w:hAnsi="Times New Roman"/>
-                <w:b w:val="0"/>
-                <w:sz w:val="14"/>
-              </w:rPr>
-              <w:t xml:space="preserve">Application-style prompts with constraints</w:t>
-            </w:r>
-          </w:p>
-        </w:tc>
-        <w:tc>
-          <w:tcPr>
-            <w:tcW w:type="dxa" w:w="3423"/>
-            <w:tcMar>
-              <w:top w:w="40" w:type="dxa"/>
-              <w:start w:w="50" w:type="dxa"/>
-              <w:bottom w:w="40" w:type="dxa"/>
-              <w:end w:w="50" w:type="dxa"/>
-            </w:tcMar>
-            <w:vAlign w:val="center"/>
-          </w:tcPr>
-          <w:p>
-            <w:pPr>
-              <w:spacing w:before="0" w:after="0" w:line="240" w:lineRule="auto"/>
-              <w:jc w:val="left"/>
-            </w:pPr>
-            <w:r>
-              <w:rPr>
-                <w:rFonts w:ascii="Times New Roman" w:hAnsi="Times New Roman"/>
-                <w:b w:val="0"/>
-                <w:sz w:val="14"/>
-              </w:rPr>
-              <w:t xml:space="preserve">Constraint checks and rubric score</w:t>
-            </w:r>
-          </w:p>
-        </w:tc>
-      </w:tr>
-    </w:tbl>
-    <w:p>
-      <w:pPr>
-        <w:sectPr>
-          <w:type w:val="continuous"/>
-          <w:pgSz w:w="11909" w:h="16834"/>
-          <w:pgMar w:top="778" w:right="893" w:bottom="1440" w:left="893" w:header="288" w:footer="360" w:gutter="0"/>
-          <w:cols w:space="360" w:num="1"/>
-          <w:docGrid w:linePitch="360"/>
-        </w:sectPr>
-      </w:pPr>
-    </w:p>
-    <w:p>
-      <w:pPr>
-        <w:keepNext/>
-        <w:spacing w:before="60" w:after="20"/>
-        <w:jc w:val="left"/>
-      </w:pPr>
-      <w:r>
-        <w:rPr>
-          <w:rFonts w:ascii="Times New Roman" w:hAnsi="Times New Roman"/>
-          <w:b w:val="0"/>
-          <w:i/>
-          <w:sz w:val="20"/>
-        </w:rPr>
-        <w:t xml:space="preserve">D. Logged Fields and Measurements</w:t>
-      </w:r>
-    </w:p>
-    <w:p>
-      <w:pPr>
-        <w:keepNext w:val="0"/>
-        <w:spacing w:before="0" w:after="20" w:line="240" w:lineRule="auto"/>
-        <w:ind w:firstLine="216"/>
-        <w:jc w:val="both"/>
-      </w:pPr>
-      <w:r>
-        <w:rPr>
-          <w:rFonts w:ascii="Times New Roman" w:hAnsi="Times New Roman"/>
-          <w:sz w:val="20"/>
-        </w:rPr>
-        <w:t xml:space="preserve">Every query-model interaction is logged with the fields in Table III. Prompts, model versions, decoding settings, evaluation rules, and hardware configuration are kept consistent across comparisons.</w:t>
-      </w:r>
-    </w:p>
-    <w:p>
-      <w:pPr>
-        <w:sectPr>
-          <w:type w:val="continuous"/>
-          <w:pgSz w:w="11909" w:h="16834"/>
-          <w:pgMar w:top="778" w:right="893" w:bottom="1440" w:left="893" w:header="288" w:footer="360" w:gutter="0"/>
-          <w:cols w:space="360" w:num="2"/>
-          <w:docGrid w:linePitch="360"/>
-        </w:sectPr>
-      </w:pPr>
-    </w:p>
-    <w:p>
-      <w:pPr>
-        <w:keepNext/>
-        <w:spacing w:before="60" w:after="40"/>
-        <w:jc w:val="center"/>
-      </w:pPr>
-      <w:r>
-        <w:rPr>
-          <w:rFonts w:ascii="Times New Roman" w:hAnsi="Times New Roman"/>
-          <w:b/>
-          <w:sz w:val="16"/>
-        </w:rPr>
-        <w:t>TABLE III</w:t>
-        <w:br/>
-        <w:t xml:space="preserve">LOGGED FIELDS FOR EACH QUERY-MODEL INTERACTION</w:t>
-      </w:r>
-    </w:p>
-    <w:tbl>
-      <w:tblPr>
-        <w:tblW w:type="dxa" w:w="10123"/>
-        <w:jc w:val="center"/>
-        <w:tblBorders>
-          <w:top w:val="single" w:sz="4" w:color="808080"/>
-          <w:left w:val="single" w:sz="4" w:color="808080"/>
-          <w:bottom w:val="single" w:sz="4" w:color="808080"/>
-          <w:right w:val="single" w:sz="4" w:color="808080"/>
-          <w:insideH w:val="single" w:sz="4" w:color="808080"/>
-          <w:insideV w:val="single" w:sz="4" w:color="808080"/>
-        </w:tblBorders>
-        <w:tblLayout w:type="fixed"/>
-        <w:tblLook w:val="04A0" w:firstRow="1" w:lastRow="0" w:firstColumn="1" w:lastColumn="0" w:noHBand="0" w:noVBand="1"/>
-      </w:tblPr>
-      <w:tblGrid>
-        <w:gridCol w:w="3600"/>
-        <w:gridCol w:w="6523"/>
-      </w:tblGrid>
-      <w:tr>
-        <w:trPr>
-          <w:tblHeader/>
-        </w:trPr>
-        <w:tc>
-          <w:tcPr>
-            <w:tcW w:type="dxa" w:w="3600"/>
-            <w:shd w:val="clear" w:color="auto" w:fill="E7E6E6"/>
-            <w:tcMar>
-              <w:top w:w="40" w:type="dxa"/>
-              <w:start w:w="50" w:type="dxa"/>
-              <w:bottom w:w="40" w:type="dxa"/>
-              <w:end w:w="50" w:type="dxa"/>
-            </w:tcMar>
-            <w:vAlign w:val="center"/>
-          </w:tcPr>
-          <w:p>
-            <w:pPr>
-              <w:spacing w:before="0" w:after="0" w:line="240" w:lineRule="auto"/>
-              <w:jc w:val="center"/>
-            </w:pPr>
-            <w:r>
-              <w:rPr>
-                <w:rFonts w:ascii="Times New Roman" w:hAnsi="Times New Roman"/>
-                <w:b/>
-                <w:sz w:val="14"/>
-              </w:rPr>
-              <w:t xml:space="preserve">Field</w:t>
-            </w:r>
-          </w:p>
-        </w:tc>
-        <w:tc>
-          <w:tcPr>
-            <w:tcW w:type="dxa" w:w="6523"/>
-            <w:shd w:val="clear" w:color="auto" w:fill="E7E6E6"/>
-            <w:tcMar>
-              <w:top w:w="40" w:type="dxa"/>
-              <w:start w:w="50" w:type="dxa"/>
-              <w:bottom w:w="40" w:type="dxa"/>
-              <w:end w:w="50" w:type="dxa"/>
-            </w:tcMar>
-            <w:vAlign w:val="center"/>
-          </w:tcPr>
-          <w:p>
-            <w:pPr>
-              <w:spacing w:before="0" w:after="0" w:line="240" w:lineRule="auto"/>
-              <w:jc w:val="center"/>
-            </w:pPr>
-            <w:r>
-              <w:rPr>
-                <w:rFonts w:ascii="Times New Roman" w:hAnsi="Times New Roman"/>
-                <w:b/>
-                <w:sz w:val="14"/>
-              </w:rPr>
-              <w:t xml:space="preserve">Purpose</w:t>
-            </w:r>
-          </w:p>
-        </w:tc>
-      </w:tr>
-      <w:tr>
-        <w:trPr>
-          <w:cantSplit/>
-        </w:trPr>
-        <w:tc>
-          <w:tcPr>
-            <w:tcW w:type="dxa" w:w="3600"/>
-            <w:tcMar>
-              <w:top w:w="40" w:type="dxa"/>
-              <w:start w:w="50" w:type="dxa"/>
-              <w:bottom w:w="40" w:type="dxa"/>
-              <w:end w:w="50" w:type="dxa"/>
-            </w:tcMar>
-            <w:vAlign w:val="center"/>
-          </w:tcPr>
-          <w:p>
-            <w:pPr>
-              <w:spacing w:before="0" w:after="0" w:line="240" w:lineRule="auto"/>
-              <w:jc w:val="left"/>
-            </w:pPr>
-            <w:r>
-              <w:rPr>
-                <w:rFonts w:ascii="Times New Roman" w:hAnsi="Times New Roman"/>
-                <w:b w:val="0"/>
-                <w:sz w:val="14"/>
-              </w:rPr>
-              <w:t xml:space="preserve">query_id</w:t>
-            </w:r>
-          </w:p>
-        </w:tc>
-        <w:tc>
-          <w:tcPr>
-            <w:tcW w:type="dxa" w:w="6523"/>
-            <w:tcMar>
-              <w:top w:w="40" w:type="dxa"/>
-              <w:start w:w="50" w:type="dxa"/>
-              <w:bottom w:w="40" w:type="dxa"/>
-              <w:end w:w="50" w:type="dxa"/>
-            </w:tcMar>
-            <w:vAlign w:val="center"/>
-          </w:tcPr>
-          <w:p>
-            <w:pPr>
-              <w:spacing w:before="0" w:after="0" w:line="240" w:lineRule="auto"/>
-              <w:jc w:val="left"/>
-            </w:pPr>
-            <w:r>
-              <w:rPr>
-                <w:rFonts w:ascii="Times New Roman" w:hAnsi="Times New Roman"/>
-                <w:b w:val="0"/>
-                <w:sz w:val="14"/>
-              </w:rPr>
-              <w:t xml:space="preserve">Unique identifier for the example</w:t>
-            </w:r>
-          </w:p>
-        </w:tc>
-      </w:tr>
-      <w:tr>
-        <w:trPr>
-          <w:cantSplit/>
-        </w:trPr>
-        <w:tc>
-          <w:tcPr>
-            <w:tcW w:type="dxa" w:w="3600"/>
-            <w:tcMar>
-              <w:top w:w="40" w:type="dxa"/>
-              <w:start w:w="50" w:type="dxa"/>
-              <w:bottom w:w="40" w:type="dxa"/>
-              <w:end w:w="50" w:type="dxa"/>
-            </w:tcMar>
-            <w:vAlign w:val="center"/>
-          </w:tcPr>
-          <w:p>
-            <w:pPr>
-              <w:spacing w:before="0" w:after="0" w:line="240" w:lineRule="auto"/>
-              <w:jc w:val="left"/>
-            </w:pPr>
-            <w:r>
-              <w:rPr>
-                <w:rFonts w:ascii="Times New Roman" w:hAnsi="Times New Roman"/>
-                <w:b w:val="0"/>
-                <w:sz w:val="14"/>
-              </w:rPr>
-              <w:t xml:space="preserve">prompt</w:t>
-            </w:r>
-          </w:p>
-        </w:tc>
-        <w:tc>
-          <w:tcPr>
-            <w:tcW w:type="dxa" w:w="6523"/>
-            <w:tcMar>
-              <w:top w:w="40" w:type="dxa"/>
-              <w:start w:w="50" w:type="dxa"/>
-              <w:bottom w:w="40" w:type="dxa"/>
-              <w:end w:w="50" w:type="dxa"/>
-            </w:tcMar>
-            <w:vAlign w:val="center"/>
-          </w:tcPr>
-          <w:p>
-            <w:pPr>
-              <w:spacing w:before="0" w:after="0" w:line="240" w:lineRule="auto"/>
-              <w:jc w:val="left"/>
-            </w:pPr>
-            <w:r>
-              <w:rPr>
-                <w:rFonts w:ascii="Times New Roman" w:hAnsi="Times New Roman"/>
-                <w:b w:val="0"/>
-                <w:sz w:val="14"/>
-              </w:rPr>
-              <w:t xml:space="preserve">User query sent to each model</w:t>
-            </w:r>
-          </w:p>
-        </w:tc>
-      </w:tr>
-      <w:tr>
-        <w:trPr>
-          <w:cantSplit/>
-        </w:trPr>
-        <w:tc>
-          <w:tcPr>
-            <w:tcW w:type="dxa" w:w="3600"/>
-            <w:tcMar>
-              <w:top w:w="40" w:type="dxa"/>
-              <w:start w:w="50" w:type="dxa"/>
-              <w:bottom w:w="40" w:type="dxa"/>
-              <w:end w:w="50" w:type="dxa"/>
-            </w:tcMar>
-            <w:vAlign w:val="center"/>
-          </w:tcPr>
-          <w:p>
-            <w:pPr>
-              <w:spacing w:before="0" w:after="0" w:line="240" w:lineRule="auto"/>
-              <w:jc w:val="left"/>
-            </w:pPr>
-            <w:r>
-              <w:rPr>
-                <w:rFonts w:ascii="Times New Roman" w:hAnsi="Times New Roman"/>
-                <w:b w:val="0"/>
-                <w:sz w:val="14"/>
-              </w:rPr>
-              <w:t xml:space="preserve">task_category</w:t>
-            </w:r>
-          </w:p>
-        </w:tc>
-        <w:tc>
-          <w:tcPr>
-            <w:tcW w:type="dxa" w:w="6523"/>
-            <w:tcMar>
-              <w:top w:w="40" w:type="dxa"/>
-              <w:start w:w="50" w:type="dxa"/>
-              <w:bottom w:w="40" w:type="dxa"/>
-              <w:end w:w="50" w:type="dxa"/>
-            </w:tcMar>
-            <w:vAlign w:val="center"/>
-          </w:tcPr>
-          <w:p>
-            <w:pPr>
-              <w:spacing w:before="0" w:after="0" w:line="240" w:lineRule="auto"/>
-              <w:jc w:val="left"/>
-            </w:pPr>
-            <w:r>
-              <w:rPr>
-                <w:rFonts w:ascii="Times New Roman" w:hAnsi="Times New Roman"/>
-                <w:b w:val="0"/>
-                <w:sz w:val="14"/>
-              </w:rPr>
-              <w:t xml:space="preserve">Known task label, if available</w:t>
-            </w:r>
-          </w:p>
-        </w:tc>
-      </w:tr>
-      <w:tr>
-        <w:trPr>
-          <w:cantSplit/>
-        </w:trPr>
-        <w:tc>
-          <w:tcPr>
-            <w:tcW w:type="dxa" w:w="3600"/>
-            <w:tcMar>
-              <w:top w:w="40" w:type="dxa"/>
-              <w:start w:w="50" w:type="dxa"/>
-              <w:bottom w:w="40" w:type="dxa"/>
-              <w:end w:w="50" w:type="dxa"/>
-            </w:tcMar>
-            <w:vAlign w:val="center"/>
-          </w:tcPr>
-          <w:p>
-            <w:pPr>
-              <w:spacing w:before="0" w:after="0" w:line="240" w:lineRule="auto"/>
-              <w:jc w:val="left"/>
-            </w:pPr>
-            <w:r>
-              <w:rPr>
-                <w:rFonts w:ascii="Times New Roman" w:hAnsi="Times New Roman"/>
-                <w:b w:val="0"/>
-                <w:sz w:val="14"/>
-              </w:rPr>
-              <w:t xml:space="preserve">context_features</w:t>
-            </w:r>
-          </w:p>
-        </w:tc>
-        <w:tc>
-          <w:tcPr>
-            <w:tcW w:type="dxa" w:w="6523"/>
-            <w:tcMar>
-              <w:top w:w="40" w:type="dxa"/>
-              <w:start w:w="50" w:type="dxa"/>
-              <w:bottom w:w="40" w:type="dxa"/>
-              <w:end w:w="50" w:type="dxa"/>
-            </w:tcMar>
-            <w:vAlign w:val="center"/>
-          </w:tcPr>
-          <w:p>
-            <w:pPr>
-              <w:spacing w:before="0" w:after="0" w:line="240" w:lineRule="auto"/>
-              <w:jc w:val="left"/>
-            </w:pPr>
-            <w:r>
-              <w:rPr>
-                <w:rFonts w:ascii="Times New Roman" w:hAnsi="Times New Roman"/>
-                <w:b w:val="0"/>
-                <w:sz w:val="14"/>
-              </w:rPr>
-              <w:t xml:space="preserve">Feature vector used by the router</w:t>
-            </w:r>
-          </w:p>
-        </w:tc>
-      </w:tr>
-      <w:tr>
-        <w:trPr>
-          <w:cantSplit/>
-        </w:trPr>
-        <w:tc>
-          <w:tcPr>
-            <w:tcW w:type="dxa" w:w="3600"/>
-            <w:tcMar>
-              <w:top w:w="40" w:type="dxa"/>
-              <w:start w:w="50" w:type="dxa"/>
-              <w:bottom w:w="40" w:type="dxa"/>
-              <w:end w:w="50" w:type="dxa"/>
-            </w:tcMar>
-            <w:vAlign w:val="center"/>
-          </w:tcPr>
-          <w:p>
-            <w:pPr>
-              <w:spacing w:before="0" w:after="0" w:line="240" w:lineRule="auto"/>
-              <w:jc w:val="left"/>
-            </w:pPr>
-            <w:r>
-              <w:rPr>
-                <w:rFonts w:ascii="Times New Roman" w:hAnsi="Times New Roman"/>
-                <w:b w:val="0"/>
-                <w:sz w:val="14"/>
-              </w:rPr>
-              <w:t xml:space="preserve">model_id</w:t>
-            </w:r>
-          </w:p>
-        </w:tc>
-        <w:tc>
-          <w:tcPr>
-            <w:tcW w:type="dxa" w:w="6523"/>
-            <w:tcMar>
-              <w:top w:w="40" w:type="dxa"/>
-              <w:start w:w="50" w:type="dxa"/>
-              <w:bottom w:w="40" w:type="dxa"/>
-              <w:end w:w="50" w:type="dxa"/>
-            </w:tcMar>
-            <w:vAlign w:val="center"/>
-          </w:tcPr>
-          <w:p>
-            <w:pPr>
-              <w:spacing w:before="0" w:after="0" w:line="240" w:lineRule="auto"/>
-              <w:jc w:val="left"/>
-            </w:pPr>
-            <w:r>
-              <w:rPr>
-                <w:rFonts w:ascii="Times New Roman" w:hAnsi="Times New Roman"/>
-                <w:b w:val="0"/>
-                <w:sz w:val="14"/>
-              </w:rPr>
-              <w:t xml:space="preserve">Model that generated the response</w:t>
-            </w:r>
-          </w:p>
-        </w:tc>
-      </w:tr>
-      <w:tr>
-        <w:trPr>
-          <w:cantSplit/>
-        </w:trPr>
-        <w:tc>
-          <w:tcPr>
-            <w:tcW w:type="dxa" w:w="3600"/>
-            <w:tcMar>
-              <w:top w:w="40" w:type="dxa"/>
-              <w:start w:w="50" w:type="dxa"/>
-              <w:bottom w:w="40" w:type="dxa"/>
-              <w:end w:w="50" w:type="dxa"/>
-            </w:tcMar>
-            <w:vAlign w:val="center"/>
-          </w:tcPr>
-          <w:p>
-            <w:pPr>
-              <w:spacing w:before="0" w:after="0" w:line="240" w:lineRule="auto"/>
-              <w:jc w:val="left"/>
-            </w:pPr>
-            <w:r>
-              <w:rPr>
-                <w:rFonts w:ascii="Times New Roman" w:hAnsi="Times New Roman"/>
-                <w:b w:val="0"/>
-                <w:sz w:val="14"/>
-              </w:rPr>
-              <w:t xml:space="preserve">response</w:t>
-            </w:r>
-          </w:p>
-        </w:tc>
-        <w:tc>
-          <w:tcPr>
-            <w:tcW w:type="dxa" w:w="6523"/>
-            <w:tcMar>
-              <w:top w:w="40" w:type="dxa"/>
-              <w:start w:w="50" w:type="dxa"/>
-              <w:bottom w:w="40" w:type="dxa"/>
-              <w:end w:w="50" w:type="dxa"/>
-            </w:tcMar>
-            <w:vAlign w:val="center"/>
-          </w:tcPr>
-          <w:p>
-            <w:pPr>
-              <w:spacing w:before="0" w:after="0" w:line="240" w:lineRule="auto"/>
-              <w:jc w:val="center"/>
-            </w:pPr>
-            <w:r>
-              <w:rPr>
-                <w:rFonts w:ascii="Times New Roman" w:hAnsi="Times New Roman"/>
-                <w:b w:val="0"/>
-                <w:sz w:val="14"/>
-              </w:rPr>
-              <w:t xml:space="preserve">Model output</w:t>
-            </w:r>
-          </w:p>
-        </w:tc>
-      </w:tr>
-      <w:tr>
-        <w:trPr>
-          <w:cantSplit/>
-        </w:trPr>
-        <w:tc>
-          <w:tcPr>
-            <w:tcW w:type="dxa" w:w="3600"/>
-            <w:tcMar>
-              <w:top w:w="40" w:type="dxa"/>
-              <w:start w:w="50" w:type="dxa"/>
-              <w:bottom w:w="40" w:type="dxa"/>
-              <w:end w:w="50" w:type="dxa"/>
-            </w:tcMar>
-            <w:vAlign w:val="center"/>
-          </w:tcPr>
-          <w:p>
-            <w:pPr>
-              <w:spacing w:before="0" w:after="0" w:line="240" w:lineRule="auto"/>
-              <w:jc w:val="left"/>
-            </w:pPr>
-            <w:r>
-              <w:rPr>
-                <w:rFonts w:ascii="Times New Roman" w:hAnsi="Times New Roman"/>
-                <w:b w:val="0"/>
-                <w:sz w:val="14"/>
-              </w:rPr>
-              <w:t xml:space="preserve">quality_score</w:t>
-            </w:r>
-          </w:p>
-        </w:tc>
-        <w:tc>
-          <w:tcPr>
-            <w:tcW w:type="dxa" w:w="6523"/>
-            <w:tcMar>
-              <w:top w:w="40" w:type="dxa"/>
-              <w:start w:w="50" w:type="dxa"/>
-              <w:bottom w:w="40" w:type="dxa"/>
-              <w:end w:w="50" w:type="dxa"/>
-            </w:tcMar>
-            <w:vAlign w:val="center"/>
-          </w:tcPr>
-          <w:p>
-            <w:pPr>
-              <w:spacing w:before="0" w:after="0" w:line="240" w:lineRule="auto"/>
-              <w:jc w:val="left"/>
-            </w:pPr>
-            <w:r>
-              <w:rPr>
-                <w:rFonts w:ascii="Times New Roman" w:hAnsi="Times New Roman"/>
-                <w:b w:val="0"/>
-                <w:sz w:val="14"/>
-              </w:rPr>
-              <w:t xml:space="preserve">Reference-based, rubric-based, or judge-based score</w:t>
-            </w:r>
-          </w:p>
-        </w:tc>
-      </w:tr>
-      <w:tr>
-        <w:trPr>
-          <w:cantSplit/>
-        </w:trPr>
-        <w:tc>
-          <w:tcPr>
-            <w:tcW w:type="dxa" w:w="3600"/>
-            <w:tcMar>
-              <w:top w:w="40" w:type="dxa"/>
-              <w:start w:w="50" w:type="dxa"/>
-              <w:bottom w:w="40" w:type="dxa"/>
-              <w:end w:w="50" w:type="dxa"/>
-            </w:tcMar>
-            <w:vAlign w:val="center"/>
-          </w:tcPr>
-          <w:p>
-            <w:pPr>
-              <w:spacing w:before="0" w:after="0" w:line="240" w:lineRule="auto"/>
-              <w:jc w:val="left"/>
-            </w:pPr>
-            <w:r>
-              <w:rPr>
-                <w:rFonts w:ascii="Times New Roman" w:hAnsi="Times New Roman"/>
-                <w:b w:val="0"/>
-                <w:sz w:val="14"/>
-              </w:rPr>
-              <w:t xml:space="preserve">latency_ms</w:t>
-            </w:r>
-          </w:p>
-        </w:tc>
-        <w:tc>
-          <w:tcPr>
-            <w:tcW w:type="dxa" w:w="6523"/>
-            <w:tcMar>
-              <w:top w:w="40" w:type="dxa"/>
-              <w:start w:w="50" w:type="dxa"/>
-              <w:bottom w:w="40" w:type="dxa"/>
-              <w:end w:w="50" w:type="dxa"/>
-            </w:tcMar>
-            <w:vAlign w:val="center"/>
-          </w:tcPr>
-          <w:p>
-            <w:pPr>
-              <w:spacing w:before="0" w:after="0" w:line="240" w:lineRule="auto"/>
-              <w:jc w:val="left"/>
-            </w:pPr>
-            <w:r>
-              <w:rPr>
-                <w:rFonts w:ascii="Times New Roman" w:hAnsi="Times New Roman"/>
-                <w:b w:val="0"/>
-                <w:sz w:val="14"/>
-              </w:rPr>
-              <w:t xml:space="preserve">Measured response latency</w:t>
-            </w:r>
-          </w:p>
-        </w:tc>
-      </w:tr>
-      <w:tr>
-        <w:trPr>
-          <w:cantSplit/>
-        </w:trPr>
-        <w:tc>
-          <w:tcPr>
-            <w:tcW w:type="dxa" w:w="3600"/>
-            <w:tcMar>
-              <w:top w:w="40" w:type="dxa"/>
-              <w:start w:w="50" w:type="dxa"/>
-              <w:bottom w:w="40" w:type="dxa"/>
-              <w:end w:w="50" w:type="dxa"/>
-            </w:tcMar>
-            <w:vAlign w:val="center"/>
-          </w:tcPr>
-          <w:p>
-            <w:pPr>
-              <w:spacing w:before="0" w:after="0" w:line="240" w:lineRule="auto"/>
-              <w:jc w:val="left"/>
-            </w:pPr>
-            <w:r>
-              <w:rPr>
-                <w:rFonts w:ascii="Times New Roman" w:hAnsi="Times New Roman"/>
-                <w:b w:val="0"/>
-                <w:sz w:val="14"/>
-              </w:rPr>
-              <w:t xml:space="preserve">input_tokens / output_tokens</w:t>
-            </w:r>
-          </w:p>
-        </w:tc>
-        <w:tc>
-          <w:tcPr>
-            <w:tcW w:type="dxa" w:w="6523"/>
-            <w:tcMar>
-              <w:top w:w="40" w:type="dxa"/>
-              <w:start w:w="50" w:type="dxa"/>
-              <w:bottom w:w="40" w:type="dxa"/>
-              <w:end w:w="50" w:type="dxa"/>
-            </w:tcMar>
-            <w:vAlign w:val="center"/>
-          </w:tcPr>
-          <w:p>
-            <w:pPr>
-              <w:spacing w:before="0" w:after="0" w:line="240" w:lineRule="auto"/>
-              <w:jc w:val="left"/>
-            </w:pPr>
-            <w:r>
-              <w:rPr>
-                <w:rFonts w:ascii="Times New Roman" w:hAnsi="Times New Roman"/>
-                <w:b w:val="0"/>
-                <w:sz w:val="14"/>
-              </w:rPr>
-              <w:t xml:space="preserve">Token counts, when available</w:t>
-            </w:r>
-          </w:p>
-        </w:tc>
-      </w:tr>
-      <w:tr>
-        <w:trPr>
-          <w:cantSplit/>
-        </w:trPr>
-        <w:tc>
-          <w:tcPr>
-            <w:tcW w:type="dxa" w:w="3600"/>
-            <w:tcMar>
-              <w:top w:w="40" w:type="dxa"/>
-              <w:start w:w="50" w:type="dxa"/>
-              <w:bottom w:w="40" w:type="dxa"/>
-              <w:end w:w="50" w:type="dxa"/>
-            </w:tcMar>
-            <w:vAlign w:val="center"/>
-          </w:tcPr>
-          <w:p>
-            <w:pPr>
-              <w:spacing w:before="0" w:after="0" w:line="240" w:lineRule="auto"/>
-              <w:jc w:val="left"/>
-            </w:pPr>
-            <w:r>
-              <w:rPr>
-                <w:rFonts w:ascii="Times New Roman" w:hAnsi="Times New Roman"/>
-                <w:b w:val="0"/>
-                <w:sz w:val="14"/>
-              </w:rPr>
-              <w:t xml:space="preserve">cost</w:t>
-            </w:r>
-          </w:p>
-        </w:tc>
-        <w:tc>
-          <w:tcPr>
-            <w:tcW w:type="dxa" w:w="6523"/>
-            <w:tcMar>
-              <w:top w:w="40" w:type="dxa"/>
-              <w:start w:w="50" w:type="dxa"/>
-              <w:bottom w:w="40" w:type="dxa"/>
-              <w:end w:w="50" w:type="dxa"/>
-            </w:tcMar>
-            <w:vAlign w:val="center"/>
-          </w:tcPr>
-          <w:p>
-            <w:pPr>
-              <w:spacing w:before="0" w:after="0" w:line="240" w:lineRule="auto"/>
-              <w:jc w:val="left"/>
-            </w:pPr>
-            <w:r>
-              <w:rPr>
-                <w:rFonts w:ascii="Times New Roman" w:hAnsi="Times New Roman"/>
-                <w:b w:val="0"/>
-                <w:sz w:val="14"/>
-              </w:rPr>
-              <w:t xml:space="preserve">Calculated cost or defined compute-cost proxy</w:t>
-            </w:r>
-          </w:p>
-        </w:tc>
-      </w:tr>
-      <w:tr>
-        <w:trPr>
-          <w:cantSplit/>
-        </w:trPr>
-        <w:tc>
-          <w:tcPr>
-            <w:tcW w:type="dxa" w:w="3600"/>
-            <w:tcMar>
-              <w:top w:w="40" w:type="dxa"/>
-              <w:start w:w="50" w:type="dxa"/>
-              <w:bottom w:w="40" w:type="dxa"/>
-              <w:end w:w="50" w:type="dxa"/>
-            </w:tcMar>
-            <w:vAlign w:val="center"/>
-          </w:tcPr>
-          <w:p>
-            <w:pPr>
-              <w:spacing w:before="0" w:after="0" w:line="240" w:lineRule="auto"/>
-              <w:jc w:val="left"/>
-            </w:pPr>
-            <w:r>
-              <w:rPr>
-                <w:rFonts w:ascii="Times New Roman" w:hAnsi="Times New Roman"/>
-                <w:b w:val="0"/>
-                <w:sz w:val="14"/>
-              </w:rPr>
-              <w:t xml:space="preserve">feedback</w:t>
-            </w:r>
-          </w:p>
-        </w:tc>
-        <w:tc>
-          <w:tcPr>
-            <w:tcW w:type="dxa" w:w="6523"/>
-            <w:tcMar>
-              <w:top w:w="40" w:type="dxa"/>
-              <w:start w:w="50" w:type="dxa"/>
-              <w:bottom w:w="40" w:type="dxa"/>
-              <w:end w:w="50" w:type="dxa"/>
-            </w:tcMar>
-            <w:vAlign w:val="center"/>
-          </w:tcPr>
-          <w:p>
-            <w:pPr>
-              <w:spacing w:before="0" w:after="0" w:line="240" w:lineRule="auto"/>
-              <w:jc w:val="left"/>
-            </w:pPr>
-            <w:r>
-              <w:rPr>
-                <w:rFonts w:ascii="Times New Roman" w:hAnsi="Times New Roman"/>
-                <w:b w:val="0"/>
-                <w:sz w:val="14"/>
-              </w:rPr>
-              <w:t xml:space="preserve">User or evaluator feedback, if available</w:t>
-            </w:r>
-          </w:p>
-        </w:tc>
-      </w:tr>
-      <w:tr>
-        <w:trPr>
-          <w:cantSplit/>
-        </w:trPr>
-        <w:tc>
-          <w:tcPr>
-            <w:tcW w:type="dxa" w:w="3600"/>
-            <w:tcMar>
-              <w:top w:w="40" w:type="dxa"/>
-              <w:start w:w="50" w:type="dxa"/>
-              <w:bottom w:w="40" w:type="dxa"/>
-              <w:end w:w="50" w:type="dxa"/>
-            </w:tcMar>
-            <w:vAlign w:val="center"/>
-          </w:tcPr>
-          <w:p>
-            <w:pPr>
-              <w:spacing w:before="0" w:after="0" w:line="240" w:lineRule="auto"/>
-              <w:jc w:val="left"/>
-            </w:pPr>
-            <w:r>
-              <w:rPr>
-                <w:rFonts w:ascii="Times New Roman" w:hAnsi="Times New Roman"/>
-                <w:b w:val="0"/>
-                <w:sz w:val="14"/>
-              </w:rPr>
-              <w:t xml:space="preserve">reward</w:t>
-            </w:r>
-          </w:p>
-        </w:tc>
-        <w:tc>
-          <w:tcPr>
-            <w:tcW w:type="dxa" w:w="6523"/>
-            <w:tcMar>
-              <w:top w:w="40" w:type="dxa"/>
-              <w:start w:w="50" w:type="dxa"/>
-              <w:bottom w:w="40" w:type="dxa"/>
-              <w:end w:w="50" w:type="dxa"/>
-            </w:tcMar>
-            <w:vAlign w:val="center"/>
-          </w:tcPr>
-          <w:p>
-            <w:pPr>
-              <w:spacing w:before="0" w:after="0" w:line="240" w:lineRule="auto"/>
-              <w:jc w:val="left"/>
-            </w:pPr>
-            <w:r>
-              <w:rPr>
-                <w:rFonts w:ascii="Times New Roman" w:hAnsi="Times New Roman"/>
-                <w:b w:val="0"/>
-                <w:sz w:val="14"/>
-              </w:rPr>
-              <w:t xml:space="preserve">Reward calculated from the chosen metrics</w:t>
-            </w:r>
-          </w:p>
-        </w:tc>
-      </w:tr>
-    </w:tbl>
-    <w:p>
-      <w:pPr>
-        <w:sectPr>
-          <w:type w:val="continuous"/>
-          <w:pgSz w:w="11909" w:h="16834"/>
-          <w:pgMar w:top="778" w:right="893" w:bottom="1440" w:left="893" w:header="288" w:footer="360" w:gutter="0"/>
-          <w:cols w:space="360" w:num="1"/>
-          <w:docGrid w:linePitch="360"/>
-        </w:sectPr>
-      </w:pPr>
-    </w:p>
-    <w:p>
-      <w:pPr>
-        <w:keepNext/>
-        <w:spacing w:before="60" w:after="20"/>
-        <w:jc w:val="left"/>
-      </w:pPr>
-      <w:r>
-        <w:rPr>
-          <w:rFonts w:ascii="Times New Roman" w:hAnsi="Times New Roman"/>
-          <w:b w:val="0"/>
-          <w:i/>
-          <w:sz w:val="20"/>
-        </w:rPr>
-        <w:t xml:space="preserve">E. Building the Evaluation Dataset</w:t>
-      </w:r>
-    </w:p>
-    <w:p>
-      <w:pPr>
-        <w:keepNext w:val="0"/>
-        <w:spacing w:before="0" w:after="20" w:line="240" w:lineRule="auto"/>
-        <w:ind w:firstLine="216"/>
-        <w:jc w:val="both"/>
-      </w:pPr>
-      <w:r>
-        <w:rPr>
-          <w:rFonts w:ascii="Times New Roman" w:hAnsi="Times New Roman"/>
-          <w:sz w:val="20"/>
-        </w:rPr>
-        <w:t xml:space="preserve">The initial evaluation dataset is built in six steps: (1) select a representative set of queries and assign task categories; (2) run each query through each candidate model, where feasible, to obtain comparable measurements; (3) evaluate all outputs with the same task-specific criteria; (4) record latency, token counts, cost, failures, and quality; (5) manually inspect a sample of automated scores to validate them; and (6) separate development and tuning data from held-out test data to reduce leakage. Running every model on every query produces a full-information log that supports offline comparison and oracle-based regret. In online bandit learning, by contrast, the router observes only the outcome of the model it selected, unless additional model outputs are deliberately collected.</w:t>
+        <w:t xml:space="preserve">The full design covers seven categories with a quality signal for each: general question answering (exact match, e.g., MMLU [17]), reasoning and multi-step problems (final-answer match, e.g., GSM8K [18]), coding (unit tests, e.g., HumanEval [19]), and summarization, writing, information extraction, and instruction following (rubric scores from a validated judge, field-level match, or constraint checks). The pilot reported here covers the reasoning category only: 300 problems sampled with seed 0 from the official GSM8K test split [18], divided into 90 development and 210 held-out test queries. Quality is 1 when the final numeric answer matches the reference and 0 otherwise; the scorer reproduces all 1,319 GSM8K reference answers. Every query is run on every model (900 outcomes), and each outcome logs the response, latency, input and output tokens, cost, failure status, and quality.</w:t>
       </w:r>
     </w:p>
     <w:p>
@@ -3120,7 +1308,7 @@
           <w:rFonts w:ascii="Times New Roman" w:hAnsi="Times New Roman"/>
           <w:sz w:val="20"/>
         </w:rPr>
-        <w:t xml:space="preserve">The proposed framework places a contextual-bandit router between the application and the candidate models. Fig. 1 shows the loop: the query is converted into features, LinUCB scores each candidate, one model generates the response, the response is evaluated, a reward is computed, and the chosen model's statistics are updated before the next query.</w:t>
+        <w:t xml:space="preserve">Fig. 1 shows the loop: the query is converted into features, LinUCB scores each candidate, one model generates the response, the response is evaluated, a reward is computed, and the chosen model's statistics are updated before the next query.</w:t>
       </w:r>
     </w:p>
     <w:p>
@@ -3211,7 +1399,7 @@
           <w:i/>
           <w:sz w:val="20"/>
         </w:rPr>
-        <w:t xml:space="preserve">A. Query Feature Extraction</w:t>
+        <w:t xml:space="preserve">A. Query Features</w:t>
       </w:r>
     </w:p>
     <w:p>
@@ -3226,7 +1414,7 @@
           <w:rFonts w:ascii="Times New Roman" w:hAnsi="Times New Roman"/>
           <w:sz w:val="20"/>
         </w:rPr>
-        <w:t xml:space="preserve">The feature extractor converts each query into a compact numerical context x_t. Candidate features include normalized prompt length in tokens, a one-hot task-category indicator, indicators for code-related content, an estimated-difficulty signal, and optionally a low-dimensional projection of a sentence embedding [23]. A constant bias term is appended. Features are computed only from information available before generation, and the feature set is fixed on the development split before the main comparison. The contribution of each feature group is measured by ablation (Section V).</w:t>
+        <w:t xml:space="preserve">The context x_t has d = 12 entries computed before generation: log prompt length, a one-hot indicator over the seven task categories, a code-content indicator, a reasoning-cue indicator, a difficulty estimate, and a constant bias. A low-dimensional sentence embedding [23] is an optional extension. The contribution of each group is measured by ablation (E4).</w:t>
       </w:r>
     </w:p>
     <w:p>
@@ -3242,7 +1430,7 @@
           <w:i/>
           <w:sz w:val="20"/>
         </w:rPr>
-        <w:t xml:space="preserve">B. LinUCB Scoring</w:t>
+        <w:t xml:space="preserve">B. LinUCB Scoring and Update</w:t>
       </w:r>
     </w:p>
     <w:p>
@@ -3257,7 +1445,7 @@
           <w:rFonts w:ascii="Times New Roman" w:hAnsi="Times New Roman"/>
           <w:sz w:val="20"/>
         </w:rPr>
-        <w:t xml:space="preserve">The router uses disjoint LinUCB [8], which keeps separate statistics for each model a: a d×d matrix A_a and a d-dimensional vector b_a, initialized as</w:t>
+        <w:t xml:space="preserve">Disjoint LinUCB [8] keeps for each model a a d×d matrix A_a and a vector b_a, initialized as</w:t>
       </w:r>
     </w:p>
     <w:p>
@@ -3291,41 +1479,7 @@
           <w:rFonts w:ascii="Times New Roman" w:hAnsi="Times New Roman"/>
           <w:sz w:val="20"/>
         </w:rPr>
-        <w:t xml:space="preserve">where λ &gt; 0 is a regularization parameter (λ = 1 corresponds to the original formulation [8]). The estimated relationship between features and reward for model a is</w:t>
-      </w:r>
-    </w:p>
-    <w:p>
-      <w:pPr>
-        <w:tabs>
-          <w:tab w:pos="2412" w:val="center"/>
-          <w:tab w:pos="4824" w:val="right"/>
-        </w:tabs>
-        <w:spacing w:before="20" w:after="40" w:line="240" w:lineRule="auto"/>
-      </w:pPr>
-      <w:r>
-        <w:rPr>
-          <w:rFonts w:ascii="Times New Roman" w:hAnsi="Times New Roman"/>
-          <w:sz w:val="18"/>
-        </w:rPr>
-        <w:tab/>
-        <w:t xml:space="preserve">θ_a = A_a⁻¹ b_a</w:t>
-        <w:tab/>
-        <w:t>(4)</w:t>
-      </w:r>
-    </w:p>
-    <w:p>
-      <w:pPr>
-        <w:keepNext w:val="0"/>
-        <w:spacing w:before="0" w:after="20" w:line="240" w:lineRule="auto"/>
-        <w:ind w:firstLine="216"/>
-        <w:jc w:val="both"/>
-      </w:pPr>
-      <w:r>
-        <w:rPr>
-          <w:rFonts w:ascii="Times New Roman" w:hAnsi="Times New Roman"/>
-          <w:sz w:val="20"/>
-        </w:rPr>
-        <w:t xml:space="preserve">and the score of model a for context x is</w:t>
+        <w:t xml:space="preserve">with regularization λ &gt; 0. The reward estimate for model a is θ_a = A_a⁻¹ b_a, and its score for context x is</w:t>
       </w:r>
     </w:p>
     <w:p>
@@ -3344,7 +1498,7 @@
         <w:tab/>
         <w:t xml:space="preserve">p_a = θ_aᵀ x + α · √( xᵀ A_a⁻¹ x )</w:t>
         <w:tab/>
-        <w:t>(5)</w:t>
+        <w:t>(4)</w:t>
       </w:r>
     </w:p>
     <w:p>
@@ -3359,7 +1513,26 @@
           <w:rFonts w:ascii="Times New Roman" w:hAnsi="Times New Roman"/>
           <w:sz w:val="20"/>
         </w:rPr>
-        <w:t xml:space="preserve">The first term estimates the expected reward of model a for this query; the second term is an exploration bonus that is large when the router has little experience with similar contexts for that model. The coefficient α controls exploration. The router selects a_t = argmax_a p_a, breaking ties by a fixed, documented rule.</w:t>
+        <w:t xml:space="preserve">The first term estimates the expected reward; the second is an exploration bonus that is large when the router has little experience with similar contexts for that model, scaled by α. The router selects a_t = argmax_a p_a and, after observing r_t, updates only the chosen model:</w:t>
+      </w:r>
+    </w:p>
+    <w:p>
+      <w:pPr>
+        <w:tabs>
+          <w:tab w:pos="2412" w:val="center"/>
+          <w:tab w:pos="4824" w:val="right"/>
+        </w:tabs>
+        <w:spacing w:before="20" w:after="40" w:line="240" w:lineRule="auto"/>
+      </w:pPr>
+      <w:r>
+        <w:rPr>
+          <w:rFonts w:ascii="Times New Roman" w:hAnsi="Times New Roman"/>
+          <w:sz w:val="18"/>
+        </w:rPr>
+        <w:tab/>
+        <w:t xml:space="preserve">A_a ← A_a + x_t x_tᵀ,   b_a ← b_a + r_t x_t   (a = a_t)</w:t>
+        <w:tab/>
+        <w:t>(5)</w:t>
       </w:r>
     </w:p>
     <w:p>
@@ -3390,7 +1563,7 @@
           <w:rFonts w:ascii="Times New Roman" w:hAnsi="Times New Roman"/>
           <w:sz w:val="20"/>
         </w:rPr>
-        <w:t xml:space="preserve">The reward translates the competing objectives into one value. The starting formulation is</w:t>
+        <w:t xml:space="preserve">The reward combines the competing objectives as</w:t>
       </w:r>
     </w:p>
     <w:p>
@@ -3424,41 +1597,7 @@
           <w:rFonts w:ascii="Times New Roman" w:hAnsi="Times New Roman"/>
           <w:sz w:val="20"/>
         </w:rPr>
-        <w:t xml:space="preserve">where Q in [0, 1] is the normalized response-quality score, C̃ is normalized cost, L̃ is normalized latency, and α_q, β_c, and γ_l are non-negative weights expressing the project's priorities. The quality weight α_q is distinct from the LinUCB exploration coefficient α. Cost is either monetary cost or a clearly defined compute-cost proxy, such as GPU-seconds per request. Cost and latency are normalized with fixed ranges determined on the development split and clipped to [0, 1]:</w:t>
-      </w:r>
-    </w:p>
-    <w:p>
-      <w:pPr>
-        <w:tabs>
-          <w:tab w:pos="2412" w:val="center"/>
-          <w:tab w:pos="4824" w:val="right"/>
-        </w:tabs>
-        <w:spacing w:before="20" w:after="40" w:line="240" w:lineRule="auto"/>
-      </w:pPr>
-      <w:r>
-        <w:rPr>
-          <w:rFonts w:ascii="Times New Roman" w:hAnsi="Times New Roman"/>
-          <w:sz w:val="18"/>
-        </w:rPr>
-        <w:tab/>
-        <w:t xml:space="preserve">C̃ = clip( (C − C_min) / (C_max − C_min), 0, 1 )</w:t>
-        <w:tab/>
-        <w:t>(7)</w:t>
-      </w:r>
-    </w:p>
-    <w:p>
-      <w:pPr>
-        <w:keepNext w:val="0"/>
-        <w:spacing w:before="0" w:after="20" w:line="240" w:lineRule="auto"/>
-        <w:ind w:firstLine="216"/>
-        <w:jc w:val="both"/>
-      </w:pPr>
-      <w:r>
-        <w:rPr>
-          <w:rFonts w:ascii="Times New Roman" w:hAnsi="Times New Roman"/>
-          <w:sz w:val="20"/>
-        </w:rPr>
-        <w:t xml:space="preserve">with latency normalized in the same way. The weights and normalization ranges are fixed and documented before the main comparison. Invalid responses, timeouts, and failed requests receive Q = 0 together with their measured cost and latency, so a cheap but unusable response cannot receive a high reward. If an additional utility or user-feedback term is included, it is defined explicitly so that the same signal is not counted twice. The handling of missing feedback is also defined explicitly: an observation without a validated quality signal is either deferred until feedback arrives or excluded from the update, and the chosen rule is reported.</w:t>
+        <w:t xml:space="preserve">where Q in [0, 1] is response quality (the weight α_q is distinct from the exploration coefficient α), and C̃ and L̃ are cost and latency normalized with fixed ranges from the development split and clipped to [0, 1], e.g., C̃ = clip((C − C_min)/(C_max − C_min), 0, 1). The pilot uses α_q = 1.0, β_c = 0.3, and γ_l = 0.2, with ranges C in [0.93, 6.25] and L in [2,746, 8,853] ms. Failures and timeouts receive Q = 0 with their measured cost and latency, so a cheap but unusable response cannot earn a high reward. Feedback can also come from user ratings or a judge model [20]; judge scores are validated against manual inspection before use, and observations without a validated quality signal are excluded from updates.</w:t>
       </w:r>
     </w:p>
     <w:p>
@@ -3474,7 +1613,7 @@
           <w:i/>
           <w:sz w:val="20"/>
         </w:rPr>
-        <w:t xml:space="preserve">D. Feedback and Learning Update</w:t>
+        <w:t xml:space="preserve">D. Operational Safeguards</w:t>
       </w:r>
     </w:p>
     <w:p>
@@ -3489,103 +1628,7 @@
           <w:rFonts w:ascii="Times New Roman" w:hAnsi="Times New Roman"/>
           <w:sz w:val="20"/>
         </w:rPr>
-        <w:t xml:space="preserve">Feedback can come from explicit user ratings or corrections, unit tests for coding tasks, exact-match or reference-based metrics, rubric-based evaluation by a judge model [20], and latency, cost, timeout, and error measurements. After the reward r_t for the chosen model a_t is computed, only that model's statistics are updated:</w:t>
-      </w:r>
-    </w:p>
-    <w:p>
-      <w:pPr>
-        <w:tabs>
-          <w:tab w:pos="2412" w:val="center"/>
-          <w:tab w:pos="4824" w:val="right"/>
-        </w:tabs>
-        <w:spacing w:before="20" w:after="40" w:line="240" w:lineRule="auto"/>
-      </w:pPr>
-      <w:r>
-        <w:rPr>
-          <w:rFonts w:ascii="Times New Roman" w:hAnsi="Times New Roman"/>
-          <w:sz w:val="18"/>
-        </w:rPr>
-        <w:tab/>
-        <w:t xml:space="preserve">A_a ← A_a + x_t x_tᵀ,   b_a ← b_a + r_t x_t   (a = a_t)</w:t>
-        <w:tab/>
-        <w:t>(8)</w:t>
-      </w:r>
-    </w:p>
-    <w:p>
-      <w:pPr>
-        <w:keepNext w:val="0"/>
-        <w:spacing w:before="0" w:after="20" w:line="240" w:lineRule="auto"/>
-        <w:ind w:firstLine="216"/>
-        <w:jc w:val="both"/>
-      </w:pPr>
-      <w:r>
-        <w:rPr>
-          <w:rFonts w:ascii="Times New Roman" w:hAnsi="Times New Roman"/>
-          <w:sz w:val="20"/>
-        </w:rPr>
-        <w:t xml:space="preserve">Over many requests, the router refines its estimate of which model works best for which contexts. Because a noisy judge or an inconsistent rubric can teach the router the wrong behavior, automated scores are validated against a manually inspected sample before they are used as rewards.</w:t>
-      </w:r>
-    </w:p>
-    <w:p>
-      <w:pPr>
-        <w:keepNext/>
-        <w:spacing w:before="60" w:after="20"/>
-        <w:jc w:val="left"/>
-      </w:pPr>
-      <w:r>
-        <w:rPr>
-          <w:rFonts w:ascii="Times New Roman" w:hAnsi="Times New Roman"/>
-          <w:b w:val="0"/>
-          <w:i/>
-          <w:sz w:val="20"/>
-        </w:rPr>
-        <w:t xml:space="preserve">E. Exploration and Exploitation</w:t>
-      </w:r>
-    </w:p>
-    <w:p>
-      <w:pPr>
-        <w:keepNext w:val="0"/>
-        <w:spacing w:before="0" w:after="20" w:line="240" w:lineRule="auto"/>
-        <w:ind w:firstLine="216"/>
-        <w:jc w:val="both"/>
-      </w:pPr>
-      <w:r>
-        <w:rPr>
-          <w:rFonts w:ascii="Times New Roman" w:hAnsi="Times New Roman"/>
-          <w:sz w:val="20"/>
-        </w:rPr>
-        <w:t xml:space="preserve">Exploitation chooses the model currently expected to give the best reward for a kind of query; exploration tries a model whose outcome is uncertain, because it may perform better than current estimates suggest. Excessive exploration wastes resources and temporarily lowers quality or raises cost, whereas too little exploration can prevent the router from discovering better choices. The exploration coefficient α is therefore treated as a key hyperparameter, tuned on development data and analyzed for sensitivity.</w:t>
-      </w:r>
-    </w:p>
-    <w:p>
-      <w:pPr>
-        <w:keepNext/>
-        <w:spacing w:before="60" w:after="20"/>
-        <w:jc w:val="left"/>
-      </w:pPr>
-      <w:r>
-        <w:rPr>
-          <w:rFonts w:ascii="Times New Roman" w:hAnsi="Times New Roman"/>
-          <w:b w:val="0"/>
-          <w:i/>
-          <w:sz w:val="20"/>
-        </w:rPr>
-        <w:t xml:space="preserve">F. Operational Safeguards</w:t>
-      </w:r>
-    </w:p>
-    <w:p>
-      <w:pPr>
-        <w:keepNext w:val="0"/>
-        <w:spacing w:before="0" w:after="20" w:line="240" w:lineRule="auto"/>
-        <w:ind w:firstLine="216"/>
-        <w:jc w:val="both"/>
-      </w:pPr>
-      <w:r>
-        <w:rPr>
-          <w:rFonts w:ascii="Times New Roman" w:hAnsi="Times New Roman"/>
-          <w:sz w:val="20"/>
-        </w:rPr>
-        <w:t xml:space="preserve">A production implementation needs explicit handling of timeouts, unavailable models, missing or delayed feedback, retries, and malformed outputs. A fallback policy can be added, for example retrying with a larger model after a failure, but any such policy is evaluated and documented rather than silently changing the experiment. Every decision is written to an audit log containing the context, selected model, outcome, reward, and update.</w:t>
+        <w:t xml:space="preserve">The router service handles timeouts, unavailable models, and malformed outputs explicitly, and writes every decision (context, selected model, outcome, reward, update) to an audit log so that runs can be replayed. Any fallback policy, such as retrying with a larger model, is evaluated and documented rather than silently changing the experiment. Algorithm 1 summarizes the procedure.</w:t>
       </w:r>
     </w:p>
     <w:p>
@@ -3694,7 +1737,7 @@
                 <w:rFonts w:ascii="Times New Roman" w:hAnsi="Times New Roman"/>
                 <w:sz w:val="15"/>
               </w:rPr>
-              <w:t xml:space="preserve">5) Select a_t = argmax_a p_a.</w:t>
+              <w:t xml:space="preserve">5) Select a_t = argmax_a p_a; call model a_t; record latency, tokens, cost, and errors.</w:t>
             </w:r>
           </w:p>
           <w:p>
@@ -3707,7 +1750,7 @@
                 <w:rFonts w:ascii="Times New Roman" w:hAnsi="Times New Roman"/>
                 <w:sz w:val="15"/>
               </w:rPr>
-              <w:t xml:space="preserve">6) Call model a_t; record response, latency, token usage, cost, and errors.</w:t>
+              <w:t xml:space="preserve">6) Evaluate the response to obtain Q; compute r_t = α_q·Q − β_c·C̃ − γ_l·L̃ (failures: Q = 0).</w:t>
             </w:r>
           </w:p>
           <w:p>
@@ -3720,46 +1763,7 @@
                 <w:rFonts w:ascii="Times New Roman" w:hAnsi="Times New Roman"/>
                 <w:sz w:val="15"/>
               </w:rPr>
-              <w:t xml:space="preserve">7) Evaluate the response to obtain quality Q (checks, reference, validated judge, or user feedback).</w:t>
-            </w:r>
-          </w:p>
-          <w:p>
-            <w:pPr>
-              <w:spacing w:before="0" w:after="10" w:line="240" w:lineRule="auto"/>
-              <w:ind w:left="460" w:hanging="230"/>
-            </w:pPr>
-            <w:r>
-              <w:rPr>
-                <w:rFonts w:ascii="Times New Roman" w:hAnsi="Times New Roman"/>
-                <w:sz w:val="15"/>
-              </w:rPr>
-              <w:t xml:space="preserve">8) Compute reward r_t = α_q·Q − β_c·C̃ − γ_l·L̃ (failures receive Q = 0).</w:t>
-            </w:r>
-          </w:p>
-          <w:p>
-            <w:pPr>
-              <w:spacing w:before="0" w:after="10" w:line="240" w:lineRule="auto"/>
-              <w:ind w:left="460" w:hanging="230"/>
-            </w:pPr>
-            <w:r>
-              <w:rPr>
-                <w:rFonts w:ascii="Times New Roman" w:hAnsi="Times New Roman"/>
-                <w:sz w:val="15"/>
-              </w:rPr>
-              <w:t xml:space="preserve">9) For a = a_t only: update A_a ← A_a + x_t x_tᵀ and b_a ← b_a + r_t x_t.</w:t>
-            </w:r>
-          </w:p>
-          <w:p>
-            <w:pPr>
-              <w:spacing w:before="0" w:after="10" w:line="240" w:lineRule="auto"/>
-              <w:ind w:left="460" w:hanging="230"/>
-            </w:pPr>
-            <w:r>
-              <w:rPr>
-                <w:rFonts w:ascii="Times New Roman" w:hAnsi="Times New Roman"/>
-                <w:sz w:val="15"/>
-              </w:rPr>
-              <w:t xml:space="preserve">10) Log context, model, outcome, reward, and update; return the response.</w:t>
+              <w:t xml:space="preserve">7) For a = a_t only: A_a ← A_a + x_t x_tᵀ and b_a ← b_a + r_t x_t; log the decision.</w:t>
             </w:r>
           </w:p>
         </w:tc>
@@ -3783,23 +1787,7 @@
           <w:smallCaps/>
           <w:sz w:val="20"/>
         </w:rPr>
-        <w:t xml:space="preserve">V. Experimental Setup and Evaluation</w:t>
-      </w:r>
-    </w:p>
-    <w:p>
-      <w:pPr>
-        <w:keepNext/>
-        <w:spacing w:before="60" w:after="20"/>
-        <w:jc w:val="left"/>
-      </w:pPr>
-      <w:r>
-        <w:rPr>
-          <w:rFonts w:ascii="Times New Roman" w:hAnsi="Times New Roman"/>
-          <w:b w:val="0"/>
-          <w:i/>
-          <w:sz w:val="20"/>
-        </w:rPr>
-        <w:t xml:space="preserve">A. Baseline Routing Policies</w:t>
+        <w:t xml:space="preserve">V. Experimental Setup</w:t>
       </w:r>
     </w:p>
     <w:p>
@@ -3814,7 +1802,7 @@
           <w:rFonts w:ascii="Times New Roman" w:hAnsi="Times New Roman"/>
           <w:sz w:val="20"/>
         </w:rPr>
-        <w:t xml:space="preserve">LinUCB is compared with four simple strategies that use the same model pool, prompts, and reward definition (Table IV). The rule-based baseline routes by task category or estimated difficulty using rules fixed on the development split.</w:t>
+        <w:t xml:space="preserve">LinUCB is compared with four policies that use the same pool, prompts, and reward (Table II). The rule-based policy maps each task category to the model with the highest mean development reward.</w:t>
       </w:r>
     </w:p>
     <w:p>
@@ -3840,7 +1828,7 @@
           <w:b/>
           <w:sz w:val="16"/>
         </w:rPr>
-        <w:t>TABLE IV</w:t>
+        <w:t>TABLE II</w:t>
         <w:br/>
         <w:t xml:space="preserve">ROUTING POLICIES COMPARED</w:t>
       </w:r>
@@ -4169,7 +2157,7 @@
                 <w:b w:val="0"/>
                 <w:sz w:val="14"/>
               </w:rPr>
-              <w:t xml:space="preserve">Select a model uniformly at random (fixed seed)</w:t>
+              <w:t xml:space="preserve">Select a model uniformly at random (seeded)</w:t>
             </w:r>
           </w:p>
         </w:tc>
@@ -4252,7 +2240,7 @@
                 <w:b w:val="0"/>
                 <w:sz w:val="14"/>
               </w:rPr>
-              <w:t xml:space="preserve">Route by task category or estimated difficulty using fixed rules</w:t>
+              <w:t xml:space="preserve">Category → best model on the development split</w:t>
             </w:r>
           </w:p>
         </w:tc>
@@ -4335,7 +2323,7 @@
                 <w:b w:val="0"/>
                 <w:sz w:val="14"/>
               </w:rPr>
-              <w:t xml:space="preserve">Select argmax of Eq. (5); update with Eq. (8)</w:t>
+              <w:t xml:space="preserve">Select argmax of Eq. (4); update with Eq. (5)</w:t>
             </w:r>
           </w:p>
         </w:tc>
@@ -4380,22 +2368,6 @@
     </w:p>
     <w:p>
       <w:pPr>
-        <w:keepNext/>
-        <w:spacing w:before="60" w:after="20"/>
-        <w:jc w:val="left"/>
-      </w:pPr>
-      <w:r>
-        <w:rPr>
-          <w:rFonts w:ascii="Times New Roman" w:hAnsi="Times New Roman"/>
-          <w:b w:val="0"/>
-          <w:i/>
-          <w:sz w:val="20"/>
-        </w:rPr>
-        <w:t xml:space="preserve">B. Evaluation Protocol</w:t>
-      </w:r>
-    </w:p>
-    <w:p>
-      <w:pPr>
         <w:keepNext w:val="0"/>
         <w:spacing w:before="0" w:after="20" w:line="240" w:lineRule="auto"/>
         <w:ind w:firstLine="216"/>
@@ -4406,7 +2378,7 @@
           <w:rFonts w:ascii="Times New Roman" w:hAnsi="Times New Roman"/>
           <w:sz w:val="20"/>
         </w:rPr>
-        <w:t xml:space="preserve">The evaluation follows the design in Fig. 2. Because every query in the evaluation set is run on every candidate model, each policy can be evaluated on the same query stream by revealing only the logged outcome of the model it selects. This full-information replay gives every policy identical inputs and also makes the oracle in Eq. (2) computable [15]. LinUCB hyperparameters (α, λ) and the reward weights are tuned only on the development split; final comparisons are reported on the held-out split. An online run, in which the router observes only the outcome of the model it actually calls, is used to confirm that conclusions hold under true bandit feedback and live latency.</w:t>
+        <w:t xml:space="preserve">The evaluation follows Fig. 2. Because every query is run on every model, each policy is replayed on the same query stream and sees only the logged outcome of the model it selects; this also makes the oracle in Eq. (2) computable [15]. Learning policies are first warmed up on the 90 development queries (unscored) and then evaluated on the 210 held-out queries. Each policy is run with five seeds (0-4) that change the query order and the random choices, and results are reported as mean ± standard deviation across seeds [24]. The main comparison uses α = 1.0 and λ = 1.0. Metrics are mean quality, mean and p95 latency, cost per request, failure rate, cumulative reward, regret, and the model-selection distribution. The sweeps vary one factor at a time with α = 0.25 unless stated: reward weights (E2), feature groups (E4), the exploration coefficient α (E6), and three bandit variants (linear Thompson sampling, ε-greedy ridge regression with ε = 0.1, and sliding-window LinUCB with a window of 200). Workload shift (E5) and multi-category analysis (E3) require more than one task category and are left to the full study.</w:t>
       </w:r>
     </w:p>
     <w:p>
@@ -4487,6 +2459,22 @@
     <w:p>
       <w:pPr>
         <w:keepNext/>
+        <w:spacing w:before="100" w:after="40"/>
+        <w:jc w:val="center"/>
+      </w:pPr>
+      <w:r>
+        <w:rPr>
+          <w:rFonts w:ascii="Times New Roman" w:hAnsi="Times New Roman"/>
+          <w:b w:val="0"/>
+          <w:smallCaps/>
+          <w:sz w:val="20"/>
+        </w:rPr>
+        <w:t xml:space="preserve">VI. Results and Analysis</w:t>
+      </w:r>
+    </w:p>
+    <w:p>
+      <w:pPr>
+        <w:keepNext/>
         <w:spacing w:before="60" w:after="20"/>
         <w:jc w:val="left"/>
       </w:pPr>
@@ -4497,7 +2485,7 @@
           <w:i/>
           <w:sz w:val="20"/>
         </w:rPr>
-        <w:t xml:space="preserve">C. Evaluation Metrics</w:t>
+        <w:t xml:space="preserve">A. Per-Model Outcomes</w:t>
       </w:r>
     </w:p>
     <w:p>
@@ -4512,7 +2500,7 @@
           <w:rFonts w:ascii="Times New Roman" w:hAnsi="Times New Roman"/>
           <w:sz w:val="20"/>
         </w:rPr>
-        <w:t xml:space="preserve">Table V lists the metrics. Generation settings, hardware, serving configuration, concurrency, token limits, temperature, and evaluation method are reported alongside every result. Throughput is measured under a stated load, and latency is reported as both mean and tail (p95) values.</w:t>
+        <w:t xml:space="preserve">Table III summarizes the 900 logged outcomes on the held-out split. No request failed or timed out. The three models are close in accuracy: Qwen3-8B is highest at 95.7%, Qwen3-14B reaches 95.2%, and Qwen3-4B 94.8%, a gap of one to two problems out of 210. Cost per request, by contrast, is 2.2 and 3.3 times higher for the 8B and 14B models. Latency does not follow size: the 14B model produced the shortest answers (231 output tokens on average) and had the lowest mean latency, so on this hardware and FP8 setup latency is governed more by answer length than by parameter count. The development split is harder for the small model (86.7% versus 92.2% and 94.4%), a reminder that 90 queries give noisy estimates. On the test split at least one model is correct on 209 of 210 problems; Qwen3-4B is wrong but a larger model is right on 10 of them.</w:t>
       </w:r>
     </w:p>
     <w:p>
@@ -4538,9 +2526,9 @@
           <w:b/>
           <w:sz w:val="16"/>
         </w:rPr>
-        <w:t>TABLE V</w:t>
+        <w:t>TABLE III</w:t>
         <w:br/>
-        <w:t xml:space="preserve">EVALUATION METRICS</w:t>
+        <w:t xml:space="preserve">PER-MODEL OUTCOMES ON GSM8K (DEV n = 90, TEST n = 210) AND LINUCB SELECTION SHARE ON TEST</w:t>
       </w:r>
     </w:p>
     <w:tbl>
@@ -4559,8 +2547,12 @@
         <w:tblLook w:val="04A0" w:firstRow="1" w:lastRow="0" w:firstColumn="1" w:lastColumn="0" w:noHBand="0" w:noVBand="1"/>
       </w:tblPr>
       <w:tblGrid>
-        <w:gridCol w:w="3600"/>
-        <w:gridCol w:w="6523"/>
+        <w:gridCol w:w="1500"/>
+        <w:gridCol w:w="1700"/>
+        <w:gridCol w:w="1700"/>
+        <w:gridCol w:w="1700"/>
+        <w:gridCol w:w="1700"/>
+        <w:gridCol w:w="1823"/>
       </w:tblGrid>
       <w:tr>
         <w:trPr>
@@ -4568,7 +2560,7 @@
         </w:trPr>
         <w:tc>
           <w:tcPr>
-            <w:tcW w:type="dxa" w:w="3600"/>
+            <w:tcW w:type="dxa" w:w="1500"/>
             <w:shd w:val="clear" w:color="auto" w:fill="E7E6E6"/>
             <w:tcMar>
               <w:top w:w="40" w:type="dxa"/>
@@ -4589,13 +2581,13 @@
                 <w:b/>
                 <w:sz w:val="14"/>
               </w:rPr>
-              <w:t xml:space="preserve">Metric</w:t>
+              <w:t xml:space="preserve">Model</w:t>
             </w:r>
           </w:p>
         </w:tc>
         <w:tc>
           <w:tcPr>
-            <w:tcW w:type="dxa" w:w="6523"/>
+            <w:tcW w:type="dxa" w:w="1700"/>
             <w:shd w:val="clear" w:color="auto" w:fill="E7E6E6"/>
             <w:tcMar>
               <w:top w:w="40" w:type="dxa"/>
@@ -4616,7 +2608,115 @@
                 <w:b/>
                 <w:sz w:val="14"/>
               </w:rPr>
-              <w:t xml:space="preserve">What It Measures</w:t>
+              <w:t xml:space="preserve">Accuracy Dev / Test</w:t>
+            </w:r>
+          </w:p>
+        </w:tc>
+        <w:tc>
+          <w:tcPr>
+            <w:tcW w:type="dxa" w:w="1700"/>
+            <w:shd w:val="clear" w:color="auto" w:fill="E7E6E6"/>
+            <w:tcMar>
+              <w:top w:w="40" w:type="dxa"/>
+              <w:start w:w="50" w:type="dxa"/>
+              <w:bottom w:w="40" w:type="dxa"/>
+              <w:end w:w="50" w:type="dxa"/>
+            </w:tcMar>
+            <w:vAlign w:val="center"/>
+          </w:tcPr>
+          <w:p>
+            <w:pPr>
+              <w:spacing w:before="0" w:after="0" w:line="240" w:lineRule="auto"/>
+              <w:jc w:val="center"/>
+            </w:pPr>
+            <w:r>
+              <w:rPr>
+                <w:rFonts w:ascii="Times New Roman" w:hAnsi="Times New Roman"/>
+                <w:b/>
+                <w:sz w:val="14"/>
+              </w:rPr>
+              <w:t xml:space="preserve">Mean Latency (ms, test)</w:t>
+            </w:r>
+          </w:p>
+        </w:tc>
+        <w:tc>
+          <w:tcPr>
+            <w:tcW w:type="dxa" w:w="1700"/>
+            <w:shd w:val="clear" w:color="auto" w:fill="E7E6E6"/>
+            <w:tcMar>
+              <w:top w:w="40" w:type="dxa"/>
+              <w:start w:w="50" w:type="dxa"/>
+              <w:bottom w:w="40" w:type="dxa"/>
+              <w:end w:w="50" w:type="dxa"/>
+            </w:tcMar>
+            <w:vAlign w:val="center"/>
+          </w:tcPr>
+          <w:p>
+            <w:pPr>
+              <w:spacing w:before="0" w:after="0" w:line="240" w:lineRule="auto"/>
+              <w:jc w:val="center"/>
+            </w:pPr>
+            <w:r>
+              <w:rPr>
+                <w:rFonts w:ascii="Times New Roman" w:hAnsi="Times New Roman"/>
+                <w:b/>
+                <w:sz w:val="14"/>
+              </w:rPr>
+              <w:t xml:space="preserve">Mean Output Tokens (test)</w:t>
+            </w:r>
+          </w:p>
+        </w:tc>
+        <w:tc>
+          <w:tcPr>
+            <w:tcW w:type="dxa" w:w="1700"/>
+            <w:shd w:val="clear" w:color="auto" w:fill="E7E6E6"/>
+            <w:tcMar>
+              <w:top w:w="40" w:type="dxa"/>
+              <w:start w:w="50" w:type="dxa"/>
+              <w:bottom w:w="40" w:type="dxa"/>
+              <w:end w:w="50" w:type="dxa"/>
+            </w:tcMar>
+            <w:vAlign w:val="center"/>
+          </w:tcPr>
+          <w:p>
+            <w:pPr>
+              <w:spacing w:before="0" w:after="0" w:line="240" w:lineRule="auto"/>
+              <w:jc w:val="center"/>
+            </w:pPr>
+            <w:r>
+              <w:rPr>
+                <w:rFonts w:ascii="Times New Roman" w:hAnsi="Times New Roman"/>
+                <w:b/>
+                <w:sz w:val="14"/>
+              </w:rPr>
+              <w:t xml:space="preserve">Cost / Request (test)</w:t>
+            </w:r>
+          </w:p>
+        </w:tc>
+        <w:tc>
+          <w:tcPr>
+            <w:tcW w:type="dxa" w:w="1823"/>
+            <w:shd w:val="clear" w:color="auto" w:fill="E7E6E6"/>
+            <w:tcMar>
+              <w:top w:w="40" w:type="dxa"/>
+              <w:start w:w="50" w:type="dxa"/>
+              <w:bottom w:w="40" w:type="dxa"/>
+              <w:end w:w="50" w:type="dxa"/>
+            </w:tcMar>
+            <w:vAlign w:val="center"/>
+          </w:tcPr>
+          <w:p>
+            <w:pPr>
+              <w:spacing w:before="0" w:after="0" w:line="240" w:lineRule="auto"/>
+              <w:jc w:val="center"/>
+            </w:pPr>
+            <w:r>
+              <w:rPr>
+                <w:rFonts w:ascii="Times New Roman" w:hAnsi="Times New Roman"/>
+                <w:b/>
+                <w:sz w:val="14"/>
+              </w:rPr>
+              <w:t xml:space="preserve">LinUCB Share (test)</w:t>
             </w:r>
           </w:p>
         </w:tc>
@@ -4627,7 +2727,7 @@
         </w:trPr>
         <w:tc>
           <w:tcPr>
-            <w:tcW w:type="dxa" w:w="3600"/>
+            <w:tcW w:type="dxa" w:w="1500"/>
             <w:tcMar>
               <w:top w:w="40" w:type="dxa"/>
               <w:start w:w="50" w:type="dxa"/>
@@ -4647,13 +2747,148 @@
                 <w:b w:val="0"/>
                 <w:sz w:val="14"/>
               </w:rPr>
-              <w:t xml:space="preserve">Response quality</w:t>
+              <w:t xml:space="preserve">Qwen3-4B</w:t>
             </w:r>
           </w:p>
         </w:tc>
         <w:tc>
           <w:tcPr>
-            <w:tcW w:type="dxa" w:w="6523"/>
+            <w:tcW w:type="dxa" w:w="1700"/>
+            <w:tcMar>
+              <w:top w:w="40" w:type="dxa"/>
+              <w:start w:w="50" w:type="dxa"/>
+              <w:bottom w:w="40" w:type="dxa"/>
+              <w:end w:w="50" w:type="dxa"/>
+            </w:tcMar>
+            <w:vAlign w:val="center"/>
+          </w:tcPr>
+          <w:p>
+            <w:pPr>
+              <w:spacing w:before="0" w:after="0" w:line="240" w:lineRule="auto"/>
+              <w:jc w:val="center"/>
+            </w:pPr>
+            <w:r>
+              <w:rPr>
+                <w:rFonts w:ascii="Times New Roman" w:hAnsi="Times New Roman"/>
+                <w:b w:val="0"/>
+                <w:sz w:val="14"/>
+              </w:rPr>
+              <w:t xml:space="preserve">0.867 / 0.948</w:t>
+            </w:r>
+          </w:p>
+        </w:tc>
+        <w:tc>
+          <w:tcPr>
+            <w:tcW w:type="dxa" w:w="1700"/>
+            <w:tcMar>
+              <w:top w:w="40" w:type="dxa"/>
+              <w:start w:w="50" w:type="dxa"/>
+              <w:bottom w:w="40" w:type="dxa"/>
+              <w:end w:w="50" w:type="dxa"/>
+            </w:tcMar>
+            <w:vAlign w:val="center"/>
+          </w:tcPr>
+          <w:p>
+            <w:pPr>
+              <w:spacing w:before="0" w:after="0" w:line="240" w:lineRule="auto"/>
+              <w:jc w:val="center"/>
+            </w:pPr>
+            <w:r>
+              <w:rPr>
+                <w:rFonts w:ascii="Times New Roman" w:hAnsi="Times New Roman"/>
+                <w:b w:val="0"/>
+                <w:sz w:val="14"/>
+              </w:rPr>
+              <w:t xml:space="preserve">5,371</w:t>
+            </w:r>
+          </w:p>
+        </w:tc>
+        <w:tc>
+          <w:tcPr>
+            <w:tcW w:type="dxa" w:w="1700"/>
+            <w:tcMar>
+              <w:top w:w="40" w:type="dxa"/>
+              <w:start w:w="50" w:type="dxa"/>
+              <w:bottom w:w="40" w:type="dxa"/>
+              <w:end w:w="50" w:type="dxa"/>
+            </w:tcMar>
+            <w:vAlign w:val="center"/>
+          </w:tcPr>
+          <w:p>
+            <w:pPr>
+              <w:spacing w:before="0" w:after="0" w:line="240" w:lineRule="auto"/>
+              <w:jc w:val="center"/>
+            </w:pPr>
+            <w:r>
+              <w:rPr>
+                <w:rFonts w:ascii="Times New Roman" w:hAnsi="Times New Roman"/>
+                <w:b w:val="0"/>
+                <w:sz w:val="14"/>
+              </w:rPr>
+              <w:t xml:space="preserve">251</w:t>
+            </w:r>
+          </w:p>
+        </w:tc>
+        <w:tc>
+          <w:tcPr>
+            <w:tcW w:type="dxa" w:w="1700"/>
+            <w:tcMar>
+              <w:top w:w="40" w:type="dxa"/>
+              <w:start w:w="50" w:type="dxa"/>
+              <w:bottom w:w="40" w:type="dxa"/>
+              <w:end w:w="50" w:type="dxa"/>
+            </w:tcMar>
+            <w:vAlign w:val="center"/>
+          </w:tcPr>
+          <w:p>
+            <w:pPr>
+              <w:spacing w:before="0" w:after="0" w:line="240" w:lineRule="auto"/>
+              <w:jc w:val="center"/>
+            </w:pPr>
+            <w:r>
+              <w:rPr>
+                <w:rFonts w:ascii="Times New Roman" w:hAnsi="Times New Roman"/>
+                <w:b w:val="0"/>
+                <w:sz w:val="14"/>
+              </w:rPr>
+              <w:t xml:space="preserve">1.423</w:t>
+            </w:r>
+          </w:p>
+        </w:tc>
+        <w:tc>
+          <w:tcPr>
+            <w:tcW w:type="dxa" w:w="1823"/>
+            <w:tcMar>
+              <w:top w:w="40" w:type="dxa"/>
+              <w:start w:w="50" w:type="dxa"/>
+              <w:bottom w:w="40" w:type="dxa"/>
+              <w:end w:w="50" w:type="dxa"/>
+            </w:tcMar>
+            <w:vAlign w:val="center"/>
+          </w:tcPr>
+          <w:p>
+            <w:pPr>
+              <w:spacing w:before="0" w:after="0" w:line="240" w:lineRule="auto"/>
+              <w:jc w:val="center"/>
+            </w:pPr>
+            <w:r>
+              <w:rPr>
+                <w:rFonts w:ascii="Times New Roman" w:hAnsi="Times New Roman"/>
+                <w:b w:val="0"/>
+                <w:sz w:val="14"/>
+              </w:rPr>
+              <w:t xml:space="preserve">0.982</w:t>
+            </w:r>
+          </w:p>
+        </w:tc>
+      </w:tr>
+      <w:tr>
+        <w:trPr>
+          <w:cantSplit/>
+        </w:trPr>
+        <w:tc>
+          <w:tcPr>
+            <w:tcW w:type="dxa" w:w="1500"/>
             <w:tcMar>
               <w:top w:w="40" w:type="dxa"/>
               <w:start w:w="50" w:type="dxa"/>
@@ -4673,7 +2908,137 @@
                 <w:b w:val="0"/>
                 <w:sz w:val="14"/>
               </w:rPr>
-              <w:t xml:space="preserve">Correctness or task-specific usefulness</w:t>
+              <w:t xml:space="preserve">Qwen3-8B</w:t>
+            </w:r>
+          </w:p>
+        </w:tc>
+        <w:tc>
+          <w:tcPr>
+            <w:tcW w:type="dxa" w:w="1700"/>
+            <w:tcMar>
+              <w:top w:w="40" w:type="dxa"/>
+              <w:start w:w="50" w:type="dxa"/>
+              <w:bottom w:w="40" w:type="dxa"/>
+              <w:end w:w="50" w:type="dxa"/>
+            </w:tcMar>
+            <w:vAlign w:val="center"/>
+          </w:tcPr>
+          <w:p>
+            <w:pPr>
+              <w:spacing w:before="0" w:after="0" w:line="240" w:lineRule="auto"/>
+              <w:jc w:val="center"/>
+            </w:pPr>
+            <w:r>
+              <w:rPr>
+                <w:rFonts w:ascii="Times New Roman" w:hAnsi="Times New Roman"/>
+                <w:b w:val="0"/>
+                <w:sz w:val="14"/>
+              </w:rPr>
+              <w:t xml:space="preserve">0.922 / 0.957</w:t>
+            </w:r>
+          </w:p>
+        </w:tc>
+        <w:tc>
+          <w:tcPr>
+            <w:tcW w:type="dxa" w:w="1700"/>
+            <w:tcMar>
+              <w:top w:w="40" w:type="dxa"/>
+              <w:start w:w="50" w:type="dxa"/>
+              <w:bottom w:w="40" w:type="dxa"/>
+              <w:end w:w="50" w:type="dxa"/>
+            </w:tcMar>
+            <w:vAlign w:val="center"/>
+          </w:tcPr>
+          <w:p>
+            <w:pPr>
+              <w:spacing w:before="0" w:after="0" w:line="240" w:lineRule="auto"/>
+              <w:jc w:val="center"/>
+            </w:pPr>
+            <w:r>
+              <w:rPr>
+                <w:rFonts w:ascii="Times New Roman" w:hAnsi="Times New Roman"/>
+                <w:b w:val="0"/>
+                <w:sz w:val="14"/>
+              </w:rPr>
+              <w:t xml:space="preserve">5,831</w:t>
+            </w:r>
+          </w:p>
+        </w:tc>
+        <w:tc>
+          <w:tcPr>
+            <w:tcW w:type="dxa" w:w="1700"/>
+            <w:tcMar>
+              <w:top w:w="40" w:type="dxa"/>
+              <w:start w:w="50" w:type="dxa"/>
+              <w:bottom w:w="40" w:type="dxa"/>
+              <w:end w:w="50" w:type="dxa"/>
+            </w:tcMar>
+            <w:vAlign w:val="center"/>
+          </w:tcPr>
+          <w:p>
+            <w:pPr>
+              <w:spacing w:before="0" w:after="0" w:line="240" w:lineRule="auto"/>
+              <w:jc w:val="center"/>
+            </w:pPr>
+            <w:r>
+              <w:rPr>
+                <w:rFonts w:ascii="Times New Roman" w:hAnsi="Times New Roman"/>
+                <w:b w:val="0"/>
+                <w:sz w:val="14"/>
+              </w:rPr>
+              <w:t xml:space="preserve">280</w:t>
+            </w:r>
+          </w:p>
+        </w:tc>
+        <w:tc>
+          <w:tcPr>
+            <w:tcW w:type="dxa" w:w="1700"/>
+            <w:tcMar>
+              <w:top w:w="40" w:type="dxa"/>
+              <w:start w:w="50" w:type="dxa"/>
+              <w:bottom w:w="40" w:type="dxa"/>
+              <w:end w:w="50" w:type="dxa"/>
+            </w:tcMar>
+            <w:vAlign w:val="center"/>
+          </w:tcPr>
+          <w:p>
+            <w:pPr>
+              <w:spacing w:before="0" w:after="0" w:line="240" w:lineRule="auto"/>
+              <w:jc w:val="center"/>
+            </w:pPr>
+            <w:r>
+              <w:rPr>
+                <w:rFonts w:ascii="Times New Roman" w:hAnsi="Times New Roman"/>
+                <w:b w:val="0"/>
+                <w:sz w:val="14"/>
+              </w:rPr>
+              <w:t xml:space="preserve">3.075</w:t>
+            </w:r>
+          </w:p>
+        </w:tc>
+        <w:tc>
+          <w:tcPr>
+            <w:tcW w:type="dxa" w:w="1823"/>
+            <w:tcMar>
+              <w:top w:w="40" w:type="dxa"/>
+              <w:start w:w="50" w:type="dxa"/>
+              <w:bottom w:w="40" w:type="dxa"/>
+              <w:end w:w="50" w:type="dxa"/>
+            </w:tcMar>
+            <w:vAlign w:val="center"/>
+          </w:tcPr>
+          <w:p>
+            <w:pPr>
+              <w:spacing w:before="0" w:after="0" w:line="240" w:lineRule="auto"/>
+              <w:jc w:val="center"/>
+            </w:pPr>
+            <w:r>
+              <w:rPr>
+                <w:rFonts w:ascii="Times New Roman" w:hAnsi="Times New Roman"/>
+                <w:b w:val="0"/>
+                <w:sz w:val="14"/>
+              </w:rPr>
+              <w:t xml:space="preserve">0.012</w:t>
             </w:r>
           </w:p>
         </w:tc>
@@ -4684,7 +3049,7 @@
         </w:trPr>
         <w:tc>
           <w:tcPr>
-            <w:tcW w:type="dxa" w:w="3600"/>
+            <w:tcW w:type="dxa" w:w="1500"/>
             <w:tcMar>
               <w:top w:w="40" w:type="dxa"/>
               <w:start w:w="50" w:type="dxa"/>
@@ -4704,13 +3069,13 @@
                 <w:b w:val="0"/>
                 <w:sz w:val="14"/>
               </w:rPr>
-              <w:t xml:space="preserve">Average and p95 latency</w:t>
+              <w:t xml:space="preserve">Qwen3-14B</w:t>
             </w:r>
           </w:p>
         </w:tc>
         <w:tc>
           <w:tcPr>
-            <w:tcW w:type="dxa" w:w="6523"/>
+            <w:tcW w:type="dxa" w:w="1700"/>
             <w:tcMar>
               <w:top w:w="40" w:type="dxa"/>
               <w:start w:w="50" w:type="dxa"/>
@@ -4722,7 +3087,7 @@
           <w:p>
             <w:pPr>
               <w:spacing w:before="0" w:after="0" w:line="240" w:lineRule="auto"/>
-              <w:jc w:val="left"/>
+              <w:jc w:val="center"/>
             </w:pPr>
             <w:r>
               <w:rPr>
@@ -4730,18 +3095,13 @@
                 <w:b w:val="0"/>
                 <w:sz w:val="14"/>
               </w:rPr>
-              <w:t xml:space="preserve">Speed, including tail behavior</w:t>
+              <w:t xml:space="preserve">0.944 / 0.952</w:t>
             </w:r>
           </w:p>
         </w:tc>
-      </w:tr>
-      <w:tr>
-        <w:trPr>
-          <w:cantSplit/>
-        </w:trPr>
         <w:tc>
           <w:tcPr>
-            <w:tcW w:type="dxa" w:w="3600"/>
+            <w:tcW w:type="dxa" w:w="1700"/>
             <w:tcMar>
               <w:top w:w="40" w:type="dxa"/>
               <w:start w:w="50" w:type="dxa"/>
@@ -4753,7 +3113,7 @@
           <w:p>
             <w:pPr>
               <w:spacing w:before="0" w:after="0" w:line="240" w:lineRule="auto"/>
-              <w:jc w:val="left"/>
+              <w:jc w:val="center"/>
             </w:pPr>
             <w:r>
               <w:rPr>
@@ -4761,13 +3121,13 @@
                 <w:b w:val="0"/>
                 <w:sz w:val="14"/>
               </w:rPr>
-              <w:t xml:space="preserve">Cost per request</w:t>
+              <w:t xml:space="preserve">5,235</w:t>
             </w:r>
           </w:p>
         </w:tc>
         <w:tc>
           <w:tcPr>
-            <w:tcW w:type="dxa" w:w="6523"/>
+            <w:tcW w:type="dxa" w:w="1700"/>
             <w:tcMar>
               <w:top w:w="40" w:type="dxa"/>
               <w:start w:w="50" w:type="dxa"/>
@@ -4779,7 +3139,7 @@
           <w:p>
             <w:pPr>
               <w:spacing w:before="0" w:after="0" w:line="240" w:lineRule="auto"/>
-              <w:jc w:val="left"/>
+              <w:jc w:val="center"/>
             </w:pPr>
             <w:r>
               <w:rPr>
@@ -4787,18 +3147,13 @@
                 <w:b w:val="0"/>
                 <w:sz w:val="14"/>
               </w:rPr>
-              <w:t xml:space="preserve">Monetary or compute cost under a stated definition</w:t>
+              <w:t xml:space="preserve">231</w:t>
             </w:r>
           </w:p>
         </w:tc>
-      </w:tr>
-      <w:tr>
-        <w:trPr>
-          <w:cantSplit/>
-        </w:trPr>
         <w:tc>
           <w:tcPr>
-            <w:tcW w:type="dxa" w:w="3600"/>
+            <w:tcW w:type="dxa" w:w="1700"/>
             <w:tcMar>
               <w:top w:w="40" w:type="dxa"/>
               <w:start w:w="50" w:type="dxa"/>
@@ -4810,7 +3165,7 @@
           <w:p>
             <w:pPr>
               <w:spacing w:before="0" w:after="0" w:line="240" w:lineRule="auto"/>
-              <w:jc w:val="left"/>
+              <w:jc w:val="center"/>
             </w:pPr>
             <w:r>
               <w:rPr>
@@ -4818,13 +3173,13 @@
                 <w:b w:val="0"/>
                 <w:sz w:val="14"/>
               </w:rPr>
-              <w:t xml:space="preserve">Throughput</w:t>
+              <w:t xml:space="preserve">4.706</w:t>
             </w:r>
           </w:p>
         </w:tc>
         <w:tc>
           <w:tcPr>
-            <w:tcW w:type="dxa" w:w="6523"/>
+            <w:tcW w:type="dxa" w:w="1823"/>
             <w:tcMar>
               <w:top w:w="40" w:type="dxa"/>
               <w:start w:w="50" w:type="dxa"/>
@@ -4836,7 +3191,7 @@
           <w:p>
             <w:pPr>
               <w:spacing w:before="0" w:after="0" w:line="240" w:lineRule="auto"/>
-              <w:jc w:val="left"/>
+              <w:jc w:val="center"/>
             </w:pPr>
             <w:r>
               <w:rPr>
@@ -4844,292 +3199,7 @@
                 <w:b w:val="0"/>
                 <w:sz w:val="14"/>
               </w:rPr>
-              <w:t xml:space="preserve">Requests handled per unit time under a stated load</w:t>
-            </w:r>
-          </w:p>
-        </w:tc>
-      </w:tr>
-      <w:tr>
-        <w:trPr>
-          <w:cantSplit/>
-        </w:trPr>
-        <w:tc>
-          <w:tcPr>
-            <w:tcW w:type="dxa" w:w="3600"/>
-            <w:tcMar>
-              <w:top w:w="40" w:type="dxa"/>
-              <w:start w:w="50" w:type="dxa"/>
-              <w:bottom w:w="40" w:type="dxa"/>
-              <w:end w:w="50" w:type="dxa"/>
-            </w:tcMar>
-            <w:vAlign w:val="center"/>
-          </w:tcPr>
-          <w:p>
-            <w:pPr>
-              <w:spacing w:before="0" w:after="0" w:line="240" w:lineRule="auto"/>
-              <w:jc w:val="left"/>
-            </w:pPr>
-            <w:r>
-              <w:rPr>
-                <w:rFonts w:ascii="Times New Roman" w:hAnsi="Times New Roman"/>
-                <w:b w:val="0"/>
-                <w:sz w:val="14"/>
-              </w:rPr>
-              <w:t xml:space="preserve">Cumulative reward</w:t>
-            </w:r>
-          </w:p>
-        </w:tc>
-        <w:tc>
-          <w:tcPr>
-            <w:tcW w:type="dxa" w:w="6523"/>
-            <w:tcMar>
-              <w:top w:w="40" w:type="dxa"/>
-              <w:start w:w="50" w:type="dxa"/>
-              <w:bottom w:w="40" w:type="dxa"/>
-              <w:end w:w="50" w:type="dxa"/>
-            </w:tcMar>
-            <w:vAlign w:val="center"/>
-          </w:tcPr>
-          <w:p>
-            <w:pPr>
-              <w:spacing w:before="0" w:after="0" w:line="240" w:lineRule="auto"/>
-              <w:jc w:val="left"/>
-            </w:pPr>
-            <w:r>
-              <w:rPr>
-                <w:rFonts w:ascii="Times New Roman" w:hAnsi="Times New Roman"/>
-                <w:b w:val="0"/>
-                <w:sz w:val="14"/>
-              </w:rPr>
-              <w:t xml:space="preserve">Total reward accumulated by the routing policy, Eq. (1)</w:t>
-            </w:r>
-          </w:p>
-        </w:tc>
-      </w:tr>
-      <w:tr>
-        <w:trPr>
-          <w:cantSplit/>
-        </w:trPr>
-        <w:tc>
-          <w:tcPr>
-            <w:tcW w:type="dxa" w:w="3600"/>
-            <w:tcMar>
-              <w:top w:w="40" w:type="dxa"/>
-              <w:start w:w="50" w:type="dxa"/>
-              <w:bottom w:w="40" w:type="dxa"/>
-              <w:end w:w="50" w:type="dxa"/>
-            </w:tcMar>
-            <w:vAlign w:val="center"/>
-          </w:tcPr>
-          <w:p>
-            <w:pPr>
-              <w:spacing w:before="0" w:after="0" w:line="240" w:lineRule="auto"/>
-              <w:jc w:val="left"/>
-            </w:pPr>
-            <w:r>
-              <w:rPr>
-                <w:rFonts w:ascii="Times New Roman" w:hAnsi="Times New Roman"/>
-                <w:b w:val="0"/>
-                <w:sz w:val="14"/>
-              </w:rPr>
-              <w:t xml:space="preserve">Regret</w:t>
-            </w:r>
-          </w:p>
-        </w:tc>
-        <w:tc>
-          <w:tcPr>
-            <w:tcW w:type="dxa" w:w="6523"/>
-            <w:tcMar>
-              <w:top w:w="40" w:type="dxa"/>
-              <w:start w:w="50" w:type="dxa"/>
-              <w:bottom w:w="40" w:type="dxa"/>
-              <w:end w:w="50" w:type="dxa"/>
-            </w:tcMar>
-            <w:vAlign w:val="center"/>
-          </w:tcPr>
-          <w:p>
-            <w:pPr>
-              <w:spacing w:before="0" w:after="0" w:line="240" w:lineRule="auto"/>
-              <w:jc w:val="left"/>
-            </w:pPr>
-            <w:r>
-              <w:rPr>
-                <w:rFonts w:ascii="Times New Roman" w:hAnsi="Times New Roman"/>
-                <w:b w:val="0"/>
-                <w:sz w:val="14"/>
-              </w:rPr>
-              <w:t xml:space="preserve">Difference from the offline oracle reference, Eq. (2)</w:t>
-            </w:r>
-          </w:p>
-        </w:tc>
-      </w:tr>
-      <w:tr>
-        <w:trPr>
-          <w:cantSplit/>
-        </w:trPr>
-        <w:tc>
-          <w:tcPr>
-            <w:tcW w:type="dxa" w:w="3600"/>
-            <w:tcMar>
-              <w:top w:w="40" w:type="dxa"/>
-              <w:start w:w="50" w:type="dxa"/>
-              <w:bottom w:w="40" w:type="dxa"/>
-              <w:end w:w="50" w:type="dxa"/>
-            </w:tcMar>
-            <w:vAlign w:val="center"/>
-          </w:tcPr>
-          <w:p>
-            <w:pPr>
-              <w:spacing w:before="0" w:after="0" w:line="240" w:lineRule="auto"/>
-              <w:jc w:val="left"/>
-            </w:pPr>
-            <w:r>
-              <w:rPr>
-                <w:rFonts w:ascii="Times New Roman" w:hAnsi="Times New Roman"/>
-                <w:b w:val="0"/>
-                <w:sz w:val="14"/>
-              </w:rPr>
-              <w:t xml:space="preserve">Model-selection distribution</w:t>
-            </w:r>
-          </w:p>
-        </w:tc>
-        <w:tc>
-          <w:tcPr>
-            <w:tcW w:type="dxa" w:w="6523"/>
-            <w:tcMar>
-              <w:top w:w="40" w:type="dxa"/>
-              <w:start w:w="50" w:type="dxa"/>
-              <w:bottom w:w="40" w:type="dxa"/>
-              <w:end w:w="50" w:type="dxa"/>
-            </w:tcMar>
-            <w:vAlign w:val="center"/>
-          </w:tcPr>
-          <w:p>
-            <w:pPr>
-              <w:spacing w:before="0" w:after="0" w:line="240" w:lineRule="auto"/>
-              <w:jc w:val="left"/>
-            </w:pPr>
-            <w:r>
-              <w:rPr>
-                <w:rFonts w:ascii="Times New Roman" w:hAnsi="Times New Roman"/>
-                <w:b w:val="0"/>
-                <w:sz w:val="14"/>
-              </w:rPr>
-              <w:t xml:space="preserve">How frequently each candidate model is selected</w:t>
-            </w:r>
-          </w:p>
-        </w:tc>
-      </w:tr>
-      <w:tr>
-        <w:trPr>
-          <w:cantSplit/>
-        </w:trPr>
-        <w:tc>
-          <w:tcPr>
-            <w:tcW w:type="dxa" w:w="3600"/>
-            <w:tcMar>
-              <w:top w:w="40" w:type="dxa"/>
-              <w:start w:w="50" w:type="dxa"/>
-              <w:bottom w:w="40" w:type="dxa"/>
-              <w:end w:w="50" w:type="dxa"/>
-            </w:tcMar>
-            <w:vAlign w:val="center"/>
-          </w:tcPr>
-          <w:p>
-            <w:pPr>
-              <w:spacing w:before="0" w:after="0" w:line="240" w:lineRule="auto"/>
-              <w:jc w:val="left"/>
-            </w:pPr>
-            <w:r>
-              <w:rPr>
-                <w:rFonts w:ascii="Times New Roman" w:hAnsi="Times New Roman"/>
-                <w:b w:val="0"/>
-                <w:sz w:val="14"/>
-              </w:rPr>
-              <w:t xml:space="preserve">Failure rate</w:t>
-            </w:r>
-          </w:p>
-        </w:tc>
-        <w:tc>
-          <w:tcPr>
-            <w:tcW w:type="dxa" w:w="6523"/>
-            <w:tcMar>
-              <w:top w:w="40" w:type="dxa"/>
-              <w:start w:w="50" w:type="dxa"/>
-              <w:bottom w:w="40" w:type="dxa"/>
-              <w:end w:w="50" w:type="dxa"/>
-            </w:tcMar>
-            <w:vAlign w:val="center"/>
-          </w:tcPr>
-          <w:p>
-            <w:pPr>
-              <w:spacing w:before="0" w:after="0" w:line="240" w:lineRule="auto"/>
-              <w:jc w:val="left"/>
-            </w:pPr>
-            <w:r>
-              <w:rPr>
-                <w:rFonts w:ascii="Times New Roman" w:hAnsi="Times New Roman"/>
-                <w:b w:val="0"/>
-                <w:sz w:val="14"/>
-              </w:rPr>
-              <w:t xml:space="preserve">Timeouts, errors, and unusable outputs</w:t>
-            </w:r>
-          </w:p>
-        </w:tc>
-      </w:tr>
-      <w:tr>
-        <w:trPr>
-          <w:cantSplit/>
-        </w:trPr>
-        <w:tc>
-          <w:tcPr>
-            <w:tcW w:type="dxa" w:w="3600"/>
-            <w:tcMar>
-              <w:top w:w="40" w:type="dxa"/>
-              <w:start w:w="50" w:type="dxa"/>
-              <w:bottom w:w="40" w:type="dxa"/>
-              <w:end w:w="50" w:type="dxa"/>
-            </w:tcMar>
-            <w:vAlign w:val="center"/>
-          </w:tcPr>
-          <w:p>
-            <w:pPr>
-              <w:spacing w:before="0" w:after="0" w:line="240" w:lineRule="auto"/>
-              <w:jc w:val="left"/>
-            </w:pPr>
-            <w:r>
-              <w:rPr>
-                <w:rFonts w:ascii="Times New Roman" w:hAnsi="Times New Roman"/>
-                <w:b w:val="0"/>
-                <w:sz w:val="14"/>
-              </w:rPr>
-              <w:t xml:space="preserve">Adaptation after a shift</w:t>
-            </w:r>
-          </w:p>
-        </w:tc>
-        <w:tc>
-          <w:tcPr>
-            <w:tcW w:type="dxa" w:w="6523"/>
-            <w:tcMar>
-              <w:top w:w="40" w:type="dxa"/>
-              <w:start w:w="50" w:type="dxa"/>
-              <w:bottom w:w="40" w:type="dxa"/>
-              <w:end w:w="50" w:type="dxa"/>
-            </w:tcMar>
-            <w:vAlign w:val="center"/>
-          </w:tcPr>
-          <w:p>
-            <w:pPr>
-              <w:spacing w:before="0" w:after="0" w:line="240" w:lineRule="auto"/>
-              <w:jc w:val="left"/>
-            </w:pPr>
-            <w:r>
-              <w:rPr>
-                <w:rFonts w:ascii="Times New Roman" w:hAnsi="Times New Roman"/>
-                <w:b w:val="0"/>
-                <w:sz w:val="14"/>
-              </w:rPr>
-              <w:t xml:space="preserve">How quickly performance responds to changes in task mix or model behavior</w:t>
+              <w:t xml:space="preserve">0.006</w:t>
             </w:r>
           </w:p>
         </w:tc>
@@ -5159,22 +3229,7 @@
           <w:i/>
           <w:sz w:val="20"/>
         </w:rPr>
-        <w:t xml:space="preserve">D. Planned Experiments</w:t>
-      </w:r>
-    </w:p>
-    <w:p>
-      <w:pPr>
-        <w:keepNext w:val="0"/>
-        <w:spacing w:before="0" w:after="20" w:line="240" w:lineRule="auto"/>
-        <w:ind w:firstLine="216"/>
-        <w:jc w:val="both"/>
-      </w:pPr>
-      <w:r>
-        <w:rPr>
-          <w:rFonts w:ascii="Times New Roman" w:hAnsi="Times New Roman"/>
-          <w:sz w:val="20"/>
-        </w:rPr>
-        <w:t xml:space="preserve">Seven experiments address the research questions (Table VI). Each varies one factor while holding the others fixed.</w:t>
+        <w:t xml:space="preserve">B. Overall Comparison (E1)</w:t>
       </w:r>
     </w:p>
     <w:p>
@@ -5200,860 +3255,9 @@
           <w:b/>
           <w:sz w:val="16"/>
         </w:rPr>
-        <w:t>TABLE VI</w:t>
+        <w:t>TABLE IV</w:t>
         <w:br/>
-        <w:t xml:space="preserve">PLANNED EXPERIMENTS</w:t>
-      </w:r>
-    </w:p>
-    <w:tbl>
-      <w:tblPr>
-        <w:tblW w:type="dxa" w:w="10123"/>
-        <w:jc w:val="center"/>
-        <w:tblBorders>
-          <w:top w:val="single" w:sz="4" w:color="808080"/>
-          <w:left w:val="single" w:sz="4" w:color="808080"/>
-          <w:bottom w:val="single" w:sz="4" w:color="808080"/>
-          <w:right w:val="single" w:sz="4" w:color="808080"/>
-          <w:insideH w:val="single" w:sz="4" w:color="808080"/>
-          <w:insideV w:val="single" w:sz="4" w:color="808080"/>
-        </w:tblBorders>
-        <w:tblLayout w:type="fixed"/>
-        <w:tblLook w:val="04A0" w:firstRow="1" w:lastRow="0" w:firstColumn="1" w:lastColumn="0" w:noHBand="0" w:noVBand="1"/>
-      </w:tblPr>
-      <w:tblGrid>
-        <w:gridCol w:w="2700"/>
-        <w:gridCol w:w="2900"/>
-        <w:gridCol w:w="4523"/>
-      </w:tblGrid>
-      <w:tr>
-        <w:trPr>
-          <w:tblHeader/>
-        </w:trPr>
-        <w:tc>
-          <w:tcPr>
-            <w:tcW w:type="dxa" w:w="2700"/>
-            <w:shd w:val="clear" w:color="auto" w:fill="E7E6E6"/>
-            <w:tcMar>
-              <w:top w:w="40" w:type="dxa"/>
-              <w:start w:w="50" w:type="dxa"/>
-              <w:bottom w:w="40" w:type="dxa"/>
-              <w:end w:w="50" w:type="dxa"/>
-            </w:tcMar>
-            <w:vAlign w:val="center"/>
-          </w:tcPr>
-          <w:p>
-            <w:pPr>
-              <w:spacing w:before="0" w:after="0" w:line="240" w:lineRule="auto"/>
-              <w:jc w:val="center"/>
-            </w:pPr>
-            <w:r>
-              <w:rPr>
-                <w:rFonts w:ascii="Times New Roman" w:hAnsi="Times New Roman"/>
-                <w:b/>
-                <w:sz w:val="14"/>
-              </w:rPr>
-              <w:t xml:space="preserve">Experiment</w:t>
-            </w:r>
-          </w:p>
-        </w:tc>
-        <w:tc>
-          <w:tcPr>
-            <w:tcW w:type="dxa" w:w="2900"/>
-            <w:shd w:val="clear" w:color="auto" w:fill="E7E6E6"/>
-            <w:tcMar>
-              <w:top w:w="40" w:type="dxa"/>
-              <w:start w:w="50" w:type="dxa"/>
-              <w:bottom w:w="40" w:type="dxa"/>
-              <w:end w:w="50" w:type="dxa"/>
-            </w:tcMar>
-            <w:vAlign w:val="center"/>
-          </w:tcPr>
-          <w:p>
-            <w:pPr>
-              <w:spacing w:before="0" w:after="0" w:line="240" w:lineRule="auto"/>
-              <w:jc w:val="center"/>
-            </w:pPr>
-            <w:r>
-              <w:rPr>
-                <w:rFonts w:ascii="Times New Roman" w:hAnsi="Times New Roman"/>
-                <w:b/>
-                <w:sz w:val="14"/>
-              </w:rPr>
-              <w:t xml:space="preserve">Factor Varied</w:t>
-            </w:r>
-          </w:p>
-        </w:tc>
-        <w:tc>
-          <w:tcPr>
-            <w:tcW w:type="dxa" w:w="4523"/>
-            <w:shd w:val="clear" w:color="auto" w:fill="E7E6E6"/>
-            <w:tcMar>
-              <w:top w:w="40" w:type="dxa"/>
-              <w:start w:w="50" w:type="dxa"/>
-              <w:bottom w:w="40" w:type="dxa"/>
-              <w:end w:w="50" w:type="dxa"/>
-            </w:tcMar>
-            <w:vAlign w:val="center"/>
-          </w:tcPr>
-          <w:p>
-            <w:pPr>
-              <w:spacing w:before="0" w:after="0" w:line="240" w:lineRule="auto"/>
-              <w:jc w:val="center"/>
-            </w:pPr>
-            <w:r>
-              <w:rPr>
-                <w:rFonts w:ascii="Times New Roman" w:hAnsi="Times New Roman"/>
-                <w:b/>
-                <w:sz w:val="14"/>
-              </w:rPr>
-              <w:t xml:space="preserve">Question Addressed</w:t>
-            </w:r>
-          </w:p>
-        </w:tc>
-      </w:tr>
-      <w:tr>
-        <w:trPr>
-          <w:cantSplit/>
-        </w:trPr>
-        <w:tc>
-          <w:tcPr>
-            <w:tcW w:type="dxa" w:w="2700"/>
-            <w:tcMar>
-              <w:top w:w="40" w:type="dxa"/>
-              <w:start w:w="50" w:type="dxa"/>
-              <w:bottom w:w="40" w:type="dxa"/>
-              <w:end w:w="50" w:type="dxa"/>
-            </w:tcMar>
-            <w:vAlign w:val="center"/>
-          </w:tcPr>
-          <w:p>
-            <w:pPr>
-              <w:spacing w:before="0" w:after="0" w:line="240" w:lineRule="auto"/>
-              <w:jc w:val="left"/>
-            </w:pPr>
-            <w:r>
-              <w:rPr>
-                <w:rFonts w:ascii="Times New Roman" w:hAnsi="Times New Roman"/>
-                <w:b w:val="0"/>
-                <w:sz w:val="14"/>
-              </w:rPr>
-              <w:t xml:space="preserve">E1. Overall comparison</w:t>
-            </w:r>
-          </w:p>
-        </w:tc>
-        <w:tc>
-          <w:tcPr>
-            <w:tcW w:type="dxa" w:w="2900"/>
-            <w:tcMar>
-              <w:top w:w="40" w:type="dxa"/>
-              <w:start w:w="50" w:type="dxa"/>
-              <w:bottom w:w="40" w:type="dxa"/>
-              <w:end w:w="50" w:type="dxa"/>
-            </w:tcMar>
-            <w:vAlign w:val="center"/>
-          </w:tcPr>
-          <w:p>
-            <w:pPr>
-              <w:spacing w:before="0" w:after="0" w:line="240" w:lineRule="auto"/>
-              <w:jc w:val="center"/>
-            </w:pPr>
-            <w:r>
-              <w:rPr>
-                <w:rFonts w:ascii="Times New Roman" w:hAnsi="Times New Roman"/>
-                <w:b w:val="0"/>
-                <w:sz w:val="14"/>
-              </w:rPr>
-              <w:t xml:space="preserve">Routing policy</w:t>
-            </w:r>
-          </w:p>
-        </w:tc>
-        <w:tc>
-          <w:tcPr>
-            <w:tcW w:type="dxa" w:w="4523"/>
-            <w:tcMar>
-              <w:top w:w="40" w:type="dxa"/>
-              <w:start w:w="50" w:type="dxa"/>
-              <w:bottom w:w="40" w:type="dxa"/>
-              <w:end w:w="50" w:type="dxa"/>
-            </w:tcMar>
-            <w:vAlign w:val="center"/>
-          </w:tcPr>
-          <w:p>
-            <w:pPr>
-              <w:spacing w:before="0" w:after="0" w:line="240" w:lineRule="auto"/>
-              <w:jc w:val="left"/>
-            </w:pPr>
-            <w:r>
-              <w:rPr>
-                <w:rFonts w:ascii="Times New Roman" w:hAnsi="Times New Roman"/>
-                <w:b w:val="0"/>
-                <w:sz w:val="14"/>
-              </w:rPr>
-              <w:t xml:space="preserve">Does LinUCB improve on small-only, large-only, random, and rule-based routing? (RQ2)</w:t>
-            </w:r>
-          </w:p>
-        </w:tc>
-      </w:tr>
-      <w:tr>
-        <w:trPr>
-          <w:cantSplit/>
-        </w:trPr>
-        <w:tc>
-          <w:tcPr>
-            <w:tcW w:type="dxa" w:w="2700"/>
-            <w:tcMar>
-              <w:top w:w="40" w:type="dxa"/>
-              <w:start w:w="50" w:type="dxa"/>
-              <w:bottom w:w="40" w:type="dxa"/>
-              <w:end w:w="50" w:type="dxa"/>
-            </w:tcMar>
-            <w:vAlign w:val="center"/>
-          </w:tcPr>
-          <w:p>
-            <w:pPr>
-              <w:spacing w:before="0" w:after="0" w:line="240" w:lineRule="auto"/>
-              <w:jc w:val="left"/>
-            </w:pPr>
-            <w:r>
-              <w:rPr>
-                <w:rFonts w:ascii="Times New Roman" w:hAnsi="Times New Roman"/>
-                <w:b w:val="0"/>
-                <w:sz w:val="14"/>
-              </w:rPr>
-              <w:t xml:space="preserve">E2. Quality-cost trade-off</w:t>
-            </w:r>
-          </w:p>
-        </w:tc>
-        <w:tc>
-          <w:tcPr>
-            <w:tcW w:type="dxa" w:w="2900"/>
-            <w:tcMar>
-              <w:top w:w="40" w:type="dxa"/>
-              <w:start w:w="50" w:type="dxa"/>
-              <w:bottom w:w="40" w:type="dxa"/>
-              <w:end w:w="50" w:type="dxa"/>
-            </w:tcMar>
-            <w:vAlign w:val="center"/>
-          </w:tcPr>
-          <w:p>
-            <w:pPr>
-              <w:spacing w:before="0" w:after="0" w:line="240" w:lineRule="auto"/>
-              <w:jc w:val="left"/>
-            </w:pPr>
-            <w:r>
-              <w:rPr>
-                <w:rFonts w:ascii="Times New Roman" w:hAnsi="Times New Roman"/>
-                <w:b w:val="0"/>
-                <w:sz w:val="14"/>
-              </w:rPr>
-              <w:t xml:space="preserve">Reward weights α_q, β_c, γ_l</w:t>
-            </w:r>
-          </w:p>
-        </w:tc>
-        <w:tc>
-          <w:tcPr>
-            <w:tcW w:type="dxa" w:w="4523"/>
-            <w:tcMar>
-              <w:top w:w="40" w:type="dxa"/>
-              <w:start w:w="50" w:type="dxa"/>
-              <w:bottom w:w="40" w:type="dxa"/>
-              <w:end w:w="50" w:type="dxa"/>
-            </w:tcMar>
-            <w:vAlign w:val="center"/>
-          </w:tcPr>
-          <w:p>
-            <w:pPr>
-              <w:spacing w:before="0" w:after="0" w:line="240" w:lineRule="auto"/>
-              <w:jc w:val="left"/>
-            </w:pPr>
-            <w:r>
-              <w:rPr>
-                <w:rFonts w:ascii="Times New Roman" w:hAnsi="Times New Roman"/>
-                <w:b w:val="0"/>
-                <w:sz w:val="14"/>
-              </w:rPr>
-              <w:t xml:space="preserve">How do priorities shift the operating point and model mix? (RQ3)</w:t>
-            </w:r>
-          </w:p>
-        </w:tc>
-      </w:tr>
-      <w:tr>
-        <w:trPr>
-          <w:cantSplit/>
-        </w:trPr>
-        <w:tc>
-          <w:tcPr>
-            <w:tcW w:type="dxa" w:w="2700"/>
-            <w:tcMar>
-              <w:top w:w="40" w:type="dxa"/>
-              <w:start w:w="50" w:type="dxa"/>
-              <w:bottom w:w="40" w:type="dxa"/>
-              <w:end w:w="50" w:type="dxa"/>
-            </w:tcMar>
-            <w:vAlign w:val="center"/>
-          </w:tcPr>
-          <w:p>
-            <w:pPr>
-              <w:spacing w:before="0" w:after="0" w:line="240" w:lineRule="auto"/>
-              <w:jc w:val="left"/>
-            </w:pPr>
-            <w:r>
-              <w:rPr>
-                <w:rFonts w:ascii="Times New Roman" w:hAnsi="Times New Roman"/>
-                <w:b w:val="0"/>
-                <w:sz w:val="14"/>
-              </w:rPr>
-              <w:t xml:space="preserve">E3. Task-category analysis</w:t>
-            </w:r>
-          </w:p>
-        </w:tc>
-        <w:tc>
-          <w:tcPr>
-            <w:tcW w:type="dxa" w:w="2900"/>
-            <w:tcMar>
-              <w:top w:w="40" w:type="dxa"/>
-              <w:start w:w="50" w:type="dxa"/>
-              <w:bottom w:w="40" w:type="dxa"/>
-              <w:end w:w="50" w:type="dxa"/>
-            </w:tcMar>
-            <w:vAlign w:val="center"/>
-          </w:tcPr>
-          <w:p>
-            <w:pPr>
-              <w:spacing w:before="0" w:after="0" w:line="240" w:lineRule="auto"/>
-              <w:jc w:val="center"/>
-            </w:pPr>
-            <w:r>
-              <w:rPr>
-                <w:rFonts w:ascii="Times New Roman" w:hAnsi="Times New Roman"/>
-                <w:b w:val="0"/>
-                <w:sz w:val="14"/>
-              </w:rPr>
-              <w:t xml:space="preserve">Task category</w:t>
-            </w:r>
-          </w:p>
-        </w:tc>
-        <w:tc>
-          <w:tcPr>
-            <w:tcW w:type="dxa" w:w="4523"/>
-            <w:tcMar>
-              <w:top w:w="40" w:type="dxa"/>
-              <w:start w:w="50" w:type="dxa"/>
-              <w:bottom w:w="40" w:type="dxa"/>
-              <w:end w:w="50" w:type="dxa"/>
-            </w:tcMar>
-            <w:vAlign w:val="center"/>
-          </w:tcPr>
-          <w:p>
-            <w:pPr>
-              <w:spacing w:before="0" w:after="0" w:line="240" w:lineRule="auto"/>
-              <w:jc w:val="left"/>
-            </w:pPr>
-            <w:r>
-              <w:rPr>
-                <w:rFonts w:ascii="Times New Roman" w:hAnsi="Times New Roman"/>
-                <w:b w:val="0"/>
-                <w:sz w:val="14"/>
-              </w:rPr>
-              <w:t xml:space="preserve">Where does adaptive routing help or struggle? (RQ5)</w:t>
-            </w:r>
-          </w:p>
-        </w:tc>
-      </w:tr>
-      <w:tr>
-        <w:trPr>
-          <w:cantSplit/>
-        </w:trPr>
-        <w:tc>
-          <w:tcPr>
-            <w:tcW w:type="dxa" w:w="2700"/>
-            <w:tcMar>
-              <w:top w:w="40" w:type="dxa"/>
-              <w:start w:w="50" w:type="dxa"/>
-              <w:bottom w:w="40" w:type="dxa"/>
-              <w:end w:w="50" w:type="dxa"/>
-            </w:tcMar>
-            <w:vAlign w:val="center"/>
-          </w:tcPr>
-          <w:p>
-            <w:pPr>
-              <w:spacing w:before="0" w:after="0" w:line="240" w:lineRule="auto"/>
-              <w:jc w:val="left"/>
-            </w:pPr>
-            <w:r>
-              <w:rPr>
-                <w:rFonts w:ascii="Times New Roman" w:hAnsi="Times New Roman"/>
-                <w:b w:val="0"/>
-                <w:sz w:val="14"/>
-              </w:rPr>
-              <w:t xml:space="preserve">E4. Ablation</w:t>
-            </w:r>
-          </w:p>
-        </w:tc>
-        <w:tc>
-          <w:tcPr>
-            <w:tcW w:type="dxa" w:w="2900"/>
-            <w:tcMar>
-              <w:top w:w="40" w:type="dxa"/>
-              <w:start w:w="50" w:type="dxa"/>
-              <w:bottom w:w="40" w:type="dxa"/>
-              <w:end w:w="50" w:type="dxa"/>
-            </w:tcMar>
-            <w:vAlign w:val="center"/>
-          </w:tcPr>
-          <w:p>
-            <w:pPr>
-              <w:spacing w:before="0" w:after="0" w:line="240" w:lineRule="auto"/>
-              <w:jc w:val="left"/>
-            </w:pPr>
-            <w:r>
-              <w:rPr>
-                <w:rFonts w:ascii="Times New Roman" w:hAnsi="Times New Roman"/>
-                <w:b w:val="0"/>
-                <w:sz w:val="14"/>
-              </w:rPr>
-              <w:t xml:space="preserve">Feature groups; feedback components</w:t>
-            </w:r>
-          </w:p>
-        </w:tc>
-        <w:tc>
-          <w:tcPr>
-            <w:tcW w:type="dxa" w:w="4523"/>
-            <w:tcMar>
-              <w:top w:w="40" w:type="dxa"/>
-              <w:start w:w="50" w:type="dxa"/>
-              <w:bottom w:w="40" w:type="dxa"/>
-              <w:end w:w="50" w:type="dxa"/>
-            </w:tcMar>
-            <w:vAlign w:val="center"/>
-          </w:tcPr>
-          <w:p>
-            <w:pPr>
-              <w:spacing w:before="0" w:after="0" w:line="240" w:lineRule="auto"/>
-              <w:jc w:val="left"/>
-            </w:pPr>
-            <w:r>
-              <w:rPr>
-                <w:rFonts w:ascii="Times New Roman" w:hAnsi="Times New Roman"/>
-                <w:b w:val="0"/>
-                <w:sz w:val="14"/>
-              </w:rPr>
-              <w:t xml:space="preserve">Which features and feedback signals matter? (RQ1)</w:t>
-            </w:r>
-          </w:p>
-        </w:tc>
-      </w:tr>
-      <w:tr>
-        <w:trPr>
-          <w:cantSplit/>
-        </w:trPr>
-        <w:tc>
-          <w:tcPr>
-            <w:tcW w:type="dxa" w:w="2700"/>
-            <w:tcMar>
-              <w:top w:w="40" w:type="dxa"/>
-              <w:start w:w="50" w:type="dxa"/>
-              <w:bottom w:w="40" w:type="dxa"/>
-              <w:end w:w="50" w:type="dxa"/>
-            </w:tcMar>
-            <w:vAlign w:val="center"/>
-          </w:tcPr>
-          <w:p>
-            <w:pPr>
-              <w:spacing w:before="0" w:after="0" w:line="240" w:lineRule="auto"/>
-              <w:jc w:val="left"/>
-            </w:pPr>
-            <w:r>
-              <w:rPr>
-                <w:rFonts w:ascii="Times New Roman" w:hAnsi="Times New Roman"/>
-                <w:b w:val="0"/>
-                <w:sz w:val="14"/>
-              </w:rPr>
-              <w:t xml:space="preserve">E5. Workload shift</w:t>
-            </w:r>
-          </w:p>
-        </w:tc>
-        <w:tc>
-          <w:tcPr>
-            <w:tcW w:type="dxa" w:w="2900"/>
-            <w:tcMar>
-              <w:top w:w="40" w:type="dxa"/>
-              <w:start w:w="50" w:type="dxa"/>
-              <w:bottom w:w="40" w:type="dxa"/>
-              <w:end w:w="50" w:type="dxa"/>
-            </w:tcMar>
-            <w:vAlign w:val="center"/>
-          </w:tcPr>
-          <w:p>
-            <w:pPr>
-              <w:spacing w:before="0" w:after="0" w:line="240" w:lineRule="auto"/>
-              <w:jc w:val="left"/>
-            </w:pPr>
-            <w:r>
-              <w:rPr>
-                <w:rFonts w:ascii="Times New Roman" w:hAnsi="Times New Roman"/>
-                <w:b w:val="0"/>
-                <w:sz w:val="14"/>
-              </w:rPr>
-              <w:t xml:space="preserve">Mix of task categories over time</w:t>
-            </w:r>
-          </w:p>
-        </w:tc>
-        <w:tc>
-          <w:tcPr>
-            <w:tcW w:type="dxa" w:w="4523"/>
-            <w:tcMar>
-              <w:top w:w="40" w:type="dxa"/>
-              <w:start w:w="50" w:type="dxa"/>
-              <w:bottom w:w="40" w:type="dxa"/>
-              <w:end w:w="50" w:type="dxa"/>
-            </w:tcMar>
-            <w:vAlign w:val="center"/>
-          </w:tcPr>
-          <w:p>
-            <w:pPr>
-              <w:spacing w:before="0" w:after="0" w:line="240" w:lineRule="auto"/>
-              <w:jc w:val="left"/>
-            </w:pPr>
-            <w:r>
-              <w:rPr>
-                <w:rFonts w:ascii="Times New Roman" w:hAnsi="Times New Roman"/>
-                <w:b w:val="0"/>
-                <w:sz w:val="14"/>
-              </w:rPr>
-              <w:t xml:space="preserve">How quickly does routing adapt? (RQ4)</w:t>
-            </w:r>
-          </w:p>
-        </w:tc>
-      </w:tr>
-      <w:tr>
-        <w:trPr>
-          <w:cantSplit/>
-        </w:trPr>
-        <w:tc>
-          <w:tcPr>
-            <w:tcW w:type="dxa" w:w="2700"/>
-            <w:tcMar>
-              <w:top w:w="40" w:type="dxa"/>
-              <w:start w:w="50" w:type="dxa"/>
-              <w:bottom w:w="40" w:type="dxa"/>
-              <w:end w:w="50" w:type="dxa"/>
-            </w:tcMar>
-            <w:vAlign w:val="center"/>
-          </w:tcPr>
-          <w:p>
-            <w:pPr>
-              <w:spacing w:before="0" w:after="0" w:line="240" w:lineRule="auto"/>
-              <w:jc w:val="left"/>
-            </w:pPr>
-            <w:r>
-              <w:rPr>
-                <w:rFonts w:ascii="Times New Roman" w:hAnsi="Times New Roman"/>
-                <w:b w:val="0"/>
-                <w:sz w:val="14"/>
-              </w:rPr>
-              <w:t xml:space="preserve">E6. Sensitivity</w:t>
-            </w:r>
-          </w:p>
-        </w:tc>
-        <w:tc>
-          <w:tcPr>
-            <w:tcW w:type="dxa" w:w="2900"/>
-            <w:tcMar>
-              <w:top w:w="40" w:type="dxa"/>
-              <w:start w:w="50" w:type="dxa"/>
-              <w:bottom w:w="40" w:type="dxa"/>
-              <w:end w:w="50" w:type="dxa"/>
-            </w:tcMar>
-            <w:vAlign w:val="center"/>
-          </w:tcPr>
-          <w:p>
-            <w:pPr>
-              <w:spacing w:before="0" w:after="0" w:line="240" w:lineRule="auto"/>
-              <w:jc w:val="left"/>
-            </w:pPr>
-            <w:r>
-              <w:rPr>
-                <w:rFonts w:ascii="Times New Roman" w:hAnsi="Times New Roman"/>
-                <w:b w:val="0"/>
-                <w:sz w:val="14"/>
-              </w:rPr>
-              <w:t xml:space="preserve">Exploration α; regularization λ</w:t>
-            </w:r>
-          </w:p>
-        </w:tc>
-        <w:tc>
-          <w:tcPr>
-            <w:tcW w:type="dxa" w:w="4523"/>
-            <w:tcMar>
-              <w:top w:w="40" w:type="dxa"/>
-              <w:start w:w="50" w:type="dxa"/>
-              <w:bottom w:w="40" w:type="dxa"/>
-              <w:end w:w="50" w:type="dxa"/>
-            </w:tcMar>
-            <w:vAlign w:val="center"/>
-          </w:tcPr>
-          <w:p>
-            <w:pPr>
-              <w:spacing w:before="0" w:after="0" w:line="240" w:lineRule="auto"/>
-              <w:jc w:val="left"/>
-            </w:pPr>
-            <w:r>
-              <w:rPr>
-                <w:rFonts w:ascii="Times New Roman" w:hAnsi="Times New Roman"/>
-                <w:b w:val="0"/>
-                <w:sz w:val="14"/>
-              </w:rPr>
-              <w:t xml:space="preserve">How robust are results to key hyperparameters?</w:t>
-            </w:r>
-          </w:p>
-        </w:tc>
-      </w:tr>
-      <w:tr>
-        <w:trPr>
-          <w:cantSplit/>
-        </w:trPr>
-        <w:tc>
-          <w:tcPr>
-            <w:tcW w:type="dxa" w:w="2700"/>
-            <w:tcMar>
-              <w:top w:w="40" w:type="dxa"/>
-              <w:start w:w="50" w:type="dxa"/>
-              <w:bottom w:w="40" w:type="dxa"/>
-              <w:end w:w="50" w:type="dxa"/>
-            </w:tcMar>
-            <w:vAlign w:val="center"/>
-          </w:tcPr>
-          <w:p>
-            <w:pPr>
-              <w:spacing w:before="0" w:after="0" w:line="240" w:lineRule="auto"/>
-              <w:jc w:val="left"/>
-            </w:pPr>
-            <w:r>
-              <w:rPr>
-                <w:rFonts w:ascii="Times New Roman" w:hAnsi="Times New Roman"/>
-                <w:b w:val="0"/>
-                <w:sz w:val="14"/>
-              </w:rPr>
-              <w:t xml:space="preserve">E7. Reliability</w:t>
-            </w:r>
-          </w:p>
-        </w:tc>
-        <w:tc>
-          <w:tcPr>
-            <w:tcW w:type="dxa" w:w="2900"/>
-            <w:tcMar>
-              <w:top w:w="40" w:type="dxa"/>
-              <w:start w:w="50" w:type="dxa"/>
-              <w:bottom w:w="40" w:type="dxa"/>
-              <w:end w:w="50" w:type="dxa"/>
-            </w:tcMar>
-            <w:vAlign w:val="center"/>
-          </w:tcPr>
-          <w:p>
-            <w:pPr>
-              <w:spacing w:before="0" w:after="0" w:line="240" w:lineRule="auto"/>
-              <w:jc w:val="left"/>
-            </w:pPr>
-            <w:r>
-              <w:rPr>
-                <w:rFonts w:ascii="Times New Roman" w:hAnsi="Times New Roman"/>
-                <w:b w:val="0"/>
-                <w:sz w:val="14"/>
-              </w:rPr>
-              <w:t xml:space="preserve">Random seed and query order</w:t>
-            </w:r>
-          </w:p>
-        </w:tc>
-        <w:tc>
-          <w:tcPr>
-            <w:tcW w:type="dxa" w:w="4523"/>
-            <w:tcMar>
-              <w:top w:w="40" w:type="dxa"/>
-              <w:start w:w="50" w:type="dxa"/>
-              <w:bottom w:w="40" w:type="dxa"/>
-              <w:end w:w="50" w:type="dxa"/>
-            </w:tcMar>
-            <w:vAlign w:val="center"/>
-          </w:tcPr>
-          <w:p>
-            <w:pPr>
-              <w:spacing w:before="0" w:after="0" w:line="240" w:lineRule="auto"/>
-              <w:jc w:val="left"/>
-            </w:pPr>
-            <w:r>
-              <w:rPr>
-                <w:rFonts w:ascii="Times New Roman" w:hAnsi="Times New Roman"/>
-                <w:b w:val="0"/>
-                <w:sz w:val="14"/>
-              </w:rPr>
-              <w:t xml:space="preserve">How variable are the results across runs?</w:t>
-            </w:r>
-          </w:p>
-        </w:tc>
-      </w:tr>
-    </w:tbl>
-    <w:p>
-      <w:pPr>
-        <w:sectPr>
-          <w:type w:val="continuous"/>
-          <w:pgSz w:w="11909" w:h="16834"/>
-          <w:pgMar w:top="778" w:right="893" w:bottom="1440" w:left="893" w:header="288" w:footer="360" w:gutter="0"/>
-          <w:cols w:space="360" w:num="1"/>
-          <w:docGrid w:linePitch="360"/>
-        </w:sectPr>
-      </w:pPr>
-    </w:p>
-    <w:p>
-      <w:pPr>
-        <w:keepNext/>
-        <w:spacing w:before="60" w:after="20"/>
-        <w:jc w:val="left"/>
-      </w:pPr>
-      <w:r>
-        <w:rPr>
-          <w:rFonts w:ascii="Times New Roman" w:hAnsi="Times New Roman"/>
-          <w:b w:val="0"/>
-          <w:i/>
-          <w:sz w:val="20"/>
-        </w:rPr>
-        <w:t xml:space="preserve">E. Statistical Analysis</w:t>
-      </w:r>
-    </w:p>
-    <w:p>
-      <w:pPr>
-        <w:keepNext w:val="0"/>
-        <w:spacing w:before="0" w:after="20" w:line="240" w:lineRule="auto"/>
-        <w:ind w:firstLine="216"/>
-        <w:jc w:val="both"/>
-      </w:pPr>
-      <w:r>
-        <w:rPr>
-          <w:rFonts w:ascii="Times New Roman" w:hAnsi="Times New Roman"/>
-          <w:sz w:val="20"/>
-        </w:rPr>
-        <w:t xml:space="preserve">Each policy is run over several random seeds and query orderings, because the results of online learning depend on the order in which queries arrive. Results are reported with uncertainty intervals, for example bootstrap intervals over queries [24], rather than single point estimates. Differences between LinUCB and a baseline are interpreted only when they are consistent across runs.</w:t>
-      </w:r>
-    </w:p>
-    <w:p>
-      <w:pPr>
-        <w:keepNext/>
-        <w:spacing w:before="60" w:after="20"/>
-        <w:jc w:val="left"/>
-      </w:pPr>
-      <w:r>
-        <w:rPr>
-          <w:rFonts w:ascii="Times New Roman" w:hAnsi="Times New Roman"/>
-          <w:b w:val="0"/>
-          <w:i/>
-          <w:sz w:val="20"/>
-        </w:rPr>
-        <w:t xml:space="preserve">F. Evaluation Integrity</w:t>
-      </w:r>
-    </w:p>
-    <w:p>
-      <w:pPr>
-        <w:keepNext w:val="0"/>
-        <w:spacing w:before="0" w:after="20" w:line="240" w:lineRule="auto"/>
-        <w:ind w:firstLine="216"/>
-        <w:jc w:val="both"/>
-      </w:pPr>
-      <w:r>
-        <w:rPr>
-          <w:rFonts w:ascii="Times New Roman" w:hAnsi="Times New Roman"/>
-          <w:sz w:val="20"/>
-        </w:rPr>
-        <w:t xml:space="preserve">Held-out test queries are not used to select features, reward weights, normalization ranges, or hyperparameters. Automated quality scores are spot-checked against manual judgments, and the agreement rate is reported. The analysis is designed to establish when adaptive routing helps, by how much, and what trade-offs it introduces; it does not assume that adaptive routing will outperform every baseline.</w:t>
-      </w:r>
-    </w:p>
-    <w:p>
-      <w:pPr>
-        <w:keepNext/>
-        <w:spacing w:before="100" w:after="40"/>
-        <w:jc w:val="center"/>
-      </w:pPr>
-      <w:r>
-        <w:rPr>
-          <w:rFonts w:ascii="Times New Roman" w:hAnsi="Times New Roman"/>
-          <w:b w:val="0"/>
-          <w:smallCaps/>
-          <w:sz w:val="20"/>
-        </w:rPr>
-        <w:t xml:space="preserve">VI. Results and Analysis</w:t>
-      </w:r>
-    </w:p>
-    <w:p>
-      <w:pPr>
-        <w:keepNext w:val="0"/>
-        <w:spacing w:before="0" w:after="20" w:line="240" w:lineRule="auto"/>
-        <w:ind w:firstLine="216"/>
-        <w:jc w:val="both"/>
-      </w:pPr>
-      <w:r>
-        <w:rPr>
-          <w:rFonts w:ascii="Times New Roman" w:hAnsi="Times New Roman"/>
-          <w:sz w:val="20"/>
-        </w:rPr>
-        <w:t xml:space="preserve">The experiments in Section V have not yet been completed. This section specifies how results will be reported. Tables VII and VIII define the reporting format; cells marked </w:t>
-      </w:r>
-      <w:r>
-        <w:rPr>
-          <w:rFonts w:ascii="Times New Roman" w:hAnsi="Times New Roman"/>
-          <w:highlight w:val="yellow"/>
-          <w:sz w:val="20"/>
-        </w:rPr>
-        <w:t xml:space="preserve">[TBD]</w:t>
-      </w:r>
-      <w:r>
-        <w:rPr>
-          <w:rFonts w:ascii="Times New Roman" w:hAnsi="Times New Roman"/>
-          <w:sz w:val="20"/>
-        </w:rPr>
-        <w:t xml:space="preserve"> are placeholders to be replaced with measured values, and no numerical result is claimed in this version of the paper.</w:t>
-      </w:r>
-    </w:p>
-    <w:p>
-      <w:pPr>
-        <w:keepNext/>
-        <w:spacing w:before="60" w:after="20"/>
-        <w:jc w:val="left"/>
-      </w:pPr>
-      <w:r>
-        <w:rPr>
-          <w:rFonts w:ascii="Times New Roman" w:hAnsi="Times New Roman"/>
-          <w:b w:val="0"/>
-          <w:i/>
-          <w:sz w:val="20"/>
-        </w:rPr>
-        <w:t xml:space="preserve">A. Overall Comparison</w:t>
-      </w:r>
-    </w:p>
-    <w:p>
-      <w:pPr>
-        <w:sectPr>
-          <w:type w:val="continuous"/>
-          <w:pgSz w:w="11909" w:h="16834"/>
-          <w:pgMar w:top="778" w:right="893" w:bottom="1440" w:left="893" w:header="288" w:footer="360" w:gutter="0"/>
-          <w:cols w:space="360" w:num="2"/>
-          <w:docGrid w:linePitch="360"/>
-        </w:sectPr>
-      </w:pPr>
-    </w:p>
-    <w:p>
-      <w:pPr>
-        <w:keepNext/>
-        <w:spacing w:before="60" w:after="40"/>
-        <w:jc w:val="center"/>
-      </w:pPr>
-      <w:r>
-        <w:rPr>
-          <w:rFonts w:ascii="Times New Roman" w:hAnsi="Times New Roman"/>
-          <w:b/>
-          <w:sz w:val="16"/>
-        </w:rPr>
-        <w:t>TABLE VII</w:t>
-        <w:br/>
-        <w:t xml:space="preserve">OVERALL POLICY COMPARISON ON THE HELD-OUT SPLIT (FORMAT)</w:t>
+        <w:t xml:space="preserve">OVERALL POLICY COMPARISON ON THE HELD-OUT SPLIT (210 QUERIES, MEAN ± SD OVER 5 SEEDS)</w:t>
       </w:r>
     </w:p>
     <w:tbl>
@@ -6352,10 +3556,9 @@
               <w:rPr>
                 <w:rFonts w:ascii="Times New Roman" w:hAnsi="Times New Roman"/>
                 <w:b w:val="0"/>
-                <w:highlight w:val="yellow"/>
                 <w:sz w:val="13"/>
               </w:rPr>
-              <w:t xml:space="preserve">[TBD]</w:t>
+              <w:t xml:space="preserve">0.948 ± 0.000</w:t>
             </w:r>
           </w:p>
         </w:tc>
@@ -6379,10 +3582,9 @@
               <w:rPr>
                 <w:rFonts w:ascii="Times New Roman" w:hAnsi="Times New Roman"/>
                 <w:b w:val="0"/>
-                <w:highlight w:val="yellow"/>
                 <w:sz w:val="13"/>
               </w:rPr>
-              <w:t xml:space="preserve">[TBD]</w:t>
+              <w:t xml:space="preserve">5371 ± 0</w:t>
             </w:r>
           </w:p>
         </w:tc>
@@ -6406,10 +3608,9 @@
               <w:rPr>
                 <w:rFonts w:ascii="Times New Roman" w:hAnsi="Times New Roman"/>
                 <w:b w:val="0"/>
-                <w:highlight w:val="yellow"/>
                 <w:sz w:val="13"/>
               </w:rPr>
-              <w:t xml:space="preserve">[TBD]</w:t>
+              <w:t xml:space="preserve">9290 ± 0</w:t>
             </w:r>
           </w:p>
         </w:tc>
@@ -6433,10 +3634,9 @@
               <w:rPr>
                 <w:rFonts w:ascii="Times New Roman" w:hAnsi="Times New Roman"/>
                 <w:b w:val="0"/>
-                <w:highlight w:val="yellow"/>
                 <w:sz w:val="13"/>
               </w:rPr>
-              <w:t xml:space="preserve">[TBD]</w:t>
+              <w:t xml:space="preserve">1.423 ± 0.000</w:t>
             </w:r>
           </w:p>
         </w:tc>
@@ -6460,10 +3660,9 @@
               <w:rPr>
                 <w:rFonts w:ascii="Times New Roman" w:hAnsi="Times New Roman"/>
                 <w:b w:val="0"/>
-                <w:highlight w:val="yellow"/>
                 <w:sz w:val="13"/>
               </w:rPr>
-              <w:t xml:space="preserve">[TBD]</w:t>
+              <w:t xml:space="preserve">0.000</w:t>
             </w:r>
           </w:p>
         </w:tc>
@@ -6487,10 +3686,9 @@
               <w:rPr>
                 <w:rFonts w:ascii="Times New Roman" w:hAnsi="Times New Roman"/>
                 <w:b w:val="0"/>
-                <w:highlight w:val="yellow"/>
                 <w:sz w:val="13"/>
               </w:rPr>
-              <w:t xml:space="preserve">[TBD]</w:t>
+              <w:t xml:space="preserve">176.0 ± 0.0</w:t>
             </w:r>
           </w:p>
         </w:tc>
@@ -6514,10 +3712,9 @@
               <w:rPr>
                 <w:rFonts w:ascii="Times New Roman" w:hAnsi="Times New Roman"/>
                 <w:b w:val="0"/>
-                <w:highlight w:val="yellow"/>
                 <w:sz w:val="13"/>
               </w:rPr>
-              <w:t xml:space="preserve">[TBD]</w:t>
+              <w:t xml:space="preserve">8.9 ± 0.0</w:t>
             </w:r>
           </w:p>
         </w:tc>
@@ -6572,10 +3769,9 @@
               <w:rPr>
                 <w:rFonts w:ascii="Times New Roman" w:hAnsi="Times New Roman"/>
                 <w:b w:val="0"/>
-                <w:highlight w:val="yellow"/>
                 <w:sz w:val="13"/>
               </w:rPr>
-              <w:t xml:space="preserve">[TBD]</w:t>
+              <w:t xml:space="preserve">0.952 ± 0.000</w:t>
             </w:r>
           </w:p>
         </w:tc>
@@ -6599,10 +3795,9 @@
               <w:rPr>
                 <w:rFonts w:ascii="Times New Roman" w:hAnsi="Times New Roman"/>
                 <w:b w:val="0"/>
-                <w:highlight w:val="yellow"/>
                 <w:sz w:val="13"/>
               </w:rPr>
-              <w:t xml:space="preserve">[TBD]</w:t>
+              <w:t xml:space="preserve">5235 ± 0</w:t>
             </w:r>
           </w:p>
         </w:tc>
@@ -6626,10 +3821,9 @@
               <w:rPr>
                 <w:rFonts w:ascii="Times New Roman" w:hAnsi="Times New Roman"/>
                 <w:b w:val="0"/>
-                <w:highlight w:val="yellow"/>
                 <w:sz w:val="13"/>
               </w:rPr>
-              <w:t xml:space="preserve">[TBD]</w:t>
+              <w:t xml:space="preserve">8297 ± 0</w:t>
             </w:r>
           </w:p>
         </w:tc>
@@ -6653,10 +3847,9 @@
               <w:rPr>
                 <w:rFonts w:ascii="Times New Roman" w:hAnsi="Times New Roman"/>
                 <w:b w:val="0"/>
-                <w:highlight w:val="yellow"/>
                 <w:sz w:val="13"/>
               </w:rPr>
-              <w:t xml:space="preserve">[TBD]</w:t>
+              <w:t xml:space="preserve">4.706 ± 0.000</w:t>
             </w:r>
           </w:p>
         </w:tc>
@@ -6680,10 +3873,9 @@
               <w:rPr>
                 <w:rFonts w:ascii="Times New Roman" w:hAnsi="Times New Roman"/>
                 <w:b w:val="0"/>
-                <w:highlight w:val="yellow"/>
                 <w:sz w:val="13"/>
               </w:rPr>
-              <w:t xml:space="preserve">[TBD]</w:t>
+              <w:t xml:space="preserve">0.000</w:t>
             </w:r>
           </w:p>
         </w:tc>
@@ -6707,10 +3899,9 @@
               <w:rPr>
                 <w:rFonts w:ascii="Times New Roman" w:hAnsi="Times New Roman"/>
                 <w:b w:val="0"/>
-                <w:highlight w:val="yellow"/>
                 <w:sz w:val="13"/>
               </w:rPr>
-              <w:t xml:space="preserve">[TBD]</w:t>
+              <w:t xml:space="preserve">139.9 ± 0.0</w:t>
             </w:r>
           </w:p>
         </w:tc>
@@ -6734,10 +3925,9 @@
               <w:rPr>
                 <w:rFonts w:ascii="Times New Roman" w:hAnsi="Times New Roman"/>
                 <w:b w:val="0"/>
-                <w:highlight w:val="yellow"/>
                 <w:sz w:val="13"/>
               </w:rPr>
-              <w:t xml:space="preserve">[TBD]</w:t>
+              <w:t xml:space="preserve">45.0 ± 0.0</w:t>
             </w:r>
           </w:p>
         </w:tc>
@@ -6792,10 +3982,9 @@
               <w:rPr>
                 <w:rFonts w:ascii="Times New Roman" w:hAnsi="Times New Roman"/>
                 <w:b w:val="0"/>
-                <w:highlight w:val="yellow"/>
                 <w:sz w:val="13"/>
               </w:rPr>
-              <w:t xml:space="preserve">[TBD]</w:t>
+              <w:t xml:space="preserve">0.946 ± 0.009</w:t>
             </w:r>
           </w:p>
         </w:tc>
@@ -6819,10 +4008,9 @@
               <w:rPr>
                 <w:rFonts w:ascii="Times New Roman" w:hAnsi="Times New Roman"/>
                 <w:b w:val="0"/>
-                <w:highlight w:val="yellow"/>
                 <w:sz w:val="13"/>
               </w:rPr>
-              <w:t xml:space="preserve">[TBD]</w:t>
+              <w:t xml:space="preserve">5464 ± 61</w:t>
             </w:r>
           </w:p>
         </w:tc>
@@ -6846,10 +4034,9 @@
               <w:rPr>
                 <w:rFonts w:ascii="Times New Roman" w:hAnsi="Times New Roman"/>
                 <w:b w:val="0"/>
-                <w:highlight w:val="yellow"/>
                 <w:sz w:val="13"/>
               </w:rPr>
-              <w:t xml:space="preserve">[TBD]</w:t>
+              <w:t xml:space="preserve">8522 ± 349</w:t>
             </w:r>
           </w:p>
         </w:tc>
@@ -6873,10 +4060,9 @@
               <w:rPr>
                 <w:rFonts w:ascii="Times New Roman" w:hAnsi="Times New Roman"/>
                 <w:b w:val="0"/>
-                <w:highlight w:val="yellow"/>
                 <w:sz w:val="13"/>
               </w:rPr>
-              <w:t xml:space="preserve">[TBD]</w:t>
+              <w:t xml:space="preserve">3.131 ± 0.102</w:t>
             </w:r>
           </w:p>
         </w:tc>
@@ -6900,10 +4086,9 @@
               <w:rPr>
                 <w:rFonts w:ascii="Times New Roman" w:hAnsi="Times New Roman"/>
                 <w:b w:val="0"/>
-                <w:highlight w:val="yellow"/>
                 <w:sz w:val="13"/>
               </w:rPr>
-              <w:t xml:space="preserve">[TBD]</w:t>
+              <w:t xml:space="preserve">0.000</w:t>
             </w:r>
           </w:p>
         </w:tc>
@@ -6927,10 +4112,9 @@
               <w:rPr>
                 <w:rFonts w:ascii="Times New Roman" w:hAnsi="Times New Roman"/>
                 <w:b w:val="0"/>
-                <w:highlight w:val="yellow"/>
                 <w:sz w:val="13"/>
               </w:rPr>
-              <w:t xml:space="preserve">[TBD]</w:t>
+              <w:t xml:space="preserve">155.2 ± 2.9</w:t>
             </w:r>
           </w:p>
         </w:tc>
@@ -6954,10 +4138,9 @@
               <w:rPr>
                 <w:rFonts w:ascii="Times New Roman" w:hAnsi="Times New Roman"/>
                 <w:b w:val="0"/>
-                <w:highlight w:val="yellow"/>
                 <w:sz w:val="13"/>
               </w:rPr>
-              <w:t xml:space="preserve">[TBD]</w:t>
+              <w:t xml:space="preserve">29.7 ± 2.9</w:t>
             </w:r>
           </w:p>
         </w:tc>
@@ -7012,10 +4195,9 @@
               <w:rPr>
                 <w:rFonts w:ascii="Times New Roman" w:hAnsi="Times New Roman"/>
                 <w:b w:val="0"/>
-                <w:highlight w:val="yellow"/>
                 <w:sz w:val="13"/>
               </w:rPr>
-              <w:t xml:space="preserve">[TBD]</w:t>
+              <w:t xml:space="preserve">0.948 ± 0.000</w:t>
             </w:r>
           </w:p>
         </w:tc>
@@ -7039,10 +4221,9 @@
               <w:rPr>
                 <w:rFonts w:ascii="Times New Roman" w:hAnsi="Times New Roman"/>
                 <w:b w:val="0"/>
-                <w:highlight w:val="yellow"/>
                 <w:sz w:val="13"/>
               </w:rPr>
-              <w:t xml:space="preserve">[TBD]</w:t>
+              <w:t xml:space="preserve">5371 ± 0</w:t>
             </w:r>
           </w:p>
         </w:tc>
@@ -7066,10 +4247,9 @@
               <w:rPr>
                 <w:rFonts w:ascii="Times New Roman" w:hAnsi="Times New Roman"/>
                 <w:b w:val="0"/>
-                <w:highlight w:val="yellow"/>
                 <w:sz w:val="13"/>
               </w:rPr>
-              <w:t xml:space="preserve">[TBD]</w:t>
+              <w:t xml:space="preserve">9290 ± 0</w:t>
             </w:r>
           </w:p>
         </w:tc>
@@ -7093,10 +4273,9 @@
               <w:rPr>
                 <w:rFonts w:ascii="Times New Roman" w:hAnsi="Times New Roman"/>
                 <w:b w:val="0"/>
-                <w:highlight w:val="yellow"/>
                 <w:sz w:val="13"/>
               </w:rPr>
-              <w:t xml:space="preserve">[TBD]</w:t>
+              <w:t xml:space="preserve">1.423 ± 0.000</w:t>
             </w:r>
           </w:p>
         </w:tc>
@@ -7120,10 +4299,9 @@
               <w:rPr>
                 <w:rFonts w:ascii="Times New Roman" w:hAnsi="Times New Roman"/>
                 <w:b w:val="0"/>
-                <w:highlight w:val="yellow"/>
                 <w:sz w:val="13"/>
               </w:rPr>
-              <w:t xml:space="preserve">[TBD]</w:t>
+              <w:t xml:space="preserve">0.000</w:t>
             </w:r>
           </w:p>
         </w:tc>
@@ -7147,10 +4325,9 @@
               <w:rPr>
                 <w:rFonts w:ascii="Times New Roman" w:hAnsi="Times New Roman"/>
                 <w:b w:val="0"/>
-                <w:highlight w:val="yellow"/>
                 <w:sz w:val="13"/>
               </w:rPr>
-              <w:t xml:space="preserve">[TBD]</w:t>
+              <w:t xml:space="preserve">176.0 ± 0.0</w:t>
             </w:r>
           </w:p>
         </w:tc>
@@ -7174,10 +4351,9 @@
               <w:rPr>
                 <w:rFonts w:ascii="Times New Roman" w:hAnsi="Times New Roman"/>
                 <w:b w:val="0"/>
-                <w:highlight w:val="yellow"/>
                 <w:sz w:val="13"/>
               </w:rPr>
-              <w:t xml:space="preserve">[TBD]</w:t>
+              <w:t xml:space="preserve">8.9 ± 0.0</w:t>
             </w:r>
           </w:p>
         </w:tc>
@@ -7232,10 +4408,9 @@
               <w:rPr>
                 <w:rFonts w:ascii="Times New Roman" w:hAnsi="Times New Roman"/>
                 <w:b w:val="0"/>
-                <w:highlight w:val="yellow"/>
                 <w:sz w:val="13"/>
               </w:rPr>
-              <w:t xml:space="preserve">[TBD]</w:t>
+              <w:t xml:space="preserve">0.948 ± 0.000</w:t>
             </w:r>
           </w:p>
         </w:tc>
@@ -7259,10 +4434,9 @@
               <w:rPr>
                 <w:rFonts w:ascii="Times New Roman" w:hAnsi="Times New Roman"/>
                 <w:b w:val="0"/>
-                <w:highlight w:val="yellow"/>
                 <w:sz w:val="13"/>
               </w:rPr>
-              <w:t xml:space="preserve">[TBD]</w:t>
+              <w:t xml:space="preserve">5359 ± 28</w:t>
             </w:r>
           </w:p>
         </w:tc>
@@ -7286,10 +4460,9 @@
               <w:rPr>
                 <w:rFonts w:ascii="Times New Roman" w:hAnsi="Times New Roman"/>
                 <w:b w:val="0"/>
-                <w:highlight w:val="yellow"/>
                 <w:sz w:val="13"/>
               </w:rPr>
-              <w:t xml:space="preserve">[TBD]</w:t>
+              <w:t xml:space="preserve">9273 ± 39</w:t>
             </w:r>
           </w:p>
         </w:tc>
@@ -7313,10 +4486,9 @@
               <w:rPr>
                 <w:rFonts w:ascii="Times New Roman" w:hAnsi="Times New Roman"/>
                 <w:b w:val="0"/>
-                <w:highlight w:val="yellow"/>
                 <w:sz w:val="13"/>
               </w:rPr>
-              <w:t xml:space="preserve">[TBD]</w:t>
+              <w:t xml:space="preserve">1.460 ± 0.009</w:t>
             </w:r>
           </w:p>
         </w:tc>
@@ -7340,10 +4512,9 @@
               <w:rPr>
                 <w:rFonts w:ascii="Times New Roman" w:hAnsi="Times New Roman"/>
                 <w:b w:val="0"/>
-                <w:highlight w:val="yellow"/>
                 <w:sz w:val="13"/>
               </w:rPr>
-              <w:t xml:space="preserve">[TBD]</w:t>
+              <w:t xml:space="preserve">0.000</w:t>
             </w:r>
           </w:p>
         </w:tc>
@@ -7367,10 +4538,9 @@
               <w:rPr>
                 <w:rFonts w:ascii="Times New Roman" w:hAnsi="Times New Roman"/>
                 <w:b w:val="0"/>
-                <w:highlight w:val="yellow"/>
                 <w:sz w:val="13"/>
               </w:rPr>
-              <w:t xml:space="preserve">[TBD]</w:t>
+              <w:t xml:space="preserve">175.6 ± 0.1</w:t>
             </w:r>
           </w:p>
         </w:tc>
@@ -7394,10 +4564,9 @@
               <w:rPr>
                 <w:rFonts w:ascii="Times New Roman" w:hAnsi="Times New Roman"/>
                 <w:b w:val="0"/>
-                <w:highlight w:val="yellow"/>
                 <w:sz w:val="13"/>
               </w:rPr>
-              <w:t xml:space="preserve">[TBD]</w:t>
+              <w:t xml:space="preserve">9.3 ± 0.1</w:t>
             </w:r>
           </w:p>
         </w:tc>
@@ -7426,7 +4595,7 @@
           <w:rFonts w:ascii="Times New Roman" w:hAnsi="Times New Roman"/>
           <w:sz w:val="20"/>
         </w:rPr>
-        <w:t xml:space="preserve">Table VII will report each policy's mean and uncertainty interval across runs. The comparison of interest is whether LinUCB reaches a better quality-cost-latency balance than fixed routing, not whether it maximizes quality alone; large-only routing is expected to be a strong quality reference, and small-only routing a strong cost and latency reference.</w:t>
+        <w:t xml:space="preserve">Table IV reports the main comparison. Under the default weights the cost and latency penalties outweigh the small accuracy gains of the larger models, so the 4B model is the best fixed choice. LinUCB learns this: it routes 98.2% of test queries to Qwen3-4B (Table III), reaches the same mean quality (0.948), and costs 1.460 per request, 69% less than large-only routing (4.706) at 0.4 percentage points lower accuracy. Its cumulative reward of 175.6 ± 0.1 is 35.7 higher than large-only and 20.4 higher than random routing. It does not beat small-only or rule-based routing (176.0); its residual exploration of the larger models (1.8% of queries) costs 0.4 reward units, i.e., 0.002 per query. The rule-based policy coincides with small-only because the pilot has a single category whose best development model is Qwen3-4B. Regret against the per-query oracle stays at 8.9 even for the best fixed policy because, with binary quality, the oracle also knows which model happened to be right on each problem. RQ2 is therefore answered negatively for this workload: LinUCB matches but does not exceed the best fixed policy, which is expected when one model dominates and no context separates the queries.</w:t>
       </w:r>
     </w:p>
     <w:p>
@@ -7442,7 +4611,7 @@
           <w:i/>
           <w:sz w:val="20"/>
         </w:rPr>
-        <w:t xml:space="preserve">B. Model-Selection Behavior by Task Category</w:t>
+        <w:t xml:space="preserve">C. Reward Weights, Exploration, Features, and Variants</w:t>
       </w:r>
     </w:p>
     <w:p>
@@ -7468,9 +4637,9 @@
           <w:b/>
           <w:sz w:val="16"/>
         </w:rPr>
-        <w:t>TABLE VIII</w:t>
+        <w:t>TABLE V</w:t>
         <w:br/>
-        <w:t xml:space="preserve">LINUCB MODEL-SELECTION SHARE BY TASK CATEGORY (FORMAT)</w:t>
+        <w:t xml:space="preserve">SWEEPS ON THE HELD-OUT SPLIT (LINUCB UNLESS STATED; MEAN OVER 5 SEEDS)</w:t>
       </w:r>
     </w:p>
     <w:tbl>
@@ -7489,11 +4658,12 @@
         <w:tblLook w:val="04A0" w:firstRow="1" w:lastRow="0" w:firstColumn="1" w:lastColumn="0" w:noHBand="0" w:noVBand="1"/>
       </w:tblPr>
       <w:tblGrid>
-        <w:gridCol w:w="3000"/>
-        <w:gridCol w:w="1500"/>
-        <w:gridCol w:w="1500"/>
-        <w:gridCol w:w="1500"/>
-        <w:gridCol w:w="2623"/>
+        <w:gridCol w:w="2900"/>
+        <w:gridCol w:w="1300"/>
+        <w:gridCol w:w="1300"/>
+        <w:gridCol w:w="1300"/>
+        <w:gridCol w:w="1100"/>
+        <w:gridCol w:w="2223"/>
       </w:tblGrid>
       <w:tr>
         <w:trPr>
@@ -7501,7 +4671,7 @@
         </w:trPr>
         <w:tc>
           <w:tcPr>
-            <w:tcW w:type="dxa" w:w="3000"/>
+            <w:tcW w:type="dxa" w:w="2900"/>
             <w:shd w:val="clear" w:color="auto" w:fill="E7E6E6"/>
             <w:tcMar>
               <w:top w:w="40" w:type="dxa"/>
@@ -7522,13 +4692,13 @@
                 <w:b/>
                 <w:sz w:val="14"/>
               </w:rPr>
-              <w:t xml:space="preserve">Task Category</w:t>
+              <w:t xml:space="preserve">Setting</w:t>
             </w:r>
           </w:p>
         </w:tc>
         <w:tc>
           <w:tcPr>
-            <w:tcW w:type="dxa" w:w="1500"/>
+            <w:tcW w:type="dxa" w:w="1300"/>
             <w:shd w:val="clear" w:color="auto" w:fill="E7E6E6"/>
             <w:tcMar>
               <w:top w:w="40" w:type="dxa"/>
@@ -7549,13 +4719,13 @@
                 <w:b/>
                 <w:sz w:val="14"/>
               </w:rPr>
-              <w:t xml:space="preserve">Qwen3-4B</w:t>
+              <w:t xml:space="preserve">Mean Reward</w:t>
             </w:r>
           </w:p>
         </w:tc>
         <w:tc>
           <w:tcPr>
-            <w:tcW w:type="dxa" w:w="1500"/>
+            <w:tcW w:type="dxa" w:w="1300"/>
             <w:shd w:val="clear" w:color="auto" w:fill="E7E6E6"/>
             <w:tcMar>
               <w:top w:w="40" w:type="dxa"/>
@@ -7576,13 +4746,13 @@
                 <w:b/>
                 <w:sz w:val="14"/>
               </w:rPr>
-              <w:t xml:space="preserve">Qwen3-8B</w:t>
+              <w:t xml:space="preserve">Mean Quality</w:t>
             </w:r>
           </w:p>
         </w:tc>
         <w:tc>
           <w:tcPr>
-            <w:tcW w:type="dxa" w:w="1500"/>
+            <w:tcW w:type="dxa" w:w="1300"/>
             <w:shd w:val="clear" w:color="auto" w:fill="E7E6E6"/>
             <w:tcMar>
               <w:top w:w="40" w:type="dxa"/>
@@ -7603,13 +4773,13 @@
                 <w:b/>
                 <w:sz w:val="14"/>
               </w:rPr>
-              <w:t xml:space="preserve">Qwen3-14B</w:t>
+              <w:t xml:space="preserve">Cost / Request</w:t>
             </w:r>
           </w:p>
         </w:tc>
         <w:tc>
           <w:tcPr>
-            <w:tcW w:type="dxa" w:w="2623"/>
+            <w:tcW w:type="dxa" w:w="1100"/>
             <w:shd w:val="clear" w:color="auto" w:fill="E7E6E6"/>
             <w:tcMar>
               <w:top w:w="40" w:type="dxa"/>
@@ -7630,7 +4800,34 @@
                 <w:b/>
                 <w:sz w:val="14"/>
               </w:rPr>
-              <w:t xml:space="preserve">Mean Reward vs. Best Fixed Policy</w:t>
+              <w:t xml:space="preserve">Regret</w:t>
+            </w:r>
+          </w:p>
+        </w:tc>
+        <w:tc>
+          <w:tcPr>
+            <w:tcW w:type="dxa" w:w="2223"/>
+            <w:shd w:val="clear" w:color="auto" w:fill="E7E6E6"/>
+            <w:tcMar>
+              <w:top w:w="40" w:type="dxa"/>
+              <w:start w:w="50" w:type="dxa"/>
+              <w:bottom w:w="40" w:type="dxa"/>
+              <w:end w:w="50" w:type="dxa"/>
+            </w:tcMar>
+            <w:vAlign w:val="center"/>
+          </w:tcPr>
+          <w:p>
+            <w:pPr>
+              <w:spacing w:before="0" w:after="0" w:line="240" w:lineRule="auto"/>
+              <w:jc w:val="center"/>
+            </w:pPr>
+            <w:r>
+              <w:rPr>
+                <w:rFonts w:ascii="Times New Roman" w:hAnsi="Times New Roman"/>
+                <w:b/>
+                <w:sz w:val="14"/>
+              </w:rPr>
+              <w:t xml:space="preserve">Share 4B / 8B / 14B</w:t>
             </w:r>
           </w:p>
         </w:tc>
@@ -7641,7 +4838,7 @@
         </w:trPr>
         <w:tc>
           <w:tcPr>
-            <w:tcW w:type="dxa" w:w="3000"/>
+            <w:tcW w:type="dxa" w:w="2900"/>
             <w:tcMar>
               <w:top w:w="40" w:type="dxa"/>
               <w:start w:w="50" w:type="dxa"/>
@@ -7661,13 +4858,13 @@
                 <w:b w:val="0"/>
                 <w:sz w:val="14"/>
               </w:rPr>
-              <w:t xml:space="preserve">General question answering</w:t>
+              <w:t xml:space="preserve">E2: β_c = 0, γ_l = 0</w:t>
             </w:r>
           </w:p>
         </w:tc>
         <w:tc>
           <w:tcPr>
-            <w:tcW w:type="dxa" w:w="1500"/>
+            <w:tcW w:type="dxa" w:w="1300"/>
             <w:tcMar>
               <w:top w:w="40" w:type="dxa"/>
               <w:start w:w="50" w:type="dxa"/>
@@ -7685,16 +4882,15 @@
               <w:rPr>
                 <w:rFonts w:ascii="Times New Roman" w:hAnsi="Times New Roman"/>
                 <w:b w:val="0"/>
-                <w:highlight w:val="yellow"/>
                 <w:sz w:val="14"/>
               </w:rPr>
-              <w:t xml:space="preserve">[TBD]</w:t>
+              <w:t xml:space="preserve">0.948</w:t>
             </w:r>
           </w:p>
         </w:tc>
         <w:tc>
           <w:tcPr>
-            <w:tcW w:type="dxa" w:w="1500"/>
+            <w:tcW w:type="dxa" w:w="1300"/>
             <w:tcMar>
               <w:top w:w="40" w:type="dxa"/>
               <w:start w:w="50" w:type="dxa"/>
@@ -7712,16 +4908,15 @@
               <w:rPr>
                 <w:rFonts w:ascii="Times New Roman" w:hAnsi="Times New Roman"/>
                 <w:b w:val="0"/>
-                <w:highlight w:val="yellow"/>
                 <w:sz w:val="14"/>
               </w:rPr>
-              <w:t xml:space="preserve">[TBD]</w:t>
+              <w:t xml:space="preserve">0.948</w:t>
             </w:r>
           </w:p>
         </w:tc>
         <w:tc>
           <w:tcPr>
-            <w:tcW w:type="dxa" w:w="1500"/>
+            <w:tcW w:type="dxa" w:w="1300"/>
             <w:tcMar>
               <w:top w:w="40" w:type="dxa"/>
               <w:start w:w="50" w:type="dxa"/>
@@ -7739,16 +4934,15 @@
               <w:rPr>
                 <w:rFonts w:ascii="Times New Roman" w:hAnsi="Times New Roman"/>
                 <w:b w:val="0"/>
-                <w:highlight w:val="yellow"/>
                 <w:sz w:val="14"/>
               </w:rPr>
-              <w:t xml:space="preserve">[TBD]</w:t>
+              <w:t xml:space="preserve">1.423</w:t>
             </w:r>
           </w:p>
         </w:tc>
         <w:tc>
           <w:tcPr>
-            <w:tcW w:type="dxa" w:w="2623"/>
+            <w:tcW w:type="dxa" w:w="1100"/>
             <w:tcMar>
               <w:top w:w="40" w:type="dxa"/>
               <w:start w:w="50" w:type="dxa"/>
@@ -7766,21 +4960,15 @@
               <w:rPr>
                 <w:rFonts w:ascii="Times New Roman" w:hAnsi="Times New Roman"/>
                 <w:b w:val="0"/>
-                <w:highlight w:val="yellow"/>
                 <w:sz w:val="14"/>
               </w:rPr>
-              <w:t xml:space="preserve">[TBD]</w:t>
+              <w:t xml:space="preserve">10.0</w:t>
             </w:r>
           </w:p>
         </w:tc>
-      </w:tr>
-      <w:tr>
-        <w:trPr>
-          <w:cantSplit/>
-        </w:trPr>
         <w:tc>
           <w:tcPr>
-            <w:tcW w:type="dxa" w:w="3000"/>
+            <w:tcW w:type="dxa" w:w="2223"/>
             <w:tcMar>
               <w:top w:w="40" w:type="dxa"/>
               <w:start w:w="50" w:type="dxa"/>
@@ -7800,115 +4988,7 @@
                 <w:b w:val="0"/>
                 <w:sz w:val="14"/>
               </w:rPr>
-              <w:t xml:space="preserve">Reasoning / multi-step</w:t>
-            </w:r>
-          </w:p>
-        </w:tc>
-        <w:tc>
-          <w:tcPr>
-            <w:tcW w:type="dxa" w:w="1500"/>
-            <w:tcMar>
-              <w:top w:w="40" w:type="dxa"/>
-              <w:start w:w="50" w:type="dxa"/>
-              <w:bottom w:w="40" w:type="dxa"/>
-              <w:end w:w="50" w:type="dxa"/>
-            </w:tcMar>
-            <w:vAlign w:val="center"/>
-          </w:tcPr>
-          <w:p>
-            <w:pPr>
-              <w:spacing w:before="0" w:after="0" w:line="240" w:lineRule="auto"/>
-              <w:jc w:val="center"/>
-            </w:pPr>
-            <w:r>
-              <w:rPr>
-                <w:rFonts w:ascii="Times New Roman" w:hAnsi="Times New Roman"/>
-                <w:b w:val="0"/>
-                <w:highlight w:val="yellow"/>
-                <w:sz w:val="14"/>
-              </w:rPr>
-              <w:t xml:space="preserve">[TBD]</w:t>
-            </w:r>
-          </w:p>
-        </w:tc>
-        <w:tc>
-          <w:tcPr>
-            <w:tcW w:type="dxa" w:w="1500"/>
-            <w:tcMar>
-              <w:top w:w="40" w:type="dxa"/>
-              <w:start w:w="50" w:type="dxa"/>
-              <w:bottom w:w="40" w:type="dxa"/>
-              <w:end w:w="50" w:type="dxa"/>
-            </w:tcMar>
-            <w:vAlign w:val="center"/>
-          </w:tcPr>
-          <w:p>
-            <w:pPr>
-              <w:spacing w:before="0" w:after="0" w:line="240" w:lineRule="auto"/>
-              <w:jc w:val="center"/>
-            </w:pPr>
-            <w:r>
-              <w:rPr>
-                <w:rFonts w:ascii="Times New Roman" w:hAnsi="Times New Roman"/>
-                <w:b w:val="0"/>
-                <w:highlight w:val="yellow"/>
-                <w:sz w:val="14"/>
-              </w:rPr>
-              <w:t xml:space="preserve">[TBD]</w:t>
-            </w:r>
-          </w:p>
-        </w:tc>
-        <w:tc>
-          <w:tcPr>
-            <w:tcW w:type="dxa" w:w="1500"/>
-            <w:tcMar>
-              <w:top w:w="40" w:type="dxa"/>
-              <w:start w:w="50" w:type="dxa"/>
-              <w:bottom w:w="40" w:type="dxa"/>
-              <w:end w:w="50" w:type="dxa"/>
-            </w:tcMar>
-            <w:vAlign w:val="center"/>
-          </w:tcPr>
-          <w:p>
-            <w:pPr>
-              <w:spacing w:before="0" w:after="0" w:line="240" w:lineRule="auto"/>
-              <w:jc w:val="center"/>
-            </w:pPr>
-            <w:r>
-              <w:rPr>
-                <w:rFonts w:ascii="Times New Roman" w:hAnsi="Times New Roman"/>
-                <w:b w:val="0"/>
-                <w:highlight w:val="yellow"/>
-                <w:sz w:val="14"/>
-              </w:rPr>
-              <w:t xml:space="preserve">[TBD]</w:t>
-            </w:r>
-          </w:p>
-        </w:tc>
-        <w:tc>
-          <w:tcPr>
-            <w:tcW w:type="dxa" w:w="2623"/>
-            <w:tcMar>
-              <w:top w:w="40" w:type="dxa"/>
-              <w:start w:w="50" w:type="dxa"/>
-              <w:bottom w:w="40" w:type="dxa"/>
-              <w:end w:w="50" w:type="dxa"/>
-            </w:tcMar>
-            <w:vAlign w:val="center"/>
-          </w:tcPr>
-          <w:p>
-            <w:pPr>
-              <w:spacing w:before="0" w:after="0" w:line="240" w:lineRule="auto"/>
-              <w:jc w:val="center"/>
-            </w:pPr>
-            <w:r>
-              <w:rPr>
-                <w:rFonts w:ascii="Times New Roman" w:hAnsi="Times New Roman"/>
-                <w:b w:val="0"/>
-                <w:highlight w:val="yellow"/>
-                <w:sz w:val="14"/>
-              </w:rPr>
-              <w:t xml:space="preserve">[TBD]</w:t>
+              <w:t xml:space="preserve">1.00 / 0.00 / 0.00</w:t>
             </w:r>
           </w:p>
         </w:tc>
@@ -7919,7 +4999,7 @@
         </w:trPr>
         <w:tc>
           <w:tcPr>
-            <w:tcW w:type="dxa" w:w="3000"/>
+            <w:tcW w:type="dxa" w:w="2900"/>
             <w:tcMar>
               <w:top w:w="40" w:type="dxa"/>
               <w:start w:w="50" w:type="dxa"/>
@@ -7939,13 +5019,13 @@
                 <w:b w:val="0"/>
                 <w:sz w:val="14"/>
               </w:rPr>
-              <w:t xml:space="preserve">Coding and debugging</w:t>
+              <w:t xml:space="preserve">E2: β_c = 0.1, γ_l = 0.05</w:t>
             </w:r>
           </w:p>
         </w:tc>
         <w:tc>
           <w:tcPr>
-            <w:tcW w:type="dxa" w:w="1500"/>
+            <w:tcW w:type="dxa" w:w="1300"/>
             <w:tcMar>
               <w:top w:w="40" w:type="dxa"/>
               <w:start w:w="50" w:type="dxa"/>
@@ -7963,16 +5043,15 @@
               <w:rPr>
                 <w:rFonts w:ascii="Times New Roman" w:hAnsi="Times New Roman"/>
                 <w:b w:val="0"/>
-                <w:highlight w:val="yellow"/>
                 <w:sz w:val="14"/>
               </w:rPr>
-              <w:t xml:space="preserve">[TBD]</w:t>
+              <w:t xml:space="preserve">0.918</w:t>
             </w:r>
           </w:p>
         </w:tc>
         <w:tc>
           <w:tcPr>
-            <w:tcW w:type="dxa" w:w="1500"/>
+            <w:tcW w:type="dxa" w:w="1300"/>
             <w:tcMar>
               <w:top w:w="40" w:type="dxa"/>
               <w:start w:w="50" w:type="dxa"/>
@@ -7990,16 +5069,15 @@
               <w:rPr>
                 <w:rFonts w:ascii="Times New Roman" w:hAnsi="Times New Roman"/>
                 <w:b w:val="0"/>
-                <w:highlight w:val="yellow"/>
                 <w:sz w:val="14"/>
               </w:rPr>
-              <w:t xml:space="preserve">[TBD]</w:t>
+              <w:t xml:space="preserve">0.948</w:t>
             </w:r>
           </w:p>
         </w:tc>
         <w:tc>
           <w:tcPr>
-            <w:tcW w:type="dxa" w:w="1500"/>
+            <w:tcW w:type="dxa" w:w="1300"/>
             <w:tcMar>
               <w:top w:w="40" w:type="dxa"/>
               <w:start w:w="50" w:type="dxa"/>
@@ -8017,16 +5095,15 @@
               <w:rPr>
                 <w:rFonts w:ascii="Times New Roman" w:hAnsi="Times New Roman"/>
                 <w:b w:val="0"/>
-                <w:highlight w:val="yellow"/>
                 <w:sz w:val="14"/>
               </w:rPr>
-              <w:t xml:space="preserve">[TBD]</w:t>
+              <w:t xml:space="preserve">1.423</w:t>
             </w:r>
           </w:p>
         </w:tc>
         <w:tc>
           <w:tcPr>
-            <w:tcW w:type="dxa" w:w="2623"/>
+            <w:tcW w:type="dxa" w:w="1100"/>
             <w:tcMar>
               <w:top w:w="40" w:type="dxa"/>
               <w:start w:w="50" w:type="dxa"/>
@@ -8044,21 +5121,15 @@
               <w:rPr>
                 <w:rFonts w:ascii="Times New Roman" w:hAnsi="Times New Roman"/>
                 <w:b w:val="0"/>
-                <w:highlight w:val="yellow"/>
                 <w:sz w:val="14"/>
               </w:rPr>
-              <w:t xml:space="preserve">[TBD]</w:t>
+              <w:t xml:space="preserve">9.6</w:t>
             </w:r>
           </w:p>
         </w:tc>
-      </w:tr>
-      <w:tr>
-        <w:trPr>
-          <w:cantSplit/>
-        </w:trPr>
         <w:tc>
           <w:tcPr>
-            <w:tcW w:type="dxa" w:w="3000"/>
+            <w:tcW w:type="dxa" w:w="2223"/>
             <w:tcMar>
               <w:top w:w="40" w:type="dxa"/>
               <w:start w:w="50" w:type="dxa"/>
@@ -8078,115 +5149,7 @@
                 <w:b w:val="0"/>
                 <w:sz w:val="14"/>
               </w:rPr>
-              <w:t xml:space="preserve">Summarization</w:t>
-            </w:r>
-          </w:p>
-        </w:tc>
-        <w:tc>
-          <w:tcPr>
-            <w:tcW w:type="dxa" w:w="1500"/>
-            <w:tcMar>
-              <w:top w:w="40" w:type="dxa"/>
-              <w:start w:w="50" w:type="dxa"/>
-              <w:bottom w:w="40" w:type="dxa"/>
-              <w:end w:w="50" w:type="dxa"/>
-            </w:tcMar>
-            <w:vAlign w:val="center"/>
-          </w:tcPr>
-          <w:p>
-            <w:pPr>
-              <w:spacing w:before="0" w:after="0" w:line="240" w:lineRule="auto"/>
-              <w:jc w:val="center"/>
-            </w:pPr>
-            <w:r>
-              <w:rPr>
-                <w:rFonts w:ascii="Times New Roman" w:hAnsi="Times New Roman"/>
-                <w:b w:val="0"/>
-                <w:highlight w:val="yellow"/>
-                <w:sz w:val="14"/>
-              </w:rPr>
-              <w:t xml:space="preserve">[TBD]</w:t>
-            </w:r>
-          </w:p>
-        </w:tc>
-        <w:tc>
-          <w:tcPr>
-            <w:tcW w:type="dxa" w:w="1500"/>
-            <w:tcMar>
-              <w:top w:w="40" w:type="dxa"/>
-              <w:start w:w="50" w:type="dxa"/>
-              <w:bottom w:w="40" w:type="dxa"/>
-              <w:end w:w="50" w:type="dxa"/>
-            </w:tcMar>
-            <w:vAlign w:val="center"/>
-          </w:tcPr>
-          <w:p>
-            <w:pPr>
-              <w:spacing w:before="0" w:after="0" w:line="240" w:lineRule="auto"/>
-              <w:jc w:val="center"/>
-            </w:pPr>
-            <w:r>
-              <w:rPr>
-                <w:rFonts w:ascii="Times New Roman" w:hAnsi="Times New Roman"/>
-                <w:b w:val="0"/>
-                <w:highlight w:val="yellow"/>
-                <w:sz w:val="14"/>
-              </w:rPr>
-              <w:t xml:space="preserve">[TBD]</w:t>
-            </w:r>
-          </w:p>
-        </w:tc>
-        <w:tc>
-          <w:tcPr>
-            <w:tcW w:type="dxa" w:w="1500"/>
-            <w:tcMar>
-              <w:top w:w="40" w:type="dxa"/>
-              <w:start w:w="50" w:type="dxa"/>
-              <w:bottom w:w="40" w:type="dxa"/>
-              <w:end w:w="50" w:type="dxa"/>
-            </w:tcMar>
-            <w:vAlign w:val="center"/>
-          </w:tcPr>
-          <w:p>
-            <w:pPr>
-              <w:spacing w:before="0" w:after="0" w:line="240" w:lineRule="auto"/>
-              <w:jc w:val="center"/>
-            </w:pPr>
-            <w:r>
-              <w:rPr>
-                <w:rFonts w:ascii="Times New Roman" w:hAnsi="Times New Roman"/>
-                <w:b w:val="0"/>
-                <w:highlight w:val="yellow"/>
-                <w:sz w:val="14"/>
-              </w:rPr>
-              <w:t xml:space="preserve">[TBD]</w:t>
-            </w:r>
-          </w:p>
-        </w:tc>
-        <w:tc>
-          <w:tcPr>
-            <w:tcW w:type="dxa" w:w="2623"/>
-            <w:tcMar>
-              <w:top w:w="40" w:type="dxa"/>
-              <w:start w:w="50" w:type="dxa"/>
-              <w:bottom w:w="40" w:type="dxa"/>
-              <w:end w:w="50" w:type="dxa"/>
-            </w:tcMar>
-            <w:vAlign w:val="center"/>
-          </w:tcPr>
-          <w:p>
-            <w:pPr>
-              <w:spacing w:before="0" w:after="0" w:line="240" w:lineRule="auto"/>
-              <w:jc w:val="center"/>
-            </w:pPr>
-            <w:r>
-              <w:rPr>
-                <w:rFonts w:ascii="Times New Roman" w:hAnsi="Times New Roman"/>
-                <w:b w:val="0"/>
-                <w:highlight w:val="yellow"/>
-                <w:sz w:val="14"/>
-              </w:rPr>
-              <w:t xml:space="preserve">[TBD]</w:t>
+              <w:t xml:space="preserve">1.00 / 0.00 / 0.00</w:t>
             </w:r>
           </w:p>
         </w:tc>
@@ -8197,7 +5160,7 @@
         </w:trPr>
         <w:tc>
           <w:tcPr>
-            <w:tcW w:type="dxa" w:w="3000"/>
+            <w:tcW w:type="dxa" w:w="2900"/>
             <w:tcMar>
               <w:top w:w="40" w:type="dxa"/>
               <w:start w:w="50" w:type="dxa"/>
@@ -8217,13 +5180,13 @@
                 <w:b w:val="0"/>
                 <w:sz w:val="14"/>
               </w:rPr>
-              <w:t xml:space="preserve">Text transformation / writing</w:t>
+              <w:t xml:space="preserve">E2: β_c = 0.3, γ_l = 0.2</w:t>
             </w:r>
           </w:p>
         </w:tc>
         <w:tc>
           <w:tcPr>
-            <w:tcW w:type="dxa" w:w="1500"/>
+            <w:tcW w:type="dxa" w:w="1300"/>
             <w:tcMar>
               <w:top w:w="40" w:type="dxa"/>
               <w:start w:w="50" w:type="dxa"/>
@@ -8241,16 +5204,15 @@
               <w:rPr>
                 <w:rFonts w:ascii="Times New Roman" w:hAnsi="Times New Roman"/>
                 <w:b w:val="0"/>
-                <w:highlight w:val="yellow"/>
                 <w:sz w:val="14"/>
               </w:rPr>
-              <w:t xml:space="preserve">[TBD]</w:t>
+              <w:t xml:space="preserve">0.838</w:t>
             </w:r>
           </w:p>
         </w:tc>
         <w:tc>
           <w:tcPr>
-            <w:tcW w:type="dxa" w:w="1500"/>
+            <w:tcW w:type="dxa" w:w="1300"/>
             <w:tcMar>
               <w:top w:w="40" w:type="dxa"/>
               <w:start w:w="50" w:type="dxa"/>
@@ -8268,16 +5230,15 @@
               <w:rPr>
                 <w:rFonts w:ascii="Times New Roman" w:hAnsi="Times New Roman"/>
                 <w:b w:val="0"/>
-                <w:highlight w:val="yellow"/>
                 <w:sz w:val="14"/>
               </w:rPr>
-              <w:t xml:space="preserve">[TBD]</w:t>
+              <w:t xml:space="preserve">0.948</w:t>
             </w:r>
           </w:p>
         </w:tc>
         <w:tc>
           <w:tcPr>
-            <w:tcW w:type="dxa" w:w="1500"/>
+            <w:tcW w:type="dxa" w:w="1300"/>
             <w:tcMar>
               <w:top w:w="40" w:type="dxa"/>
               <w:start w:w="50" w:type="dxa"/>
@@ -8295,16 +5256,15 @@
               <w:rPr>
                 <w:rFonts w:ascii="Times New Roman" w:hAnsi="Times New Roman"/>
                 <w:b w:val="0"/>
-                <w:highlight w:val="yellow"/>
                 <w:sz w:val="14"/>
               </w:rPr>
-              <w:t xml:space="preserve">[TBD]</w:t>
+              <w:t xml:space="preserve">1.423</w:t>
             </w:r>
           </w:p>
         </w:tc>
         <w:tc>
           <w:tcPr>
-            <w:tcW w:type="dxa" w:w="2623"/>
+            <w:tcW w:type="dxa" w:w="1100"/>
             <w:tcMar>
               <w:top w:w="40" w:type="dxa"/>
               <w:start w:w="50" w:type="dxa"/>
@@ -8322,21 +5282,15 @@
               <w:rPr>
                 <w:rFonts w:ascii="Times New Roman" w:hAnsi="Times New Roman"/>
                 <w:b w:val="0"/>
-                <w:highlight w:val="yellow"/>
                 <w:sz w:val="14"/>
               </w:rPr>
-              <w:t xml:space="preserve">[TBD]</w:t>
+              <w:t xml:space="preserve">8.9</w:t>
             </w:r>
           </w:p>
         </w:tc>
-      </w:tr>
-      <w:tr>
-        <w:trPr>
-          <w:cantSplit/>
-        </w:trPr>
         <w:tc>
           <w:tcPr>
-            <w:tcW w:type="dxa" w:w="3000"/>
+            <w:tcW w:type="dxa" w:w="2223"/>
             <w:tcMar>
               <w:top w:w="40" w:type="dxa"/>
               <w:start w:w="50" w:type="dxa"/>
@@ -8356,115 +5310,7 @@
                 <w:b w:val="0"/>
                 <w:sz w:val="14"/>
               </w:rPr>
-              <w:t xml:space="preserve">Information extraction</w:t>
-            </w:r>
-          </w:p>
-        </w:tc>
-        <w:tc>
-          <w:tcPr>
-            <w:tcW w:type="dxa" w:w="1500"/>
-            <w:tcMar>
-              <w:top w:w="40" w:type="dxa"/>
-              <w:start w:w="50" w:type="dxa"/>
-              <w:bottom w:w="40" w:type="dxa"/>
-              <w:end w:w="50" w:type="dxa"/>
-            </w:tcMar>
-            <w:vAlign w:val="center"/>
-          </w:tcPr>
-          <w:p>
-            <w:pPr>
-              <w:spacing w:before="0" w:after="0" w:line="240" w:lineRule="auto"/>
-              <w:jc w:val="center"/>
-            </w:pPr>
-            <w:r>
-              <w:rPr>
-                <w:rFonts w:ascii="Times New Roman" w:hAnsi="Times New Roman"/>
-                <w:b w:val="0"/>
-                <w:highlight w:val="yellow"/>
-                <w:sz w:val="14"/>
-              </w:rPr>
-              <w:t xml:space="preserve">[TBD]</w:t>
-            </w:r>
-          </w:p>
-        </w:tc>
-        <w:tc>
-          <w:tcPr>
-            <w:tcW w:type="dxa" w:w="1500"/>
-            <w:tcMar>
-              <w:top w:w="40" w:type="dxa"/>
-              <w:start w:w="50" w:type="dxa"/>
-              <w:bottom w:w="40" w:type="dxa"/>
-              <w:end w:w="50" w:type="dxa"/>
-            </w:tcMar>
-            <w:vAlign w:val="center"/>
-          </w:tcPr>
-          <w:p>
-            <w:pPr>
-              <w:spacing w:before="0" w:after="0" w:line="240" w:lineRule="auto"/>
-              <w:jc w:val="center"/>
-            </w:pPr>
-            <w:r>
-              <w:rPr>
-                <w:rFonts w:ascii="Times New Roman" w:hAnsi="Times New Roman"/>
-                <w:b w:val="0"/>
-                <w:highlight w:val="yellow"/>
-                <w:sz w:val="14"/>
-              </w:rPr>
-              <w:t xml:space="preserve">[TBD]</w:t>
-            </w:r>
-          </w:p>
-        </w:tc>
-        <w:tc>
-          <w:tcPr>
-            <w:tcW w:type="dxa" w:w="1500"/>
-            <w:tcMar>
-              <w:top w:w="40" w:type="dxa"/>
-              <w:start w:w="50" w:type="dxa"/>
-              <w:bottom w:w="40" w:type="dxa"/>
-              <w:end w:w="50" w:type="dxa"/>
-            </w:tcMar>
-            <w:vAlign w:val="center"/>
-          </w:tcPr>
-          <w:p>
-            <w:pPr>
-              <w:spacing w:before="0" w:after="0" w:line="240" w:lineRule="auto"/>
-              <w:jc w:val="center"/>
-            </w:pPr>
-            <w:r>
-              <w:rPr>
-                <w:rFonts w:ascii="Times New Roman" w:hAnsi="Times New Roman"/>
-                <w:b w:val="0"/>
-                <w:highlight w:val="yellow"/>
-                <w:sz w:val="14"/>
-              </w:rPr>
-              <w:t xml:space="preserve">[TBD]</w:t>
-            </w:r>
-          </w:p>
-        </w:tc>
-        <w:tc>
-          <w:tcPr>
-            <w:tcW w:type="dxa" w:w="2623"/>
-            <w:tcMar>
-              <w:top w:w="40" w:type="dxa"/>
-              <w:start w:w="50" w:type="dxa"/>
-              <w:bottom w:w="40" w:type="dxa"/>
-              <w:end w:w="50" w:type="dxa"/>
-            </w:tcMar>
-            <w:vAlign w:val="center"/>
-          </w:tcPr>
-          <w:p>
-            <w:pPr>
-              <w:spacing w:before="0" w:after="0" w:line="240" w:lineRule="auto"/>
-              <w:jc w:val="center"/>
-            </w:pPr>
-            <w:r>
-              <w:rPr>
-                <w:rFonts w:ascii="Times New Roman" w:hAnsi="Times New Roman"/>
-                <w:b w:val="0"/>
-                <w:highlight w:val="yellow"/>
-                <w:sz w:val="14"/>
-              </w:rPr>
-              <w:t xml:space="preserve">[TBD]</w:t>
+              <w:t xml:space="preserve">1.00 / 0.00 / 0.00</w:t>
             </w:r>
           </w:p>
         </w:tc>
@@ -8475,7 +5321,7 @@
         </w:trPr>
         <w:tc>
           <w:tcPr>
-            <w:tcW w:type="dxa" w:w="3000"/>
+            <w:tcW w:type="dxa" w:w="2900"/>
             <w:tcMar>
               <w:top w:w="40" w:type="dxa"/>
               <w:start w:w="50" w:type="dxa"/>
@@ -8495,13 +5341,13 @@
                 <w:b w:val="0"/>
                 <w:sz w:val="14"/>
               </w:rPr>
-              <w:t xml:space="preserve">Instruction following</w:t>
+              <w:t xml:space="preserve">E2: β_c = 0.6, γ_l = 0.4</w:t>
             </w:r>
           </w:p>
         </w:tc>
         <w:tc>
           <w:tcPr>
-            <w:tcW w:type="dxa" w:w="1500"/>
+            <w:tcW w:type="dxa" w:w="1300"/>
             <w:tcMar>
               <w:top w:w="40" w:type="dxa"/>
               <w:start w:w="50" w:type="dxa"/>
@@ -8519,16 +5365,15 @@
               <w:rPr>
                 <w:rFonts w:ascii="Times New Roman" w:hAnsi="Times New Roman"/>
                 <w:b w:val="0"/>
-                <w:highlight w:val="yellow"/>
                 <w:sz w:val="14"/>
               </w:rPr>
-              <w:t xml:space="preserve">[TBD]</w:t>
+              <w:t xml:space="preserve">0.687</w:t>
             </w:r>
           </w:p>
         </w:tc>
         <w:tc>
           <w:tcPr>
-            <w:tcW w:type="dxa" w:w="1500"/>
+            <w:tcW w:type="dxa" w:w="1300"/>
             <w:tcMar>
               <w:top w:w="40" w:type="dxa"/>
               <w:start w:w="50" w:type="dxa"/>
@@ -8546,16 +5391,15 @@
               <w:rPr>
                 <w:rFonts w:ascii="Times New Roman" w:hAnsi="Times New Roman"/>
                 <w:b w:val="0"/>
-                <w:highlight w:val="yellow"/>
                 <w:sz w:val="14"/>
               </w:rPr>
-              <w:t xml:space="preserve">[TBD]</w:t>
+              <w:t xml:space="preserve">0.950</w:t>
             </w:r>
           </w:p>
         </w:tc>
         <w:tc>
           <w:tcPr>
-            <w:tcW w:type="dxa" w:w="1500"/>
+            <w:tcW w:type="dxa" w:w="1300"/>
             <w:tcMar>
               <w:top w:w="40" w:type="dxa"/>
               <w:start w:w="50" w:type="dxa"/>
@@ -8573,16 +5417,15 @@
               <w:rPr>
                 <w:rFonts w:ascii="Times New Roman" w:hAnsi="Times New Roman"/>
                 <w:b w:val="0"/>
-                <w:highlight w:val="yellow"/>
                 <w:sz w:val="14"/>
               </w:rPr>
-              <w:t xml:space="preserve">[TBD]</w:t>
+              <w:t xml:space="preserve">1.759</w:t>
             </w:r>
           </w:p>
         </w:tc>
         <w:tc>
           <w:tcPr>
-            <w:tcW w:type="dxa" w:w="2623"/>
+            <w:tcW w:type="dxa" w:w="1100"/>
             <w:tcMar>
               <w:top w:w="40" w:type="dxa"/>
               <w:start w:w="50" w:type="dxa"/>
@@ -8600,10 +5443,1323 @@
               <w:rPr>
                 <w:rFonts w:ascii="Times New Roman" w:hAnsi="Times New Roman"/>
                 <w:b w:val="0"/>
-                <w:highlight w:val="yellow"/>
                 <w:sz w:val="14"/>
               </w:rPr>
-              <w:t xml:space="preserve">[TBD]</w:t>
+              <w:t xml:space="preserve">16.4</w:t>
+            </w:r>
+          </w:p>
+        </w:tc>
+        <w:tc>
+          <w:tcPr>
+            <w:tcW w:type="dxa" w:w="2223"/>
+            <w:tcMar>
+              <w:top w:w="40" w:type="dxa"/>
+              <w:start w:w="50" w:type="dxa"/>
+              <w:bottom w:w="40" w:type="dxa"/>
+              <w:end w:w="50" w:type="dxa"/>
+            </w:tcMar>
+            <w:vAlign w:val="center"/>
+          </w:tcPr>
+          <w:p>
+            <w:pPr>
+              <w:spacing w:before="0" w:after="0" w:line="240" w:lineRule="auto"/>
+              <w:jc w:val="left"/>
+            </w:pPr>
+            <w:r>
+              <w:rPr>
+                <w:rFonts w:ascii="Times New Roman" w:hAnsi="Times New Roman"/>
+                <w:b w:val="0"/>
+                <w:sz w:val="14"/>
+              </w:rPr>
+              <w:t xml:space="preserve">0.80 / 0.20 / 0.00</w:t>
+            </w:r>
+          </w:p>
+        </w:tc>
+      </w:tr>
+      <w:tr>
+        <w:trPr>
+          <w:cantSplit/>
+        </w:trPr>
+        <w:tc>
+          <w:tcPr>
+            <w:tcW w:type="dxa" w:w="2900"/>
+            <w:tcMar>
+              <w:top w:w="40" w:type="dxa"/>
+              <w:start w:w="50" w:type="dxa"/>
+              <w:bottom w:w="40" w:type="dxa"/>
+              <w:end w:w="50" w:type="dxa"/>
+            </w:tcMar>
+            <w:vAlign w:val="center"/>
+          </w:tcPr>
+          <w:p>
+            <w:pPr>
+              <w:spacing w:before="0" w:after="0" w:line="240" w:lineRule="auto"/>
+              <w:jc w:val="left"/>
+            </w:pPr>
+            <w:r>
+              <w:rPr>
+                <w:rFonts w:ascii="Times New Roman" w:hAnsi="Times New Roman"/>
+                <w:b w:val="0"/>
+                <w:sz w:val="14"/>
+              </w:rPr>
+              <w:t xml:space="preserve">E2: β_c = 1.0, γ_l = 0.6</w:t>
+            </w:r>
+          </w:p>
+        </w:tc>
+        <w:tc>
+          <w:tcPr>
+            <w:tcW w:type="dxa" w:w="1300"/>
+            <w:tcMar>
+              <w:top w:w="40" w:type="dxa"/>
+              <w:start w:w="50" w:type="dxa"/>
+              <w:bottom w:w="40" w:type="dxa"/>
+              <w:end w:w="50" w:type="dxa"/>
+            </w:tcMar>
+            <w:vAlign w:val="center"/>
+          </w:tcPr>
+          <w:p>
+            <w:pPr>
+              <w:spacing w:before="0" w:after="0" w:line="240" w:lineRule="auto"/>
+              <w:jc w:val="center"/>
+            </w:pPr>
+            <w:r>
+              <w:rPr>
+                <w:rFonts w:ascii="Times New Roman" w:hAnsi="Times New Roman"/>
+                <w:b w:val="0"/>
+                <w:sz w:val="14"/>
+              </w:rPr>
+              <w:t xml:space="preserve">0.610</w:t>
+            </w:r>
+          </w:p>
+        </w:tc>
+        <w:tc>
+          <w:tcPr>
+            <w:tcW w:type="dxa" w:w="1300"/>
+            <w:tcMar>
+              <w:top w:w="40" w:type="dxa"/>
+              <w:start w:w="50" w:type="dxa"/>
+              <w:bottom w:w="40" w:type="dxa"/>
+              <w:end w:w="50" w:type="dxa"/>
+            </w:tcMar>
+            <w:vAlign w:val="center"/>
+          </w:tcPr>
+          <w:p>
+            <w:pPr>
+              <w:spacing w:before="0" w:after="0" w:line="240" w:lineRule="auto"/>
+              <w:jc w:val="center"/>
+            </w:pPr>
+            <w:r>
+              <w:rPr>
+                <w:rFonts w:ascii="Times New Roman" w:hAnsi="Times New Roman"/>
+                <w:b w:val="0"/>
+                <w:sz w:val="14"/>
+              </w:rPr>
+              <w:t xml:space="preserve">0.948</w:t>
+            </w:r>
+          </w:p>
+        </w:tc>
+        <w:tc>
+          <w:tcPr>
+            <w:tcW w:type="dxa" w:w="1300"/>
+            <w:tcMar>
+              <w:top w:w="40" w:type="dxa"/>
+              <w:start w:w="50" w:type="dxa"/>
+              <w:bottom w:w="40" w:type="dxa"/>
+              <w:end w:w="50" w:type="dxa"/>
+            </w:tcMar>
+            <w:vAlign w:val="center"/>
+          </w:tcPr>
+          <w:p>
+            <w:pPr>
+              <w:spacing w:before="0" w:after="0" w:line="240" w:lineRule="auto"/>
+              <w:jc w:val="center"/>
+            </w:pPr>
+            <w:r>
+              <w:rPr>
+                <w:rFonts w:ascii="Times New Roman" w:hAnsi="Times New Roman"/>
+                <w:b w:val="0"/>
+                <w:sz w:val="14"/>
+              </w:rPr>
+              <w:t xml:space="preserve">1.423</w:t>
+            </w:r>
+          </w:p>
+        </w:tc>
+        <w:tc>
+          <w:tcPr>
+            <w:tcW w:type="dxa" w:w="1100"/>
+            <w:tcMar>
+              <w:top w:w="40" w:type="dxa"/>
+              <w:start w:w="50" w:type="dxa"/>
+              <w:bottom w:w="40" w:type="dxa"/>
+              <w:end w:w="50" w:type="dxa"/>
+            </w:tcMar>
+            <w:vAlign w:val="center"/>
+          </w:tcPr>
+          <w:p>
+            <w:pPr>
+              <w:spacing w:before="0" w:after="0" w:line="240" w:lineRule="auto"/>
+              <w:jc w:val="center"/>
+            </w:pPr>
+            <w:r>
+              <w:rPr>
+                <w:rFonts w:ascii="Times New Roman" w:hAnsi="Times New Roman"/>
+                <w:b w:val="0"/>
+                <w:sz w:val="14"/>
+              </w:rPr>
+              <w:t xml:space="preserve">6.2</w:t>
+            </w:r>
+          </w:p>
+        </w:tc>
+        <w:tc>
+          <w:tcPr>
+            <w:tcW w:type="dxa" w:w="2223"/>
+            <w:tcMar>
+              <w:top w:w="40" w:type="dxa"/>
+              <w:start w:w="50" w:type="dxa"/>
+              <w:bottom w:w="40" w:type="dxa"/>
+              <w:end w:w="50" w:type="dxa"/>
+            </w:tcMar>
+            <w:vAlign w:val="center"/>
+          </w:tcPr>
+          <w:p>
+            <w:pPr>
+              <w:spacing w:before="0" w:after="0" w:line="240" w:lineRule="auto"/>
+              <w:jc w:val="left"/>
+            </w:pPr>
+            <w:r>
+              <w:rPr>
+                <w:rFonts w:ascii="Times New Roman" w:hAnsi="Times New Roman"/>
+                <w:b w:val="0"/>
+                <w:sz w:val="14"/>
+              </w:rPr>
+              <w:t xml:space="preserve">1.00 / 0.00 / 0.00</w:t>
+            </w:r>
+          </w:p>
+        </w:tc>
+      </w:tr>
+      <w:tr>
+        <w:trPr>
+          <w:cantSplit/>
+        </w:trPr>
+        <w:tc>
+          <w:tcPr>
+            <w:tcW w:type="dxa" w:w="2900"/>
+            <w:tcMar>
+              <w:top w:w="40" w:type="dxa"/>
+              <w:start w:w="50" w:type="dxa"/>
+              <w:bottom w:w="40" w:type="dxa"/>
+              <w:end w:w="50" w:type="dxa"/>
+            </w:tcMar>
+            <w:vAlign w:val="center"/>
+          </w:tcPr>
+          <w:p>
+            <w:pPr>
+              <w:spacing w:before="0" w:after="0" w:line="240" w:lineRule="auto"/>
+              <w:jc w:val="left"/>
+            </w:pPr>
+            <w:r>
+              <w:rPr>
+                <w:rFonts w:ascii="Times New Roman" w:hAnsi="Times New Roman"/>
+                <w:b w:val="0"/>
+                <w:sz w:val="14"/>
+              </w:rPr>
+              <w:t xml:space="preserve">E6: α = 0, 0.1, 0.25</w:t>
+            </w:r>
+          </w:p>
+        </w:tc>
+        <w:tc>
+          <w:tcPr>
+            <w:tcW w:type="dxa" w:w="1300"/>
+            <w:tcMar>
+              <w:top w:w="40" w:type="dxa"/>
+              <w:start w:w="50" w:type="dxa"/>
+              <w:bottom w:w="40" w:type="dxa"/>
+              <w:end w:w="50" w:type="dxa"/>
+            </w:tcMar>
+            <w:vAlign w:val="center"/>
+          </w:tcPr>
+          <w:p>
+            <w:pPr>
+              <w:spacing w:before="0" w:after="0" w:line="240" w:lineRule="auto"/>
+              <w:jc w:val="center"/>
+            </w:pPr>
+            <w:r>
+              <w:rPr>
+                <w:rFonts w:ascii="Times New Roman" w:hAnsi="Times New Roman"/>
+                <w:b w:val="0"/>
+                <w:sz w:val="14"/>
+              </w:rPr>
+              <w:t xml:space="preserve">0.838</w:t>
+            </w:r>
+          </w:p>
+        </w:tc>
+        <w:tc>
+          <w:tcPr>
+            <w:tcW w:type="dxa" w:w="1300"/>
+            <w:tcMar>
+              <w:top w:w="40" w:type="dxa"/>
+              <w:start w:w="50" w:type="dxa"/>
+              <w:bottom w:w="40" w:type="dxa"/>
+              <w:end w:w="50" w:type="dxa"/>
+            </w:tcMar>
+            <w:vAlign w:val="center"/>
+          </w:tcPr>
+          <w:p>
+            <w:pPr>
+              <w:spacing w:before="0" w:after="0" w:line="240" w:lineRule="auto"/>
+              <w:jc w:val="center"/>
+            </w:pPr>
+            <w:r>
+              <w:rPr>
+                <w:rFonts w:ascii="Times New Roman" w:hAnsi="Times New Roman"/>
+                <w:b w:val="0"/>
+                <w:sz w:val="14"/>
+              </w:rPr>
+              <w:t xml:space="preserve">0.948</w:t>
+            </w:r>
+          </w:p>
+        </w:tc>
+        <w:tc>
+          <w:tcPr>
+            <w:tcW w:type="dxa" w:w="1300"/>
+            <w:tcMar>
+              <w:top w:w="40" w:type="dxa"/>
+              <w:start w:w="50" w:type="dxa"/>
+              <w:bottom w:w="40" w:type="dxa"/>
+              <w:end w:w="50" w:type="dxa"/>
+            </w:tcMar>
+            <w:vAlign w:val="center"/>
+          </w:tcPr>
+          <w:p>
+            <w:pPr>
+              <w:spacing w:before="0" w:after="0" w:line="240" w:lineRule="auto"/>
+              <w:jc w:val="center"/>
+            </w:pPr>
+            <w:r>
+              <w:rPr>
+                <w:rFonts w:ascii="Times New Roman" w:hAnsi="Times New Roman"/>
+                <w:b w:val="0"/>
+                <w:sz w:val="14"/>
+              </w:rPr>
+              <w:t xml:space="preserve">1.423</w:t>
+            </w:r>
+          </w:p>
+        </w:tc>
+        <w:tc>
+          <w:tcPr>
+            <w:tcW w:type="dxa" w:w="1100"/>
+            <w:tcMar>
+              <w:top w:w="40" w:type="dxa"/>
+              <w:start w:w="50" w:type="dxa"/>
+              <w:bottom w:w="40" w:type="dxa"/>
+              <w:end w:w="50" w:type="dxa"/>
+            </w:tcMar>
+            <w:vAlign w:val="center"/>
+          </w:tcPr>
+          <w:p>
+            <w:pPr>
+              <w:spacing w:before="0" w:after="0" w:line="240" w:lineRule="auto"/>
+              <w:jc w:val="center"/>
+            </w:pPr>
+            <w:r>
+              <w:rPr>
+                <w:rFonts w:ascii="Times New Roman" w:hAnsi="Times New Roman"/>
+                <w:b w:val="0"/>
+                <w:sz w:val="14"/>
+              </w:rPr>
+              <w:t xml:space="preserve">8.9</w:t>
+            </w:r>
+          </w:p>
+        </w:tc>
+        <w:tc>
+          <w:tcPr>
+            <w:tcW w:type="dxa" w:w="2223"/>
+            <w:tcMar>
+              <w:top w:w="40" w:type="dxa"/>
+              <w:start w:w="50" w:type="dxa"/>
+              <w:bottom w:w="40" w:type="dxa"/>
+              <w:end w:w="50" w:type="dxa"/>
+            </w:tcMar>
+            <w:vAlign w:val="center"/>
+          </w:tcPr>
+          <w:p>
+            <w:pPr>
+              <w:spacing w:before="0" w:after="0" w:line="240" w:lineRule="auto"/>
+              <w:jc w:val="left"/>
+            </w:pPr>
+            <w:r>
+              <w:rPr>
+                <w:rFonts w:ascii="Times New Roman" w:hAnsi="Times New Roman"/>
+                <w:b w:val="0"/>
+                <w:sz w:val="14"/>
+              </w:rPr>
+              <w:t xml:space="preserve">1.00 / 0.00 / 0.00</w:t>
+            </w:r>
+          </w:p>
+        </w:tc>
+      </w:tr>
+      <w:tr>
+        <w:trPr>
+          <w:cantSplit/>
+        </w:trPr>
+        <w:tc>
+          <w:tcPr>
+            <w:tcW w:type="dxa" w:w="2900"/>
+            <w:tcMar>
+              <w:top w:w="40" w:type="dxa"/>
+              <w:start w:w="50" w:type="dxa"/>
+              <w:bottom w:w="40" w:type="dxa"/>
+              <w:end w:w="50" w:type="dxa"/>
+            </w:tcMar>
+            <w:vAlign w:val="center"/>
+          </w:tcPr>
+          <w:p>
+            <w:pPr>
+              <w:spacing w:before="0" w:after="0" w:line="240" w:lineRule="auto"/>
+              <w:jc w:val="left"/>
+            </w:pPr>
+            <w:r>
+              <w:rPr>
+                <w:rFonts w:ascii="Times New Roman" w:hAnsi="Times New Roman"/>
+                <w:b w:val="0"/>
+                <w:sz w:val="14"/>
+              </w:rPr>
+              <w:t xml:space="preserve">E6: α = 0.5</w:t>
+            </w:r>
+          </w:p>
+        </w:tc>
+        <w:tc>
+          <w:tcPr>
+            <w:tcW w:type="dxa" w:w="1300"/>
+            <w:tcMar>
+              <w:top w:w="40" w:type="dxa"/>
+              <w:start w:w="50" w:type="dxa"/>
+              <w:bottom w:w="40" w:type="dxa"/>
+              <w:end w:w="50" w:type="dxa"/>
+            </w:tcMar>
+            <w:vAlign w:val="center"/>
+          </w:tcPr>
+          <w:p>
+            <w:pPr>
+              <w:spacing w:before="0" w:after="0" w:line="240" w:lineRule="auto"/>
+              <w:jc w:val="center"/>
+            </w:pPr>
+            <w:r>
+              <w:rPr>
+                <w:rFonts w:ascii="Times New Roman" w:hAnsi="Times New Roman"/>
+                <w:b w:val="0"/>
+                <w:sz w:val="14"/>
+              </w:rPr>
+              <w:t xml:space="preserve">0.799</w:t>
+            </w:r>
+          </w:p>
+        </w:tc>
+        <w:tc>
+          <w:tcPr>
+            <w:tcW w:type="dxa" w:w="1300"/>
+            <w:tcMar>
+              <w:top w:w="40" w:type="dxa"/>
+              <w:start w:w="50" w:type="dxa"/>
+              <w:bottom w:w="40" w:type="dxa"/>
+              <w:end w:w="50" w:type="dxa"/>
+            </w:tcMar>
+            <w:vAlign w:val="center"/>
+          </w:tcPr>
+          <w:p>
+            <w:pPr>
+              <w:spacing w:before="0" w:after="0" w:line="240" w:lineRule="auto"/>
+              <w:jc w:val="center"/>
+            </w:pPr>
+            <w:r>
+              <w:rPr>
+                <w:rFonts w:ascii="Times New Roman" w:hAnsi="Times New Roman"/>
+                <w:b w:val="0"/>
+                <w:sz w:val="14"/>
+              </w:rPr>
+              <w:t xml:space="preserve">0.951</w:t>
+            </w:r>
+          </w:p>
+        </w:tc>
+        <w:tc>
+          <w:tcPr>
+            <w:tcW w:type="dxa" w:w="1300"/>
+            <w:tcMar>
+              <w:top w:w="40" w:type="dxa"/>
+              <w:start w:w="50" w:type="dxa"/>
+              <w:bottom w:w="40" w:type="dxa"/>
+              <w:end w:w="50" w:type="dxa"/>
+            </w:tcMar>
+            <w:vAlign w:val="center"/>
+          </w:tcPr>
+          <w:p>
+            <w:pPr>
+              <w:spacing w:before="0" w:after="0" w:line="240" w:lineRule="auto"/>
+              <w:jc w:val="center"/>
+            </w:pPr>
+            <w:r>
+              <w:rPr>
+                <w:rFonts w:ascii="Times New Roman" w:hAnsi="Times New Roman"/>
+                <w:b w:val="0"/>
+                <w:sz w:val="14"/>
+              </w:rPr>
+              <w:t xml:space="preserve">2.098</w:t>
+            </w:r>
+          </w:p>
+        </w:tc>
+        <w:tc>
+          <w:tcPr>
+            <w:tcW w:type="dxa" w:w="1100"/>
+            <w:tcMar>
+              <w:top w:w="40" w:type="dxa"/>
+              <w:start w:w="50" w:type="dxa"/>
+              <w:bottom w:w="40" w:type="dxa"/>
+              <w:end w:w="50" w:type="dxa"/>
+            </w:tcMar>
+            <w:vAlign w:val="center"/>
+          </w:tcPr>
+          <w:p>
+            <w:pPr>
+              <w:spacing w:before="0" w:after="0" w:line="240" w:lineRule="auto"/>
+              <w:jc w:val="center"/>
+            </w:pPr>
+            <w:r>
+              <w:rPr>
+                <w:rFonts w:ascii="Times New Roman" w:hAnsi="Times New Roman"/>
+                <w:b w:val="0"/>
+                <w:sz w:val="14"/>
+              </w:rPr>
+              <w:t xml:space="preserve">17.2</w:t>
+            </w:r>
+          </w:p>
+        </w:tc>
+        <w:tc>
+          <w:tcPr>
+            <w:tcW w:type="dxa" w:w="2223"/>
+            <w:tcMar>
+              <w:top w:w="40" w:type="dxa"/>
+              <w:start w:w="50" w:type="dxa"/>
+              <w:bottom w:w="40" w:type="dxa"/>
+              <w:end w:w="50" w:type="dxa"/>
+            </w:tcMar>
+            <w:vAlign w:val="center"/>
+          </w:tcPr>
+          <w:p>
+            <w:pPr>
+              <w:spacing w:before="0" w:after="0" w:line="240" w:lineRule="auto"/>
+              <w:jc w:val="left"/>
+            </w:pPr>
+            <w:r>
+              <w:rPr>
+                <w:rFonts w:ascii="Times New Roman" w:hAnsi="Times New Roman"/>
+                <w:b w:val="0"/>
+                <w:sz w:val="14"/>
+              </w:rPr>
+              <w:t xml:space="preserve">0.60 / 0.39 / 0.01</w:t>
+            </w:r>
+          </w:p>
+        </w:tc>
+      </w:tr>
+      <w:tr>
+        <w:trPr>
+          <w:cantSplit/>
+        </w:trPr>
+        <w:tc>
+          <w:tcPr>
+            <w:tcW w:type="dxa" w:w="2900"/>
+            <w:tcMar>
+              <w:top w:w="40" w:type="dxa"/>
+              <w:start w:w="50" w:type="dxa"/>
+              <w:bottom w:w="40" w:type="dxa"/>
+              <w:end w:w="50" w:type="dxa"/>
+            </w:tcMar>
+            <w:vAlign w:val="center"/>
+          </w:tcPr>
+          <w:p>
+            <w:pPr>
+              <w:spacing w:before="0" w:after="0" w:line="240" w:lineRule="auto"/>
+              <w:jc w:val="left"/>
+            </w:pPr>
+            <w:r>
+              <w:rPr>
+                <w:rFonts w:ascii="Times New Roman" w:hAnsi="Times New Roman"/>
+                <w:b w:val="0"/>
+                <w:sz w:val="14"/>
+              </w:rPr>
+              <w:t xml:space="preserve">E6: α = 1.0</w:t>
+            </w:r>
+          </w:p>
+        </w:tc>
+        <w:tc>
+          <w:tcPr>
+            <w:tcW w:type="dxa" w:w="1300"/>
+            <w:tcMar>
+              <w:top w:w="40" w:type="dxa"/>
+              <w:start w:w="50" w:type="dxa"/>
+              <w:bottom w:w="40" w:type="dxa"/>
+              <w:end w:w="50" w:type="dxa"/>
+            </w:tcMar>
+            <w:vAlign w:val="center"/>
+          </w:tcPr>
+          <w:p>
+            <w:pPr>
+              <w:spacing w:before="0" w:after="0" w:line="240" w:lineRule="auto"/>
+              <w:jc w:val="center"/>
+            </w:pPr>
+            <w:r>
+              <w:rPr>
+                <w:rFonts w:ascii="Times New Roman" w:hAnsi="Times New Roman"/>
+                <w:b w:val="0"/>
+                <w:sz w:val="14"/>
+              </w:rPr>
+              <w:t xml:space="preserve">0.836</w:t>
+            </w:r>
+          </w:p>
+        </w:tc>
+        <w:tc>
+          <w:tcPr>
+            <w:tcW w:type="dxa" w:w="1300"/>
+            <w:tcMar>
+              <w:top w:w="40" w:type="dxa"/>
+              <w:start w:w="50" w:type="dxa"/>
+              <w:bottom w:w="40" w:type="dxa"/>
+              <w:end w:w="50" w:type="dxa"/>
+            </w:tcMar>
+            <w:vAlign w:val="center"/>
+          </w:tcPr>
+          <w:p>
+            <w:pPr>
+              <w:spacing w:before="0" w:after="0" w:line="240" w:lineRule="auto"/>
+              <w:jc w:val="center"/>
+            </w:pPr>
+            <w:r>
+              <w:rPr>
+                <w:rFonts w:ascii="Times New Roman" w:hAnsi="Times New Roman"/>
+                <w:b w:val="0"/>
+                <w:sz w:val="14"/>
+              </w:rPr>
+              <w:t xml:space="preserve">0.948</w:t>
+            </w:r>
+          </w:p>
+        </w:tc>
+        <w:tc>
+          <w:tcPr>
+            <w:tcW w:type="dxa" w:w="1300"/>
+            <w:tcMar>
+              <w:top w:w="40" w:type="dxa"/>
+              <w:start w:w="50" w:type="dxa"/>
+              <w:bottom w:w="40" w:type="dxa"/>
+              <w:end w:w="50" w:type="dxa"/>
+            </w:tcMar>
+            <w:vAlign w:val="center"/>
+          </w:tcPr>
+          <w:p>
+            <w:pPr>
+              <w:spacing w:before="0" w:after="0" w:line="240" w:lineRule="auto"/>
+              <w:jc w:val="center"/>
+            </w:pPr>
+            <w:r>
+              <w:rPr>
+                <w:rFonts w:ascii="Times New Roman" w:hAnsi="Times New Roman"/>
+                <w:b w:val="0"/>
+                <w:sz w:val="14"/>
+              </w:rPr>
+              <w:t xml:space="preserve">1.460</w:t>
+            </w:r>
+          </w:p>
+        </w:tc>
+        <w:tc>
+          <w:tcPr>
+            <w:tcW w:type="dxa" w:w="1100"/>
+            <w:tcMar>
+              <w:top w:w="40" w:type="dxa"/>
+              <w:start w:w="50" w:type="dxa"/>
+              <w:bottom w:w="40" w:type="dxa"/>
+              <w:end w:w="50" w:type="dxa"/>
+            </w:tcMar>
+            <w:vAlign w:val="center"/>
+          </w:tcPr>
+          <w:p>
+            <w:pPr>
+              <w:spacing w:before="0" w:after="0" w:line="240" w:lineRule="auto"/>
+              <w:jc w:val="center"/>
+            </w:pPr>
+            <w:r>
+              <w:rPr>
+                <w:rFonts w:ascii="Times New Roman" w:hAnsi="Times New Roman"/>
+                <w:b w:val="0"/>
+                <w:sz w:val="14"/>
+              </w:rPr>
+              <w:t xml:space="preserve">9.3</w:t>
+            </w:r>
+          </w:p>
+        </w:tc>
+        <w:tc>
+          <w:tcPr>
+            <w:tcW w:type="dxa" w:w="2223"/>
+            <w:tcMar>
+              <w:top w:w="40" w:type="dxa"/>
+              <w:start w:w="50" w:type="dxa"/>
+              <w:bottom w:w="40" w:type="dxa"/>
+              <w:end w:w="50" w:type="dxa"/>
+            </w:tcMar>
+            <w:vAlign w:val="center"/>
+          </w:tcPr>
+          <w:p>
+            <w:pPr>
+              <w:spacing w:before="0" w:after="0" w:line="240" w:lineRule="auto"/>
+              <w:jc w:val="left"/>
+            </w:pPr>
+            <w:r>
+              <w:rPr>
+                <w:rFonts w:ascii="Times New Roman" w:hAnsi="Times New Roman"/>
+                <w:b w:val="0"/>
+                <w:sz w:val="14"/>
+              </w:rPr>
+              <w:t xml:space="preserve">0.98 / 0.01 / 0.01</w:t>
+            </w:r>
+          </w:p>
+        </w:tc>
+      </w:tr>
+      <w:tr>
+        <w:trPr>
+          <w:cantSplit/>
+        </w:trPr>
+        <w:tc>
+          <w:tcPr>
+            <w:tcW w:type="dxa" w:w="2900"/>
+            <w:tcMar>
+              <w:top w:w="40" w:type="dxa"/>
+              <w:start w:w="50" w:type="dxa"/>
+              <w:bottom w:w="40" w:type="dxa"/>
+              <w:end w:w="50" w:type="dxa"/>
+            </w:tcMar>
+            <w:vAlign w:val="center"/>
+          </w:tcPr>
+          <w:p>
+            <w:pPr>
+              <w:spacing w:before="0" w:after="0" w:line="240" w:lineRule="auto"/>
+              <w:jc w:val="left"/>
+            </w:pPr>
+            <w:r>
+              <w:rPr>
+                <w:rFonts w:ascii="Times New Roman" w:hAnsi="Times New Roman"/>
+                <w:b w:val="0"/>
+                <w:sz w:val="14"/>
+              </w:rPr>
+              <w:t xml:space="preserve">E6: α = 2.0</w:t>
+            </w:r>
+          </w:p>
+        </w:tc>
+        <w:tc>
+          <w:tcPr>
+            <w:tcW w:type="dxa" w:w="1300"/>
+            <w:tcMar>
+              <w:top w:w="40" w:type="dxa"/>
+              <w:start w:w="50" w:type="dxa"/>
+              <w:bottom w:w="40" w:type="dxa"/>
+              <w:end w:w="50" w:type="dxa"/>
+            </w:tcMar>
+            <w:vAlign w:val="center"/>
+          </w:tcPr>
+          <w:p>
+            <w:pPr>
+              <w:spacing w:before="0" w:after="0" w:line="240" w:lineRule="auto"/>
+              <w:jc w:val="center"/>
+            </w:pPr>
+            <w:r>
+              <w:rPr>
+                <w:rFonts w:ascii="Times New Roman" w:hAnsi="Times New Roman"/>
+                <w:b w:val="0"/>
+                <w:sz w:val="14"/>
+              </w:rPr>
+              <w:t xml:space="preserve">0.813</w:t>
+            </w:r>
+          </w:p>
+        </w:tc>
+        <w:tc>
+          <w:tcPr>
+            <w:tcW w:type="dxa" w:w="1300"/>
+            <w:tcMar>
+              <w:top w:w="40" w:type="dxa"/>
+              <w:start w:w="50" w:type="dxa"/>
+              <w:bottom w:w="40" w:type="dxa"/>
+              <w:end w:w="50" w:type="dxa"/>
+            </w:tcMar>
+            <w:vAlign w:val="center"/>
+          </w:tcPr>
+          <w:p>
+            <w:pPr>
+              <w:spacing w:before="0" w:after="0" w:line="240" w:lineRule="auto"/>
+              <w:jc w:val="center"/>
+            </w:pPr>
+            <w:r>
+              <w:rPr>
+                <w:rFonts w:ascii="Times New Roman" w:hAnsi="Times New Roman"/>
+                <w:b w:val="0"/>
+                <w:sz w:val="14"/>
+              </w:rPr>
+              <w:t xml:space="preserve">0.953</w:t>
+            </w:r>
+          </w:p>
+        </w:tc>
+        <w:tc>
+          <w:tcPr>
+            <w:tcW w:type="dxa" w:w="1300"/>
+            <w:tcMar>
+              <w:top w:w="40" w:type="dxa"/>
+              <w:start w:w="50" w:type="dxa"/>
+              <w:bottom w:w="40" w:type="dxa"/>
+              <w:end w:w="50" w:type="dxa"/>
+            </w:tcMar>
+            <w:vAlign w:val="center"/>
+          </w:tcPr>
+          <w:p>
+            <w:pPr>
+              <w:spacing w:before="0" w:after="0" w:line="240" w:lineRule="auto"/>
+              <w:jc w:val="center"/>
+            </w:pPr>
+            <w:r>
+              <w:rPr>
+                <w:rFonts w:ascii="Times New Roman" w:hAnsi="Times New Roman"/>
+                <w:b w:val="0"/>
+                <w:sz w:val="14"/>
+              </w:rPr>
+              <w:t xml:space="preserve">1.945</w:t>
+            </w:r>
+          </w:p>
+        </w:tc>
+        <w:tc>
+          <w:tcPr>
+            <w:tcW w:type="dxa" w:w="1100"/>
+            <w:tcMar>
+              <w:top w:w="40" w:type="dxa"/>
+              <w:start w:w="50" w:type="dxa"/>
+              <w:bottom w:w="40" w:type="dxa"/>
+              <w:end w:w="50" w:type="dxa"/>
+            </w:tcMar>
+            <w:vAlign w:val="center"/>
+          </w:tcPr>
+          <w:p>
+            <w:pPr>
+              <w:spacing w:before="0" w:after="0" w:line="240" w:lineRule="auto"/>
+              <w:jc w:val="center"/>
+            </w:pPr>
+            <w:r>
+              <w:rPr>
+                <w:rFonts w:ascii="Times New Roman" w:hAnsi="Times New Roman"/>
+                <w:b w:val="0"/>
+                <w:sz w:val="14"/>
+              </w:rPr>
+              <w:t xml:space="preserve">14.2</w:t>
+            </w:r>
+          </w:p>
+        </w:tc>
+        <w:tc>
+          <w:tcPr>
+            <w:tcW w:type="dxa" w:w="2223"/>
+            <w:tcMar>
+              <w:top w:w="40" w:type="dxa"/>
+              <w:start w:w="50" w:type="dxa"/>
+              <w:bottom w:w="40" w:type="dxa"/>
+              <w:end w:w="50" w:type="dxa"/>
+            </w:tcMar>
+            <w:vAlign w:val="center"/>
+          </w:tcPr>
+          <w:p>
+            <w:pPr>
+              <w:spacing w:before="0" w:after="0" w:line="240" w:lineRule="auto"/>
+              <w:jc w:val="left"/>
+            </w:pPr>
+            <w:r>
+              <w:rPr>
+                <w:rFonts w:ascii="Times New Roman" w:hAnsi="Times New Roman"/>
+                <w:b w:val="0"/>
+                <w:sz w:val="14"/>
+              </w:rPr>
+              <w:t xml:space="preserve">0.75 / 0.17 / 0.07</w:t>
+            </w:r>
+          </w:p>
+        </w:tc>
+      </w:tr>
+      <w:tr>
+        <w:trPr>
+          <w:cantSplit/>
+        </w:trPr>
+        <w:tc>
+          <w:tcPr>
+            <w:tcW w:type="dxa" w:w="2900"/>
+            <w:tcMar>
+              <w:top w:w="40" w:type="dxa"/>
+              <w:start w:w="50" w:type="dxa"/>
+              <w:bottom w:w="40" w:type="dxa"/>
+              <w:end w:w="50" w:type="dxa"/>
+            </w:tcMar>
+            <w:vAlign w:val="center"/>
+          </w:tcPr>
+          <w:p>
+            <w:pPr>
+              <w:spacing w:before="0" w:after="0" w:line="240" w:lineRule="auto"/>
+              <w:jc w:val="left"/>
+            </w:pPr>
+            <w:r>
+              <w:rPr>
+                <w:rFonts w:ascii="Times New Roman" w:hAnsi="Times New Roman"/>
+                <w:b w:val="0"/>
+                <w:sz w:val="14"/>
+              </w:rPr>
+              <w:t xml:space="preserve">Linear Thompson sampling</w:t>
+            </w:r>
+          </w:p>
+        </w:tc>
+        <w:tc>
+          <w:tcPr>
+            <w:tcW w:type="dxa" w:w="1300"/>
+            <w:tcMar>
+              <w:top w:w="40" w:type="dxa"/>
+              <w:start w:w="50" w:type="dxa"/>
+              <w:bottom w:w="40" w:type="dxa"/>
+              <w:end w:w="50" w:type="dxa"/>
+            </w:tcMar>
+            <w:vAlign w:val="center"/>
+          </w:tcPr>
+          <w:p>
+            <w:pPr>
+              <w:spacing w:before="0" w:after="0" w:line="240" w:lineRule="auto"/>
+              <w:jc w:val="center"/>
+            </w:pPr>
+            <w:r>
+              <w:rPr>
+                <w:rFonts w:ascii="Times New Roman" w:hAnsi="Times New Roman"/>
+                <w:b w:val="0"/>
+                <w:sz w:val="14"/>
+              </w:rPr>
+              <w:t xml:space="preserve">0.823</w:t>
+            </w:r>
+          </w:p>
+        </w:tc>
+        <w:tc>
+          <w:tcPr>
+            <w:tcW w:type="dxa" w:w="1300"/>
+            <w:tcMar>
+              <w:top w:w="40" w:type="dxa"/>
+              <w:start w:w="50" w:type="dxa"/>
+              <w:bottom w:w="40" w:type="dxa"/>
+              <w:end w:w="50" w:type="dxa"/>
+            </w:tcMar>
+            <w:vAlign w:val="center"/>
+          </w:tcPr>
+          <w:p>
+            <w:pPr>
+              <w:spacing w:before="0" w:after="0" w:line="240" w:lineRule="auto"/>
+              <w:jc w:val="center"/>
+            </w:pPr>
+            <w:r>
+              <w:rPr>
+                <w:rFonts w:ascii="Times New Roman" w:hAnsi="Times New Roman"/>
+                <w:b w:val="0"/>
+                <w:sz w:val="14"/>
+              </w:rPr>
+              <w:t xml:space="preserve">0.951</w:t>
+            </w:r>
+          </w:p>
+        </w:tc>
+        <w:tc>
+          <w:tcPr>
+            <w:tcW w:type="dxa" w:w="1300"/>
+            <w:tcMar>
+              <w:top w:w="40" w:type="dxa"/>
+              <w:start w:w="50" w:type="dxa"/>
+              <w:bottom w:w="40" w:type="dxa"/>
+              <w:end w:w="50" w:type="dxa"/>
+            </w:tcMar>
+            <w:vAlign w:val="center"/>
+          </w:tcPr>
+          <w:p>
+            <w:pPr>
+              <w:spacing w:before="0" w:after="0" w:line="240" w:lineRule="auto"/>
+              <w:jc w:val="center"/>
+            </w:pPr>
+            <w:r>
+              <w:rPr>
+                <w:rFonts w:ascii="Times New Roman" w:hAnsi="Times New Roman"/>
+                <w:b w:val="0"/>
+                <w:sz w:val="14"/>
+              </w:rPr>
+              <w:t xml:space="preserve">1.766</w:t>
+            </w:r>
+          </w:p>
+        </w:tc>
+        <w:tc>
+          <w:tcPr>
+            <w:tcW w:type="dxa" w:w="1100"/>
+            <w:tcMar>
+              <w:top w:w="40" w:type="dxa"/>
+              <w:start w:w="50" w:type="dxa"/>
+              <w:bottom w:w="40" w:type="dxa"/>
+              <w:end w:w="50" w:type="dxa"/>
+            </w:tcMar>
+            <w:vAlign w:val="center"/>
+          </w:tcPr>
+          <w:p>
+            <w:pPr>
+              <w:spacing w:before="0" w:after="0" w:line="240" w:lineRule="auto"/>
+              <w:jc w:val="center"/>
+            </w:pPr>
+            <w:r>
+              <w:rPr>
+                <w:rFonts w:ascii="Times New Roman" w:hAnsi="Times New Roman"/>
+                <w:b w:val="0"/>
+                <w:sz w:val="14"/>
+              </w:rPr>
+              <w:t xml:space="preserve">12.0</w:t>
+            </w:r>
+          </w:p>
+        </w:tc>
+        <w:tc>
+          <w:tcPr>
+            <w:tcW w:type="dxa" w:w="2223"/>
+            <w:tcMar>
+              <w:top w:w="40" w:type="dxa"/>
+              <w:start w:w="50" w:type="dxa"/>
+              <w:bottom w:w="40" w:type="dxa"/>
+              <w:end w:w="50" w:type="dxa"/>
+            </w:tcMar>
+            <w:vAlign w:val="center"/>
+          </w:tcPr>
+          <w:p>
+            <w:pPr>
+              <w:spacing w:before="0" w:after="0" w:line="240" w:lineRule="auto"/>
+              <w:jc w:val="left"/>
+            </w:pPr>
+            <w:r>
+              <w:rPr>
+                <w:rFonts w:ascii="Times New Roman" w:hAnsi="Times New Roman"/>
+                <w:b w:val="0"/>
+                <w:sz w:val="14"/>
+              </w:rPr>
+              <w:t xml:space="preserve">0.88 / 0.03 / 0.09</w:t>
+            </w:r>
+          </w:p>
+        </w:tc>
+      </w:tr>
+      <w:tr>
+        <w:trPr>
+          <w:cantSplit/>
+        </w:trPr>
+        <w:tc>
+          <w:tcPr>
+            <w:tcW w:type="dxa" w:w="2900"/>
+            <w:tcMar>
+              <w:top w:w="40" w:type="dxa"/>
+              <w:start w:w="50" w:type="dxa"/>
+              <w:bottom w:w="40" w:type="dxa"/>
+              <w:end w:w="50" w:type="dxa"/>
+            </w:tcMar>
+            <w:vAlign w:val="center"/>
+          </w:tcPr>
+          <w:p>
+            <w:pPr>
+              <w:spacing w:before="0" w:after="0" w:line="240" w:lineRule="auto"/>
+              <w:jc w:val="left"/>
+            </w:pPr>
+            <w:r>
+              <w:rPr>
+                <w:rFonts w:ascii="Times New Roman" w:hAnsi="Times New Roman"/>
+                <w:b w:val="0"/>
+                <w:sz w:val="14"/>
+              </w:rPr>
+              <w:t xml:space="preserve">ε-greedy ridge (ε = 0.1)</w:t>
+            </w:r>
+          </w:p>
+        </w:tc>
+        <w:tc>
+          <w:tcPr>
+            <w:tcW w:type="dxa" w:w="1300"/>
+            <w:tcMar>
+              <w:top w:w="40" w:type="dxa"/>
+              <w:start w:w="50" w:type="dxa"/>
+              <w:bottom w:w="40" w:type="dxa"/>
+              <w:end w:w="50" w:type="dxa"/>
+            </w:tcMar>
+            <w:vAlign w:val="center"/>
+          </w:tcPr>
+          <w:p>
+            <w:pPr>
+              <w:spacing w:before="0" w:after="0" w:line="240" w:lineRule="auto"/>
+              <w:jc w:val="center"/>
+            </w:pPr>
+            <w:r>
+              <w:rPr>
+                <w:rFonts w:ascii="Times New Roman" w:hAnsi="Times New Roman"/>
+                <w:b w:val="0"/>
+                <w:sz w:val="14"/>
+              </w:rPr>
+              <w:t xml:space="preserve">0.810</w:t>
+            </w:r>
+          </w:p>
+        </w:tc>
+        <w:tc>
+          <w:tcPr>
+            <w:tcW w:type="dxa" w:w="1300"/>
+            <w:tcMar>
+              <w:top w:w="40" w:type="dxa"/>
+              <w:start w:w="50" w:type="dxa"/>
+              <w:bottom w:w="40" w:type="dxa"/>
+              <w:end w:w="50" w:type="dxa"/>
+            </w:tcMar>
+            <w:vAlign w:val="center"/>
+          </w:tcPr>
+          <w:p>
+            <w:pPr>
+              <w:spacing w:before="0" w:after="0" w:line="240" w:lineRule="auto"/>
+              <w:jc w:val="center"/>
+            </w:pPr>
+            <w:r>
+              <w:rPr>
+                <w:rFonts w:ascii="Times New Roman" w:hAnsi="Times New Roman"/>
+                <w:b w:val="0"/>
+                <w:sz w:val="14"/>
+              </w:rPr>
+              <w:t xml:space="preserve">0.949</w:t>
+            </w:r>
+          </w:p>
+        </w:tc>
+        <w:tc>
+          <w:tcPr>
+            <w:tcW w:type="dxa" w:w="1300"/>
+            <w:tcMar>
+              <w:top w:w="40" w:type="dxa"/>
+              <w:start w:w="50" w:type="dxa"/>
+              <w:bottom w:w="40" w:type="dxa"/>
+              <w:end w:w="50" w:type="dxa"/>
+            </w:tcMar>
+            <w:vAlign w:val="center"/>
+          </w:tcPr>
+          <w:p>
+            <w:pPr>
+              <w:spacing w:before="0" w:after="0" w:line="240" w:lineRule="auto"/>
+              <w:jc w:val="center"/>
+            </w:pPr>
+            <w:r>
+              <w:rPr>
+                <w:rFonts w:ascii="Times New Roman" w:hAnsi="Times New Roman"/>
+                <w:b w:val="0"/>
+                <w:sz w:val="14"/>
+              </w:rPr>
+              <w:t xml:space="preserve">1.887</w:t>
+            </w:r>
+          </w:p>
+        </w:tc>
+        <w:tc>
+          <w:tcPr>
+            <w:tcW w:type="dxa" w:w="1100"/>
+            <w:tcMar>
+              <w:top w:w="40" w:type="dxa"/>
+              <w:start w:w="50" w:type="dxa"/>
+              <w:bottom w:w="40" w:type="dxa"/>
+              <w:end w:w="50" w:type="dxa"/>
+            </w:tcMar>
+            <w:vAlign w:val="center"/>
+          </w:tcPr>
+          <w:p>
+            <w:pPr>
+              <w:spacing w:before="0" w:after="0" w:line="240" w:lineRule="auto"/>
+              <w:jc w:val="center"/>
+            </w:pPr>
+            <w:r>
+              <w:rPr>
+                <w:rFonts w:ascii="Times New Roman" w:hAnsi="Times New Roman"/>
+                <w:b w:val="0"/>
+                <w:sz w:val="14"/>
+              </w:rPr>
+              <w:t xml:space="preserve">14.8</w:t>
+            </w:r>
+          </w:p>
+        </w:tc>
+        <w:tc>
+          <w:tcPr>
+            <w:tcW w:type="dxa" w:w="2223"/>
+            <w:tcMar>
+              <w:top w:w="40" w:type="dxa"/>
+              <w:start w:w="50" w:type="dxa"/>
+              <w:bottom w:w="40" w:type="dxa"/>
+              <w:end w:w="50" w:type="dxa"/>
+            </w:tcMar>
+            <w:vAlign w:val="center"/>
+          </w:tcPr>
+          <w:p>
+            <w:pPr>
+              <w:spacing w:before="0" w:after="0" w:line="240" w:lineRule="auto"/>
+              <w:jc w:val="left"/>
+            </w:pPr>
+            <w:r>
+              <w:rPr>
+                <w:rFonts w:ascii="Times New Roman" w:hAnsi="Times New Roman"/>
+                <w:b w:val="0"/>
+                <w:sz w:val="14"/>
+              </w:rPr>
+              <w:t xml:space="preserve">0.76 / 0.21 / 0.03</w:t>
+            </w:r>
+          </w:p>
+        </w:tc>
+      </w:tr>
+      <w:tr>
+        <w:trPr>
+          <w:cantSplit/>
+        </w:trPr>
+        <w:tc>
+          <w:tcPr>
+            <w:tcW w:type="dxa" w:w="2900"/>
+            <w:tcMar>
+              <w:top w:w="40" w:type="dxa"/>
+              <w:start w:w="50" w:type="dxa"/>
+              <w:bottom w:w="40" w:type="dxa"/>
+              <w:end w:w="50" w:type="dxa"/>
+            </w:tcMar>
+            <w:vAlign w:val="center"/>
+          </w:tcPr>
+          <w:p>
+            <w:pPr>
+              <w:spacing w:before="0" w:after="0" w:line="240" w:lineRule="auto"/>
+              <w:jc w:val="left"/>
+            </w:pPr>
+            <w:r>
+              <w:rPr>
+                <w:rFonts w:ascii="Times New Roman" w:hAnsi="Times New Roman"/>
+                <w:b w:val="0"/>
+                <w:sz w:val="14"/>
+              </w:rPr>
+              <w:t xml:space="preserve">Sliding-window LinUCB</w:t>
+            </w:r>
+          </w:p>
+        </w:tc>
+        <w:tc>
+          <w:tcPr>
+            <w:tcW w:type="dxa" w:w="1300"/>
+            <w:tcMar>
+              <w:top w:w="40" w:type="dxa"/>
+              <w:start w:w="50" w:type="dxa"/>
+              <w:bottom w:w="40" w:type="dxa"/>
+              <w:end w:w="50" w:type="dxa"/>
+            </w:tcMar>
+            <w:vAlign w:val="center"/>
+          </w:tcPr>
+          <w:p>
+            <w:pPr>
+              <w:spacing w:before="0" w:after="0" w:line="240" w:lineRule="auto"/>
+              <w:jc w:val="center"/>
+            </w:pPr>
+            <w:r>
+              <w:rPr>
+                <w:rFonts w:ascii="Times New Roman" w:hAnsi="Times New Roman"/>
+                <w:b w:val="0"/>
+                <w:sz w:val="14"/>
+              </w:rPr>
+              <w:t xml:space="preserve">0.838</w:t>
+            </w:r>
+          </w:p>
+        </w:tc>
+        <w:tc>
+          <w:tcPr>
+            <w:tcW w:type="dxa" w:w="1300"/>
+            <w:tcMar>
+              <w:top w:w="40" w:type="dxa"/>
+              <w:start w:w="50" w:type="dxa"/>
+              <w:bottom w:w="40" w:type="dxa"/>
+              <w:end w:w="50" w:type="dxa"/>
+            </w:tcMar>
+            <w:vAlign w:val="center"/>
+          </w:tcPr>
+          <w:p>
+            <w:pPr>
+              <w:spacing w:before="0" w:after="0" w:line="240" w:lineRule="auto"/>
+              <w:jc w:val="center"/>
+            </w:pPr>
+            <w:r>
+              <w:rPr>
+                <w:rFonts w:ascii="Times New Roman" w:hAnsi="Times New Roman"/>
+                <w:b w:val="0"/>
+                <w:sz w:val="14"/>
+              </w:rPr>
+              <w:t xml:space="preserve">0.948</w:t>
+            </w:r>
+          </w:p>
+        </w:tc>
+        <w:tc>
+          <w:tcPr>
+            <w:tcW w:type="dxa" w:w="1300"/>
+            <w:tcMar>
+              <w:top w:w="40" w:type="dxa"/>
+              <w:start w:w="50" w:type="dxa"/>
+              <w:bottom w:w="40" w:type="dxa"/>
+              <w:end w:w="50" w:type="dxa"/>
+            </w:tcMar>
+            <w:vAlign w:val="center"/>
+          </w:tcPr>
+          <w:p>
+            <w:pPr>
+              <w:spacing w:before="0" w:after="0" w:line="240" w:lineRule="auto"/>
+              <w:jc w:val="center"/>
+            </w:pPr>
+            <w:r>
+              <w:rPr>
+                <w:rFonts w:ascii="Times New Roman" w:hAnsi="Times New Roman"/>
+                <w:b w:val="0"/>
+                <w:sz w:val="14"/>
+              </w:rPr>
+              <w:t xml:space="preserve">1.423</w:t>
+            </w:r>
+          </w:p>
+        </w:tc>
+        <w:tc>
+          <w:tcPr>
+            <w:tcW w:type="dxa" w:w="1100"/>
+            <w:tcMar>
+              <w:top w:w="40" w:type="dxa"/>
+              <w:start w:w="50" w:type="dxa"/>
+              <w:bottom w:w="40" w:type="dxa"/>
+              <w:end w:w="50" w:type="dxa"/>
+            </w:tcMar>
+            <w:vAlign w:val="center"/>
+          </w:tcPr>
+          <w:p>
+            <w:pPr>
+              <w:spacing w:before="0" w:after="0" w:line="240" w:lineRule="auto"/>
+              <w:jc w:val="center"/>
+            </w:pPr>
+            <w:r>
+              <w:rPr>
+                <w:rFonts w:ascii="Times New Roman" w:hAnsi="Times New Roman"/>
+                <w:b w:val="0"/>
+                <w:sz w:val="14"/>
+              </w:rPr>
+              <w:t xml:space="preserve">8.9</w:t>
+            </w:r>
+          </w:p>
+        </w:tc>
+        <w:tc>
+          <w:tcPr>
+            <w:tcW w:type="dxa" w:w="2223"/>
+            <w:tcMar>
+              <w:top w:w="40" w:type="dxa"/>
+              <w:start w:w="50" w:type="dxa"/>
+              <w:bottom w:w="40" w:type="dxa"/>
+              <w:end w:w="50" w:type="dxa"/>
+            </w:tcMar>
+            <w:vAlign w:val="center"/>
+          </w:tcPr>
+          <w:p>
+            <w:pPr>
+              <w:spacing w:before="0" w:after="0" w:line="240" w:lineRule="auto"/>
+              <w:jc w:val="left"/>
+            </w:pPr>
+            <w:r>
+              <w:rPr>
+                <w:rFonts w:ascii="Times New Roman" w:hAnsi="Times New Roman"/>
+                <w:b w:val="0"/>
+                <w:sz w:val="14"/>
+              </w:rPr>
+              <w:t xml:space="preserve">1.00 / 0.00 / 0.00</w:t>
             </w:r>
           </w:p>
         </w:tc>
@@ -8632,38 +6788,7 @@
           <w:rFonts w:ascii="Times New Roman" w:hAnsi="Times New Roman"/>
           <w:sz w:val="20"/>
         </w:rPr>
-        <w:t xml:space="preserve">Table VIII will show whether the router learns category-dependent behavior, for example whether it reserves the larger model for categories where the smaller model frequently fails. Categories in which LinUCB does not improve on the best fixed policy will be reported and analyzed rather than omitted.</w:t>
-      </w:r>
-    </w:p>
-    <w:p>
-      <w:pPr>
-        <w:keepNext/>
-        <w:spacing w:before="60" w:after="20"/>
-        <w:jc w:val="left"/>
-      </w:pPr>
-      <w:r>
-        <w:rPr>
-          <w:rFonts w:ascii="Times New Roman" w:hAnsi="Times New Roman"/>
-          <w:b w:val="0"/>
-          <w:i/>
-          <w:sz w:val="20"/>
-        </w:rPr>
-        <w:t xml:space="preserve">C. Trade-off, Shift, and Sensitivity Analyses</w:t>
-      </w:r>
-    </w:p>
-    <w:p>
-      <w:pPr>
-        <w:keepNext w:val="0"/>
-        <w:spacing w:before="0" w:after="20" w:line="240" w:lineRule="auto"/>
-        <w:ind w:firstLine="216"/>
-        <w:jc w:val="both"/>
-      </w:pPr>
-      <w:r>
-        <w:rPr>
-          <w:rFonts w:ascii="Times New Roman" w:hAnsi="Times New Roman"/>
-          <w:sz w:val="20"/>
-        </w:rPr>
-        <w:t xml:space="preserve">For experiment E2, results will be presented as quality-versus-cost and quality-versus-latency curves across reward-weight settings. For E5, cumulative reward and selection share will be plotted over time around the point at which the task mix changes. For E4 and E6, the change in cumulative reward relative to the full configuration will be reported for each removed feature group, feedback component, and hyperparameter setting.</w:t>
+        <w:t xml:space="preserve">Table V reports the sweeps. Reward weights (E2, RQ3): with no cost or latency penalty the best fixed policy is large-only (mean reward 0.952), yet LinUCB still selects only Qwen3-4B and reaches 0.948: initial score ties are broken toward the first model, and once Qwen3-4B has accumulated positive reward during warm-up the bonus at α = 0.25 is too small to try the larger models. For every non-zero weight setting small-only is the best fixed policy, and LinUCB matches it except at β_c = 0.6, γ_l = 0.4, where it shifted 20% of queries to Qwen3-8B and lost 0.042 per query. Exploration (E6): α ≤ 0.25 is equivalent to always choosing the 4B model; larger α buys at most 0.5 percentage points of accuracy (0.953 at α = 2.0) at 37% higher cost and lower reward, and the effect is not monotone (α = 0.5 is worse than α = 1.0), reflecting seed-to-seed variation on a small test set. Feature ablation (E4, RQ1): removing length, category, cue, or difficulty features, or keeping only the bias term, leaves every metric unchanged (mean reward 0.838), so on a single-category workload the features carry no routing signal. Bandit variants: sliding-window LinUCB equals LinUCB on this stationary stream, while linear Thompson sampling and ε-greedy explore more and lose 0.015 and 0.028 mean reward.</w:t>
       </w:r>
     </w:p>
     <w:p>
@@ -8679,23 +6804,7 @@
           <w:smallCaps/>
           <w:sz w:val="20"/>
         </w:rPr>
-        <w:t xml:space="preserve">VII. System Implementation</w:t>
-      </w:r>
-    </w:p>
-    <w:p>
-      <w:pPr>
-        <w:keepNext/>
-        <w:spacing w:before="60" w:after="20"/>
-        <w:jc w:val="left"/>
-      </w:pPr>
-      <w:r>
-        <w:rPr>
-          <w:rFonts w:ascii="Times New Roman" w:hAnsi="Times New Roman"/>
-          <w:b w:val="0"/>
-          <w:i/>
-          <w:sz w:val="20"/>
-        </w:rPr>
-        <w:t xml:space="preserve">A. Router Service and Model Interface</w:t>
+        <w:t xml:space="preserve">VII. Discussion and Limitations</w:t>
       </w:r>
     </w:p>
     <w:p>
@@ -8710,98 +6819,7 @@
           <w:rFonts w:ascii="Times New Roman" w:hAnsi="Times New Roman"/>
           <w:sz w:val="20"/>
         </w:rPr>
-        <w:t xml:space="preserve">The router is implemented as a service between the application and the serving layer (Fig. 3). It contains the feature extractor, the LinUCB policy state (A_a and b_a for each model), a model interface, and a reward calculator with a feedback intake. The model interface sends the request to the selected model through vLLM [22], which provides one consistent endpoint per model, and records latency, token usage, and errors. Implementation proceeds in six phases: establish the model interface, build the evaluation pipeline, implement the baselines, implement LinUCB, add feedback, and evaluate.</w:t>
-      </w:r>
-    </w:p>
-    <w:p>
-      <w:pPr>
-        <w:sectPr>
-          <w:type w:val="continuous"/>
-          <w:pgSz w:w="11909" w:h="16834"/>
-          <w:pgMar w:top="778" w:right="893" w:bottom="1440" w:left="893" w:header="288" w:footer="360" w:gutter="0"/>
-          <w:cols w:space="360" w:num="2"/>
-          <w:docGrid w:linePitch="360"/>
-        </w:sectPr>
-      </w:pPr>
-    </w:p>
-    <w:p>
-      <w:pPr>
-        <w:jc w:val="center"/>
-      </w:pPr>
-      <w:r>
-        <w:drawing>
-          <wp:inline xmlns:a="http://schemas.openxmlformats.org/drawingml/2006/main" xmlns:pic="http://schemas.openxmlformats.org/drawingml/2006/picture">
-            <wp:extent cx="6309360" cy="3028493"/>
-            <wp:docPr id="3" name="Picture 3"/>
-            <wp:cNvGraphicFramePr>
-              <a:graphicFrameLocks noChangeAspect="1"/>
-            </wp:cNvGraphicFramePr>
-            <a:graphic>
-              <a:graphicData uri="http://schemas.openxmlformats.org/drawingml/2006/picture">
-                <pic:pic>
-                  <pic:nvPicPr>
-                    <pic:cNvPr id="0" name="fig3.png"/>
-                    <pic:cNvPicPr/>
-                  </pic:nvPicPr>
-                  <pic:blipFill>
-                    <a:blip r:embed="rId11"/>
-                    <a:stretch>
-                      <a:fillRect/>
-                    </a:stretch>
-                  </pic:blipFill>
-                  <pic:spPr>
-                    <a:xfrm>
-                      <a:off x="0" y="0"/>
-                      <a:ext cx="6309360" cy="3028493"/>
-                    </a:xfrm>
-                    <a:prstGeom prst="rect"/>
-                  </pic:spPr>
-                </pic:pic>
-              </a:graphicData>
-            </a:graphic>
-          </wp:inline>
-        </w:drawing>
-      </w:r>
-    </w:p>
-    <w:p>
-      <w:pPr>
-        <w:keepNext w:val="0"/>
-        <w:spacing w:before="20" w:after="60"/>
-        <w:jc w:val="center"/>
-      </w:pPr>
-      <w:r>
-        <w:rPr>
-          <w:rFonts w:ascii="Times New Roman" w:hAnsi="Times New Roman"/>
-          <w:sz w:val="16"/>
-        </w:rPr>
-        <w:t xml:space="preserve">Fig. 3. Implementation view: router service, vLLM serving layer, and audit log.</w:t>
-      </w:r>
-    </w:p>
-    <w:p>
-      <w:pPr>
-        <w:sectPr>
-          <w:type w:val="continuous"/>
-          <w:pgSz w:w="11909" w:h="16834"/>
-          <w:pgMar w:top="778" w:right="893" w:bottom="1440" w:left="893" w:header="288" w:footer="360" w:gutter="0"/>
-          <w:cols w:space="360" w:num="1"/>
-          <w:docGrid w:linePitch="360"/>
-        </w:sectPr>
-      </w:pPr>
-    </w:p>
-    <w:p>
-      <w:pPr>
-        <w:keepNext/>
-        <w:spacing w:before="60" w:after="20"/>
-        <w:jc w:val="left"/>
-      </w:pPr>
-      <w:r>
-        <w:rPr>
-          <w:rFonts w:ascii="Times New Roman" w:hAnsi="Times New Roman"/>
-          <w:b w:val="0"/>
-          <w:i/>
-          <w:sz w:val="20"/>
-        </w:rPr>
-        <w:t xml:space="preserve">B. Logging, Reproducibility, and Privacy</w:t>
+        <w:t xml:space="preserve">The pilot supports two conclusions. First, the reward definition, not the algorithm, decides the outcome: when larger models add one or two correct answers per 210 problems at two to three times the cost, any reasonable cost weight makes the small model the right choice, and a learned router can at best match it. Second, LinUCB found that choice from 90 warm-up queries without hand-written rules, and its cost of exploration was small (0.002 reward per query). The situations in which per-query routing should pay off, namely several task categories with different best models and features that predict when the small model fails, are absent from this pilot by construction.</w:t>
       </w:r>
     </w:p>
     <w:p>
@@ -8816,7 +6834,7 @@
           <w:rFonts w:ascii="Times New Roman" w:hAnsi="Times New Roman"/>
           <w:sz w:val="20"/>
         </w:rPr>
-        <w:t xml:space="preserve">Every routing decision is written to an audit log with the context, selected model, outcome, reward, and update, so that any decision can be reconstructed and the experiment can be replayed. Model versions, decoding settings, hardware, and the reward configuration are stored with each run. Sensitive user content is not stored unless it is necessary and authorized; where possible, the log keeps derived features and scores instead of raw prompts.</w:t>
+        <w:t xml:space="preserve">The limitations follow directly. The pilot covers one dataset, one task category, and 210 test queries, so accuracy differences of under one point are within noise and the per-category analysis (E3), workload shift (E5), and the effect of the category features cannot yet be assessed. Cost is a token-based proxy rather than measured GPU time, and latency was measured with one model served at a time on one GPU, without concurrent load. Results were obtained with FP8 checkpoints and thinking mode disabled and may not transfer to bf16, reasoning mode, or other model families. The reward weights were fixed for the pilot and not tuned. Standard LinUCB assumes stationary rewards, so drifting workloads may need sliding-window or discounted variants [16], and judge-based rewards for open-ended categories must be validated before use [20].</w:t>
       </w:r>
     </w:p>
     <w:p>
@@ -8832,23 +6850,7 @@
           <w:smallCaps/>
           <w:sz w:val="20"/>
         </w:rPr>
-        <w:t xml:space="preserve">VIII. Discussion</w:t>
-      </w:r>
-    </w:p>
-    <w:p>
-      <w:pPr>
-        <w:keepNext/>
-        <w:spacing w:before="60" w:after="20"/>
-        <w:jc w:val="left"/>
-      </w:pPr>
-      <w:r>
-        <w:rPr>
-          <w:rFonts w:ascii="Times New Roman" w:hAnsi="Times New Roman"/>
-          <w:b w:val="0"/>
-          <w:i/>
-          <w:sz w:val="20"/>
-        </w:rPr>
-        <w:t xml:space="preserve">A. Learning Which Model to Use, Not One Best Model</w:t>
+        <w:t xml:space="preserve">VIII. Conclusion and Future Work</w:t>
       </w:r>
     </w:p>
     <w:p>
@@ -8863,130 +6865,7 @@
           <w:rFonts w:ascii="Times New Roman" w:hAnsi="Times New Roman"/>
           <w:sz w:val="20"/>
         </w:rPr>
-        <w:t xml:space="preserve">The central idea of the framework is not to find one universally best LLM. It is to learn which available model is the most suitable choice for a particular query under explicit quality, cost, and latency objectives. Because the router learns only model-selection statistics, it is lightweight, inspectable, and independent of the candidate models' weights.</w:t>
-      </w:r>
-    </w:p>
-    <w:p>
-      <w:pPr>
-        <w:keepNext/>
-        <w:spacing w:before="60" w:after="20"/>
-        <w:jc w:val="left"/>
-      </w:pPr>
-      <w:r>
-        <w:rPr>
-          <w:rFonts w:ascii="Times New Roman" w:hAnsi="Times New Roman"/>
-          <w:b w:val="0"/>
-          <w:i/>
-          <w:sz w:val="20"/>
-        </w:rPr>
-        <w:t xml:space="preserve">B. Reward Design and Feedback Quality</w:t>
-      </w:r>
-    </w:p>
-    <w:p>
-      <w:pPr>
-        <w:keepNext w:val="0"/>
-        <w:spacing w:before="0" w:after="20" w:line="240" w:lineRule="auto"/>
-        <w:ind w:firstLine="216"/>
-        <w:jc w:val="both"/>
-      </w:pPr>
-      <w:r>
-        <w:rPr>
-          <w:rFonts w:ascii="Times New Roman" w:hAnsi="Times New Roman"/>
-          <w:sz w:val="20"/>
-        </w:rPr>
-        <w:t xml:space="preserve">The reward determines what the router learns. Different reasonable weights can change which model is preferred, so conclusions are reported across several weight settings rather than one. Feedback quality matters as much as the algorithm: automated judges may be biased or inconsistent [20], and a noisy reward can teach the router the wrong behavior. Validating judge scores against manual inspection is therefore part of the method, not an optional step.</w:t>
-      </w:r>
-    </w:p>
-    <w:p>
-      <w:pPr>
-        <w:keepNext/>
-        <w:spacing w:before="60" w:after="20"/>
-        <w:jc w:val="left"/>
-      </w:pPr>
-      <w:r>
-        <w:rPr>
-          <w:rFonts w:ascii="Times New Roman" w:hAnsi="Times New Roman"/>
-          <w:b w:val="0"/>
-          <w:i/>
-          <w:sz w:val="20"/>
-        </w:rPr>
-        <w:t xml:space="preserve">C. Limitations and Risks</w:t>
-      </w:r>
-    </w:p>
-    <w:p>
-      <w:pPr>
-        <w:keepNext w:val="0"/>
-        <w:spacing w:before="0" w:after="20" w:line="240" w:lineRule="auto"/>
-        <w:ind w:firstLine="216"/>
-        <w:jc w:val="both"/>
-      </w:pPr>
-      <w:r>
-        <w:rPr>
-          <w:rFonts w:ascii="Times New Roman" w:hAnsi="Times New Roman"/>
-          <w:sz w:val="20"/>
-        </w:rPr>
-        <w:t xml:space="preserve">The framework has several known limitations. At cold start the router has little information, and exploration can temporarily reduce quality or increase cost. Weak query features may not predict which model will perform well. Provider updates, quantization, or serving changes can invalidate past observations; standard LinUCB assumes stationary rewards, so sliding-window or discounted variants [16] may be needed under persistent drift. Network and system load can obscure model-specific latency. Results on one dataset or model family may not transfer to others. Finally, logging prompts and feedback requires appropriate data handling.</w:t>
-      </w:r>
-    </w:p>
-    <w:p>
-      <w:pPr>
-        <w:keepNext/>
-        <w:spacing w:before="100" w:after="40"/>
-        <w:jc w:val="center"/>
-      </w:pPr>
-      <w:r>
-        <w:rPr>
-          <w:rFonts w:ascii="Times New Roman" w:hAnsi="Times New Roman"/>
-          <w:b w:val="0"/>
-          <w:smallCaps/>
-          <w:sz w:val="20"/>
-        </w:rPr>
-        <w:t xml:space="preserve">IX. Conclusion and Future Work</w:t>
-      </w:r>
-    </w:p>
-    <w:p>
-      <w:pPr>
-        <w:keepNext w:val="0"/>
-        <w:spacing w:before="0" w:after="20" w:line="240" w:lineRule="auto"/>
-        <w:ind w:firstLine="216"/>
-        <w:jc w:val="both"/>
-      </w:pPr>
-      <w:r>
-        <w:rPr>
-          <w:rFonts w:ascii="Times New Roman" w:hAnsi="Times New Roman"/>
-          <w:sz w:val="20"/>
-        </w:rPr>
-        <w:t xml:space="preserve">This paper presented a framework for adaptive LLM model routing that formulates per-query model selection as a contextual-bandit problem and uses LinUCB to balance response quality, latency, and cost. The router extracts query features, scores each candidate model with an estimated reward and an uncertainty bonus, selects one model, converts the observed outcome into a reward, and updates its statistics, so that routing can improve from feedback over time without modifying the candidate models.</w:t>
-      </w:r>
-    </w:p>
-    <w:p>
-      <w:pPr>
-        <w:keepNext w:val="0"/>
-        <w:spacing w:before="0" w:after="20" w:line="240" w:lineRule="auto"/>
-        <w:ind w:firstLine="216"/>
-        <w:jc w:val="both"/>
-      </w:pPr>
-      <w:r>
-        <w:rPr>
-          <w:rFonts w:ascii="Times New Roman" w:hAnsi="Times New Roman"/>
-          <w:sz w:val="20"/>
-        </w:rPr>
-        <w:t xml:space="preserve">The paper also specified a controlled same-family model pool, a seven-category dataset strategy, an explicit reward function, simple baselines, and an evaluation protocol based on full-information logging, replay, held-out reporting, and repeated runs. The pipeline can be summarized as: query, feature extraction, LinUCB scoring, model selection, response generation, quality, cost, and latency measurement, reward calculation, feedback update, and improved future routing. Whether and where this improves on fixed routing is a question for the planned experiments, whose results will be reported in the format defined in Section VI.</w:t>
-      </w:r>
-    </w:p>
-    <w:p>
-      <w:pPr>
-        <w:keepNext w:val="0"/>
-        <w:spacing w:before="0" w:after="20" w:line="240" w:lineRule="auto"/>
-        <w:ind w:firstLine="216"/>
-        <w:jc w:val="both"/>
-      </w:pPr>
-      <w:r>
-        <w:rPr>
-          <w:rFonts w:ascii="Times New Roman" w:hAnsi="Times New Roman"/>
-          <w:sz w:val="20"/>
-        </w:rPr>
-        <w:t xml:space="preserve">Future work includes completing the planned experiments; extending the pool to models from different families and providers; evaluating non-stationary bandit variants for changing workloads [16]; adding budget constraints to the selection rule, as explored in recent bandit-based routing work [11]; handling delayed and partial feedback; and comparing LinUCB with other contextual-bandit algorithms such as Thompson sampling or neural bandits.</w:t>
+        <w:t xml:space="preserve">This paper presented an adaptive LLM routing framework that formulates per-query model selection as a contextual-bandit problem and uses LinUCB to balance quality, latency, and cost without modifying the candidate models. In a GSM8K pilot with Qwen3-4B, 8B, and 14B on one RTX 4090, LinUCB learned to route 98.2% of queries to the smallest model, matched its 94.8% accuracy, and cut cost per request by 69% relative to large-only routing, but it did not exceed the small-only and rule-based baselines, which are near-optimal on a single-category workload. Future work is to run the full seven-category evaluation with workload shift, add features that predict small-model failures, measure GPU-time cost under concurrent load, compare budget-constrained routing [11], and evaluate non-stationary and neural bandit variants.</w:t>
       </w:r>
     </w:p>
     <w:p>

--- a/paper/Adaptive_LLM_Model_Routing_IEEE_Paper.docx
+++ b/paper/Adaptive_LLM_Model_Routing_IEEE_Paper.docx
@@ -533,721 +533,8 @@
           <w:rFonts w:ascii="Times New Roman" w:hAnsi="Times New Roman"/>
           <w:sz w:val="20"/>
         </w:rPr>
-        <w:t xml:space="preserve">The pool contains three Qwen3 models of different sizes [21] (Table I). One family keeps tokenizer, prompt format, and training recipe fixed, so differences are driven mainly by scale. All three are served with vLLM [22] through one OpenAI-compatible interface on a single NVIDIA RTX 4090 (24 GB). Because bf16 Qwen3-14B does not fit in 24 GB, Qwen's official FP8 checkpoints are used for all three models so precision is identical across the pool. Decoding is greedy (temperature 0, seed 0) with at most 1,024 output tokens, a 120 s timeout, and thinking mode disabled [21]. The models are served one at a time. Cost is a compute proxy: the per-1k-token rate in Table I times the request's input plus output tokens.</w:t>
+        <w:t xml:space="preserve">The pool contains three Qwen3 models of different sizes [21]: Qwen3-4B as the small model, Qwen3-8B as the medium model, and Qwen3-14B as the large model, loaded from the official checkpoints Qwen/Qwen3-4B-FP8, Qwen/Qwen3-8B-FP8, and Qwen/Qwen3-14B-FP8. One family keeps tokenizer, prompt format, and training recipe fixed, so differences are driven mainly by scale. All three are served with vLLM [22] through one OpenAI-compatible interface on a single NVIDIA RTX 4090 (24 GB). Because bf16 Qwen3-14B does not fit in 24 GB, Qwen's official FP8 checkpoints are used for all three models so precision is identical across the pool. Decoding is greedy (temperature 0, seed 0) with at most 1,024 output tokens, a 120 s timeout, and thinking mode disabled [21]. The models are served one at a time. Cost is a compute proxy: the per-1k-token rate (4.0, 8.0, and 14.0 units per 1,000 tokens for the three sizes) times the request's input plus output tokens, so larger models cost more for the same answer and longer answers cost more on any model.</w:t>
       </w:r>
-    </w:p>
-    <w:p>
-      <w:pPr>
-        <w:sectPr>
-          <w:type w:val="continuous"/>
-          <w:pgSz w:w="11909" w:h="16834"/>
-          <w:pgMar w:top="778" w:right="893" w:bottom="1440" w:left="893" w:header="288" w:footer="360" w:gutter="0"/>
-          <w:cols w:space="360" w:num="2"/>
-          <w:docGrid w:linePitch="360"/>
-        </w:sectPr>
-      </w:pPr>
-    </w:p>
-    <w:p>
-      <w:pPr>
-        <w:keepNext/>
-        <w:spacing w:before="60" w:after="40"/>
-        <w:jc w:val="center"/>
-      </w:pPr>
-      <w:r>
-        <w:rPr>
-          <w:rFonts w:ascii="Times New Roman" w:hAnsi="Times New Roman"/>
-          <w:b/>
-          <w:sz w:val="16"/>
-        </w:rPr>
-        <w:t>TABLE I</w:t>
-        <w:br/>
-        <w:t xml:space="preserve">CANDIDATE MODEL POOL AS RUN IN THE PILOT</w:t>
-      </w:r>
-    </w:p>
-    <w:tbl>
-      <w:tblPr>
-        <w:tblW w:type="dxa" w:w="10123"/>
-        <w:jc w:val="center"/>
-        <w:tblBorders>
-          <w:top w:val="single" w:sz="4" w:color="808080"/>
-          <w:left w:val="single" w:sz="4" w:color="808080"/>
-          <w:bottom w:val="single" w:sz="4" w:color="808080"/>
-          <w:right w:val="single" w:sz="4" w:color="808080"/>
-          <w:insideH w:val="single" w:sz="4" w:color="808080"/>
-          <w:insideV w:val="single" w:sz="4" w:color="808080"/>
-        </w:tblBorders>
-        <w:tblLayout w:type="fixed"/>
-        <w:tblLook w:val="04A0" w:firstRow="1" w:lastRow="0" w:firstColumn="1" w:lastColumn="0" w:noHBand="0" w:noVBand="1"/>
-      </w:tblPr>
-      <w:tblGrid>
-        <w:gridCol w:w="900"/>
-        <w:gridCol w:w="2100"/>
-        <w:gridCol w:w="1000"/>
-        <w:gridCol w:w="1900"/>
-        <w:gridCol w:w="1500"/>
-        <w:gridCol w:w="2723"/>
-      </w:tblGrid>
-      <w:tr>
-        <w:trPr>
-          <w:tblHeader/>
-        </w:trPr>
-        <w:tc>
-          <w:tcPr>
-            <w:tcW w:type="dxa" w:w="900"/>
-            <w:shd w:val="clear" w:color="auto" w:fill="E7E6E6"/>
-            <w:tcMar>
-              <w:top w:w="40" w:type="dxa"/>
-              <w:start w:w="50" w:type="dxa"/>
-              <w:bottom w:w="40" w:type="dxa"/>
-              <w:end w:w="50" w:type="dxa"/>
-            </w:tcMar>
-            <w:vAlign w:val="center"/>
-          </w:tcPr>
-          <w:p>
-            <w:pPr>
-              <w:spacing w:before="0" w:after="0" w:line="240" w:lineRule="auto"/>
-              <w:jc w:val="center"/>
-            </w:pPr>
-            <w:r>
-              <w:rPr>
-                <w:rFonts w:ascii="Times New Roman" w:hAnsi="Times New Roman"/>
-                <w:b/>
-                <w:sz w:val="14"/>
-              </w:rPr>
-              <w:t xml:space="preserve">Role</w:t>
-            </w:r>
-          </w:p>
-        </w:tc>
-        <w:tc>
-          <w:tcPr>
-            <w:tcW w:type="dxa" w:w="2100"/>
-            <w:shd w:val="clear" w:color="auto" w:fill="E7E6E6"/>
-            <w:tcMar>
-              <w:top w:w="40" w:type="dxa"/>
-              <w:start w:w="50" w:type="dxa"/>
-              <w:bottom w:w="40" w:type="dxa"/>
-              <w:end w:w="50" w:type="dxa"/>
-            </w:tcMar>
-            <w:vAlign w:val="center"/>
-          </w:tcPr>
-          <w:p>
-            <w:pPr>
-              <w:spacing w:before="0" w:after="0" w:line="240" w:lineRule="auto"/>
-              <w:jc w:val="center"/>
-            </w:pPr>
-            <w:r>
-              <w:rPr>
-                <w:rFonts w:ascii="Times New Roman" w:hAnsi="Times New Roman"/>
-                <w:b/>
-                <w:sz w:val="14"/>
-              </w:rPr>
-              <w:t xml:space="preserve">Checkpoint</w:t>
-            </w:r>
-          </w:p>
-        </w:tc>
-        <w:tc>
-          <w:tcPr>
-            <w:tcW w:type="dxa" w:w="1000"/>
-            <w:shd w:val="clear" w:color="auto" w:fill="E7E6E6"/>
-            <w:tcMar>
-              <w:top w:w="40" w:type="dxa"/>
-              <w:start w:w="50" w:type="dxa"/>
-              <w:bottom w:w="40" w:type="dxa"/>
-              <w:end w:w="50" w:type="dxa"/>
-            </w:tcMar>
-            <w:vAlign w:val="center"/>
-          </w:tcPr>
-          <w:p>
-            <w:pPr>
-              <w:spacing w:before="0" w:after="0" w:line="240" w:lineRule="auto"/>
-              <w:jc w:val="center"/>
-            </w:pPr>
-            <w:r>
-              <w:rPr>
-                <w:rFonts w:ascii="Times New Roman" w:hAnsi="Times New Roman"/>
-                <w:b/>
-                <w:sz w:val="14"/>
-              </w:rPr>
-              <w:t xml:space="preserve">Precision</w:t>
-            </w:r>
-          </w:p>
-        </w:tc>
-        <w:tc>
-          <w:tcPr>
-            <w:tcW w:type="dxa" w:w="1900"/>
-            <w:shd w:val="clear" w:color="auto" w:fill="E7E6E6"/>
-            <w:tcMar>
-              <w:top w:w="40" w:type="dxa"/>
-              <w:start w:w="50" w:type="dxa"/>
-              <w:bottom w:w="40" w:type="dxa"/>
-              <w:end w:w="50" w:type="dxa"/>
-            </w:tcMar>
-            <w:vAlign w:val="center"/>
-          </w:tcPr>
-          <w:p>
-            <w:pPr>
-              <w:spacing w:before="0" w:after="0" w:line="240" w:lineRule="auto"/>
-              <w:jc w:val="center"/>
-            </w:pPr>
-            <w:r>
-              <w:rPr>
-                <w:rFonts w:ascii="Times New Roman" w:hAnsi="Times New Roman"/>
-                <w:b/>
-                <w:sz w:val="14"/>
-              </w:rPr>
-              <w:t xml:space="preserve">Serving / Hardware</w:t>
-            </w:r>
-          </w:p>
-        </w:tc>
-        <w:tc>
-          <w:tcPr>
-            <w:tcW w:type="dxa" w:w="1500"/>
-            <w:shd w:val="clear" w:color="auto" w:fill="E7E6E6"/>
-            <w:tcMar>
-              <w:top w:w="40" w:type="dxa"/>
-              <w:start w:w="50" w:type="dxa"/>
-              <w:bottom w:w="40" w:type="dxa"/>
-              <w:end w:w="50" w:type="dxa"/>
-            </w:tcMar>
-            <w:vAlign w:val="center"/>
-          </w:tcPr>
-          <w:p>
-            <w:pPr>
-              <w:spacing w:before="0" w:after="0" w:line="240" w:lineRule="auto"/>
-              <w:jc w:val="center"/>
-            </w:pPr>
-            <w:r>
-              <w:rPr>
-                <w:rFonts w:ascii="Times New Roman" w:hAnsi="Times New Roman"/>
-                <w:b/>
-                <w:sz w:val="14"/>
-              </w:rPr>
-              <w:t xml:space="preserve">Cost Rate (per 1k tokens)</w:t>
-            </w:r>
-          </w:p>
-        </w:tc>
-        <w:tc>
-          <w:tcPr>
-            <w:tcW w:type="dxa" w:w="2723"/>
-            <w:shd w:val="clear" w:color="auto" w:fill="E7E6E6"/>
-            <w:tcMar>
-              <w:top w:w="40" w:type="dxa"/>
-              <w:start w:w="50" w:type="dxa"/>
-              <w:bottom w:w="40" w:type="dxa"/>
-              <w:end w:w="50" w:type="dxa"/>
-            </w:tcMar>
-            <w:vAlign w:val="center"/>
-          </w:tcPr>
-          <w:p>
-            <w:pPr>
-              <w:spacing w:before="0" w:after="0" w:line="240" w:lineRule="auto"/>
-              <w:jc w:val="center"/>
-            </w:pPr>
-            <w:r>
-              <w:rPr>
-                <w:rFonts w:ascii="Times New Roman" w:hAnsi="Times New Roman"/>
-                <w:b/>
-                <w:sz w:val="14"/>
-              </w:rPr>
-              <w:t xml:space="preserve">Decoding</w:t>
-            </w:r>
-          </w:p>
-        </w:tc>
-      </w:tr>
-      <w:tr>
-        <w:trPr>
-          <w:cantSplit/>
-        </w:trPr>
-        <w:tc>
-          <w:tcPr>
-            <w:tcW w:type="dxa" w:w="900"/>
-            <w:tcMar>
-              <w:top w:w="40" w:type="dxa"/>
-              <w:start w:w="50" w:type="dxa"/>
-              <w:bottom w:w="40" w:type="dxa"/>
-              <w:end w:w="50" w:type="dxa"/>
-            </w:tcMar>
-            <w:vAlign w:val="center"/>
-          </w:tcPr>
-          <w:p>
-            <w:pPr>
-              <w:spacing w:before="0" w:after="0" w:line="240" w:lineRule="auto"/>
-              <w:jc w:val="left"/>
-            </w:pPr>
-            <w:r>
-              <w:rPr>
-                <w:rFonts w:ascii="Times New Roman" w:hAnsi="Times New Roman"/>
-                <w:b w:val="0"/>
-                <w:sz w:val="14"/>
-              </w:rPr>
-              <w:t xml:space="preserve">Small</w:t>
-            </w:r>
-          </w:p>
-        </w:tc>
-        <w:tc>
-          <w:tcPr>
-            <w:tcW w:type="dxa" w:w="2100"/>
-            <w:tcMar>
-              <w:top w:w="40" w:type="dxa"/>
-              <w:start w:w="50" w:type="dxa"/>
-              <w:bottom w:w="40" w:type="dxa"/>
-              <w:end w:w="50" w:type="dxa"/>
-            </w:tcMar>
-            <w:vAlign w:val="center"/>
-          </w:tcPr>
-          <w:p>
-            <w:pPr>
-              <w:spacing w:before="0" w:after="0" w:line="240" w:lineRule="auto"/>
-              <w:jc w:val="left"/>
-            </w:pPr>
-            <w:r>
-              <w:rPr>
-                <w:rFonts w:ascii="Times New Roman" w:hAnsi="Times New Roman"/>
-                <w:b w:val="0"/>
-                <w:sz w:val="14"/>
-              </w:rPr>
-              <w:t xml:space="preserve">Qwen/Qwen3-4B-FP8</w:t>
-            </w:r>
-          </w:p>
-        </w:tc>
-        <w:tc>
-          <w:tcPr>
-            <w:tcW w:type="dxa" w:w="1000"/>
-            <w:tcMar>
-              <w:top w:w="40" w:type="dxa"/>
-              <w:start w:w="50" w:type="dxa"/>
-              <w:bottom w:w="40" w:type="dxa"/>
-              <w:end w:w="50" w:type="dxa"/>
-            </w:tcMar>
-            <w:vAlign w:val="center"/>
-          </w:tcPr>
-          <w:p>
-            <w:pPr>
-              <w:spacing w:before="0" w:after="0" w:line="240" w:lineRule="auto"/>
-              <w:jc w:val="center"/>
-            </w:pPr>
-            <w:r>
-              <w:rPr>
-                <w:rFonts w:ascii="Times New Roman" w:hAnsi="Times New Roman"/>
-                <w:b w:val="0"/>
-                <w:sz w:val="14"/>
-              </w:rPr>
-              <w:t xml:space="preserve">FP8</w:t>
-            </w:r>
-          </w:p>
-        </w:tc>
-        <w:tc>
-          <w:tcPr>
-            <w:tcW w:type="dxa" w:w="1900"/>
-            <w:tcMar>
-              <w:top w:w="40" w:type="dxa"/>
-              <w:start w:w="50" w:type="dxa"/>
-              <w:bottom w:w="40" w:type="dxa"/>
-              <w:end w:w="50" w:type="dxa"/>
-            </w:tcMar>
-            <w:vAlign w:val="center"/>
-          </w:tcPr>
-          <w:p>
-            <w:pPr>
-              <w:spacing w:before="0" w:after="0" w:line="240" w:lineRule="auto"/>
-              <w:jc w:val="left"/>
-            </w:pPr>
-            <w:r>
-              <w:rPr>
-                <w:rFonts w:ascii="Times New Roman" w:hAnsi="Times New Roman"/>
-                <w:b w:val="0"/>
-                <w:sz w:val="14"/>
-              </w:rPr>
-              <w:t xml:space="preserve">vLLM, 1× RTX 4090</w:t>
-            </w:r>
-          </w:p>
-        </w:tc>
-        <w:tc>
-          <w:tcPr>
-            <w:tcW w:type="dxa" w:w="1500"/>
-            <w:tcMar>
-              <w:top w:w="40" w:type="dxa"/>
-              <w:start w:w="50" w:type="dxa"/>
-              <w:bottom w:w="40" w:type="dxa"/>
-              <w:end w:w="50" w:type="dxa"/>
-            </w:tcMar>
-            <w:vAlign w:val="center"/>
-          </w:tcPr>
-          <w:p>
-            <w:pPr>
-              <w:spacing w:before="0" w:after="0" w:line="240" w:lineRule="auto"/>
-              <w:jc w:val="center"/>
-            </w:pPr>
-            <w:r>
-              <w:rPr>
-                <w:rFonts w:ascii="Times New Roman" w:hAnsi="Times New Roman"/>
-                <w:b w:val="0"/>
-                <w:sz w:val="14"/>
-              </w:rPr>
-              <w:t xml:space="preserve">4.0</w:t>
-            </w:r>
-          </w:p>
-        </w:tc>
-        <w:tc>
-          <w:tcPr>
-            <w:tcW w:type="dxa" w:w="2723"/>
-            <w:tcMar>
-              <w:top w:w="40" w:type="dxa"/>
-              <w:start w:w="50" w:type="dxa"/>
-              <w:bottom w:w="40" w:type="dxa"/>
-              <w:end w:w="50" w:type="dxa"/>
-            </w:tcMar>
-            <w:vAlign w:val="center"/>
-          </w:tcPr>
-          <w:p>
-            <w:pPr>
-              <w:spacing w:before="0" w:after="0" w:line="240" w:lineRule="auto"/>
-              <w:jc w:val="left"/>
-            </w:pPr>
-            <w:r>
-              <w:rPr>
-                <w:rFonts w:ascii="Times New Roman" w:hAnsi="Times New Roman"/>
-                <w:b w:val="0"/>
-                <w:sz w:val="14"/>
-              </w:rPr>
-              <w:t xml:space="preserve">T = 0, ≤1,024 tokens, no thinking</w:t>
-            </w:r>
-          </w:p>
-        </w:tc>
-      </w:tr>
-      <w:tr>
-        <w:trPr>
-          <w:cantSplit/>
-        </w:trPr>
-        <w:tc>
-          <w:tcPr>
-            <w:tcW w:type="dxa" w:w="900"/>
-            <w:tcMar>
-              <w:top w:w="40" w:type="dxa"/>
-              <w:start w:w="50" w:type="dxa"/>
-              <w:bottom w:w="40" w:type="dxa"/>
-              <w:end w:w="50" w:type="dxa"/>
-            </w:tcMar>
-            <w:vAlign w:val="center"/>
-          </w:tcPr>
-          <w:p>
-            <w:pPr>
-              <w:spacing w:before="0" w:after="0" w:line="240" w:lineRule="auto"/>
-              <w:jc w:val="left"/>
-            </w:pPr>
-            <w:r>
-              <w:rPr>
-                <w:rFonts w:ascii="Times New Roman" w:hAnsi="Times New Roman"/>
-                <w:b w:val="0"/>
-                <w:sz w:val="14"/>
-              </w:rPr>
-              <w:t xml:space="preserve">Medium</w:t>
-            </w:r>
-          </w:p>
-        </w:tc>
-        <w:tc>
-          <w:tcPr>
-            <w:tcW w:type="dxa" w:w="2100"/>
-            <w:tcMar>
-              <w:top w:w="40" w:type="dxa"/>
-              <w:start w:w="50" w:type="dxa"/>
-              <w:bottom w:w="40" w:type="dxa"/>
-              <w:end w:w="50" w:type="dxa"/>
-            </w:tcMar>
-            <w:vAlign w:val="center"/>
-          </w:tcPr>
-          <w:p>
-            <w:pPr>
-              <w:spacing w:before="0" w:after="0" w:line="240" w:lineRule="auto"/>
-              <w:jc w:val="left"/>
-            </w:pPr>
-            <w:r>
-              <w:rPr>
-                <w:rFonts w:ascii="Times New Roman" w:hAnsi="Times New Roman"/>
-                <w:b w:val="0"/>
-                <w:sz w:val="14"/>
-              </w:rPr>
-              <w:t xml:space="preserve">Qwen/Qwen3-8B-FP8</w:t>
-            </w:r>
-          </w:p>
-        </w:tc>
-        <w:tc>
-          <w:tcPr>
-            <w:tcW w:type="dxa" w:w="1000"/>
-            <w:tcMar>
-              <w:top w:w="40" w:type="dxa"/>
-              <w:start w:w="50" w:type="dxa"/>
-              <w:bottom w:w="40" w:type="dxa"/>
-              <w:end w:w="50" w:type="dxa"/>
-            </w:tcMar>
-            <w:vAlign w:val="center"/>
-          </w:tcPr>
-          <w:p>
-            <w:pPr>
-              <w:spacing w:before="0" w:after="0" w:line="240" w:lineRule="auto"/>
-              <w:jc w:val="center"/>
-            </w:pPr>
-            <w:r>
-              <w:rPr>
-                <w:rFonts w:ascii="Times New Roman" w:hAnsi="Times New Roman"/>
-                <w:b w:val="0"/>
-                <w:sz w:val="14"/>
-              </w:rPr>
-              <w:t xml:space="preserve">FP8</w:t>
-            </w:r>
-          </w:p>
-        </w:tc>
-        <w:tc>
-          <w:tcPr>
-            <w:tcW w:type="dxa" w:w="1900"/>
-            <w:tcMar>
-              <w:top w:w="40" w:type="dxa"/>
-              <w:start w:w="50" w:type="dxa"/>
-              <w:bottom w:w="40" w:type="dxa"/>
-              <w:end w:w="50" w:type="dxa"/>
-            </w:tcMar>
-            <w:vAlign w:val="center"/>
-          </w:tcPr>
-          <w:p>
-            <w:pPr>
-              <w:spacing w:before="0" w:after="0" w:line="240" w:lineRule="auto"/>
-              <w:jc w:val="left"/>
-            </w:pPr>
-            <w:r>
-              <w:rPr>
-                <w:rFonts w:ascii="Times New Roman" w:hAnsi="Times New Roman"/>
-                <w:b w:val="0"/>
-                <w:sz w:val="14"/>
-              </w:rPr>
-              <w:t xml:space="preserve">vLLM, 1× RTX 4090</w:t>
-            </w:r>
-          </w:p>
-        </w:tc>
-        <w:tc>
-          <w:tcPr>
-            <w:tcW w:type="dxa" w:w="1500"/>
-            <w:tcMar>
-              <w:top w:w="40" w:type="dxa"/>
-              <w:start w:w="50" w:type="dxa"/>
-              <w:bottom w:w="40" w:type="dxa"/>
-              <w:end w:w="50" w:type="dxa"/>
-            </w:tcMar>
-            <w:vAlign w:val="center"/>
-          </w:tcPr>
-          <w:p>
-            <w:pPr>
-              <w:spacing w:before="0" w:after="0" w:line="240" w:lineRule="auto"/>
-              <w:jc w:val="center"/>
-            </w:pPr>
-            <w:r>
-              <w:rPr>
-                <w:rFonts w:ascii="Times New Roman" w:hAnsi="Times New Roman"/>
-                <w:b w:val="0"/>
-                <w:sz w:val="14"/>
-              </w:rPr>
-              <w:t xml:space="preserve">8.0</w:t>
-            </w:r>
-          </w:p>
-        </w:tc>
-        <w:tc>
-          <w:tcPr>
-            <w:tcW w:type="dxa" w:w="2723"/>
-            <w:tcMar>
-              <w:top w:w="40" w:type="dxa"/>
-              <w:start w:w="50" w:type="dxa"/>
-              <w:bottom w:w="40" w:type="dxa"/>
-              <w:end w:w="50" w:type="dxa"/>
-            </w:tcMar>
-            <w:vAlign w:val="center"/>
-          </w:tcPr>
-          <w:p>
-            <w:pPr>
-              <w:spacing w:before="0" w:after="0" w:line="240" w:lineRule="auto"/>
-              <w:jc w:val="left"/>
-            </w:pPr>
-            <w:r>
-              <w:rPr>
-                <w:rFonts w:ascii="Times New Roman" w:hAnsi="Times New Roman"/>
-                <w:b w:val="0"/>
-                <w:sz w:val="14"/>
-              </w:rPr>
-              <w:t xml:space="preserve">T = 0, ≤1,024 tokens, no thinking</w:t>
-            </w:r>
-          </w:p>
-        </w:tc>
-      </w:tr>
-      <w:tr>
-        <w:trPr>
-          <w:cantSplit/>
-        </w:trPr>
-        <w:tc>
-          <w:tcPr>
-            <w:tcW w:type="dxa" w:w="900"/>
-            <w:tcMar>
-              <w:top w:w="40" w:type="dxa"/>
-              <w:start w:w="50" w:type="dxa"/>
-              <w:bottom w:w="40" w:type="dxa"/>
-              <w:end w:w="50" w:type="dxa"/>
-            </w:tcMar>
-            <w:vAlign w:val="center"/>
-          </w:tcPr>
-          <w:p>
-            <w:pPr>
-              <w:spacing w:before="0" w:after="0" w:line="240" w:lineRule="auto"/>
-              <w:jc w:val="left"/>
-            </w:pPr>
-            <w:r>
-              <w:rPr>
-                <w:rFonts w:ascii="Times New Roman" w:hAnsi="Times New Roman"/>
-                <w:b w:val="0"/>
-                <w:sz w:val="14"/>
-              </w:rPr>
-              <w:t xml:space="preserve">Large</w:t>
-            </w:r>
-          </w:p>
-        </w:tc>
-        <w:tc>
-          <w:tcPr>
-            <w:tcW w:type="dxa" w:w="2100"/>
-            <w:tcMar>
-              <w:top w:w="40" w:type="dxa"/>
-              <w:start w:w="50" w:type="dxa"/>
-              <w:bottom w:w="40" w:type="dxa"/>
-              <w:end w:w="50" w:type="dxa"/>
-            </w:tcMar>
-            <w:vAlign w:val="center"/>
-          </w:tcPr>
-          <w:p>
-            <w:pPr>
-              <w:spacing w:before="0" w:after="0" w:line="240" w:lineRule="auto"/>
-              <w:jc w:val="left"/>
-            </w:pPr>
-            <w:r>
-              <w:rPr>
-                <w:rFonts w:ascii="Times New Roman" w:hAnsi="Times New Roman"/>
-                <w:b w:val="0"/>
-                <w:sz w:val="14"/>
-              </w:rPr>
-              <w:t xml:space="preserve">Qwen/Qwen3-14B-FP8</w:t>
-            </w:r>
-          </w:p>
-        </w:tc>
-        <w:tc>
-          <w:tcPr>
-            <w:tcW w:type="dxa" w:w="1000"/>
-            <w:tcMar>
-              <w:top w:w="40" w:type="dxa"/>
-              <w:start w:w="50" w:type="dxa"/>
-              <w:bottom w:w="40" w:type="dxa"/>
-              <w:end w:w="50" w:type="dxa"/>
-            </w:tcMar>
-            <w:vAlign w:val="center"/>
-          </w:tcPr>
-          <w:p>
-            <w:pPr>
-              <w:spacing w:before="0" w:after="0" w:line="240" w:lineRule="auto"/>
-              <w:jc w:val="center"/>
-            </w:pPr>
-            <w:r>
-              <w:rPr>
-                <w:rFonts w:ascii="Times New Roman" w:hAnsi="Times New Roman"/>
-                <w:b w:val="0"/>
-                <w:sz w:val="14"/>
-              </w:rPr>
-              <w:t xml:space="preserve">FP8</w:t>
-            </w:r>
-          </w:p>
-        </w:tc>
-        <w:tc>
-          <w:tcPr>
-            <w:tcW w:type="dxa" w:w="1900"/>
-            <w:tcMar>
-              <w:top w:w="40" w:type="dxa"/>
-              <w:start w:w="50" w:type="dxa"/>
-              <w:bottom w:w="40" w:type="dxa"/>
-              <w:end w:w="50" w:type="dxa"/>
-            </w:tcMar>
-            <w:vAlign w:val="center"/>
-          </w:tcPr>
-          <w:p>
-            <w:pPr>
-              <w:spacing w:before="0" w:after="0" w:line="240" w:lineRule="auto"/>
-              <w:jc w:val="left"/>
-            </w:pPr>
-            <w:r>
-              <w:rPr>
-                <w:rFonts w:ascii="Times New Roman" w:hAnsi="Times New Roman"/>
-                <w:b w:val="0"/>
-                <w:sz w:val="14"/>
-              </w:rPr>
-              <w:t xml:space="preserve">vLLM, 1× RTX 4090</w:t>
-            </w:r>
-          </w:p>
-        </w:tc>
-        <w:tc>
-          <w:tcPr>
-            <w:tcW w:type="dxa" w:w="1500"/>
-            <w:tcMar>
-              <w:top w:w="40" w:type="dxa"/>
-              <w:start w:w="50" w:type="dxa"/>
-              <w:bottom w:w="40" w:type="dxa"/>
-              <w:end w:w="50" w:type="dxa"/>
-            </w:tcMar>
-            <w:vAlign w:val="center"/>
-          </w:tcPr>
-          <w:p>
-            <w:pPr>
-              <w:spacing w:before="0" w:after="0" w:line="240" w:lineRule="auto"/>
-              <w:jc w:val="center"/>
-            </w:pPr>
-            <w:r>
-              <w:rPr>
-                <w:rFonts w:ascii="Times New Roman" w:hAnsi="Times New Roman"/>
-                <w:b w:val="0"/>
-                <w:sz w:val="14"/>
-              </w:rPr>
-              <w:t xml:space="preserve">14.0</w:t>
-            </w:r>
-          </w:p>
-        </w:tc>
-        <w:tc>
-          <w:tcPr>
-            <w:tcW w:type="dxa" w:w="2723"/>
-            <w:tcMar>
-              <w:top w:w="40" w:type="dxa"/>
-              <w:start w:w="50" w:type="dxa"/>
-              <w:bottom w:w="40" w:type="dxa"/>
-              <w:end w:w="50" w:type="dxa"/>
-            </w:tcMar>
-            <w:vAlign w:val="center"/>
-          </w:tcPr>
-          <w:p>
-            <w:pPr>
-              <w:spacing w:before="0" w:after="0" w:line="240" w:lineRule="auto"/>
-              <w:jc w:val="left"/>
-            </w:pPr>
-            <w:r>
-              <w:rPr>
-                <w:rFonts w:ascii="Times New Roman" w:hAnsi="Times New Roman"/>
-                <w:b w:val="0"/>
-                <w:sz w:val="14"/>
-              </w:rPr>
-              <w:t xml:space="preserve">T = 0, ≤1,024 tokens, no thinking</w:t>
-            </w:r>
-          </w:p>
-        </w:tc>
-      </w:tr>
-    </w:tbl>
-    <w:p>
-      <w:pPr>
-        <w:sectPr>
-          <w:type w:val="continuous"/>
-          <w:pgSz w:w="11909" w:h="16834"/>
-          <w:pgMar w:top="778" w:right="893" w:bottom="1440" w:left="893" w:header="288" w:footer="360" w:gutter="0"/>
-          <w:cols w:space="360" w:num="1"/>
-          <w:docGrid w:linePitch="360"/>
-        </w:sectPr>
-      </w:pPr>
     </w:p>
     <w:p>
       <w:pPr>
@@ -1310,81 +597,6 @@
         </w:rPr>
         <w:t xml:space="preserve">Fig. 1 shows the loop: the query is converted into features, LinUCB scores each candidate, one model generates the response, the response is evaluated, a reward is computed, and the chosen model's statistics are updated before the next query.</w:t>
       </w:r>
-    </w:p>
-    <w:p>
-      <w:pPr>
-        <w:sectPr>
-          <w:type w:val="continuous"/>
-          <w:pgSz w:w="11909" w:h="16834"/>
-          <w:pgMar w:top="778" w:right="893" w:bottom="1440" w:left="893" w:header="288" w:footer="360" w:gutter="0"/>
-          <w:cols w:space="360" w:num="2"/>
-          <w:docGrid w:linePitch="360"/>
-        </w:sectPr>
-      </w:pPr>
-    </w:p>
-    <w:p>
-      <w:pPr>
-        <w:jc w:val="center"/>
-      </w:pPr>
-      <w:r>
-        <w:drawing>
-          <wp:inline xmlns:a="http://schemas.openxmlformats.org/drawingml/2006/main" xmlns:pic="http://schemas.openxmlformats.org/drawingml/2006/picture">
-            <wp:extent cx="6309360" cy="3575304"/>
-            <wp:docPr id="1" name="Picture 1"/>
-            <wp:cNvGraphicFramePr>
-              <a:graphicFrameLocks noChangeAspect="1"/>
-            </wp:cNvGraphicFramePr>
-            <a:graphic>
-              <a:graphicData uri="http://schemas.openxmlformats.org/drawingml/2006/picture">
-                <pic:pic>
-                  <pic:nvPicPr>
-                    <pic:cNvPr id="0" name="fig1.png"/>
-                    <pic:cNvPicPr/>
-                  </pic:nvPicPr>
-                  <pic:blipFill>
-                    <a:blip r:embed="rId9"/>
-                    <a:stretch>
-                      <a:fillRect/>
-                    </a:stretch>
-                  </pic:blipFill>
-                  <pic:spPr>
-                    <a:xfrm>
-                      <a:off x="0" y="0"/>
-                      <a:ext cx="6309360" cy="3575304"/>
-                    </a:xfrm>
-                    <a:prstGeom prst="rect"/>
-                  </pic:spPr>
-                </pic:pic>
-              </a:graphicData>
-            </a:graphic>
-          </wp:inline>
-        </w:drawing>
-      </w:r>
-    </w:p>
-    <w:p>
-      <w:pPr>
-        <w:keepNext w:val="0"/>
-        <w:spacing w:before="20" w:after="60"/>
-        <w:jc w:val="center"/>
-      </w:pPr>
-      <w:r>
-        <w:rPr>
-          <w:rFonts w:ascii="Times New Roman" w:hAnsi="Times New Roman"/>
-          <w:sz w:val="16"/>
-        </w:rPr>
-        <w:t xml:space="preserve">Fig. 1. Proposed adaptive LLM routing loop with contextual-bandit feedback.</w:t>
-      </w:r>
-    </w:p>
-    <w:p>
-      <w:pPr>
-        <w:sectPr>
-          <w:type w:val="continuous"/>
-          <w:pgSz w:w="11909" w:h="16834"/>
-          <w:pgMar w:top="778" w:right="893" w:bottom="1440" w:left="893" w:header="288" w:footer="360" w:gutter="0"/>
-          <w:cols w:space="360" w:num="1"/>
-          <w:docGrid w:linePitch="360"/>
-        </w:sectPr>
-      </w:pPr>
     </w:p>
     <w:p>
       <w:pPr>
@@ -1537,6 +749,81 @@
     </w:p>
     <w:p>
       <w:pPr>
+        <w:sectPr>
+          <w:type w:val="continuous"/>
+          <w:pgSz w:w="11909" w:h="16834"/>
+          <w:pgMar w:top="778" w:right="893" w:bottom="1440" w:left="893" w:header="288" w:footer="360" w:gutter="0"/>
+          <w:cols w:space="360" w:num="2"/>
+          <w:docGrid w:linePitch="360"/>
+        </w:sectPr>
+      </w:pPr>
+    </w:p>
+    <w:p>
+      <w:pPr>
+        <w:jc w:val="center"/>
+      </w:pPr>
+      <w:r>
+        <w:drawing>
+          <wp:inline xmlns:a="http://schemas.openxmlformats.org/drawingml/2006/main" xmlns:pic="http://schemas.openxmlformats.org/drawingml/2006/picture">
+            <wp:extent cx="6309360" cy="3575304"/>
+            <wp:docPr id="1" name="Picture 1"/>
+            <wp:cNvGraphicFramePr>
+              <a:graphicFrameLocks noChangeAspect="1"/>
+            </wp:cNvGraphicFramePr>
+            <a:graphic>
+              <a:graphicData uri="http://schemas.openxmlformats.org/drawingml/2006/picture">
+                <pic:pic>
+                  <pic:nvPicPr>
+                    <pic:cNvPr id="0" name="fig1.png"/>
+                    <pic:cNvPicPr/>
+                  </pic:nvPicPr>
+                  <pic:blipFill>
+                    <a:blip r:embed="rId9"/>
+                    <a:stretch>
+                      <a:fillRect/>
+                    </a:stretch>
+                  </pic:blipFill>
+                  <pic:spPr>
+                    <a:xfrm>
+                      <a:off x="0" y="0"/>
+                      <a:ext cx="6309360" cy="3575304"/>
+                    </a:xfrm>
+                    <a:prstGeom prst="rect"/>
+                  </pic:spPr>
+                </pic:pic>
+              </a:graphicData>
+            </a:graphic>
+          </wp:inline>
+        </w:drawing>
+      </w:r>
+    </w:p>
+    <w:p>
+      <w:pPr>
+        <w:keepNext w:val="0"/>
+        <w:spacing w:before="20" w:after="60"/>
+        <w:jc w:val="center"/>
+      </w:pPr>
+      <w:r>
+        <w:rPr>
+          <w:rFonts w:ascii="Times New Roman" w:hAnsi="Times New Roman"/>
+          <w:sz w:val="16"/>
+        </w:rPr>
+        <w:t xml:space="preserve">Fig. 1. Proposed adaptive LLM routing loop with contextual-bandit feedback.</w:t>
+      </w:r>
+    </w:p>
+    <w:p>
+      <w:pPr>
+        <w:sectPr>
+          <w:type w:val="continuous"/>
+          <w:pgSz w:w="11909" w:h="16834"/>
+          <w:pgMar w:top="778" w:right="893" w:bottom="1440" w:left="893" w:header="288" w:footer="360" w:gutter="0"/>
+          <w:cols w:space="360" w:num="1"/>
+          <w:docGrid w:linePitch="360"/>
+        </w:sectPr>
+      </w:pPr>
+    </w:p>
+    <w:p>
+      <w:pPr>
         <w:keepNext/>
         <w:spacing w:before="60" w:after="20"/>
         <w:jc w:val="left"/>
@@ -1603,180 +890,6 @@
     <w:p>
       <w:pPr>
         <w:keepNext/>
-        <w:spacing w:before="60" w:after="20"/>
-        <w:jc w:val="left"/>
-      </w:pPr>
-      <w:r>
-        <w:rPr>
-          <w:rFonts w:ascii="Times New Roman" w:hAnsi="Times New Roman"/>
-          <w:b w:val="0"/>
-          <w:i/>
-          <w:sz w:val="20"/>
-        </w:rPr>
-        <w:t xml:space="preserve">D. Operational Safeguards</w:t>
-      </w:r>
-    </w:p>
-    <w:p>
-      <w:pPr>
-        <w:keepNext w:val="0"/>
-        <w:spacing w:before="0" w:after="20" w:line="240" w:lineRule="auto"/>
-        <w:ind w:firstLine="216"/>
-        <w:jc w:val="both"/>
-      </w:pPr>
-      <w:r>
-        <w:rPr>
-          <w:rFonts w:ascii="Times New Roman" w:hAnsi="Times New Roman"/>
-          <w:sz w:val="20"/>
-        </w:rPr>
-        <w:t xml:space="preserve">The router service handles timeouts, unavailable models, and malformed outputs explicitly, and writes every decision (context, selected model, outcome, reward, update) to an audit log so that runs can be replayed. Any fallback policy, such as retrying with a larger model, is evaluated and documented rather than silently changing the experiment. Algorithm 1 summarizes the procedure.</w:t>
-      </w:r>
-    </w:p>
-    <w:p>
-      <w:pPr>
-        <w:keepNext/>
-        <w:spacing w:before="60" w:after="20"/>
-        <w:jc w:val="center"/>
-      </w:pPr>
-      <w:r>
-        <w:rPr>
-          <w:rFonts w:ascii="Times New Roman" w:hAnsi="Times New Roman"/>
-          <w:b/>
-          <w:sz w:val="16"/>
-        </w:rPr>
-        <w:t xml:space="preserve">Algorithm 1. LinUCB-Based Adaptive LLM Routing</w:t>
-      </w:r>
-    </w:p>
-    <w:tbl>
-      <w:tblPr>
-        <w:tblW w:type="dxa" w:w="4824"/>
-        <w:jc w:val="center"/>
-        <w:tblBorders>
-          <w:top w:val="single" w:sz="4" w:color="808080"/>
-          <w:left w:val="single" w:sz="4" w:color="808080"/>
-          <w:bottom w:val="single" w:sz="4" w:color="808080"/>
-          <w:right w:val="single" w:sz="4" w:color="808080"/>
-          <w:insideH w:val="single" w:sz="4" w:color="808080"/>
-          <w:insideV w:val="single" w:sz="4" w:color="808080"/>
-        </w:tblBorders>
-        <w:tblLayout w:type="fixed"/>
-        <w:tblLook w:val="04A0" w:firstRow="0" w:lastRow="0" w:firstColumn="0" w:lastColumn="0" w:noHBand="0" w:noVBand="1"/>
-      </w:tblPr>
-      <w:tblGrid>
-        <w:gridCol w:w="4824"/>
-      </w:tblGrid>
-      <w:tr>
-        <w:tc>
-          <w:tcPr>
-            <w:tcW w:type="dxa" w:w="4824"/>
-            <w:tcMar>
-              <w:top w:w="40" w:type="dxa"/>
-              <w:start w:w="50" w:type="dxa"/>
-              <w:bottom w:w="40" w:type="dxa"/>
-              <w:end w:w="50" w:type="dxa"/>
-            </w:tcMar>
-          </w:tcPr>
-          <w:p>
-            <w:pPr>
-              <w:spacing w:before="0" w:after="10" w:line="240" w:lineRule="auto"/>
-              <w:ind w:left="230" w:hanging="230"/>
-            </w:pPr>
-            <w:r>
-              <w:rPr>
-                <w:rFonts w:ascii="Times New Roman" w:hAnsi="Times New Roman"/>
-                <w:sz w:val="15"/>
-              </w:rPr>
-              <w:t xml:space="preserve">1) For every candidate model a: initialize A_a = λI_d and b_a = 0_d.</w:t>
-            </w:r>
-          </w:p>
-          <w:p>
-            <w:pPr>
-              <w:spacing w:before="0" w:after="10" w:line="240" w:lineRule="auto"/>
-              <w:ind w:left="230" w:hanging="230"/>
-            </w:pPr>
-            <w:r>
-              <w:rPr>
-                <w:rFonts w:ascii="Times New Roman" w:hAnsi="Times New Roman"/>
-                <w:sz w:val="15"/>
-              </w:rPr>
-              <w:t xml:space="preserve">2) For each incoming query q_t:</w:t>
-            </w:r>
-          </w:p>
-          <w:p>
-            <w:pPr>
-              <w:spacing w:before="0" w:after="10" w:line="240" w:lineRule="auto"/>
-              <w:ind w:left="460" w:hanging="230"/>
-            </w:pPr>
-            <w:r>
-              <w:rPr>
-                <w:rFonts w:ascii="Times New Roman" w:hAnsi="Times New Roman"/>
-                <w:sz w:val="15"/>
-              </w:rPr>
-              <w:t xml:space="preserve">3) Extract the context vector x_t = extract_features(q_t).</w:t>
-            </w:r>
-          </w:p>
-          <w:p>
-            <w:pPr>
-              <w:spacing w:before="0" w:after="10" w:line="240" w:lineRule="auto"/>
-              <w:ind w:left="460" w:hanging="230"/>
-            </w:pPr>
-            <w:r>
-              <w:rPr>
-                <w:rFonts w:ascii="Times New Roman" w:hAnsi="Times New Roman"/>
-                <w:sz w:val="15"/>
-              </w:rPr>
-              <w:t xml:space="preserve">4) For each model a: compute θ_a = A_a⁻¹b_a and p_a = θ_aᵀx_t + α√(x_tᵀA_a⁻¹x_t).</w:t>
-            </w:r>
-          </w:p>
-          <w:p>
-            <w:pPr>
-              <w:spacing w:before="0" w:after="10" w:line="240" w:lineRule="auto"/>
-              <w:ind w:left="460" w:hanging="230"/>
-            </w:pPr>
-            <w:r>
-              <w:rPr>
-                <w:rFonts w:ascii="Times New Roman" w:hAnsi="Times New Roman"/>
-                <w:sz w:val="15"/>
-              </w:rPr>
-              <w:t xml:space="preserve">5) Select a_t = argmax_a p_a; call model a_t; record latency, tokens, cost, and errors.</w:t>
-            </w:r>
-          </w:p>
-          <w:p>
-            <w:pPr>
-              <w:spacing w:before="0" w:after="10" w:line="240" w:lineRule="auto"/>
-              <w:ind w:left="460" w:hanging="230"/>
-            </w:pPr>
-            <w:r>
-              <w:rPr>
-                <w:rFonts w:ascii="Times New Roman" w:hAnsi="Times New Roman"/>
-                <w:sz w:val="15"/>
-              </w:rPr>
-              <w:t xml:space="preserve">6) Evaluate the response to obtain Q; compute r_t = α_q·Q − β_c·C̃ − γ_l·L̃ (failures: Q = 0).</w:t>
-            </w:r>
-          </w:p>
-          <w:p>
-            <w:pPr>
-              <w:spacing w:before="0" w:after="10" w:line="240" w:lineRule="auto"/>
-              <w:ind w:left="460" w:hanging="230"/>
-            </w:pPr>
-            <w:r>
-              <w:rPr>
-                <w:rFonts w:ascii="Times New Roman" w:hAnsi="Times New Roman"/>
-                <w:sz w:val="15"/>
-              </w:rPr>
-              <w:t xml:space="preserve">7) For a = a_t only: A_a ← A_a + x_t x_tᵀ and b_a ← b_a + r_t x_t; log the decision.</w:t>
-            </w:r>
-          </w:p>
-        </w:tc>
-      </w:tr>
-    </w:tbl>
-    <w:p>
-      <w:pPr>
-        <w:spacing w:before="0" w:after="60"/>
-      </w:pPr>
-    </w:p>
-    <w:p>
-      <w:pPr>
-        <w:keepNext/>
         <w:spacing w:before="100" w:after="40"/>
         <w:jc w:val="center"/>
       </w:pPr>
@@ -1802,569 +915,8 @@
           <w:rFonts w:ascii="Times New Roman" w:hAnsi="Times New Roman"/>
           <w:sz w:val="20"/>
         </w:rPr>
-        <w:t xml:space="preserve">LinUCB is compared with four policies that use the same pool, prompts, and reward (Table II). The rule-based policy maps each task category to the model with the highest mean development reward.</w:t>
+        <w:t xml:space="preserve">LinUCB is compared with four non-learning policies that share its pool, prompts, and reward. Small-only always calls Qwen3-4B and large-only always calls Qwen3-14B; together they bracket the cheapest and the most capable fixed choice. Random routing picks one of the three models uniformly with a seeded generator and shows what an uninformed mix costs. The rule-based policy maps each task category to the model with the highest mean development reward, which is the strongest simple policy a practitioner could write by hand. None of these policies updates from feedback; LinUCB selects with Eq. (4) and updates with Eq. (5).</w:t>
       </w:r>
-    </w:p>
-    <w:p>
-      <w:pPr>
-        <w:sectPr>
-          <w:type w:val="continuous"/>
-          <w:pgSz w:w="11909" w:h="16834"/>
-          <w:pgMar w:top="778" w:right="893" w:bottom="1440" w:left="893" w:header="288" w:footer="360" w:gutter="0"/>
-          <w:cols w:space="360" w:num="2"/>
-          <w:docGrid w:linePitch="360"/>
-        </w:sectPr>
-      </w:pPr>
-    </w:p>
-    <w:p>
-      <w:pPr>
-        <w:keepNext/>
-        <w:spacing w:before="60" w:after="40"/>
-        <w:jc w:val="center"/>
-      </w:pPr>
-      <w:r>
-        <w:rPr>
-          <w:rFonts w:ascii="Times New Roman" w:hAnsi="Times New Roman"/>
-          <w:b/>
-          <w:sz w:val="16"/>
-        </w:rPr>
-        <w:t>TABLE II</w:t>
-        <w:br/>
-        <w:t xml:space="preserve">ROUTING POLICIES COMPARED</w:t>
-      </w:r>
-    </w:p>
-    <w:tbl>
-      <w:tblPr>
-        <w:tblW w:type="dxa" w:w="10123"/>
-        <w:jc w:val="center"/>
-        <w:tblBorders>
-          <w:top w:val="single" w:sz="4" w:color="808080"/>
-          <w:left w:val="single" w:sz="4" w:color="808080"/>
-          <w:bottom w:val="single" w:sz="4" w:color="808080"/>
-          <w:right w:val="single" w:sz="4" w:color="808080"/>
-          <w:insideH w:val="single" w:sz="4" w:color="808080"/>
-          <w:insideV w:val="single" w:sz="4" w:color="808080"/>
-        </w:tblBorders>
-        <w:tblLayout w:type="fixed"/>
-        <w:tblLook w:val="04A0" w:firstRow="1" w:lastRow="0" w:firstColumn="1" w:lastColumn="0" w:noHBand="0" w:noVBand="1"/>
-      </w:tblPr>
-      <w:tblGrid>
-        <w:gridCol w:w="2400"/>
-        <w:gridCol w:w="5523"/>
-        <w:gridCol w:w="2200"/>
-      </w:tblGrid>
-      <w:tr>
-        <w:trPr>
-          <w:tblHeader/>
-        </w:trPr>
-        <w:tc>
-          <w:tcPr>
-            <w:tcW w:type="dxa" w:w="2400"/>
-            <w:shd w:val="clear" w:color="auto" w:fill="E7E6E6"/>
-            <w:tcMar>
-              <w:top w:w="40" w:type="dxa"/>
-              <w:start w:w="50" w:type="dxa"/>
-              <w:bottom w:w="40" w:type="dxa"/>
-              <w:end w:w="50" w:type="dxa"/>
-            </w:tcMar>
-            <w:vAlign w:val="center"/>
-          </w:tcPr>
-          <w:p>
-            <w:pPr>
-              <w:spacing w:before="0" w:after="0" w:line="240" w:lineRule="auto"/>
-              <w:jc w:val="center"/>
-            </w:pPr>
-            <w:r>
-              <w:rPr>
-                <w:rFonts w:ascii="Times New Roman" w:hAnsi="Times New Roman"/>
-                <w:b/>
-                <w:sz w:val="14"/>
-              </w:rPr>
-              <w:t xml:space="preserve">Policy</w:t>
-            </w:r>
-          </w:p>
-        </w:tc>
-        <w:tc>
-          <w:tcPr>
-            <w:tcW w:type="dxa" w:w="5523"/>
-            <w:shd w:val="clear" w:color="auto" w:fill="E7E6E6"/>
-            <w:tcMar>
-              <w:top w:w="40" w:type="dxa"/>
-              <w:start w:w="50" w:type="dxa"/>
-              <w:bottom w:w="40" w:type="dxa"/>
-              <w:end w:w="50" w:type="dxa"/>
-            </w:tcMar>
-            <w:vAlign w:val="center"/>
-          </w:tcPr>
-          <w:p>
-            <w:pPr>
-              <w:spacing w:before="0" w:after="0" w:line="240" w:lineRule="auto"/>
-              <w:jc w:val="center"/>
-            </w:pPr>
-            <w:r>
-              <w:rPr>
-                <w:rFonts w:ascii="Times New Roman" w:hAnsi="Times New Roman"/>
-                <w:b/>
-                <w:sz w:val="14"/>
-              </w:rPr>
-              <w:t xml:space="preserve">Decision Rule</w:t>
-            </w:r>
-          </w:p>
-        </w:tc>
-        <w:tc>
-          <w:tcPr>
-            <w:tcW w:type="dxa" w:w="2200"/>
-            <w:shd w:val="clear" w:color="auto" w:fill="E7E6E6"/>
-            <w:tcMar>
-              <w:top w:w="40" w:type="dxa"/>
-              <w:start w:w="50" w:type="dxa"/>
-              <w:bottom w:w="40" w:type="dxa"/>
-              <w:end w:w="50" w:type="dxa"/>
-            </w:tcMar>
-            <w:vAlign w:val="center"/>
-          </w:tcPr>
-          <w:p>
-            <w:pPr>
-              <w:spacing w:before="0" w:after="0" w:line="240" w:lineRule="auto"/>
-              <w:jc w:val="center"/>
-            </w:pPr>
-            <w:r>
-              <w:rPr>
-                <w:rFonts w:ascii="Times New Roman" w:hAnsi="Times New Roman"/>
-                <w:b/>
-                <w:sz w:val="14"/>
-              </w:rPr>
-              <w:t xml:space="preserve">Learns from Feedback</w:t>
-            </w:r>
-          </w:p>
-        </w:tc>
-      </w:tr>
-      <w:tr>
-        <w:trPr>
-          <w:cantSplit/>
-        </w:trPr>
-        <w:tc>
-          <w:tcPr>
-            <w:tcW w:type="dxa" w:w="2400"/>
-            <w:tcMar>
-              <w:top w:w="40" w:type="dxa"/>
-              <w:start w:w="50" w:type="dxa"/>
-              <w:bottom w:w="40" w:type="dxa"/>
-              <w:end w:w="50" w:type="dxa"/>
-            </w:tcMar>
-            <w:vAlign w:val="center"/>
-          </w:tcPr>
-          <w:p>
-            <w:pPr>
-              <w:spacing w:before="0" w:after="0" w:line="240" w:lineRule="auto"/>
-              <w:jc w:val="left"/>
-            </w:pPr>
-            <w:r>
-              <w:rPr>
-                <w:rFonts w:ascii="Times New Roman" w:hAnsi="Times New Roman"/>
-                <w:b w:val="0"/>
-                <w:sz w:val="14"/>
-              </w:rPr>
-              <w:t xml:space="preserve">Small-only</w:t>
-            </w:r>
-          </w:p>
-        </w:tc>
-        <w:tc>
-          <w:tcPr>
-            <w:tcW w:type="dxa" w:w="5523"/>
-            <w:tcMar>
-              <w:top w:w="40" w:type="dxa"/>
-              <w:start w:w="50" w:type="dxa"/>
-              <w:bottom w:w="40" w:type="dxa"/>
-              <w:end w:w="50" w:type="dxa"/>
-            </w:tcMar>
-            <w:vAlign w:val="center"/>
-          </w:tcPr>
-          <w:p>
-            <w:pPr>
-              <w:spacing w:before="0" w:after="0" w:line="240" w:lineRule="auto"/>
-              <w:jc w:val="left"/>
-            </w:pPr>
-            <w:r>
-              <w:rPr>
-                <w:rFonts w:ascii="Times New Roman" w:hAnsi="Times New Roman"/>
-                <w:b w:val="0"/>
-                <w:sz w:val="14"/>
-              </w:rPr>
-              <w:t xml:space="preserve">Always select Qwen3-4B</w:t>
-            </w:r>
-          </w:p>
-        </w:tc>
-        <w:tc>
-          <w:tcPr>
-            <w:tcW w:type="dxa" w:w="2200"/>
-            <w:tcMar>
-              <w:top w:w="40" w:type="dxa"/>
-              <w:start w:w="50" w:type="dxa"/>
-              <w:bottom w:w="40" w:type="dxa"/>
-              <w:end w:w="50" w:type="dxa"/>
-            </w:tcMar>
-            <w:vAlign w:val="center"/>
-          </w:tcPr>
-          <w:p>
-            <w:pPr>
-              <w:spacing w:before="0" w:after="0" w:line="240" w:lineRule="auto"/>
-              <w:jc w:val="center"/>
-            </w:pPr>
-            <w:r>
-              <w:rPr>
-                <w:rFonts w:ascii="Times New Roman" w:hAnsi="Times New Roman"/>
-                <w:b w:val="0"/>
-                <w:sz w:val="14"/>
-              </w:rPr>
-              <w:t xml:space="preserve">No</w:t>
-            </w:r>
-          </w:p>
-        </w:tc>
-      </w:tr>
-      <w:tr>
-        <w:trPr>
-          <w:cantSplit/>
-        </w:trPr>
-        <w:tc>
-          <w:tcPr>
-            <w:tcW w:type="dxa" w:w="2400"/>
-            <w:tcMar>
-              <w:top w:w="40" w:type="dxa"/>
-              <w:start w:w="50" w:type="dxa"/>
-              <w:bottom w:w="40" w:type="dxa"/>
-              <w:end w:w="50" w:type="dxa"/>
-            </w:tcMar>
-            <w:vAlign w:val="center"/>
-          </w:tcPr>
-          <w:p>
-            <w:pPr>
-              <w:spacing w:before="0" w:after="0" w:line="240" w:lineRule="auto"/>
-              <w:jc w:val="left"/>
-            </w:pPr>
-            <w:r>
-              <w:rPr>
-                <w:rFonts w:ascii="Times New Roman" w:hAnsi="Times New Roman"/>
-                <w:b w:val="0"/>
-                <w:sz w:val="14"/>
-              </w:rPr>
-              <w:t xml:space="preserve">Large-only</w:t>
-            </w:r>
-          </w:p>
-        </w:tc>
-        <w:tc>
-          <w:tcPr>
-            <w:tcW w:type="dxa" w:w="5523"/>
-            <w:tcMar>
-              <w:top w:w="40" w:type="dxa"/>
-              <w:start w:w="50" w:type="dxa"/>
-              <w:bottom w:w="40" w:type="dxa"/>
-              <w:end w:w="50" w:type="dxa"/>
-            </w:tcMar>
-            <w:vAlign w:val="center"/>
-          </w:tcPr>
-          <w:p>
-            <w:pPr>
-              <w:spacing w:before="0" w:after="0" w:line="240" w:lineRule="auto"/>
-              <w:jc w:val="left"/>
-            </w:pPr>
-            <w:r>
-              <w:rPr>
-                <w:rFonts w:ascii="Times New Roman" w:hAnsi="Times New Roman"/>
-                <w:b w:val="0"/>
-                <w:sz w:val="14"/>
-              </w:rPr>
-              <w:t xml:space="preserve">Always select Qwen3-14B</w:t>
-            </w:r>
-          </w:p>
-        </w:tc>
-        <w:tc>
-          <w:tcPr>
-            <w:tcW w:type="dxa" w:w="2200"/>
-            <w:tcMar>
-              <w:top w:w="40" w:type="dxa"/>
-              <w:start w:w="50" w:type="dxa"/>
-              <w:bottom w:w="40" w:type="dxa"/>
-              <w:end w:w="50" w:type="dxa"/>
-            </w:tcMar>
-            <w:vAlign w:val="center"/>
-          </w:tcPr>
-          <w:p>
-            <w:pPr>
-              <w:spacing w:before="0" w:after="0" w:line="240" w:lineRule="auto"/>
-              <w:jc w:val="center"/>
-            </w:pPr>
-            <w:r>
-              <w:rPr>
-                <w:rFonts w:ascii="Times New Roman" w:hAnsi="Times New Roman"/>
-                <w:b w:val="0"/>
-                <w:sz w:val="14"/>
-              </w:rPr>
-              <w:t xml:space="preserve">No</w:t>
-            </w:r>
-          </w:p>
-        </w:tc>
-      </w:tr>
-      <w:tr>
-        <w:trPr>
-          <w:cantSplit/>
-        </w:trPr>
-        <w:tc>
-          <w:tcPr>
-            <w:tcW w:type="dxa" w:w="2400"/>
-            <w:tcMar>
-              <w:top w:w="40" w:type="dxa"/>
-              <w:start w:w="50" w:type="dxa"/>
-              <w:bottom w:w="40" w:type="dxa"/>
-              <w:end w:w="50" w:type="dxa"/>
-            </w:tcMar>
-            <w:vAlign w:val="center"/>
-          </w:tcPr>
-          <w:p>
-            <w:pPr>
-              <w:spacing w:before="0" w:after="0" w:line="240" w:lineRule="auto"/>
-              <w:jc w:val="left"/>
-            </w:pPr>
-            <w:r>
-              <w:rPr>
-                <w:rFonts w:ascii="Times New Roman" w:hAnsi="Times New Roman"/>
-                <w:b w:val="0"/>
-                <w:sz w:val="14"/>
-              </w:rPr>
-              <w:t xml:space="preserve">Random</w:t>
-            </w:r>
-          </w:p>
-        </w:tc>
-        <w:tc>
-          <w:tcPr>
-            <w:tcW w:type="dxa" w:w="5523"/>
-            <w:tcMar>
-              <w:top w:w="40" w:type="dxa"/>
-              <w:start w:w="50" w:type="dxa"/>
-              <w:bottom w:w="40" w:type="dxa"/>
-              <w:end w:w="50" w:type="dxa"/>
-            </w:tcMar>
-            <w:vAlign w:val="center"/>
-          </w:tcPr>
-          <w:p>
-            <w:pPr>
-              <w:spacing w:before="0" w:after="0" w:line="240" w:lineRule="auto"/>
-              <w:jc w:val="left"/>
-            </w:pPr>
-            <w:r>
-              <w:rPr>
-                <w:rFonts w:ascii="Times New Roman" w:hAnsi="Times New Roman"/>
-                <w:b w:val="0"/>
-                <w:sz w:val="14"/>
-              </w:rPr>
-              <w:t xml:space="preserve">Select a model uniformly at random (seeded)</w:t>
-            </w:r>
-          </w:p>
-        </w:tc>
-        <w:tc>
-          <w:tcPr>
-            <w:tcW w:type="dxa" w:w="2200"/>
-            <w:tcMar>
-              <w:top w:w="40" w:type="dxa"/>
-              <w:start w:w="50" w:type="dxa"/>
-              <w:bottom w:w="40" w:type="dxa"/>
-              <w:end w:w="50" w:type="dxa"/>
-            </w:tcMar>
-            <w:vAlign w:val="center"/>
-          </w:tcPr>
-          <w:p>
-            <w:pPr>
-              <w:spacing w:before="0" w:after="0" w:line="240" w:lineRule="auto"/>
-              <w:jc w:val="center"/>
-            </w:pPr>
-            <w:r>
-              <w:rPr>
-                <w:rFonts w:ascii="Times New Roman" w:hAnsi="Times New Roman"/>
-                <w:b w:val="0"/>
-                <w:sz w:val="14"/>
-              </w:rPr>
-              <w:t xml:space="preserve">No</w:t>
-            </w:r>
-          </w:p>
-        </w:tc>
-      </w:tr>
-      <w:tr>
-        <w:trPr>
-          <w:cantSplit/>
-        </w:trPr>
-        <w:tc>
-          <w:tcPr>
-            <w:tcW w:type="dxa" w:w="2400"/>
-            <w:tcMar>
-              <w:top w:w="40" w:type="dxa"/>
-              <w:start w:w="50" w:type="dxa"/>
-              <w:bottom w:w="40" w:type="dxa"/>
-              <w:end w:w="50" w:type="dxa"/>
-            </w:tcMar>
-            <w:vAlign w:val="center"/>
-          </w:tcPr>
-          <w:p>
-            <w:pPr>
-              <w:spacing w:before="0" w:after="0" w:line="240" w:lineRule="auto"/>
-              <w:jc w:val="left"/>
-            </w:pPr>
-            <w:r>
-              <w:rPr>
-                <w:rFonts w:ascii="Times New Roman" w:hAnsi="Times New Roman"/>
-                <w:b w:val="0"/>
-                <w:sz w:val="14"/>
-              </w:rPr>
-              <w:t xml:space="preserve">Rule-based</w:t>
-            </w:r>
-          </w:p>
-        </w:tc>
-        <w:tc>
-          <w:tcPr>
-            <w:tcW w:type="dxa" w:w="5523"/>
-            <w:tcMar>
-              <w:top w:w="40" w:type="dxa"/>
-              <w:start w:w="50" w:type="dxa"/>
-              <w:bottom w:w="40" w:type="dxa"/>
-              <w:end w:w="50" w:type="dxa"/>
-            </w:tcMar>
-            <w:vAlign w:val="center"/>
-          </w:tcPr>
-          <w:p>
-            <w:pPr>
-              <w:spacing w:before="0" w:after="0" w:line="240" w:lineRule="auto"/>
-              <w:jc w:val="left"/>
-            </w:pPr>
-            <w:r>
-              <w:rPr>
-                <w:rFonts w:ascii="Times New Roman" w:hAnsi="Times New Roman"/>
-                <w:b w:val="0"/>
-                <w:sz w:val="14"/>
-              </w:rPr>
-              <w:t xml:space="preserve">Category → best model on the development split</w:t>
-            </w:r>
-          </w:p>
-        </w:tc>
-        <w:tc>
-          <w:tcPr>
-            <w:tcW w:type="dxa" w:w="2200"/>
-            <w:tcMar>
-              <w:top w:w="40" w:type="dxa"/>
-              <w:start w:w="50" w:type="dxa"/>
-              <w:bottom w:w="40" w:type="dxa"/>
-              <w:end w:w="50" w:type="dxa"/>
-            </w:tcMar>
-            <w:vAlign w:val="center"/>
-          </w:tcPr>
-          <w:p>
-            <w:pPr>
-              <w:spacing w:before="0" w:after="0" w:line="240" w:lineRule="auto"/>
-              <w:jc w:val="center"/>
-            </w:pPr>
-            <w:r>
-              <w:rPr>
-                <w:rFonts w:ascii="Times New Roman" w:hAnsi="Times New Roman"/>
-                <w:b w:val="0"/>
-                <w:sz w:val="14"/>
-              </w:rPr>
-              <w:t xml:space="preserve">No</w:t>
-            </w:r>
-          </w:p>
-        </w:tc>
-      </w:tr>
-      <w:tr>
-        <w:trPr>
-          <w:cantSplit/>
-        </w:trPr>
-        <w:tc>
-          <w:tcPr>
-            <w:tcW w:type="dxa" w:w="2400"/>
-            <w:tcMar>
-              <w:top w:w="40" w:type="dxa"/>
-              <w:start w:w="50" w:type="dxa"/>
-              <w:bottom w:w="40" w:type="dxa"/>
-              <w:end w:w="50" w:type="dxa"/>
-            </w:tcMar>
-            <w:vAlign w:val="center"/>
-          </w:tcPr>
-          <w:p>
-            <w:pPr>
-              <w:spacing w:before="0" w:after="0" w:line="240" w:lineRule="auto"/>
-              <w:jc w:val="left"/>
-            </w:pPr>
-            <w:r>
-              <w:rPr>
-                <w:rFonts w:ascii="Times New Roman" w:hAnsi="Times New Roman"/>
-                <w:b w:val="0"/>
-                <w:sz w:val="14"/>
-              </w:rPr>
-              <w:t xml:space="preserve">LinUCB (proposed)</w:t>
-            </w:r>
-          </w:p>
-        </w:tc>
-        <w:tc>
-          <w:tcPr>
-            <w:tcW w:type="dxa" w:w="5523"/>
-            <w:tcMar>
-              <w:top w:w="40" w:type="dxa"/>
-              <w:start w:w="50" w:type="dxa"/>
-              <w:bottom w:w="40" w:type="dxa"/>
-              <w:end w:w="50" w:type="dxa"/>
-            </w:tcMar>
-            <w:vAlign w:val="center"/>
-          </w:tcPr>
-          <w:p>
-            <w:pPr>
-              <w:spacing w:before="0" w:after="0" w:line="240" w:lineRule="auto"/>
-              <w:jc w:val="left"/>
-            </w:pPr>
-            <w:r>
-              <w:rPr>
-                <w:rFonts w:ascii="Times New Roman" w:hAnsi="Times New Roman"/>
-                <w:b w:val="0"/>
-                <w:sz w:val="14"/>
-              </w:rPr>
-              <w:t xml:space="preserve">Select argmax of Eq. (4); update with Eq. (5)</w:t>
-            </w:r>
-          </w:p>
-        </w:tc>
-        <w:tc>
-          <w:tcPr>
-            <w:tcW w:type="dxa" w:w="2200"/>
-            <w:tcMar>
-              <w:top w:w="40" w:type="dxa"/>
-              <w:start w:w="50" w:type="dxa"/>
-              <w:bottom w:w="40" w:type="dxa"/>
-              <w:end w:w="50" w:type="dxa"/>
-            </w:tcMar>
-            <w:vAlign w:val="center"/>
-          </w:tcPr>
-          <w:p>
-            <w:pPr>
-              <w:spacing w:before="0" w:after="0" w:line="240" w:lineRule="auto"/>
-              <w:jc w:val="center"/>
-            </w:pPr>
-            <w:r>
-              <w:rPr>
-                <w:rFonts w:ascii="Times New Roman" w:hAnsi="Times New Roman"/>
-                <w:b w:val="0"/>
-                <w:sz w:val="14"/>
-              </w:rPr>
-              <w:t xml:space="preserve">Yes</w:t>
-            </w:r>
-          </w:p>
-        </w:tc>
-      </w:tr>
-    </w:tbl>
-    <w:p>
-      <w:pPr>
-        <w:sectPr>
-          <w:type w:val="continuous"/>
-          <w:pgSz w:w="11909" w:h="16834"/>
-          <w:pgMar w:top="778" w:right="893" w:bottom="1440" w:left="893" w:header="288" w:footer="360" w:gutter="0"/>
-          <w:cols w:space="360" w:num="1"/>
-          <w:docGrid w:linePitch="360"/>
-        </w:sectPr>
-      </w:pPr>
     </w:p>
     <w:p>
       <w:pPr>
@@ -2378,83 +930,8 @@
           <w:rFonts w:ascii="Times New Roman" w:hAnsi="Times New Roman"/>
           <w:sz w:val="20"/>
         </w:rPr>
-        <w:t xml:space="preserve">The evaluation follows Fig. 2. Because every query is run on every model, each policy is replayed on the same query stream and sees only the logged outcome of the model it selects; this also makes the oracle in Eq. (2) computable [15]. Learning policies are first warmed up on the 90 development queries (unscored) and then evaluated on the 210 held-out queries. Each policy is run with five seeds (0-4) that change the query order and the random choices, and results are reported as mean ± standard deviation across seeds [24]. The main comparison uses α = 1.0 and λ = 1.0. Metrics are mean quality, mean and p95 latency, cost per request, failure rate, cumulative reward, regret, and the model-selection distribution. The sweeps vary one factor at a time with α = 0.25 unless stated: reward weights (E2), feature groups (E4), the exploration coefficient α (E6), and three bandit variants (linear Thompson sampling, ε-greedy ridge regression with ε = 0.1, and sliding-window LinUCB with a window of 200). Workload shift (E5) and multi-category analysis (E3) require more than one task category and are left to the full study.</w:t>
+        <w:t xml:space="preserve">Because every query is run on every model, each policy is replayed on the same query stream and sees only the logged outcome of the model it selects; this also makes the oracle in Eq. (2) computable [15]. Learning policies are first warmed up on the 90 development queries (unscored) and then evaluated on the 210 held-out queries. Each policy is run with five seeds (0-4) that change the query order and the random choices, and results are reported as mean ± standard deviation across seeds [24]. The main comparison uses α = 1.0 and λ = 1.0. Metrics are mean quality, mean and p95 latency, cost per request, failure rate, cumulative reward, regret, and the model-selection distribution. The sweeps vary one factor at a time with α = 0.25 unless stated: reward weights (E2), feature groups (E4), the exploration coefficient α (E6), and three bandit variants (linear Thompson sampling, ε-greedy ridge regression with ε = 0.1, and sliding-window LinUCB with a window of 200). Workload shift (E5) and multi-category analysis (E3) require more than one task category and are left to the full study.</w:t>
       </w:r>
-    </w:p>
-    <w:p>
-      <w:pPr>
-        <w:sectPr>
-          <w:type w:val="continuous"/>
-          <w:pgSz w:w="11909" w:h="16834"/>
-          <w:pgMar w:top="778" w:right="893" w:bottom="1440" w:left="893" w:header="288" w:footer="360" w:gutter="0"/>
-          <w:cols w:space="360" w:num="2"/>
-          <w:docGrid w:linePitch="360"/>
-        </w:sectPr>
-      </w:pPr>
-    </w:p>
-    <w:p>
-      <w:pPr>
-        <w:jc w:val="center"/>
-      </w:pPr>
-      <w:r>
-        <w:drawing>
-          <wp:inline xmlns:a="http://schemas.openxmlformats.org/drawingml/2006/main" xmlns:pic="http://schemas.openxmlformats.org/drawingml/2006/picture">
-            <wp:extent cx="6309360" cy="2944368"/>
-            <wp:docPr id="2" name="Picture 2"/>
-            <wp:cNvGraphicFramePr>
-              <a:graphicFrameLocks noChangeAspect="1"/>
-            </wp:cNvGraphicFramePr>
-            <a:graphic>
-              <a:graphicData uri="http://schemas.openxmlformats.org/drawingml/2006/picture">
-                <pic:pic>
-                  <pic:nvPicPr>
-                    <pic:cNvPr id="0" name="fig2.png"/>
-                    <pic:cNvPicPr/>
-                  </pic:nvPicPr>
-                  <pic:blipFill>
-                    <a:blip r:embed="rId10"/>
-                    <a:stretch>
-                      <a:fillRect/>
-                    </a:stretch>
-                  </pic:blipFill>
-                  <pic:spPr>
-                    <a:xfrm>
-                      <a:off x="0" y="0"/>
-                      <a:ext cx="6309360" cy="2944368"/>
-                    </a:xfrm>
-                    <a:prstGeom prst="rect"/>
-                  </pic:spPr>
-                </pic:pic>
-              </a:graphicData>
-            </a:graphic>
-          </wp:inline>
-        </w:drawing>
-      </w:r>
-    </w:p>
-    <w:p>
-      <w:pPr>
-        <w:keepNext w:val="0"/>
-        <w:spacing w:before="20" w:after="60"/>
-        <w:jc w:val="center"/>
-      </w:pPr>
-      <w:r>
-        <w:rPr>
-          <w:rFonts w:ascii="Times New Roman" w:hAnsi="Times New Roman"/>
-          <w:sz w:val="16"/>
-        </w:rPr>
-        <w:t xml:space="preserve">Fig. 2. Evaluation design: full-information logging, replay-based policy comparison, and held-out reporting.</w:t>
-      </w:r>
-    </w:p>
-    <w:p>
-      <w:pPr>
-        <w:sectPr>
-          <w:type w:val="continuous"/>
-          <w:pgSz w:w="11909" w:h="16834"/>
-          <w:pgMar w:top="778" w:right="893" w:bottom="1440" w:left="893" w:header="288" w:footer="360" w:gutter="0"/>
-          <w:cols w:space="360" w:num="1"/>
-          <w:docGrid w:linePitch="360"/>
-        </w:sectPr>
-      </w:pPr>
     </w:p>
     <w:p>
       <w:pPr>
@@ -2500,7 +977,22 @@
           <w:rFonts w:ascii="Times New Roman" w:hAnsi="Times New Roman"/>
           <w:sz w:val="20"/>
         </w:rPr>
-        <w:t xml:space="preserve">Table III summarizes the 900 logged outcomes on the held-out split. No request failed or timed out. The three models are close in accuracy: Qwen3-8B is highest at 95.7%, Qwen3-14B reaches 95.2%, and Qwen3-4B 94.8%, a gap of one to two problems out of 210. Cost per request, by contrast, is 2.2 and 3.3 times higher for the 8B and 14B models. Latency does not follow size: the 14B model produced the shortest answers (231 output tokens on average) and had the lowest mean latency, so on this hardware and FP8 setup latency is governed more by answer length than by parameter count. The development split is harder for the small model (86.7% versus 92.2% and 94.4%), a reminder that 90 queries give noisy estimates. On the test split at least one model is correct on 209 of 210 problems; Qwen3-4B is wrong but a larger model is right on 10 of them.</w:t>
+        <w:t xml:space="preserve">Table I summarizes the 900 logged outcomes (300 problems × 3 models). No request failed or timed out. The three models are close in accuracy: Qwen3-8B is highest at 95.7%, Qwen3-14B reaches 95.2%, and Qwen3-4B 94.8%, a gap of one to two problems out of 210. Cost per request, by contrast, is 2.2 and 3.3 times higher for the 8B and 14B models. Latency does not follow size: the 14B model produced the shortest answers (231 output tokens on average) and had the lowest mean latency, so on this hardware and FP8 setup latency is governed more by answer length than by parameter count. The development split is harder for the small model (86.7% versus 92.2% and 94.4%), a reminder that 90 queries give noisy estimates. On the test split at least one model is correct on 209 of 210 problems; Qwen3-4B is wrong but a larger model is right on 10 of them.</w:t>
+      </w:r>
+    </w:p>
+    <w:p>
+      <w:pPr>
+        <w:keepNext w:val="0"/>
+        <w:spacing w:before="0" w:after="20" w:line="240" w:lineRule="auto"/>
+        <w:ind w:firstLine="216"/>
+        <w:jc w:val="both"/>
+      </w:pPr>
+      <w:r>
+        <w:rPr>
+          <w:rFonts w:ascii="Times New Roman" w:hAnsi="Times New Roman"/>
+          <w:sz w:val="20"/>
+        </w:rPr>
+        <w:t xml:space="preserve">The errors overlap little. Of the 11, 9, and 10 test problems missed by the 4B, 8B, and 14B models, only one is missed by all three, and 5, 7, and 5 are missed by one model alone. Wrong answers are longer than right ones for every model (355 versus 245 output tokens for Qwen3-4B and 456 versus 272 for Qwen3-8B), and only one response, from the 4B model, reached the 1,024-token limit. Decoding speed is nearly constant across sizes at 21 to 23 ms per output token on the FP8 checkpoints, which explains why latency tracks answer length. A router could exploit these patterns only with features that predict an individual model's failure before generation; the length, category, and cue features used here do not, which the ablation below confirms.</w:t>
       </w:r>
     </w:p>
     <w:p>
@@ -2526,7 +1018,7 @@
           <w:b/>
           <w:sz w:val="16"/>
         </w:rPr>
-        <w:t>TABLE III</w:t>
+        <w:t>TABLE I</w:t>
         <w:br/>
         <w:t xml:space="preserve">PER-MODEL OUTCOMES ON GSM8K (DEV n = 90, TEST n = 210) AND LINUCB SELECTION SHARE ON TEST</w:t>
       </w:r>
@@ -3255,7 +1747,7 @@
           <w:b/>
           <w:sz w:val="16"/>
         </w:rPr>
-        <w:t>TABLE IV</w:t>
+        <w:t>TABLE II</w:t>
         <w:br/>
         <w:t xml:space="preserve">OVERALL POLICY COMPARISON ON THE HELD-OUT SPLIT (210 QUERIES, MEAN ± SD OVER 5 SEEDS)</w:t>
       </w:r>
@@ -4595,24 +3087,83 @@
           <w:rFonts w:ascii="Times New Roman" w:hAnsi="Times New Roman"/>
           <w:sz w:val="20"/>
         </w:rPr>
-        <w:t xml:space="preserve">Table IV reports the main comparison. Under the default weights the cost and latency penalties outweigh the small accuracy gains of the larger models, so the 4B model is the best fixed choice. LinUCB learns this: it routes 98.2% of test queries to Qwen3-4B (Table III), reaches the same mean quality (0.948), and costs 1.460 per request, 69% less than large-only routing (4.706) at 0.4 percentage points lower accuracy. Its cumulative reward of 175.6 ± 0.1 is 35.7 higher than large-only and 20.4 higher than random routing. It does not beat small-only or rule-based routing (176.0); its residual exploration of the larger models (1.8% of queries) costs 0.4 reward units, i.e., 0.002 per query. The rule-based policy coincides with small-only because the pilot has a single category whose best development model is Qwen3-4B. Regret against the per-query oracle stays at 8.9 even for the best fixed policy because, with binary quality, the oracle also knows which model happened to be right on each problem. RQ2 is therefore answered negatively for this workload: LinUCB matches but does not exceed the best fixed policy, which is expected when one model dominates and no context separates the queries.</w:t>
+        <w:t xml:space="preserve">Table II and Fig. 2 report the main comparison. Under the default weights the cost and latency penalties outweigh the small accuracy gains of the larger models, so the 4B model is the best fixed choice. LinUCB learns this: it routes 98.2% of test queries to Qwen3-4B (Table I), reaches the same mean quality (0.948), and costs 1.460 per request, 69% less than large-only routing (4.706) at 0.4 percentage points lower accuracy. Its cumulative reward of 175.6 ± 0.1 is 35.7 higher than large-only and 20.4 higher than random routing. It does not beat small-only or rule-based routing (176.0); its residual exploration of the larger models (1.8% of queries) costs 0.4 reward units, i.e., 0.002 per query. The rule-based policy coincides with small-only because the pilot has a single category whose best development model is Qwen3-4B. Regret against the per-query oracle stays at 8.9 even for the best fixed policy because, with binary quality, the oracle also knows which model happened to be right on each problem. RQ2 is therefore answered negatively for this workload: LinUCB matches but does not exceed the best fixed policy, which is expected when one model dominates and no context separates the queries.</w:t>
       </w:r>
     </w:p>
     <w:p>
       <w:pPr>
-        <w:keepNext/>
-        <w:spacing w:before="60" w:after="20"/>
-        <w:jc w:val="left"/>
+        <w:sectPr>
+          <w:type w:val="continuous"/>
+          <w:pgSz w:w="11909" w:h="16834"/>
+          <w:pgMar w:top="778" w:right="893" w:bottom="1440" w:left="893" w:header="288" w:footer="360" w:gutter="0"/>
+          <w:cols w:space="360" w:num="2"/>
+          <w:docGrid w:linePitch="360"/>
+        </w:sectPr>
+      </w:pPr>
+    </w:p>
+    <w:p>
+      <w:pPr>
+        <w:jc w:val="center"/>
+      </w:pPr>
+      <w:r>
+        <w:drawing>
+          <wp:inline xmlns:a="http://schemas.openxmlformats.org/drawingml/2006/main" xmlns:pic="http://schemas.openxmlformats.org/drawingml/2006/picture">
+            <wp:extent cx="6309360" cy="3028493"/>
+            <wp:docPr id="3" name="Picture 3"/>
+            <wp:cNvGraphicFramePr>
+              <a:graphicFrameLocks noChangeAspect="1"/>
+            </wp:cNvGraphicFramePr>
+            <a:graphic>
+              <a:graphicData uri="http://schemas.openxmlformats.org/drawingml/2006/picture">
+                <pic:pic>
+                  <pic:nvPicPr>
+                    <pic:cNvPr id="0" name="fig3.png"/>
+                    <pic:cNvPicPr/>
+                  </pic:nvPicPr>
+                  <pic:blipFill>
+                    <a:blip r:embed="rId11"/>
+                    <a:stretch>
+                      <a:fillRect/>
+                    </a:stretch>
+                  </pic:blipFill>
+                  <pic:spPr>
+                    <a:xfrm>
+                      <a:off x="0" y="0"/>
+                      <a:ext cx="6309360" cy="3028493"/>
+                    </a:xfrm>
+                    <a:prstGeom prst="rect"/>
+                  </pic:spPr>
+                </pic:pic>
+              </a:graphicData>
+            </a:graphic>
+          </wp:inline>
+        </w:drawing>
+      </w:r>
+    </w:p>
+    <w:p>
+      <w:pPr>
+        <w:keepNext w:val="0"/>
+        <w:spacing w:before="20" w:after="60"/>
+        <w:jc w:val="center"/>
       </w:pPr>
       <w:r>
         <w:rPr>
           <w:rFonts w:ascii="Times New Roman" w:hAnsi="Times New Roman"/>
-          <w:b w:val="0"/>
-          <w:i/>
-          <w:sz w:val="20"/>
+          <w:sz w:val="16"/>
         </w:rPr>
-        <w:t xml:space="preserve">C. Reward Weights, Exploration, Features, and Variants</w:t>
+        <w:t xml:space="preserve">Fig. 2. GSM8K pilot on the held-out split: (a) cumulative reward of each policy over the 210-query stream; (b) accuracy versus cost per request (error bars: SD over 5 seeds).</w:t>
       </w:r>
+    </w:p>
+    <w:p>
+      <w:pPr>
+        <w:sectPr>
+          <w:type w:val="continuous"/>
+          <w:pgSz w:w="11909" w:h="16834"/>
+          <w:pgMar w:top="778" w:right="893" w:bottom="1440" w:left="893" w:header="288" w:footer="360" w:gutter="0"/>
+          <w:cols w:space="360" w:num="1"/>
+          <w:docGrid w:linePitch="360"/>
+        </w:sectPr>
+      </w:pPr>
     </w:p>
     <w:p>
       <w:pPr>
@@ -4637,7 +3188,7 @@
           <w:b/>
           <w:sz w:val="16"/>
         </w:rPr>
-        <w:t>TABLE V</w:t>
+        <w:t>TABLE III</w:t>
         <w:br/>
         <w:t xml:space="preserve">SWEEPS ON THE HELD-OUT SPLIT (LINUCB UNLESS STATED; MEAN OVER 5 SEEDS)</w:t>
       </w:r>
@@ -6778,6 +5329,22 @@
     </w:p>
     <w:p>
       <w:pPr>
+        <w:keepNext/>
+        <w:spacing w:before="60" w:after="20"/>
+        <w:jc w:val="left"/>
+      </w:pPr>
+      <w:r>
+        <w:rPr>
+          <w:rFonts w:ascii="Times New Roman" w:hAnsi="Times New Roman"/>
+          <w:b w:val="0"/>
+          <w:i/>
+          <w:sz w:val="20"/>
+        </w:rPr>
+        <w:t xml:space="preserve">C. Reward Weights, Exploration, Features, and Variants</w:t>
+      </w:r>
+    </w:p>
+    <w:p>
+      <w:pPr>
         <w:keepNext w:val="0"/>
         <w:spacing w:before="0" w:after="20" w:line="240" w:lineRule="auto"/>
         <w:ind w:firstLine="216"/>
@@ -6788,7 +5355,7 @@
           <w:rFonts w:ascii="Times New Roman" w:hAnsi="Times New Roman"/>
           <w:sz w:val="20"/>
         </w:rPr>
-        <w:t xml:space="preserve">Table V reports the sweeps. Reward weights (E2, RQ3): with no cost or latency penalty the best fixed policy is large-only (mean reward 0.952), yet LinUCB still selects only Qwen3-4B and reaches 0.948: initial score ties are broken toward the first model, and once Qwen3-4B has accumulated positive reward during warm-up the bonus at α = 0.25 is too small to try the larger models. For every non-zero weight setting small-only is the best fixed policy, and LinUCB matches it except at β_c = 0.6, γ_l = 0.4, where it shifted 20% of queries to Qwen3-8B and lost 0.042 per query. Exploration (E6): α ≤ 0.25 is equivalent to always choosing the 4B model; larger α buys at most 0.5 percentage points of accuracy (0.953 at α = 2.0) at 37% higher cost and lower reward, and the effect is not monotone (α = 0.5 is worse than α = 1.0), reflecting seed-to-seed variation on a small test set. Feature ablation (E4, RQ1): removing length, category, cue, or difficulty features, or keeping only the bias term, leaves every metric unchanged (mean reward 0.838), so on a single-category workload the features carry no routing signal. Bandit variants: sliding-window LinUCB equals LinUCB on this stationary stream, while linear Thompson sampling and ε-greedy explore more and lose 0.015 and 0.028 mean reward.</w:t>
+        <w:t xml:space="preserve">Table III reports the sweeps. Reward weights (E2, RQ3): with no cost or latency penalty the best fixed policy is large-only (mean reward 0.952), yet LinUCB still selects only Qwen3-4B and reaches 0.948: initial score ties are broken toward the first model, and once Qwen3-4B has accumulated positive reward during warm-up the bonus at α = 0.25 is too small to try the larger models. For every non-zero weight setting small-only is the best fixed policy, and LinUCB matches it except at β_c = 0.6, γ_l = 0.4, where it shifted 20% of queries to Qwen3-8B and lost 0.042 per query. Exploration (E6): α ≤ 0.25 is equivalent to always choosing the 4B model; larger α buys at most 0.5 percentage points of accuracy (0.953 at α = 2.0) at 37% higher cost and lower reward, and the effect is not monotone (α = 0.5 is worse than α = 1.0), reflecting seed-to-seed variation on a small test set. Feature ablation (E4, RQ1): removing length, category, cue, or difficulty features, or keeping only the bias term, leaves every metric unchanged (mean reward 0.838), so on a single-category workload the features carry no routing signal. Bandit variants: sliding-window LinUCB equals LinUCB on this stationary stream, while linear Thompson sampling and ε-greedy explore more and lose 0.015 and 0.028 mean reward.</w:t>
       </w:r>
     </w:p>
     <w:p>
@@ -6804,7 +5371,53 @@
           <w:smallCaps/>
           <w:sz w:val="20"/>
         </w:rPr>
-        <w:t xml:space="preserve">VII. Discussion and Limitations</w:t>
+        <w:t xml:space="preserve">VII. System Implementation</w:t>
+      </w:r>
+    </w:p>
+    <w:p>
+      <w:pPr>
+        <w:keepNext w:val="0"/>
+        <w:spacing w:before="0" w:after="20" w:line="240" w:lineRule="auto"/>
+        <w:ind w:firstLine="216"/>
+        <w:jc w:val="both"/>
+      </w:pPr>
+      <w:r>
+        <w:rPr>
+          <w:rFonts w:ascii="Times New Roman" w:hAnsi="Times New Roman"/>
+          <w:sz w:val="20"/>
+        </w:rPr>
+        <w:t xml:space="preserve">The router is implemented in Python as a small package with four parts. The router module holds the feature extractor, the disjoint LinUCB policy with its per-model A_a and b_a, the four baselines, and the reward calculator. The evaluation module collects outcomes by sending every query to every model through vLLM's OpenAI-compatible endpoint; collection is resumable, so an interrupted run continues from the last logged pair. It also provides scorers for exact, multiple-choice, numeric, substring, unit-test, and judge-based quality, and the replay engine that produces Tables I-III. The experiments module runs the sweeps and the three bandit variants, and a unit-test suite covers the scorers, features, LinUCB updates, replay, and service.</w:t>
+      </w:r>
+    </w:p>
+    <w:p>
+      <w:pPr>
+        <w:keepNext w:val="0"/>
+        <w:spacing w:before="0" w:after="20" w:line="240" w:lineRule="auto"/>
+        <w:ind w:firstLine="216"/>
+        <w:jc w:val="both"/>
+      </w:pPr>
+      <w:r>
+        <w:rPr>
+          <w:rFonts w:ascii="Times New Roman" w:hAnsi="Times New Roman"/>
+          <w:sz w:val="20"/>
+        </w:rPr>
+        <w:t xml:space="preserve">For live use the same policy runs inside a FastAPI service. A POST to /route extracts features, scores the three models, calls the selected one, and returns its answer together with a decision identifier and every model's score; a failed or timed-out call is converted immediately into a zero-quality update. A POST to /feedback attaches a quality rating to a pending decision and applies the LinUCB update, and GET /stats exposes the update counts, the exploration coefficient, and the reward configuration. Each decision is appended to an audit log with its context vector, model, latency, cost, quality, and reward, which allows any routing choice to be reconstructed. A minimal web page lets a user type a query, see which model was chosen and why, and rate the answer, and a demo mode exercises the routing and learning logic without a GPU.</w:t>
+      </w:r>
+    </w:p>
+    <w:p>
+      <w:pPr>
+        <w:keepNext/>
+        <w:spacing w:before="100" w:after="40"/>
+        <w:jc w:val="center"/>
+      </w:pPr>
+      <w:r>
+        <w:rPr>
+          <w:rFonts w:ascii="Times New Roman" w:hAnsi="Times New Roman"/>
+          <w:b w:val="0"/>
+          <w:smallCaps/>
+          <w:sz w:val="20"/>
+        </w:rPr>
+        <w:t xml:space="preserve">VIII. Discussion and Limitations</w:t>
       </w:r>
     </w:p>
     <w:p>
@@ -6850,7 +5463,7 @@
           <w:smallCaps/>
           <w:sz w:val="20"/>
         </w:rPr>
-        <w:t xml:space="preserve">VIII. Conclusion and Future Work</w:t>
+        <w:t xml:space="preserve">IX. Conclusion and Future Work</w:t>
       </w:r>
     </w:p>
     <w:p>
@@ -6870,6 +5483,7 @@
     </w:p>
     <w:p>
       <w:pPr>
+        <w:keepNext/>
         <w:spacing w:before="100" w:after="40"/>
         <w:jc w:val="center"/>
       </w:pPr>

--- a/paper/Adaptive_LLM_Model_Routing_IEEE_Paper.docx
+++ b/paper/Adaptive_LLM_Model_Routing_IEEE_Paper.docx
@@ -232,21 +232,6 @@
                 <w:sz w:val="16"/>
               </w:rPr>
               <w:t>Chennai, Tamil Nadu, India</w:t>
-            </w:r>
-          </w:p>
-          <w:p>
-            <w:pPr>
-              <w:spacing w:before="0" w:after="0" w:line="240" w:lineRule="auto"/>
-              <w:jc w:val="center"/>
-            </w:pPr>
-            <w:r>
-              <w:rPr>
-                <w:rFonts w:ascii="Times New Roman" w:hAnsi="Times New Roman"/>
-                <w:b w:val="0"/>
-                <w:i w:val="0"/>
-                <w:sz w:val="16"/>
-              </w:rPr>
-              <w:t>[Guide Email ID]</w:t>
             </w:r>
           </w:p>
         </w:tc>

--- a/paper/Adaptive_LLM_Model_Routing_IEEE_Paper.docx
+++ b/paper/Adaptive_LLM_Model_Routing_IEEE_Paper.docx
@@ -734,17 +734,9 @@
     </w:p>
     <w:p>
       <w:pPr>
-        <w:sectPr>
-          <w:type w:val="continuous"/>
-          <w:pgSz w:w="11909" w:h="16834"/>
-          <w:pgMar w:top="778" w:right="893" w:bottom="1440" w:left="893" w:header="288" w:footer="360" w:gutter="0"/>
-          <w:cols w:space="360" w:num="2"/>
-          <w:docGrid w:linePitch="360"/>
-        </w:sectPr>
-      </w:pPr>
-    </w:p>
-    <w:p>
-      <w:pPr>
+        <w:keepNext/>
+        <w:framePr w:w="10123" w:vSpace="160" w:wrap="notBeside" w:vAnchor="margin" w:hAnchor="margin" w:xAlign="center" w:yAlign="top"/>
+        <w:spacing w:before="0" w:after="0"/>
         <w:jc w:val="center"/>
       </w:pPr>
       <w:r>
@@ -784,8 +776,8 @@
     </w:p>
     <w:p>
       <w:pPr>
-        <w:keepNext w:val="0"/>
-        <w:spacing w:before="20" w:after="60"/>
+        <w:framePr w:w="10123" w:vSpace="160" w:wrap="notBeside" w:vAnchor="margin" w:hAnchor="margin" w:xAlign="center" w:yAlign="top"/>
+        <w:spacing w:before="40" w:after="0"/>
         <w:jc w:val="center"/>
       </w:pPr>
       <w:r>
@@ -795,17 +787,6 @@
         </w:rPr>
         <w:t xml:space="preserve">Fig. 1. Proposed adaptive LLM routing loop with contextual-bandit feedback.</w:t>
       </w:r>
-    </w:p>
-    <w:p>
-      <w:pPr>
-        <w:sectPr>
-          <w:type w:val="continuous"/>
-          <w:pgSz w:w="11909" w:h="16834"/>
-          <w:pgMar w:top="778" w:right="893" w:bottom="1440" w:left="893" w:header="288" w:footer="360" w:gutter="0"/>
-          <w:cols w:space="360" w:num="1"/>
-          <w:docGrid w:linePitch="360"/>
-        </w:sectPr>
-      </w:pPr>
     </w:p>
     <w:p>
       <w:pPr>
@@ -962,7 +943,7 @@
           <w:rFonts w:ascii="Times New Roman" w:hAnsi="Times New Roman"/>
           <w:sz w:val="20"/>
         </w:rPr>
-        <w:t xml:space="preserve">Table I summarizes the 900 logged outcomes (300 problems × 3 models). No request failed or timed out. The three models are close in accuracy: Qwen3-8B is highest at 95.7%, Qwen3-14B reaches 95.2%, and Qwen3-4B 94.8%, a gap of one to two problems out of 210. Cost per request, by contrast, is 2.2 and 3.3 times higher for the 8B and 14B models. Latency does not follow size: the 14B model produced the shortest answers (231 output tokens on average) and had the lowest mean latency, so on this hardware and FP8 setup latency is governed more by answer length than by parameter count. The development split is harder for the small model (86.7% versus 92.2% and 94.4%), a reminder that 90 queries give noisy estimates. On the test split at least one model is correct on 209 of 210 problems; Qwen3-4B is wrong but a larger model is right on 10 of them.</w:t>
+        <w:t xml:space="preserve">Table I summarizes the 900 logged outcomes (300 problems × 3 models); latency, output tokens, and cost are held-out means. No request failed or timed out, so the failure rate is 0 for every policy. The three models are close in accuracy: Qwen3-8B is highest at 95.7%, Qwen3-14B reaches 95.2%, and Qwen3-4B 94.8%, a gap of one to two problems out of 210. Cost per request, by contrast, is 2.2 and 3.3 times higher for the 8B and 14B models. Latency does not follow size: the 14B model produced the shortest answers (231 output tokens on average) and had the lowest mean latency, so on this hardware and FP8 setup latency is governed more by answer length than by parameter count. The development split is harder for the small model (86.7% versus 92.2% and 94.4%), a reminder that 90 queries give noisy estimates. On the test split at least one model is correct on 209 of 210 problems; Qwen3-4B is wrong but a larger model is right on 10 of them.</w:t>
       </w:r>
     </w:p>
     <w:p>
@@ -982,17 +963,6 @@
     </w:p>
     <w:p>
       <w:pPr>
-        <w:sectPr>
-          <w:type w:val="continuous"/>
-          <w:pgSz w:w="11909" w:h="16834"/>
-          <w:pgMar w:top="778" w:right="893" w:bottom="1440" w:left="893" w:header="288" w:footer="360" w:gutter="0"/>
-          <w:cols w:space="360" w:num="2"/>
-          <w:docGrid w:linePitch="360"/>
-        </w:sectPr>
-      </w:pPr>
-    </w:p>
-    <w:p>
-      <w:pPr>
         <w:keepNext/>
         <w:spacing w:before="60" w:after="40"/>
         <w:jc w:val="center"/>
@@ -1005,12 +975,12 @@
         </w:rPr>
         <w:t>TABLE I</w:t>
         <w:br/>
-        <w:t xml:space="preserve">PER-MODEL OUTCOMES ON GSM8K (DEV n = 90, TEST n = 210) AND LINUCB SELECTION SHARE ON TEST</w:t>
+        <w:t xml:space="preserve">PER-MODEL OUTCOMES ON GSM8K AND LINUCB SELECTION SHARE</w:t>
       </w:r>
     </w:p>
     <w:tbl>
       <w:tblPr>
-        <w:tblW w:type="dxa" w:w="10123"/>
+        <w:tblW w:type="dxa" w:w="4824"/>
         <w:jc w:val="center"/>
         <w:tblBorders>
           <w:top w:val="single" w:sz="4" w:color="808080"/>
@@ -1024,12 +994,12 @@
         <w:tblLook w:val="04A0" w:firstRow="1" w:lastRow="0" w:firstColumn="1" w:lastColumn="0" w:noHBand="0" w:noVBand="1"/>
       </w:tblPr>
       <w:tblGrid>
-        <w:gridCol w:w="1500"/>
-        <w:gridCol w:w="1700"/>
-        <w:gridCol w:w="1700"/>
-        <w:gridCol w:w="1700"/>
-        <w:gridCol w:w="1700"/>
-        <w:gridCol w:w="1823"/>
+        <w:gridCol w:w="880"/>
+        <w:gridCol w:w="1064"/>
+        <w:gridCol w:w="720"/>
+        <w:gridCol w:w="720"/>
+        <w:gridCol w:w="720"/>
+        <w:gridCol w:w="720"/>
       </w:tblGrid>
       <w:tr>
         <w:trPr>
@@ -1037,7 +1007,7 @@
         </w:trPr>
         <w:tc>
           <w:tcPr>
-            <w:tcW w:type="dxa" w:w="1500"/>
+            <w:tcW w:type="dxa" w:w="880"/>
             <w:shd w:val="clear" w:color="auto" w:fill="E7E6E6"/>
             <w:tcMar>
               <w:top w:w="40" w:type="dxa"/>
@@ -1056,7 +1026,7 @@
               <w:rPr>
                 <w:rFonts w:ascii="Times New Roman" w:hAnsi="Times New Roman"/>
                 <w:b/>
-                <w:sz w:val="14"/>
+                <w:sz w:val="13"/>
               </w:rPr>
               <w:t xml:space="preserve">Model</w:t>
             </w:r>
@@ -1064,7 +1034,7 @@
         </w:tc>
         <w:tc>
           <w:tcPr>
-            <w:tcW w:type="dxa" w:w="1700"/>
+            <w:tcW w:type="dxa" w:w="1064"/>
             <w:shd w:val="clear" w:color="auto" w:fill="E7E6E6"/>
             <w:tcMar>
               <w:top w:w="40" w:type="dxa"/>
@@ -1083,15 +1053,15 @@
               <w:rPr>
                 <w:rFonts w:ascii="Times New Roman" w:hAnsi="Times New Roman"/>
                 <w:b/>
-                <w:sz w:val="14"/>
+                <w:sz w:val="13"/>
               </w:rPr>
-              <w:t xml:space="preserve">Accuracy Dev / Test</w:t>
+              <w:t xml:space="preserve">Acc. Dev / Test</w:t>
             </w:r>
           </w:p>
         </w:tc>
         <w:tc>
           <w:tcPr>
-            <w:tcW w:type="dxa" w:w="1700"/>
+            <w:tcW w:type="dxa" w:w="720"/>
             <w:shd w:val="clear" w:color="auto" w:fill="E7E6E6"/>
             <w:tcMar>
               <w:top w:w="40" w:type="dxa"/>
@@ -1110,15 +1080,15 @@
               <w:rPr>
                 <w:rFonts w:ascii="Times New Roman" w:hAnsi="Times New Roman"/>
                 <w:b/>
-                <w:sz w:val="14"/>
+                <w:sz w:val="13"/>
               </w:rPr>
-              <w:t xml:space="preserve">Mean Latency (ms, test)</w:t>
+              <w:t xml:space="preserve">Latency (s)</w:t>
             </w:r>
           </w:p>
         </w:tc>
         <w:tc>
           <w:tcPr>
-            <w:tcW w:type="dxa" w:w="1700"/>
+            <w:tcW w:type="dxa" w:w="720"/>
             <w:shd w:val="clear" w:color="auto" w:fill="E7E6E6"/>
             <w:tcMar>
               <w:top w:w="40" w:type="dxa"/>
@@ -1137,15 +1107,15 @@
               <w:rPr>
                 <w:rFonts w:ascii="Times New Roman" w:hAnsi="Times New Roman"/>
                 <w:b/>
-                <w:sz w:val="14"/>
+                <w:sz w:val="13"/>
               </w:rPr>
-              <w:t xml:space="preserve">Mean Output Tokens (test)</w:t>
+              <w:t xml:space="preserve">Output Tokens</w:t>
             </w:r>
           </w:p>
         </w:tc>
         <w:tc>
           <w:tcPr>
-            <w:tcW w:type="dxa" w:w="1700"/>
+            <w:tcW w:type="dxa" w:w="720"/>
             <w:shd w:val="clear" w:color="auto" w:fill="E7E6E6"/>
             <w:tcMar>
               <w:top w:w="40" w:type="dxa"/>
@@ -1164,15 +1134,15 @@
               <w:rPr>
                 <w:rFonts w:ascii="Times New Roman" w:hAnsi="Times New Roman"/>
                 <w:b/>
-                <w:sz w:val="14"/>
+                <w:sz w:val="13"/>
               </w:rPr>
-              <w:t xml:space="preserve">Cost / Request (test)</w:t>
+              <w:t xml:space="preserve">Cost / Req.</w:t>
             </w:r>
           </w:p>
         </w:tc>
         <w:tc>
           <w:tcPr>
-            <w:tcW w:type="dxa" w:w="1823"/>
+            <w:tcW w:type="dxa" w:w="720"/>
             <w:shd w:val="clear" w:color="auto" w:fill="E7E6E6"/>
             <w:tcMar>
               <w:top w:w="40" w:type="dxa"/>
@@ -1191,9 +1161,9 @@
               <w:rPr>
                 <w:rFonts w:ascii="Times New Roman" w:hAnsi="Times New Roman"/>
                 <w:b/>
-                <w:sz w:val="14"/>
+                <w:sz w:val="13"/>
               </w:rPr>
-              <w:t xml:space="preserve">LinUCB Share (test)</w:t>
+              <w:t xml:space="preserve">LinUCB Share</w:t>
             </w:r>
           </w:p>
         </w:tc>
@@ -1204,7 +1174,7 @@
         </w:trPr>
         <w:tc>
           <w:tcPr>
-            <w:tcW w:type="dxa" w:w="1500"/>
+            <w:tcW w:type="dxa" w:w="880"/>
             <w:tcMar>
               <w:top w:w="40" w:type="dxa"/>
               <w:start w:w="50" w:type="dxa"/>
@@ -1222,7 +1192,7 @@
               <w:rPr>
                 <w:rFonts w:ascii="Times New Roman" w:hAnsi="Times New Roman"/>
                 <w:b w:val="0"/>
-                <w:sz w:val="14"/>
+                <w:sz w:val="13"/>
               </w:rPr>
               <w:t xml:space="preserve">Qwen3-4B</w:t>
             </w:r>
@@ -1230,7 +1200,7 @@
         </w:tc>
         <w:tc>
           <w:tcPr>
-            <w:tcW w:type="dxa" w:w="1700"/>
+            <w:tcW w:type="dxa" w:w="1064"/>
             <w:tcMar>
               <w:top w:w="40" w:type="dxa"/>
               <w:start w:w="50" w:type="dxa"/>
@@ -1248,7 +1218,7 @@
               <w:rPr>
                 <w:rFonts w:ascii="Times New Roman" w:hAnsi="Times New Roman"/>
                 <w:b w:val="0"/>
-                <w:sz w:val="14"/>
+                <w:sz w:val="13"/>
               </w:rPr>
               <w:t xml:space="preserve">0.867 / 0.948</w:t>
             </w:r>
@@ -1256,7 +1226,7 @@
         </w:tc>
         <w:tc>
           <w:tcPr>
-            <w:tcW w:type="dxa" w:w="1700"/>
+            <w:tcW w:type="dxa" w:w="720"/>
             <w:tcMar>
               <w:top w:w="40" w:type="dxa"/>
               <w:start w:w="50" w:type="dxa"/>
@@ -1274,15 +1244,15 @@
               <w:rPr>
                 <w:rFonts w:ascii="Times New Roman" w:hAnsi="Times New Roman"/>
                 <w:b w:val="0"/>
-                <w:sz w:val="14"/>
+                <w:sz w:val="13"/>
               </w:rPr>
-              <w:t xml:space="preserve">5,371</w:t>
+              <w:t xml:space="preserve">5.37</w:t>
             </w:r>
           </w:p>
         </w:tc>
         <w:tc>
           <w:tcPr>
-            <w:tcW w:type="dxa" w:w="1700"/>
+            <w:tcW w:type="dxa" w:w="720"/>
             <w:tcMar>
               <w:top w:w="40" w:type="dxa"/>
               <w:start w:w="50" w:type="dxa"/>
@@ -1300,7 +1270,7 @@
               <w:rPr>
                 <w:rFonts w:ascii="Times New Roman" w:hAnsi="Times New Roman"/>
                 <w:b w:val="0"/>
-                <w:sz w:val="14"/>
+                <w:sz w:val="13"/>
               </w:rPr>
               <w:t xml:space="preserve">251</w:t>
             </w:r>
@@ -1308,7 +1278,7 @@
         </w:tc>
         <w:tc>
           <w:tcPr>
-            <w:tcW w:type="dxa" w:w="1700"/>
+            <w:tcW w:type="dxa" w:w="720"/>
             <w:tcMar>
               <w:top w:w="40" w:type="dxa"/>
               <w:start w:w="50" w:type="dxa"/>
@@ -1326,15 +1296,15 @@
               <w:rPr>
                 <w:rFonts w:ascii="Times New Roman" w:hAnsi="Times New Roman"/>
                 <w:b w:val="0"/>
-                <w:sz w:val="14"/>
+                <w:sz w:val="13"/>
               </w:rPr>
-              <w:t xml:space="preserve">1.423</w:t>
+              <w:t xml:space="preserve">1.42</w:t>
             </w:r>
           </w:p>
         </w:tc>
         <w:tc>
           <w:tcPr>
-            <w:tcW w:type="dxa" w:w="1823"/>
+            <w:tcW w:type="dxa" w:w="720"/>
             <w:tcMar>
               <w:top w:w="40" w:type="dxa"/>
               <w:start w:w="50" w:type="dxa"/>
@@ -1352,7 +1322,7 @@
               <w:rPr>
                 <w:rFonts w:ascii="Times New Roman" w:hAnsi="Times New Roman"/>
                 <w:b w:val="0"/>
-                <w:sz w:val="14"/>
+                <w:sz w:val="13"/>
               </w:rPr>
               <w:t xml:space="preserve">0.982</w:t>
             </w:r>
@@ -1365,7 +1335,7 @@
         </w:trPr>
         <w:tc>
           <w:tcPr>
-            <w:tcW w:type="dxa" w:w="1500"/>
+            <w:tcW w:type="dxa" w:w="880"/>
             <w:tcMar>
               <w:top w:w="40" w:type="dxa"/>
               <w:start w:w="50" w:type="dxa"/>
@@ -1383,7 +1353,7 @@
               <w:rPr>
                 <w:rFonts w:ascii="Times New Roman" w:hAnsi="Times New Roman"/>
                 <w:b w:val="0"/>
-                <w:sz w:val="14"/>
+                <w:sz w:val="13"/>
               </w:rPr>
               <w:t xml:space="preserve">Qwen3-8B</w:t>
             </w:r>
@@ -1391,7 +1361,7 @@
         </w:tc>
         <w:tc>
           <w:tcPr>
-            <w:tcW w:type="dxa" w:w="1700"/>
+            <w:tcW w:type="dxa" w:w="1064"/>
             <w:tcMar>
               <w:top w:w="40" w:type="dxa"/>
               <w:start w:w="50" w:type="dxa"/>
@@ -1409,7 +1379,7 @@
               <w:rPr>
                 <w:rFonts w:ascii="Times New Roman" w:hAnsi="Times New Roman"/>
                 <w:b w:val="0"/>
-                <w:sz w:val="14"/>
+                <w:sz w:val="13"/>
               </w:rPr>
               <w:t xml:space="preserve">0.922 / 0.957</w:t>
             </w:r>
@@ -1417,7 +1387,7 @@
         </w:tc>
         <w:tc>
           <w:tcPr>
-            <w:tcW w:type="dxa" w:w="1700"/>
+            <w:tcW w:type="dxa" w:w="720"/>
             <w:tcMar>
               <w:top w:w="40" w:type="dxa"/>
               <w:start w:w="50" w:type="dxa"/>
@@ -1435,15 +1405,15 @@
               <w:rPr>
                 <w:rFonts w:ascii="Times New Roman" w:hAnsi="Times New Roman"/>
                 <w:b w:val="0"/>
-                <w:sz w:val="14"/>
+                <w:sz w:val="13"/>
               </w:rPr>
-              <w:t xml:space="preserve">5,831</w:t>
+              <w:t xml:space="preserve">5.83</w:t>
             </w:r>
           </w:p>
         </w:tc>
         <w:tc>
           <w:tcPr>
-            <w:tcW w:type="dxa" w:w="1700"/>
+            <w:tcW w:type="dxa" w:w="720"/>
             <w:tcMar>
               <w:top w:w="40" w:type="dxa"/>
               <w:start w:w="50" w:type="dxa"/>
@@ -1461,7 +1431,7 @@
               <w:rPr>
                 <w:rFonts w:ascii="Times New Roman" w:hAnsi="Times New Roman"/>
                 <w:b w:val="0"/>
-                <w:sz w:val="14"/>
+                <w:sz w:val="13"/>
               </w:rPr>
               <w:t xml:space="preserve">280</w:t>
             </w:r>
@@ -1469,7 +1439,7 @@
         </w:tc>
         <w:tc>
           <w:tcPr>
-            <w:tcW w:type="dxa" w:w="1700"/>
+            <w:tcW w:type="dxa" w:w="720"/>
             <w:tcMar>
               <w:top w:w="40" w:type="dxa"/>
               <w:start w:w="50" w:type="dxa"/>
@@ -1487,15 +1457,15 @@
               <w:rPr>
                 <w:rFonts w:ascii="Times New Roman" w:hAnsi="Times New Roman"/>
                 <w:b w:val="0"/>
-                <w:sz w:val="14"/>
+                <w:sz w:val="13"/>
               </w:rPr>
-              <w:t xml:space="preserve">3.075</w:t>
+              <w:t xml:space="preserve">3.08</w:t>
             </w:r>
           </w:p>
         </w:tc>
         <w:tc>
           <w:tcPr>
-            <w:tcW w:type="dxa" w:w="1823"/>
+            <w:tcW w:type="dxa" w:w="720"/>
             <w:tcMar>
               <w:top w:w="40" w:type="dxa"/>
               <w:start w:w="50" w:type="dxa"/>
@@ -1513,7 +1483,7 @@
               <w:rPr>
                 <w:rFonts w:ascii="Times New Roman" w:hAnsi="Times New Roman"/>
                 <w:b w:val="0"/>
-                <w:sz w:val="14"/>
+                <w:sz w:val="13"/>
               </w:rPr>
               <w:t xml:space="preserve">0.012</w:t>
             </w:r>
@@ -1526,7 +1496,7 @@
         </w:trPr>
         <w:tc>
           <w:tcPr>
-            <w:tcW w:type="dxa" w:w="1500"/>
+            <w:tcW w:type="dxa" w:w="880"/>
             <w:tcMar>
               <w:top w:w="40" w:type="dxa"/>
               <w:start w:w="50" w:type="dxa"/>
@@ -1544,7 +1514,7 @@
               <w:rPr>
                 <w:rFonts w:ascii="Times New Roman" w:hAnsi="Times New Roman"/>
                 <w:b w:val="0"/>
-                <w:sz w:val="14"/>
+                <w:sz w:val="13"/>
               </w:rPr>
               <w:t xml:space="preserve">Qwen3-14B</w:t>
             </w:r>
@@ -1552,7 +1522,7 @@
         </w:tc>
         <w:tc>
           <w:tcPr>
-            <w:tcW w:type="dxa" w:w="1700"/>
+            <w:tcW w:type="dxa" w:w="1064"/>
             <w:tcMar>
               <w:top w:w="40" w:type="dxa"/>
               <w:start w:w="50" w:type="dxa"/>
@@ -1570,7 +1540,7 @@
               <w:rPr>
                 <w:rFonts w:ascii="Times New Roman" w:hAnsi="Times New Roman"/>
                 <w:b w:val="0"/>
-                <w:sz w:val="14"/>
+                <w:sz w:val="13"/>
               </w:rPr>
               <w:t xml:space="preserve">0.944 / 0.952</w:t>
             </w:r>
@@ -1578,7 +1548,7 @@
         </w:tc>
         <w:tc>
           <w:tcPr>
-            <w:tcW w:type="dxa" w:w="1700"/>
+            <w:tcW w:type="dxa" w:w="720"/>
             <w:tcMar>
               <w:top w:w="40" w:type="dxa"/>
               <w:start w:w="50" w:type="dxa"/>
@@ -1596,15 +1566,15 @@
               <w:rPr>
                 <w:rFonts w:ascii="Times New Roman" w:hAnsi="Times New Roman"/>
                 <w:b w:val="0"/>
-                <w:sz w:val="14"/>
+                <w:sz w:val="13"/>
               </w:rPr>
-              <w:t xml:space="preserve">5,235</w:t>
+              <w:t xml:space="preserve">5.24</w:t>
             </w:r>
           </w:p>
         </w:tc>
         <w:tc>
           <w:tcPr>
-            <w:tcW w:type="dxa" w:w="1700"/>
+            <w:tcW w:type="dxa" w:w="720"/>
             <w:tcMar>
               <w:top w:w="40" w:type="dxa"/>
               <w:start w:w="50" w:type="dxa"/>
@@ -1622,7 +1592,7 @@
               <w:rPr>
                 <w:rFonts w:ascii="Times New Roman" w:hAnsi="Times New Roman"/>
                 <w:b w:val="0"/>
-                <w:sz w:val="14"/>
+                <w:sz w:val="13"/>
               </w:rPr>
               <w:t xml:space="preserve">231</w:t>
             </w:r>
@@ -1630,7 +1600,7 @@
         </w:tc>
         <w:tc>
           <w:tcPr>
-            <w:tcW w:type="dxa" w:w="1700"/>
+            <w:tcW w:type="dxa" w:w="720"/>
             <w:tcMar>
               <w:top w:w="40" w:type="dxa"/>
               <w:start w:w="50" w:type="dxa"/>
@@ -1648,15 +1618,15 @@
               <w:rPr>
                 <w:rFonts w:ascii="Times New Roman" w:hAnsi="Times New Roman"/>
                 <w:b w:val="0"/>
-                <w:sz w:val="14"/>
+                <w:sz w:val="13"/>
               </w:rPr>
-              <w:t xml:space="preserve">4.706</w:t>
+              <w:t xml:space="preserve">4.71</w:t>
             </w:r>
           </w:p>
         </w:tc>
         <w:tc>
           <w:tcPr>
-            <w:tcW w:type="dxa" w:w="1823"/>
+            <w:tcW w:type="dxa" w:w="720"/>
             <w:tcMar>
               <w:top w:w="40" w:type="dxa"/>
               <w:start w:w="50" w:type="dxa"/>
@@ -1674,7 +1644,7 @@
               <w:rPr>
                 <w:rFonts w:ascii="Times New Roman" w:hAnsi="Times New Roman"/>
                 <w:b w:val="0"/>
-                <w:sz w:val="14"/>
+                <w:sz w:val="13"/>
               </w:rPr>
               <w:t xml:space="preserve">0.006</w:t>
             </w:r>
@@ -1682,17 +1652,6 @@
         </w:tc>
       </w:tr>
     </w:tbl>
-    <w:p>
-      <w:pPr>
-        <w:sectPr>
-          <w:type w:val="continuous"/>
-          <w:pgSz w:w="11909" w:h="16834"/>
-          <w:pgMar w:top="778" w:right="893" w:bottom="1440" w:left="893" w:header="288" w:footer="360" w:gutter="0"/>
-          <w:cols w:space="360" w:num="1"/>
-          <w:docGrid w:linePitch="360"/>
-        </w:sectPr>
-      </w:pPr>
-    </w:p>
     <w:p>
       <w:pPr>
         <w:keepNext/>
@@ -1711,17 +1670,6 @@
     </w:p>
     <w:p>
       <w:pPr>
-        <w:sectPr>
-          <w:type w:val="continuous"/>
-          <w:pgSz w:w="11909" w:h="16834"/>
-          <w:pgMar w:top="778" w:right="893" w:bottom="1440" w:left="893" w:header="288" w:footer="360" w:gutter="0"/>
-          <w:cols w:space="360" w:num="2"/>
-          <w:docGrid w:linePitch="360"/>
-        </w:sectPr>
-      </w:pPr>
-    </w:p>
-    <w:p>
-      <w:pPr>
         <w:keepNext/>
         <w:spacing w:before="60" w:after="40"/>
         <w:jc w:val="center"/>
@@ -1734,12 +1682,12 @@
         </w:rPr>
         <w:t>TABLE II</w:t>
         <w:br/>
-        <w:t xml:space="preserve">OVERALL POLICY COMPARISON ON THE HELD-OUT SPLIT (210 QUERIES, MEAN ± SD OVER 5 SEEDS)</w:t>
+        <w:t xml:space="preserve">POLICY COMPARISON ON THE HELD-OUT SPLIT (MEAN ± SD OVER 5 SEEDS)</w:t>
       </w:r>
     </w:p>
     <w:tbl>
       <w:tblPr>
-        <w:tblW w:type="dxa" w:w="10123"/>
+        <w:tblW w:type="dxa" w:w="4824"/>
         <w:jc w:val="center"/>
         <w:tblBorders>
           <w:top w:val="single" w:sz="4" w:color="808080"/>
@@ -1753,14 +1701,12 @@
         <w:tblLook w:val="04A0" w:firstRow="1" w:lastRow="0" w:firstColumn="1" w:lastColumn="0" w:noHBand="0" w:noVBand="1"/>
       </w:tblPr>
       <w:tblGrid>
-        <w:gridCol w:w="1723"/>
-        <w:gridCol w:w="1200"/>
-        <w:gridCol w:w="1200"/>
-        <w:gridCol w:w="1200"/>
-        <w:gridCol w:w="1200"/>
-        <w:gridCol w:w="1200"/>
-        <w:gridCol w:w="1200"/>
-        <w:gridCol w:w="1200"/>
+        <w:gridCol w:w="824"/>
+        <w:gridCol w:w="880"/>
+        <w:gridCol w:w="900"/>
+        <w:gridCol w:w="760"/>
+        <w:gridCol w:w="760"/>
+        <w:gridCol w:w="700"/>
       </w:tblGrid>
       <w:tr>
         <w:trPr>
@@ -1768,7 +1714,7 @@
         </w:trPr>
         <w:tc>
           <w:tcPr>
-            <w:tcW w:type="dxa" w:w="1723"/>
+            <w:tcW w:type="dxa" w:w="824"/>
             <w:shd w:val="clear" w:color="auto" w:fill="E7E6E6"/>
             <w:tcMar>
               <w:top w:w="40" w:type="dxa"/>
@@ -1795,7 +1741,7 @@
         </w:tc>
         <w:tc>
           <w:tcPr>
-            <w:tcW w:type="dxa" w:w="1200"/>
+            <w:tcW w:type="dxa" w:w="880"/>
             <w:shd w:val="clear" w:color="auto" w:fill="E7E6E6"/>
             <w:tcMar>
               <w:top w:w="40" w:type="dxa"/>
@@ -1816,13 +1762,13 @@
                 <w:b/>
                 <w:sz w:val="13"/>
               </w:rPr>
-              <w:t xml:space="preserve">Mean Quality</w:t>
+              <w:t xml:space="preserve">Accuracy</w:t>
             </w:r>
           </w:p>
         </w:tc>
         <w:tc>
           <w:tcPr>
-            <w:tcW w:type="dxa" w:w="1200"/>
+            <w:tcW w:type="dxa" w:w="900"/>
             <w:shd w:val="clear" w:color="auto" w:fill="E7E6E6"/>
             <w:tcMar>
               <w:top w:w="40" w:type="dxa"/>
@@ -1843,13 +1789,13 @@
                 <w:b/>
                 <w:sz w:val="13"/>
               </w:rPr>
-              <w:t xml:space="preserve">Mean Latency (ms)</w:t>
+              <w:t xml:space="preserve">Latency Mean / p95 (s)</w:t>
             </w:r>
           </w:p>
         </w:tc>
         <w:tc>
           <w:tcPr>
-            <w:tcW w:type="dxa" w:w="1200"/>
+            <w:tcW w:type="dxa" w:w="760"/>
             <w:shd w:val="clear" w:color="auto" w:fill="E7E6E6"/>
             <w:tcMar>
               <w:top w:w="40" w:type="dxa"/>
@@ -1870,13 +1816,13 @@
                 <w:b/>
                 <w:sz w:val="13"/>
               </w:rPr>
-              <w:t xml:space="preserve">p95 Latency (ms)</w:t>
+              <w:t xml:space="preserve">Cost / Req.</w:t>
             </w:r>
           </w:p>
         </w:tc>
         <w:tc>
           <w:tcPr>
-            <w:tcW w:type="dxa" w:w="1200"/>
+            <w:tcW w:type="dxa" w:w="760"/>
             <w:shd w:val="clear" w:color="auto" w:fill="E7E6E6"/>
             <w:tcMar>
               <w:top w:w="40" w:type="dxa"/>
@@ -1897,67 +1843,13 @@
                 <w:b/>
                 <w:sz w:val="13"/>
               </w:rPr>
-              <w:t xml:space="preserve">Cost / Request</w:t>
+              <w:t xml:space="preserve">Cum. Reward</w:t>
             </w:r>
           </w:p>
         </w:tc>
         <w:tc>
           <w:tcPr>
-            <w:tcW w:type="dxa" w:w="1200"/>
-            <w:shd w:val="clear" w:color="auto" w:fill="E7E6E6"/>
-            <w:tcMar>
-              <w:top w:w="40" w:type="dxa"/>
-              <w:start w:w="50" w:type="dxa"/>
-              <w:bottom w:w="40" w:type="dxa"/>
-              <w:end w:w="50" w:type="dxa"/>
-            </w:tcMar>
-            <w:vAlign w:val="center"/>
-          </w:tcPr>
-          <w:p>
-            <w:pPr>
-              <w:spacing w:before="0" w:after="0" w:line="240" w:lineRule="auto"/>
-              <w:jc w:val="center"/>
-            </w:pPr>
-            <w:r>
-              <w:rPr>
-                <w:rFonts w:ascii="Times New Roman" w:hAnsi="Times New Roman"/>
-                <w:b/>
-                <w:sz w:val="13"/>
-              </w:rPr>
-              <w:t xml:space="preserve">Failure Rate</w:t>
-            </w:r>
-          </w:p>
-        </w:tc>
-        <w:tc>
-          <w:tcPr>
-            <w:tcW w:type="dxa" w:w="1200"/>
-            <w:shd w:val="clear" w:color="auto" w:fill="E7E6E6"/>
-            <w:tcMar>
-              <w:top w:w="40" w:type="dxa"/>
-              <w:start w:w="50" w:type="dxa"/>
-              <w:bottom w:w="40" w:type="dxa"/>
-              <w:end w:w="50" w:type="dxa"/>
-            </w:tcMar>
-            <w:vAlign w:val="center"/>
-          </w:tcPr>
-          <w:p>
-            <w:pPr>
-              <w:spacing w:before="0" w:after="0" w:line="240" w:lineRule="auto"/>
-              <w:jc w:val="center"/>
-            </w:pPr>
-            <w:r>
-              <w:rPr>
-                <w:rFonts w:ascii="Times New Roman" w:hAnsi="Times New Roman"/>
-                <w:b/>
-                <w:sz w:val="13"/>
-              </w:rPr>
-              <w:t xml:space="preserve">Cumulative Reward</w:t>
-            </w:r>
-          </w:p>
-        </w:tc>
-        <w:tc>
-          <w:tcPr>
-            <w:tcW w:type="dxa" w:w="1200"/>
+            <w:tcW w:type="dxa" w:w="700"/>
             <w:shd w:val="clear" w:color="auto" w:fill="E7E6E6"/>
             <w:tcMar>
               <w:top w:w="40" w:type="dxa"/>
@@ -1989,7 +1881,7 @@
         </w:trPr>
         <w:tc>
           <w:tcPr>
-            <w:tcW w:type="dxa" w:w="1723"/>
+            <w:tcW w:type="dxa" w:w="824"/>
             <w:tcMar>
               <w:top w:w="40" w:type="dxa"/>
               <w:start w:w="50" w:type="dxa"/>
@@ -2015,7 +1907,7 @@
         </w:tc>
         <w:tc>
           <w:tcPr>
-            <w:tcW w:type="dxa" w:w="1200"/>
+            <w:tcW w:type="dxa" w:w="880"/>
             <w:tcMar>
               <w:top w:w="40" w:type="dxa"/>
               <w:start w:w="50" w:type="dxa"/>
@@ -2035,13 +1927,13 @@
                 <w:b w:val="0"/>
                 <w:sz w:val="13"/>
               </w:rPr>
-              <w:t xml:space="preserve">0.948 ± 0.000</w:t>
+              <w:t xml:space="preserve">0.948</w:t>
             </w:r>
           </w:p>
         </w:tc>
         <w:tc>
           <w:tcPr>
-            <w:tcW w:type="dxa" w:w="1200"/>
+            <w:tcW w:type="dxa" w:w="900"/>
             <w:tcMar>
               <w:top w:w="40" w:type="dxa"/>
               <w:start w:w="50" w:type="dxa"/>
@@ -2061,13 +1953,13 @@
                 <w:b w:val="0"/>
                 <w:sz w:val="13"/>
               </w:rPr>
-              <w:t xml:space="preserve">5371 ± 0</w:t>
+              <w:t xml:space="preserve">5.37 / 9.29</w:t>
             </w:r>
           </w:p>
         </w:tc>
         <w:tc>
           <w:tcPr>
-            <w:tcW w:type="dxa" w:w="1200"/>
+            <w:tcW w:type="dxa" w:w="760"/>
             <w:tcMar>
               <w:top w:w="40" w:type="dxa"/>
               <w:start w:w="50" w:type="dxa"/>
@@ -2087,13 +1979,13 @@
                 <w:b w:val="0"/>
                 <w:sz w:val="13"/>
               </w:rPr>
-              <w:t xml:space="preserve">9290 ± 0</w:t>
+              <w:t xml:space="preserve">1.42</w:t>
             </w:r>
           </w:p>
         </w:tc>
         <w:tc>
           <w:tcPr>
-            <w:tcW w:type="dxa" w:w="1200"/>
+            <w:tcW w:type="dxa" w:w="760"/>
             <w:tcMar>
               <w:top w:w="40" w:type="dxa"/>
               <w:start w:w="50" w:type="dxa"/>
@@ -2113,13 +2005,13 @@
                 <w:b w:val="0"/>
                 <w:sz w:val="13"/>
               </w:rPr>
-              <w:t xml:space="preserve">1.423 ± 0.000</w:t>
+              <w:t xml:space="preserve">176.0</w:t>
             </w:r>
           </w:p>
         </w:tc>
         <w:tc>
           <w:tcPr>
-            <w:tcW w:type="dxa" w:w="1200"/>
+            <w:tcW w:type="dxa" w:w="700"/>
             <w:tcMar>
               <w:top w:w="40" w:type="dxa"/>
               <w:start w:w="50" w:type="dxa"/>
@@ -2139,59 +2031,7 @@
                 <w:b w:val="0"/>
                 <w:sz w:val="13"/>
               </w:rPr>
-              <w:t xml:space="preserve">0.000</w:t>
-            </w:r>
-          </w:p>
-        </w:tc>
-        <w:tc>
-          <w:tcPr>
-            <w:tcW w:type="dxa" w:w="1200"/>
-            <w:tcMar>
-              <w:top w:w="40" w:type="dxa"/>
-              <w:start w:w="50" w:type="dxa"/>
-              <w:bottom w:w="40" w:type="dxa"/>
-              <w:end w:w="50" w:type="dxa"/>
-            </w:tcMar>
-            <w:vAlign w:val="center"/>
-          </w:tcPr>
-          <w:p>
-            <w:pPr>
-              <w:spacing w:before="0" w:after="0" w:line="240" w:lineRule="auto"/>
-              <w:jc w:val="center"/>
-            </w:pPr>
-            <w:r>
-              <w:rPr>
-                <w:rFonts w:ascii="Times New Roman" w:hAnsi="Times New Roman"/>
-                <w:b w:val="0"/>
-                <w:sz w:val="13"/>
-              </w:rPr>
-              <w:t xml:space="preserve">176.0 ± 0.0</w:t>
-            </w:r>
-          </w:p>
-        </w:tc>
-        <w:tc>
-          <w:tcPr>
-            <w:tcW w:type="dxa" w:w="1200"/>
-            <w:tcMar>
-              <w:top w:w="40" w:type="dxa"/>
-              <w:start w:w="50" w:type="dxa"/>
-              <w:bottom w:w="40" w:type="dxa"/>
-              <w:end w:w="50" w:type="dxa"/>
-            </w:tcMar>
-            <w:vAlign w:val="center"/>
-          </w:tcPr>
-          <w:p>
-            <w:pPr>
-              <w:spacing w:before="0" w:after="0" w:line="240" w:lineRule="auto"/>
-              <w:jc w:val="center"/>
-            </w:pPr>
-            <w:r>
-              <w:rPr>
-                <w:rFonts w:ascii="Times New Roman" w:hAnsi="Times New Roman"/>
-                <w:b w:val="0"/>
-                <w:sz w:val="13"/>
-              </w:rPr>
-              <w:t xml:space="preserve">8.9 ± 0.0</w:t>
+              <w:t xml:space="preserve">8.9</w:t>
             </w:r>
           </w:p>
         </w:tc>
@@ -2202,7 +2042,7 @@
         </w:trPr>
         <w:tc>
           <w:tcPr>
-            <w:tcW w:type="dxa" w:w="1723"/>
+            <w:tcW w:type="dxa" w:w="824"/>
             <w:tcMar>
               <w:top w:w="40" w:type="dxa"/>
               <w:start w:w="50" w:type="dxa"/>
@@ -2228,7 +2068,7 @@
         </w:tc>
         <w:tc>
           <w:tcPr>
-            <w:tcW w:type="dxa" w:w="1200"/>
+            <w:tcW w:type="dxa" w:w="880"/>
             <w:tcMar>
               <w:top w:w="40" w:type="dxa"/>
               <w:start w:w="50" w:type="dxa"/>
@@ -2248,13 +2088,13 @@
                 <w:b w:val="0"/>
                 <w:sz w:val="13"/>
               </w:rPr>
-              <w:t xml:space="preserve">0.952 ± 0.000</w:t>
+              <w:t xml:space="preserve">0.952</w:t>
             </w:r>
           </w:p>
         </w:tc>
         <w:tc>
           <w:tcPr>
-            <w:tcW w:type="dxa" w:w="1200"/>
+            <w:tcW w:type="dxa" w:w="900"/>
             <w:tcMar>
               <w:top w:w="40" w:type="dxa"/>
               <w:start w:w="50" w:type="dxa"/>
@@ -2274,13 +2114,13 @@
                 <w:b w:val="0"/>
                 <w:sz w:val="13"/>
               </w:rPr>
-              <w:t xml:space="preserve">5235 ± 0</w:t>
+              <w:t xml:space="preserve">5.24 / 8.30</w:t>
             </w:r>
           </w:p>
         </w:tc>
         <w:tc>
           <w:tcPr>
-            <w:tcW w:type="dxa" w:w="1200"/>
+            <w:tcW w:type="dxa" w:w="760"/>
             <w:tcMar>
               <w:top w:w="40" w:type="dxa"/>
               <w:start w:w="50" w:type="dxa"/>
@@ -2300,13 +2140,13 @@
                 <w:b w:val="0"/>
                 <w:sz w:val="13"/>
               </w:rPr>
-              <w:t xml:space="preserve">8297 ± 0</w:t>
+              <w:t xml:space="preserve">4.71</w:t>
             </w:r>
           </w:p>
         </w:tc>
         <w:tc>
           <w:tcPr>
-            <w:tcW w:type="dxa" w:w="1200"/>
+            <w:tcW w:type="dxa" w:w="760"/>
             <w:tcMar>
               <w:top w:w="40" w:type="dxa"/>
               <w:start w:w="50" w:type="dxa"/>
@@ -2326,13 +2166,13 @@
                 <w:b w:val="0"/>
                 <w:sz w:val="13"/>
               </w:rPr>
-              <w:t xml:space="preserve">4.706 ± 0.000</w:t>
+              <w:t xml:space="preserve">139.9</w:t>
             </w:r>
           </w:p>
         </w:tc>
         <w:tc>
           <w:tcPr>
-            <w:tcW w:type="dxa" w:w="1200"/>
+            <w:tcW w:type="dxa" w:w="700"/>
             <w:tcMar>
               <w:top w:w="40" w:type="dxa"/>
               <w:start w:w="50" w:type="dxa"/>
@@ -2352,59 +2192,7 @@
                 <w:b w:val="0"/>
                 <w:sz w:val="13"/>
               </w:rPr>
-              <w:t xml:space="preserve">0.000</w:t>
-            </w:r>
-          </w:p>
-        </w:tc>
-        <w:tc>
-          <w:tcPr>
-            <w:tcW w:type="dxa" w:w="1200"/>
-            <w:tcMar>
-              <w:top w:w="40" w:type="dxa"/>
-              <w:start w:w="50" w:type="dxa"/>
-              <w:bottom w:w="40" w:type="dxa"/>
-              <w:end w:w="50" w:type="dxa"/>
-            </w:tcMar>
-            <w:vAlign w:val="center"/>
-          </w:tcPr>
-          <w:p>
-            <w:pPr>
-              <w:spacing w:before="0" w:after="0" w:line="240" w:lineRule="auto"/>
-              <w:jc w:val="center"/>
-            </w:pPr>
-            <w:r>
-              <w:rPr>
-                <w:rFonts w:ascii="Times New Roman" w:hAnsi="Times New Roman"/>
-                <w:b w:val="0"/>
-                <w:sz w:val="13"/>
-              </w:rPr>
-              <w:t xml:space="preserve">139.9 ± 0.0</w:t>
-            </w:r>
-          </w:p>
-        </w:tc>
-        <w:tc>
-          <w:tcPr>
-            <w:tcW w:type="dxa" w:w="1200"/>
-            <w:tcMar>
-              <w:top w:w="40" w:type="dxa"/>
-              <w:start w:w="50" w:type="dxa"/>
-              <w:bottom w:w="40" w:type="dxa"/>
-              <w:end w:w="50" w:type="dxa"/>
-            </w:tcMar>
-            <w:vAlign w:val="center"/>
-          </w:tcPr>
-          <w:p>
-            <w:pPr>
-              <w:spacing w:before="0" w:after="0" w:line="240" w:lineRule="auto"/>
-              <w:jc w:val="center"/>
-            </w:pPr>
-            <w:r>
-              <w:rPr>
-                <w:rFonts w:ascii="Times New Roman" w:hAnsi="Times New Roman"/>
-                <w:b w:val="0"/>
-                <w:sz w:val="13"/>
-              </w:rPr>
-              <w:t xml:space="preserve">45.0 ± 0.0</w:t>
+              <w:t xml:space="preserve">45.0</w:t>
             </w:r>
           </w:p>
         </w:tc>
@@ -2415,7 +2203,7 @@
         </w:trPr>
         <w:tc>
           <w:tcPr>
-            <w:tcW w:type="dxa" w:w="1723"/>
+            <w:tcW w:type="dxa" w:w="824"/>
             <w:tcMar>
               <w:top w:w="40" w:type="dxa"/>
               <w:start w:w="50" w:type="dxa"/>
@@ -2441,7 +2229,7 @@
         </w:tc>
         <w:tc>
           <w:tcPr>
-            <w:tcW w:type="dxa" w:w="1200"/>
+            <w:tcW w:type="dxa" w:w="880"/>
             <w:tcMar>
               <w:top w:w="40" w:type="dxa"/>
               <w:start w:w="50" w:type="dxa"/>
@@ -2467,7 +2255,7 @@
         </w:tc>
         <w:tc>
           <w:tcPr>
-            <w:tcW w:type="dxa" w:w="1200"/>
+            <w:tcW w:type="dxa" w:w="900"/>
             <w:tcMar>
               <w:top w:w="40" w:type="dxa"/>
               <w:start w:w="50" w:type="dxa"/>
@@ -2487,13 +2275,13 @@
                 <w:b w:val="0"/>
                 <w:sz w:val="13"/>
               </w:rPr>
-              <w:t xml:space="preserve">5464 ± 61</w:t>
+              <w:t xml:space="preserve">5.46 / 8.52</w:t>
             </w:r>
           </w:p>
         </w:tc>
         <w:tc>
           <w:tcPr>
-            <w:tcW w:type="dxa" w:w="1200"/>
+            <w:tcW w:type="dxa" w:w="760"/>
             <w:tcMar>
               <w:top w:w="40" w:type="dxa"/>
               <w:start w:w="50" w:type="dxa"/>
@@ -2513,65 +2301,13 @@
                 <w:b w:val="0"/>
                 <w:sz w:val="13"/>
               </w:rPr>
-              <w:t xml:space="preserve">8522 ± 349</w:t>
+              <w:t xml:space="preserve">3.13 ± 0.10</w:t>
             </w:r>
           </w:p>
         </w:tc>
         <w:tc>
           <w:tcPr>
-            <w:tcW w:type="dxa" w:w="1200"/>
-            <w:tcMar>
-              <w:top w:w="40" w:type="dxa"/>
-              <w:start w:w="50" w:type="dxa"/>
-              <w:bottom w:w="40" w:type="dxa"/>
-              <w:end w:w="50" w:type="dxa"/>
-            </w:tcMar>
-            <w:vAlign w:val="center"/>
-          </w:tcPr>
-          <w:p>
-            <w:pPr>
-              <w:spacing w:before="0" w:after="0" w:line="240" w:lineRule="auto"/>
-              <w:jc w:val="center"/>
-            </w:pPr>
-            <w:r>
-              <w:rPr>
-                <w:rFonts w:ascii="Times New Roman" w:hAnsi="Times New Roman"/>
-                <w:b w:val="0"/>
-                <w:sz w:val="13"/>
-              </w:rPr>
-              <w:t xml:space="preserve">3.131 ± 0.102</w:t>
-            </w:r>
-          </w:p>
-        </w:tc>
-        <w:tc>
-          <w:tcPr>
-            <w:tcW w:type="dxa" w:w="1200"/>
-            <w:tcMar>
-              <w:top w:w="40" w:type="dxa"/>
-              <w:start w:w="50" w:type="dxa"/>
-              <w:bottom w:w="40" w:type="dxa"/>
-              <w:end w:w="50" w:type="dxa"/>
-            </w:tcMar>
-            <w:vAlign w:val="center"/>
-          </w:tcPr>
-          <w:p>
-            <w:pPr>
-              <w:spacing w:before="0" w:after="0" w:line="240" w:lineRule="auto"/>
-              <w:jc w:val="center"/>
-            </w:pPr>
-            <w:r>
-              <w:rPr>
-                <w:rFonts w:ascii="Times New Roman" w:hAnsi="Times New Roman"/>
-                <w:b w:val="0"/>
-                <w:sz w:val="13"/>
-              </w:rPr>
-              <w:t xml:space="preserve">0.000</w:t>
-            </w:r>
-          </w:p>
-        </w:tc>
-        <w:tc>
-          <w:tcPr>
-            <w:tcW w:type="dxa" w:w="1200"/>
+            <w:tcW w:type="dxa" w:w="760"/>
             <w:tcMar>
               <w:top w:w="40" w:type="dxa"/>
               <w:start w:w="50" w:type="dxa"/>
@@ -2597,7 +2333,7 @@
         </w:tc>
         <w:tc>
           <w:tcPr>
-            <w:tcW w:type="dxa" w:w="1200"/>
+            <w:tcW w:type="dxa" w:w="700"/>
             <w:tcMar>
               <w:top w:w="40" w:type="dxa"/>
               <w:start w:w="50" w:type="dxa"/>
@@ -2628,7 +2364,7 @@
         </w:trPr>
         <w:tc>
           <w:tcPr>
-            <w:tcW w:type="dxa" w:w="1723"/>
+            <w:tcW w:type="dxa" w:w="824"/>
             <w:tcMar>
               <w:top w:w="40" w:type="dxa"/>
               <w:start w:w="50" w:type="dxa"/>
@@ -2654,7 +2390,7 @@
         </w:tc>
         <w:tc>
           <w:tcPr>
-            <w:tcW w:type="dxa" w:w="1200"/>
+            <w:tcW w:type="dxa" w:w="880"/>
             <w:tcMar>
               <w:top w:w="40" w:type="dxa"/>
               <w:start w:w="50" w:type="dxa"/>
@@ -2674,13 +2410,13 @@
                 <w:b w:val="0"/>
                 <w:sz w:val="13"/>
               </w:rPr>
-              <w:t xml:space="preserve">0.948 ± 0.000</w:t>
+              <w:t xml:space="preserve">0.948</w:t>
             </w:r>
           </w:p>
         </w:tc>
         <w:tc>
           <w:tcPr>
-            <w:tcW w:type="dxa" w:w="1200"/>
+            <w:tcW w:type="dxa" w:w="900"/>
             <w:tcMar>
               <w:top w:w="40" w:type="dxa"/>
               <w:start w:w="50" w:type="dxa"/>
@@ -2700,13 +2436,13 @@
                 <w:b w:val="0"/>
                 <w:sz w:val="13"/>
               </w:rPr>
-              <w:t xml:space="preserve">5371 ± 0</w:t>
+              <w:t xml:space="preserve">5.37 / 9.29</w:t>
             </w:r>
           </w:p>
         </w:tc>
         <w:tc>
           <w:tcPr>
-            <w:tcW w:type="dxa" w:w="1200"/>
+            <w:tcW w:type="dxa" w:w="760"/>
             <w:tcMar>
               <w:top w:w="40" w:type="dxa"/>
               <w:start w:w="50" w:type="dxa"/>
@@ -2726,13 +2462,13 @@
                 <w:b w:val="0"/>
                 <w:sz w:val="13"/>
               </w:rPr>
-              <w:t xml:space="preserve">9290 ± 0</w:t>
+              <w:t xml:space="preserve">1.42</w:t>
             </w:r>
           </w:p>
         </w:tc>
         <w:tc>
           <w:tcPr>
-            <w:tcW w:type="dxa" w:w="1200"/>
+            <w:tcW w:type="dxa" w:w="760"/>
             <w:tcMar>
               <w:top w:w="40" w:type="dxa"/>
               <w:start w:w="50" w:type="dxa"/>
@@ -2752,13 +2488,13 @@
                 <w:b w:val="0"/>
                 <w:sz w:val="13"/>
               </w:rPr>
-              <w:t xml:space="preserve">1.423 ± 0.000</w:t>
+              <w:t xml:space="preserve">176.0</w:t>
             </w:r>
           </w:p>
         </w:tc>
         <w:tc>
           <w:tcPr>
-            <w:tcW w:type="dxa" w:w="1200"/>
+            <w:tcW w:type="dxa" w:w="700"/>
             <w:tcMar>
               <w:top w:w="40" w:type="dxa"/>
               <w:start w:w="50" w:type="dxa"/>
@@ -2778,13 +2514,44 @@
                 <w:b w:val="0"/>
                 <w:sz w:val="13"/>
               </w:rPr>
-              <w:t xml:space="preserve">0.000</w:t>
+              <w:t xml:space="preserve">8.9</w:t>
+            </w:r>
+          </w:p>
+        </w:tc>
+      </w:tr>
+      <w:tr>
+        <w:trPr>
+          <w:cantSplit/>
+        </w:trPr>
+        <w:tc>
+          <w:tcPr>
+            <w:tcW w:type="dxa" w:w="824"/>
+            <w:tcMar>
+              <w:top w:w="40" w:type="dxa"/>
+              <w:start w:w="50" w:type="dxa"/>
+              <w:bottom w:w="40" w:type="dxa"/>
+              <w:end w:w="50" w:type="dxa"/>
+            </w:tcMar>
+            <w:vAlign w:val="center"/>
+          </w:tcPr>
+          <w:p>
+            <w:pPr>
+              <w:spacing w:before="0" w:after="0" w:line="240" w:lineRule="auto"/>
+              <w:jc w:val="left"/>
+            </w:pPr>
+            <w:r>
+              <w:rPr>
+                <w:rFonts w:ascii="Times New Roman" w:hAnsi="Times New Roman"/>
+                <w:b w:val="0"/>
+                <w:sz w:val="13"/>
+              </w:rPr>
+              <w:t xml:space="preserve">LinUCB</w:t>
             </w:r>
           </w:p>
         </w:tc>
         <w:tc>
           <w:tcPr>
-            <w:tcW w:type="dxa" w:w="1200"/>
+            <w:tcW w:type="dxa" w:w="880"/>
             <w:tcMar>
               <w:top w:w="40" w:type="dxa"/>
               <w:start w:w="50" w:type="dxa"/>
@@ -2804,13 +2571,13 @@
                 <w:b w:val="0"/>
                 <w:sz w:val="13"/>
               </w:rPr>
-              <w:t xml:space="preserve">176.0 ± 0.0</w:t>
+              <w:t xml:space="preserve">0.948</w:t>
             </w:r>
           </w:p>
         </w:tc>
         <w:tc>
           <w:tcPr>
-            <w:tcW w:type="dxa" w:w="1200"/>
+            <w:tcW w:type="dxa" w:w="900"/>
             <w:tcMar>
               <w:top w:w="40" w:type="dxa"/>
               <w:start w:w="50" w:type="dxa"/>
@@ -2830,44 +2597,13 @@
                 <w:b w:val="0"/>
                 <w:sz w:val="13"/>
               </w:rPr>
-              <w:t xml:space="preserve">8.9 ± 0.0</w:t>
-            </w:r>
-          </w:p>
-        </w:tc>
-      </w:tr>
-      <w:tr>
-        <w:trPr>
-          <w:cantSplit/>
-        </w:trPr>
-        <w:tc>
-          <w:tcPr>
-            <w:tcW w:type="dxa" w:w="1723"/>
-            <w:tcMar>
-              <w:top w:w="40" w:type="dxa"/>
-              <w:start w:w="50" w:type="dxa"/>
-              <w:bottom w:w="40" w:type="dxa"/>
-              <w:end w:w="50" w:type="dxa"/>
-            </w:tcMar>
-            <w:vAlign w:val="center"/>
-          </w:tcPr>
-          <w:p>
-            <w:pPr>
-              <w:spacing w:before="0" w:after="0" w:line="240" w:lineRule="auto"/>
-              <w:jc w:val="left"/>
-            </w:pPr>
-            <w:r>
-              <w:rPr>
-                <w:rFonts w:ascii="Times New Roman" w:hAnsi="Times New Roman"/>
-                <w:b w:val="0"/>
-                <w:sz w:val="13"/>
-              </w:rPr>
-              <w:t xml:space="preserve">LinUCB (proposed)</w:t>
+              <w:t xml:space="preserve">5.36 / 9.27</w:t>
             </w:r>
           </w:p>
         </w:tc>
         <w:tc>
           <w:tcPr>
-            <w:tcW w:type="dxa" w:w="1200"/>
+            <w:tcW w:type="dxa" w:w="760"/>
             <w:tcMar>
               <w:top w:w="40" w:type="dxa"/>
               <w:start w:w="50" w:type="dxa"/>
@@ -2887,117 +2623,13 @@
                 <w:b w:val="0"/>
                 <w:sz w:val="13"/>
               </w:rPr>
-              <w:t xml:space="preserve">0.948 ± 0.000</w:t>
+              <w:t xml:space="preserve">1.46 ± 0.01</w:t>
             </w:r>
           </w:p>
         </w:tc>
         <w:tc>
           <w:tcPr>
-            <w:tcW w:type="dxa" w:w="1200"/>
-            <w:tcMar>
-              <w:top w:w="40" w:type="dxa"/>
-              <w:start w:w="50" w:type="dxa"/>
-              <w:bottom w:w="40" w:type="dxa"/>
-              <w:end w:w="50" w:type="dxa"/>
-            </w:tcMar>
-            <w:vAlign w:val="center"/>
-          </w:tcPr>
-          <w:p>
-            <w:pPr>
-              <w:spacing w:before="0" w:after="0" w:line="240" w:lineRule="auto"/>
-              <w:jc w:val="center"/>
-            </w:pPr>
-            <w:r>
-              <w:rPr>
-                <w:rFonts w:ascii="Times New Roman" w:hAnsi="Times New Roman"/>
-                <w:b w:val="0"/>
-                <w:sz w:val="13"/>
-              </w:rPr>
-              <w:t xml:space="preserve">5359 ± 28</w:t>
-            </w:r>
-          </w:p>
-        </w:tc>
-        <w:tc>
-          <w:tcPr>
-            <w:tcW w:type="dxa" w:w="1200"/>
-            <w:tcMar>
-              <w:top w:w="40" w:type="dxa"/>
-              <w:start w:w="50" w:type="dxa"/>
-              <w:bottom w:w="40" w:type="dxa"/>
-              <w:end w:w="50" w:type="dxa"/>
-            </w:tcMar>
-            <w:vAlign w:val="center"/>
-          </w:tcPr>
-          <w:p>
-            <w:pPr>
-              <w:spacing w:before="0" w:after="0" w:line="240" w:lineRule="auto"/>
-              <w:jc w:val="center"/>
-            </w:pPr>
-            <w:r>
-              <w:rPr>
-                <w:rFonts w:ascii="Times New Roman" w:hAnsi="Times New Roman"/>
-                <w:b w:val="0"/>
-                <w:sz w:val="13"/>
-              </w:rPr>
-              <w:t xml:space="preserve">9273 ± 39</w:t>
-            </w:r>
-          </w:p>
-        </w:tc>
-        <w:tc>
-          <w:tcPr>
-            <w:tcW w:type="dxa" w:w="1200"/>
-            <w:tcMar>
-              <w:top w:w="40" w:type="dxa"/>
-              <w:start w:w="50" w:type="dxa"/>
-              <w:bottom w:w="40" w:type="dxa"/>
-              <w:end w:w="50" w:type="dxa"/>
-            </w:tcMar>
-            <w:vAlign w:val="center"/>
-          </w:tcPr>
-          <w:p>
-            <w:pPr>
-              <w:spacing w:before="0" w:after="0" w:line="240" w:lineRule="auto"/>
-              <w:jc w:val="center"/>
-            </w:pPr>
-            <w:r>
-              <w:rPr>
-                <w:rFonts w:ascii="Times New Roman" w:hAnsi="Times New Roman"/>
-                <w:b w:val="0"/>
-                <w:sz w:val="13"/>
-              </w:rPr>
-              <w:t xml:space="preserve">1.460 ± 0.009</w:t>
-            </w:r>
-          </w:p>
-        </w:tc>
-        <w:tc>
-          <w:tcPr>
-            <w:tcW w:type="dxa" w:w="1200"/>
-            <w:tcMar>
-              <w:top w:w="40" w:type="dxa"/>
-              <w:start w:w="50" w:type="dxa"/>
-              <w:bottom w:w="40" w:type="dxa"/>
-              <w:end w:w="50" w:type="dxa"/>
-            </w:tcMar>
-            <w:vAlign w:val="center"/>
-          </w:tcPr>
-          <w:p>
-            <w:pPr>
-              <w:spacing w:before="0" w:after="0" w:line="240" w:lineRule="auto"/>
-              <w:jc w:val="center"/>
-            </w:pPr>
-            <w:r>
-              <w:rPr>
-                <w:rFonts w:ascii="Times New Roman" w:hAnsi="Times New Roman"/>
-                <w:b w:val="0"/>
-                <w:sz w:val="13"/>
-              </w:rPr>
-              <w:t xml:space="preserve">0.000</w:t>
-            </w:r>
-          </w:p>
-        </w:tc>
-        <w:tc>
-          <w:tcPr>
-            <w:tcW w:type="dxa" w:w="1200"/>
+            <w:tcW w:type="dxa" w:w="760"/>
             <w:tcMar>
               <w:top w:w="40" w:type="dxa"/>
               <w:start w:w="50" w:type="dxa"/>
@@ -3023,7 +2655,7 @@
         </w:tc>
         <w:tc>
           <w:tcPr>
-            <w:tcW w:type="dxa" w:w="1200"/>
+            <w:tcW w:type="dxa" w:w="700"/>
             <w:tcMar>
               <w:top w:w="40" w:type="dxa"/>
               <w:start w:w="50" w:type="dxa"/>
@@ -3051,17 +2683,6 @@
     </w:tbl>
     <w:p>
       <w:pPr>
-        <w:sectPr>
-          <w:type w:val="continuous"/>
-          <w:pgSz w:w="11909" w:h="16834"/>
-          <w:pgMar w:top="778" w:right="893" w:bottom="1440" w:left="893" w:header="288" w:footer="360" w:gutter="0"/>
-          <w:cols w:space="360" w:num="1"/>
-          <w:docGrid w:linePitch="360"/>
-        </w:sectPr>
-      </w:pPr>
-    </w:p>
-    <w:p>
-      <w:pPr>
         <w:keepNext w:val="0"/>
         <w:spacing w:before="0" w:after="20" w:line="240" w:lineRule="auto"/>
         <w:ind w:firstLine="216"/>
@@ -3077,17 +2698,9 @@
     </w:p>
     <w:p>
       <w:pPr>
-        <w:sectPr>
-          <w:type w:val="continuous"/>
-          <w:pgSz w:w="11909" w:h="16834"/>
-          <w:pgMar w:top="778" w:right="893" w:bottom="1440" w:left="893" w:header="288" w:footer="360" w:gutter="0"/>
-          <w:cols w:space="360" w:num="2"/>
-          <w:docGrid w:linePitch="360"/>
-        </w:sectPr>
-      </w:pPr>
-    </w:p>
-    <w:p>
-      <w:pPr>
+        <w:keepNext/>
+        <w:framePr w:w="10123" w:vSpace="160" w:wrap="notBeside" w:vAnchor="margin" w:hAnchor="margin" w:xAlign="center" w:yAlign="top"/>
+        <w:spacing w:before="0" w:after="0"/>
         <w:jc w:val="center"/>
       </w:pPr>
       <w:r>
@@ -3127,8 +2740,8 @@
     </w:p>
     <w:p>
       <w:pPr>
-        <w:keepNext w:val="0"/>
-        <w:spacing w:before="20" w:after="60"/>
+        <w:framePr w:w="10123" w:vSpace="160" w:wrap="notBeside" w:vAnchor="margin" w:hAnchor="margin" w:xAlign="center" w:yAlign="top"/>
+        <w:spacing w:before="40" w:after="0"/>
         <w:jc w:val="center"/>
       </w:pPr>
       <w:r>
@@ -3138,28 +2751,6 @@
         </w:rPr>
         <w:t xml:space="preserve">Fig. 2. GSM8K pilot on the held-out split: (a) cumulative reward of each policy over the 210-query stream; (b) accuracy versus cost per request (error bars: SD over 5 seeds).</w:t>
       </w:r>
-    </w:p>
-    <w:p>
-      <w:pPr>
-        <w:sectPr>
-          <w:type w:val="continuous"/>
-          <w:pgSz w:w="11909" w:h="16834"/>
-          <w:pgMar w:top="778" w:right="893" w:bottom="1440" w:left="893" w:header="288" w:footer="360" w:gutter="0"/>
-          <w:cols w:space="360" w:num="1"/>
-          <w:docGrid w:linePitch="360"/>
-        </w:sectPr>
-      </w:pPr>
-    </w:p>
-    <w:p>
-      <w:pPr>
-        <w:sectPr>
-          <w:type w:val="continuous"/>
-          <w:pgSz w:w="11909" w:h="16834"/>
-          <w:pgMar w:top="778" w:right="893" w:bottom="1440" w:left="893" w:header="288" w:footer="360" w:gutter="0"/>
-          <w:cols w:space="360" w:num="2"/>
-          <w:docGrid w:linePitch="360"/>
-        </w:sectPr>
-      </w:pPr>
     </w:p>
     <w:p>
       <w:pPr>
@@ -3175,12 +2766,12 @@
         </w:rPr>
         <w:t>TABLE III</w:t>
         <w:br/>
-        <w:t xml:space="preserve">SWEEPS ON THE HELD-OUT SPLIT (LINUCB UNLESS STATED; MEAN OVER 5 SEEDS)</w:t>
+        <w:t xml:space="preserve">SWEEPS ON THE HELD-OUT SPLIT (MEAN OVER 5 SEEDS)</w:t>
       </w:r>
     </w:p>
     <w:tbl>
       <w:tblPr>
-        <w:tblW w:type="dxa" w:w="10123"/>
+        <w:tblW w:type="dxa" w:w="4824"/>
         <w:jc w:val="center"/>
         <w:tblBorders>
           <w:top w:val="single" w:sz="4" w:color="808080"/>
@@ -3194,12 +2785,12 @@
         <w:tblLook w:val="04A0" w:firstRow="1" w:lastRow="0" w:firstColumn="1" w:lastColumn="0" w:noHBand="0" w:noVBand="1"/>
       </w:tblPr>
       <w:tblGrid>
-        <w:gridCol w:w="2900"/>
-        <w:gridCol w:w="1300"/>
-        <w:gridCol w:w="1300"/>
-        <w:gridCol w:w="1300"/>
-        <w:gridCol w:w="1100"/>
-        <w:gridCol w:w="2223"/>
+        <w:gridCol w:w="1500"/>
+        <w:gridCol w:w="600"/>
+        <w:gridCol w:w="600"/>
+        <w:gridCol w:w="520"/>
+        <w:gridCol w:w="560"/>
+        <w:gridCol w:w="1044"/>
       </w:tblGrid>
       <w:tr>
         <w:trPr>
@@ -3207,7 +2798,7 @@
         </w:trPr>
         <w:tc>
           <w:tcPr>
-            <w:tcW w:type="dxa" w:w="2900"/>
+            <w:tcW w:type="dxa" w:w="1500"/>
             <w:shd w:val="clear" w:color="auto" w:fill="E7E6E6"/>
             <w:tcMar>
               <w:top w:w="40" w:type="dxa"/>
@@ -3226,7 +2817,7 @@
               <w:rPr>
                 <w:rFonts w:ascii="Times New Roman" w:hAnsi="Times New Roman"/>
                 <w:b/>
-                <w:sz w:val="14"/>
+                <w:sz w:val="13"/>
               </w:rPr>
               <w:t xml:space="preserve">Setting</w:t>
             </w:r>
@@ -3234,7 +2825,7 @@
         </w:tc>
         <w:tc>
           <w:tcPr>
-            <w:tcW w:type="dxa" w:w="1300"/>
+            <w:tcW w:type="dxa" w:w="600"/>
             <w:shd w:val="clear" w:color="auto" w:fill="E7E6E6"/>
             <w:tcMar>
               <w:top w:w="40" w:type="dxa"/>
@@ -3253,15 +2844,15 @@
               <w:rPr>
                 <w:rFonts w:ascii="Times New Roman" w:hAnsi="Times New Roman"/>
                 <w:b/>
-                <w:sz w:val="14"/>
+                <w:sz w:val="13"/>
               </w:rPr>
-              <w:t xml:space="preserve">Mean Reward</w:t>
+              <w:t xml:space="preserve">Reward</w:t>
             </w:r>
           </w:p>
         </w:tc>
         <w:tc>
           <w:tcPr>
-            <w:tcW w:type="dxa" w:w="1300"/>
+            <w:tcW w:type="dxa" w:w="600"/>
             <w:shd w:val="clear" w:color="auto" w:fill="E7E6E6"/>
             <w:tcMar>
               <w:top w:w="40" w:type="dxa"/>
@@ -3280,15 +2871,15 @@
               <w:rPr>
                 <w:rFonts w:ascii="Times New Roman" w:hAnsi="Times New Roman"/>
                 <w:b/>
-                <w:sz w:val="14"/>
+                <w:sz w:val="13"/>
               </w:rPr>
-              <w:t xml:space="preserve">Mean Quality</w:t>
+              <w:t xml:space="preserve">Acc.</w:t>
             </w:r>
           </w:p>
         </w:tc>
         <w:tc>
           <w:tcPr>
-            <w:tcW w:type="dxa" w:w="1300"/>
+            <w:tcW w:type="dxa" w:w="520"/>
             <w:shd w:val="clear" w:color="auto" w:fill="E7E6E6"/>
             <w:tcMar>
               <w:top w:w="40" w:type="dxa"/>
@@ -3307,15 +2898,15 @@
               <w:rPr>
                 <w:rFonts w:ascii="Times New Roman" w:hAnsi="Times New Roman"/>
                 <w:b/>
-                <w:sz w:val="14"/>
+                <w:sz w:val="13"/>
               </w:rPr>
-              <w:t xml:space="preserve">Cost / Request</w:t>
+              <w:t xml:space="preserve">Cost</w:t>
             </w:r>
           </w:p>
         </w:tc>
         <w:tc>
           <w:tcPr>
-            <w:tcW w:type="dxa" w:w="1100"/>
+            <w:tcW w:type="dxa" w:w="560"/>
             <w:shd w:val="clear" w:color="auto" w:fill="E7E6E6"/>
             <w:tcMar>
               <w:top w:w="40" w:type="dxa"/>
@@ -3334,7 +2925,7 @@
               <w:rPr>
                 <w:rFonts w:ascii="Times New Roman" w:hAnsi="Times New Roman"/>
                 <w:b/>
-                <w:sz w:val="14"/>
+                <w:sz w:val="13"/>
               </w:rPr>
               <w:t xml:space="preserve">Regret</w:t>
             </w:r>
@@ -3342,7 +2933,7 @@
         </w:tc>
         <w:tc>
           <w:tcPr>
-            <w:tcW w:type="dxa" w:w="2223"/>
+            <w:tcW w:type="dxa" w:w="1044"/>
             <w:shd w:val="clear" w:color="auto" w:fill="E7E6E6"/>
             <w:tcMar>
               <w:top w:w="40" w:type="dxa"/>
@@ -3361,9 +2952,9 @@
               <w:rPr>
                 <w:rFonts w:ascii="Times New Roman" w:hAnsi="Times New Roman"/>
                 <w:b/>
-                <w:sz w:val="14"/>
+                <w:sz w:val="13"/>
               </w:rPr>
-              <w:t xml:space="preserve">Share 4B / 8B / 14B</w:t>
+              <w:t xml:space="preserve">Share 4B/8B/14B</w:t>
             </w:r>
           </w:p>
         </w:tc>
@@ -3374,7 +2965,7 @@
         </w:trPr>
         <w:tc>
           <w:tcPr>
-            <w:tcW w:type="dxa" w:w="2900"/>
+            <w:tcW w:type="dxa" w:w="1500"/>
             <w:tcMar>
               <w:top w:w="40" w:type="dxa"/>
               <w:start w:w="50" w:type="dxa"/>
@@ -3392,7 +2983,7 @@
               <w:rPr>
                 <w:rFonts w:ascii="Times New Roman" w:hAnsi="Times New Roman"/>
                 <w:b w:val="0"/>
-                <w:sz w:val="14"/>
+                <w:sz w:val="13"/>
               </w:rPr>
               <w:t xml:space="preserve">E2: β_c = 0, γ_l = 0</w:t>
             </w:r>
@@ -3400,7 +2991,7 @@
         </w:tc>
         <w:tc>
           <w:tcPr>
-            <w:tcW w:type="dxa" w:w="1300"/>
+            <w:tcW w:type="dxa" w:w="600"/>
             <w:tcMar>
               <w:top w:w="40" w:type="dxa"/>
               <w:start w:w="50" w:type="dxa"/>
@@ -3418,7 +3009,7 @@
               <w:rPr>
                 <w:rFonts w:ascii="Times New Roman" w:hAnsi="Times New Roman"/>
                 <w:b w:val="0"/>
-                <w:sz w:val="14"/>
+                <w:sz w:val="13"/>
               </w:rPr>
               <w:t xml:space="preserve">0.948</w:t>
             </w:r>
@@ -3426,7 +3017,7 @@
         </w:tc>
         <w:tc>
           <w:tcPr>
-            <w:tcW w:type="dxa" w:w="1300"/>
+            <w:tcW w:type="dxa" w:w="600"/>
             <w:tcMar>
               <w:top w:w="40" w:type="dxa"/>
               <w:start w:w="50" w:type="dxa"/>
@@ -3444,7 +3035,7 @@
               <w:rPr>
                 <w:rFonts w:ascii="Times New Roman" w:hAnsi="Times New Roman"/>
                 <w:b w:val="0"/>
-                <w:sz w:val="14"/>
+                <w:sz w:val="13"/>
               </w:rPr>
               <w:t xml:space="preserve">0.948</w:t>
             </w:r>
@@ -3452,7 +3043,7 @@
         </w:tc>
         <w:tc>
           <w:tcPr>
-            <w:tcW w:type="dxa" w:w="1300"/>
+            <w:tcW w:type="dxa" w:w="520"/>
             <w:tcMar>
               <w:top w:w="40" w:type="dxa"/>
               <w:start w:w="50" w:type="dxa"/>
@@ -3470,15 +3061,15 @@
               <w:rPr>
                 <w:rFonts w:ascii="Times New Roman" w:hAnsi="Times New Roman"/>
                 <w:b w:val="0"/>
-                <w:sz w:val="14"/>
+                <w:sz w:val="13"/>
               </w:rPr>
-              <w:t xml:space="preserve">1.423</w:t>
+              <w:t xml:space="preserve">1.42</w:t>
             </w:r>
           </w:p>
         </w:tc>
         <w:tc>
           <w:tcPr>
-            <w:tcW w:type="dxa" w:w="1100"/>
+            <w:tcW w:type="dxa" w:w="560"/>
             <w:tcMar>
               <w:top w:w="40" w:type="dxa"/>
               <w:start w:w="50" w:type="dxa"/>
@@ -3496,7 +3087,7 @@
               <w:rPr>
                 <w:rFonts w:ascii="Times New Roman" w:hAnsi="Times New Roman"/>
                 <w:b w:val="0"/>
-                <w:sz w:val="14"/>
+                <w:sz w:val="13"/>
               </w:rPr>
               <w:t xml:space="preserve">10.0</w:t>
             </w:r>
@@ -3504,7 +3095,38 @@
         </w:tc>
         <w:tc>
           <w:tcPr>
-            <w:tcW w:type="dxa" w:w="2223"/>
+            <w:tcW w:type="dxa" w:w="1044"/>
+            <w:tcMar>
+              <w:top w:w="40" w:type="dxa"/>
+              <w:start w:w="50" w:type="dxa"/>
+              <w:bottom w:w="40" w:type="dxa"/>
+              <w:end w:w="50" w:type="dxa"/>
+            </w:tcMar>
+            <w:vAlign w:val="center"/>
+          </w:tcPr>
+          <w:p>
+            <w:pPr>
+              <w:spacing w:before="0" w:after="0" w:line="240" w:lineRule="auto"/>
+              <w:jc w:val="center"/>
+            </w:pPr>
+            <w:r>
+              <w:rPr>
+                <w:rFonts w:ascii="Times New Roman" w:hAnsi="Times New Roman"/>
+                <w:b w:val="0"/>
+                <w:sz w:val="13"/>
+              </w:rPr>
+              <w:t xml:space="preserve">1.00/0.00/0.00</w:t>
+            </w:r>
+          </w:p>
+        </w:tc>
+      </w:tr>
+      <w:tr>
+        <w:trPr>
+          <w:cantSplit/>
+        </w:trPr>
+        <w:tc>
+          <w:tcPr>
+            <w:tcW w:type="dxa" w:w="1500"/>
             <w:tcMar>
               <w:top w:w="40" w:type="dxa"/>
               <w:start w:w="50" w:type="dxa"/>
@@ -3522,9 +3144,139 @@
               <w:rPr>
                 <w:rFonts w:ascii="Times New Roman" w:hAnsi="Times New Roman"/>
                 <w:b w:val="0"/>
-                <w:sz w:val="14"/>
+                <w:sz w:val="13"/>
               </w:rPr>
-              <w:t xml:space="preserve">1.00 / 0.00 / 0.00</w:t>
+              <w:t xml:space="preserve">E2: β_c = 0.1, γ_l = 0.05</w:t>
+            </w:r>
+          </w:p>
+        </w:tc>
+        <w:tc>
+          <w:tcPr>
+            <w:tcW w:type="dxa" w:w="600"/>
+            <w:tcMar>
+              <w:top w:w="40" w:type="dxa"/>
+              <w:start w:w="50" w:type="dxa"/>
+              <w:bottom w:w="40" w:type="dxa"/>
+              <w:end w:w="50" w:type="dxa"/>
+            </w:tcMar>
+            <w:vAlign w:val="center"/>
+          </w:tcPr>
+          <w:p>
+            <w:pPr>
+              <w:spacing w:before="0" w:after="0" w:line="240" w:lineRule="auto"/>
+              <w:jc w:val="center"/>
+            </w:pPr>
+            <w:r>
+              <w:rPr>
+                <w:rFonts w:ascii="Times New Roman" w:hAnsi="Times New Roman"/>
+                <w:b w:val="0"/>
+                <w:sz w:val="13"/>
+              </w:rPr>
+              <w:t xml:space="preserve">0.918</w:t>
+            </w:r>
+          </w:p>
+        </w:tc>
+        <w:tc>
+          <w:tcPr>
+            <w:tcW w:type="dxa" w:w="600"/>
+            <w:tcMar>
+              <w:top w:w="40" w:type="dxa"/>
+              <w:start w:w="50" w:type="dxa"/>
+              <w:bottom w:w="40" w:type="dxa"/>
+              <w:end w:w="50" w:type="dxa"/>
+            </w:tcMar>
+            <w:vAlign w:val="center"/>
+          </w:tcPr>
+          <w:p>
+            <w:pPr>
+              <w:spacing w:before="0" w:after="0" w:line="240" w:lineRule="auto"/>
+              <w:jc w:val="center"/>
+            </w:pPr>
+            <w:r>
+              <w:rPr>
+                <w:rFonts w:ascii="Times New Roman" w:hAnsi="Times New Roman"/>
+                <w:b w:val="0"/>
+                <w:sz w:val="13"/>
+              </w:rPr>
+              <w:t xml:space="preserve">0.948</w:t>
+            </w:r>
+          </w:p>
+        </w:tc>
+        <w:tc>
+          <w:tcPr>
+            <w:tcW w:type="dxa" w:w="520"/>
+            <w:tcMar>
+              <w:top w:w="40" w:type="dxa"/>
+              <w:start w:w="50" w:type="dxa"/>
+              <w:bottom w:w="40" w:type="dxa"/>
+              <w:end w:w="50" w:type="dxa"/>
+            </w:tcMar>
+            <w:vAlign w:val="center"/>
+          </w:tcPr>
+          <w:p>
+            <w:pPr>
+              <w:spacing w:before="0" w:after="0" w:line="240" w:lineRule="auto"/>
+              <w:jc w:val="center"/>
+            </w:pPr>
+            <w:r>
+              <w:rPr>
+                <w:rFonts w:ascii="Times New Roman" w:hAnsi="Times New Roman"/>
+                <w:b w:val="0"/>
+                <w:sz w:val="13"/>
+              </w:rPr>
+              <w:t xml:space="preserve">1.42</w:t>
+            </w:r>
+          </w:p>
+        </w:tc>
+        <w:tc>
+          <w:tcPr>
+            <w:tcW w:type="dxa" w:w="560"/>
+            <w:tcMar>
+              <w:top w:w="40" w:type="dxa"/>
+              <w:start w:w="50" w:type="dxa"/>
+              <w:bottom w:w="40" w:type="dxa"/>
+              <w:end w:w="50" w:type="dxa"/>
+            </w:tcMar>
+            <w:vAlign w:val="center"/>
+          </w:tcPr>
+          <w:p>
+            <w:pPr>
+              <w:spacing w:before="0" w:after="0" w:line="240" w:lineRule="auto"/>
+              <w:jc w:val="center"/>
+            </w:pPr>
+            <w:r>
+              <w:rPr>
+                <w:rFonts w:ascii="Times New Roman" w:hAnsi="Times New Roman"/>
+                <w:b w:val="0"/>
+                <w:sz w:val="13"/>
+              </w:rPr>
+              <w:t xml:space="preserve">9.6</w:t>
+            </w:r>
+          </w:p>
+        </w:tc>
+        <w:tc>
+          <w:tcPr>
+            <w:tcW w:type="dxa" w:w="1044"/>
+            <w:tcMar>
+              <w:top w:w="40" w:type="dxa"/>
+              <w:start w:w="50" w:type="dxa"/>
+              <w:bottom w:w="40" w:type="dxa"/>
+              <w:end w:w="50" w:type="dxa"/>
+            </w:tcMar>
+            <w:vAlign w:val="center"/>
+          </w:tcPr>
+          <w:p>
+            <w:pPr>
+              <w:spacing w:before="0" w:after="0" w:line="240" w:lineRule="auto"/>
+              <w:jc w:val="center"/>
+            </w:pPr>
+            <w:r>
+              <w:rPr>
+                <w:rFonts w:ascii="Times New Roman" w:hAnsi="Times New Roman"/>
+                <w:b w:val="0"/>
+                <w:sz w:val="13"/>
+              </w:rPr>
+              <w:t xml:space="preserve">1.00/0.00/0.00</w:t>
             </w:r>
           </w:p>
         </w:tc>
@@ -3535,7 +3287,7 @@
         </w:trPr>
         <w:tc>
           <w:tcPr>
-            <w:tcW w:type="dxa" w:w="2900"/>
+            <w:tcW w:type="dxa" w:w="1500"/>
             <w:tcMar>
               <w:top w:w="40" w:type="dxa"/>
               <w:start w:w="50" w:type="dxa"/>
@@ -3553,15 +3305,15 @@
               <w:rPr>
                 <w:rFonts w:ascii="Times New Roman" w:hAnsi="Times New Roman"/>
                 <w:b w:val="0"/>
-                <w:sz w:val="14"/>
+                <w:sz w:val="13"/>
               </w:rPr>
-              <w:t xml:space="preserve">E2: β_c = 0.1, γ_l = 0.05</w:t>
+              <w:t xml:space="preserve">E2: β_c = 0.3, γ_l = 0.2</w:t>
             </w:r>
           </w:p>
         </w:tc>
         <w:tc>
           <w:tcPr>
-            <w:tcW w:type="dxa" w:w="1300"/>
+            <w:tcW w:type="dxa" w:w="600"/>
             <w:tcMar>
               <w:top w:w="40" w:type="dxa"/>
               <w:start w:w="50" w:type="dxa"/>
@@ -3579,15 +3331,15 @@
               <w:rPr>
                 <w:rFonts w:ascii="Times New Roman" w:hAnsi="Times New Roman"/>
                 <w:b w:val="0"/>
-                <w:sz w:val="14"/>
+                <w:sz w:val="13"/>
               </w:rPr>
-              <w:t xml:space="preserve">0.918</w:t>
+              <w:t xml:space="preserve">0.838</w:t>
             </w:r>
           </w:p>
         </w:tc>
         <w:tc>
           <w:tcPr>
-            <w:tcW w:type="dxa" w:w="1300"/>
+            <w:tcW w:type="dxa" w:w="600"/>
             <w:tcMar>
               <w:top w:w="40" w:type="dxa"/>
               <w:start w:w="50" w:type="dxa"/>
@@ -3605,7 +3357,7 @@
               <w:rPr>
                 <w:rFonts w:ascii="Times New Roman" w:hAnsi="Times New Roman"/>
                 <w:b w:val="0"/>
-                <w:sz w:val="14"/>
+                <w:sz w:val="13"/>
               </w:rPr>
               <w:t xml:space="preserve">0.948</w:t>
             </w:r>
@@ -3613,7 +3365,7 @@
         </w:tc>
         <w:tc>
           <w:tcPr>
-            <w:tcW w:type="dxa" w:w="1300"/>
+            <w:tcW w:type="dxa" w:w="520"/>
             <w:tcMar>
               <w:top w:w="40" w:type="dxa"/>
               <w:start w:w="50" w:type="dxa"/>
@@ -3631,15 +3383,15 @@
               <w:rPr>
                 <w:rFonts w:ascii="Times New Roman" w:hAnsi="Times New Roman"/>
                 <w:b w:val="0"/>
-                <w:sz w:val="14"/>
+                <w:sz w:val="13"/>
               </w:rPr>
-              <w:t xml:space="preserve">1.423</w:t>
+              <w:t xml:space="preserve">1.42</w:t>
             </w:r>
           </w:p>
         </w:tc>
         <w:tc>
           <w:tcPr>
-            <w:tcW w:type="dxa" w:w="1100"/>
+            <w:tcW w:type="dxa" w:w="560"/>
             <w:tcMar>
               <w:top w:w="40" w:type="dxa"/>
               <w:start w:w="50" w:type="dxa"/>
@@ -3657,15 +3409,46 @@
               <w:rPr>
                 <w:rFonts w:ascii="Times New Roman" w:hAnsi="Times New Roman"/>
                 <w:b w:val="0"/>
-                <w:sz w:val="14"/>
+                <w:sz w:val="13"/>
               </w:rPr>
-              <w:t xml:space="preserve">9.6</w:t>
+              <w:t xml:space="preserve">8.9</w:t>
             </w:r>
           </w:p>
         </w:tc>
         <w:tc>
           <w:tcPr>
-            <w:tcW w:type="dxa" w:w="2223"/>
+            <w:tcW w:type="dxa" w:w="1044"/>
+            <w:tcMar>
+              <w:top w:w="40" w:type="dxa"/>
+              <w:start w:w="50" w:type="dxa"/>
+              <w:bottom w:w="40" w:type="dxa"/>
+              <w:end w:w="50" w:type="dxa"/>
+            </w:tcMar>
+            <w:vAlign w:val="center"/>
+          </w:tcPr>
+          <w:p>
+            <w:pPr>
+              <w:spacing w:before="0" w:after="0" w:line="240" w:lineRule="auto"/>
+              <w:jc w:val="center"/>
+            </w:pPr>
+            <w:r>
+              <w:rPr>
+                <w:rFonts w:ascii="Times New Roman" w:hAnsi="Times New Roman"/>
+                <w:b w:val="0"/>
+                <w:sz w:val="13"/>
+              </w:rPr>
+              <w:t xml:space="preserve">1.00/0.00/0.00</w:t>
+            </w:r>
+          </w:p>
+        </w:tc>
+      </w:tr>
+      <w:tr>
+        <w:trPr>
+          <w:cantSplit/>
+        </w:trPr>
+        <w:tc>
+          <w:tcPr>
+            <w:tcW w:type="dxa" w:w="1500"/>
             <w:tcMar>
               <w:top w:w="40" w:type="dxa"/>
               <w:start w:w="50" w:type="dxa"/>
@@ -3683,9 +3466,139 @@
               <w:rPr>
                 <w:rFonts w:ascii="Times New Roman" w:hAnsi="Times New Roman"/>
                 <w:b w:val="0"/>
-                <w:sz w:val="14"/>
+                <w:sz w:val="13"/>
               </w:rPr>
-              <w:t xml:space="preserve">1.00 / 0.00 / 0.00</w:t>
+              <w:t xml:space="preserve">E2: β_c = 0.6, γ_l = 0.4</w:t>
+            </w:r>
+          </w:p>
+        </w:tc>
+        <w:tc>
+          <w:tcPr>
+            <w:tcW w:type="dxa" w:w="600"/>
+            <w:tcMar>
+              <w:top w:w="40" w:type="dxa"/>
+              <w:start w:w="50" w:type="dxa"/>
+              <w:bottom w:w="40" w:type="dxa"/>
+              <w:end w:w="50" w:type="dxa"/>
+            </w:tcMar>
+            <w:vAlign w:val="center"/>
+          </w:tcPr>
+          <w:p>
+            <w:pPr>
+              <w:spacing w:before="0" w:after="0" w:line="240" w:lineRule="auto"/>
+              <w:jc w:val="center"/>
+            </w:pPr>
+            <w:r>
+              <w:rPr>
+                <w:rFonts w:ascii="Times New Roman" w:hAnsi="Times New Roman"/>
+                <w:b w:val="0"/>
+                <w:sz w:val="13"/>
+              </w:rPr>
+              <w:t xml:space="preserve">0.687</w:t>
+            </w:r>
+          </w:p>
+        </w:tc>
+        <w:tc>
+          <w:tcPr>
+            <w:tcW w:type="dxa" w:w="600"/>
+            <w:tcMar>
+              <w:top w:w="40" w:type="dxa"/>
+              <w:start w:w="50" w:type="dxa"/>
+              <w:bottom w:w="40" w:type="dxa"/>
+              <w:end w:w="50" w:type="dxa"/>
+            </w:tcMar>
+            <w:vAlign w:val="center"/>
+          </w:tcPr>
+          <w:p>
+            <w:pPr>
+              <w:spacing w:before="0" w:after="0" w:line="240" w:lineRule="auto"/>
+              <w:jc w:val="center"/>
+            </w:pPr>
+            <w:r>
+              <w:rPr>
+                <w:rFonts w:ascii="Times New Roman" w:hAnsi="Times New Roman"/>
+                <w:b w:val="0"/>
+                <w:sz w:val="13"/>
+              </w:rPr>
+              <w:t xml:space="preserve">0.950</w:t>
+            </w:r>
+          </w:p>
+        </w:tc>
+        <w:tc>
+          <w:tcPr>
+            <w:tcW w:type="dxa" w:w="520"/>
+            <w:tcMar>
+              <w:top w:w="40" w:type="dxa"/>
+              <w:start w:w="50" w:type="dxa"/>
+              <w:bottom w:w="40" w:type="dxa"/>
+              <w:end w:w="50" w:type="dxa"/>
+            </w:tcMar>
+            <w:vAlign w:val="center"/>
+          </w:tcPr>
+          <w:p>
+            <w:pPr>
+              <w:spacing w:before="0" w:after="0" w:line="240" w:lineRule="auto"/>
+              <w:jc w:val="center"/>
+            </w:pPr>
+            <w:r>
+              <w:rPr>
+                <w:rFonts w:ascii="Times New Roman" w:hAnsi="Times New Roman"/>
+                <w:b w:val="0"/>
+                <w:sz w:val="13"/>
+              </w:rPr>
+              <w:t xml:space="preserve">1.76</w:t>
+            </w:r>
+          </w:p>
+        </w:tc>
+        <w:tc>
+          <w:tcPr>
+            <w:tcW w:type="dxa" w:w="560"/>
+            <w:tcMar>
+              <w:top w:w="40" w:type="dxa"/>
+              <w:start w:w="50" w:type="dxa"/>
+              <w:bottom w:w="40" w:type="dxa"/>
+              <w:end w:w="50" w:type="dxa"/>
+            </w:tcMar>
+            <w:vAlign w:val="center"/>
+          </w:tcPr>
+          <w:p>
+            <w:pPr>
+              <w:spacing w:before="0" w:after="0" w:line="240" w:lineRule="auto"/>
+              <w:jc w:val="center"/>
+            </w:pPr>
+            <w:r>
+              <w:rPr>
+                <w:rFonts w:ascii="Times New Roman" w:hAnsi="Times New Roman"/>
+                <w:b w:val="0"/>
+                <w:sz w:val="13"/>
+              </w:rPr>
+              <w:t xml:space="preserve">16.4</w:t>
+            </w:r>
+          </w:p>
+        </w:tc>
+        <w:tc>
+          <w:tcPr>
+            <w:tcW w:type="dxa" w:w="1044"/>
+            <w:tcMar>
+              <w:top w:w="40" w:type="dxa"/>
+              <w:start w:w="50" w:type="dxa"/>
+              <w:bottom w:w="40" w:type="dxa"/>
+              <w:end w:w="50" w:type="dxa"/>
+            </w:tcMar>
+            <w:vAlign w:val="center"/>
+          </w:tcPr>
+          <w:p>
+            <w:pPr>
+              <w:spacing w:before="0" w:after="0" w:line="240" w:lineRule="auto"/>
+              <w:jc w:val="center"/>
+            </w:pPr>
+            <w:r>
+              <w:rPr>
+                <w:rFonts w:ascii="Times New Roman" w:hAnsi="Times New Roman"/>
+                <w:b w:val="0"/>
+                <w:sz w:val="13"/>
+              </w:rPr>
+              <w:t xml:space="preserve">0.80/0.20/0.00</w:t>
             </w:r>
           </w:p>
         </w:tc>
@@ -3696,7 +3609,7 @@
         </w:trPr>
         <w:tc>
           <w:tcPr>
-            <w:tcW w:type="dxa" w:w="2900"/>
+            <w:tcW w:type="dxa" w:w="1500"/>
             <w:tcMar>
               <w:top w:w="40" w:type="dxa"/>
               <w:start w:w="50" w:type="dxa"/>
@@ -3714,15 +3627,15 @@
               <w:rPr>
                 <w:rFonts w:ascii="Times New Roman" w:hAnsi="Times New Roman"/>
                 <w:b w:val="0"/>
-                <w:sz w:val="14"/>
+                <w:sz w:val="13"/>
               </w:rPr>
-              <w:t xml:space="preserve">E2: β_c = 0.3, γ_l = 0.2</w:t>
+              <w:t xml:space="preserve">E2: β_c = 1.0, γ_l = 0.6</w:t>
             </w:r>
           </w:p>
         </w:tc>
         <w:tc>
           <w:tcPr>
-            <w:tcW w:type="dxa" w:w="1300"/>
+            <w:tcW w:type="dxa" w:w="600"/>
             <w:tcMar>
               <w:top w:w="40" w:type="dxa"/>
               <w:start w:w="50" w:type="dxa"/>
@@ -3740,15 +3653,15 @@
               <w:rPr>
                 <w:rFonts w:ascii="Times New Roman" w:hAnsi="Times New Roman"/>
                 <w:b w:val="0"/>
-                <w:sz w:val="14"/>
+                <w:sz w:val="13"/>
               </w:rPr>
-              <w:t xml:space="preserve">0.838</w:t>
+              <w:t xml:space="preserve">0.610</w:t>
             </w:r>
           </w:p>
         </w:tc>
         <w:tc>
           <w:tcPr>
-            <w:tcW w:type="dxa" w:w="1300"/>
+            <w:tcW w:type="dxa" w:w="600"/>
             <w:tcMar>
               <w:top w:w="40" w:type="dxa"/>
               <w:start w:w="50" w:type="dxa"/>
@@ -3766,7 +3679,7 @@
               <w:rPr>
                 <w:rFonts w:ascii="Times New Roman" w:hAnsi="Times New Roman"/>
                 <w:b w:val="0"/>
-                <w:sz w:val="14"/>
+                <w:sz w:val="13"/>
               </w:rPr>
               <w:t xml:space="preserve">0.948</w:t>
             </w:r>
@@ -3774,7 +3687,7 @@
         </w:tc>
         <w:tc>
           <w:tcPr>
-            <w:tcW w:type="dxa" w:w="1300"/>
+            <w:tcW w:type="dxa" w:w="520"/>
             <w:tcMar>
               <w:top w:w="40" w:type="dxa"/>
               <w:start w:w="50" w:type="dxa"/>
@@ -3792,15 +3705,15 @@
               <w:rPr>
                 <w:rFonts w:ascii="Times New Roman" w:hAnsi="Times New Roman"/>
                 <w:b w:val="0"/>
-                <w:sz w:val="14"/>
+                <w:sz w:val="13"/>
               </w:rPr>
-              <w:t xml:space="preserve">1.423</w:t>
+              <w:t xml:space="preserve">1.42</w:t>
             </w:r>
           </w:p>
         </w:tc>
         <w:tc>
           <w:tcPr>
-            <w:tcW w:type="dxa" w:w="1100"/>
+            <w:tcW w:type="dxa" w:w="560"/>
             <w:tcMar>
               <w:top w:w="40" w:type="dxa"/>
               <w:start w:w="50" w:type="dxa"/>
@@ -3818,15 +3731,46 @@
               <w:rPr>
                 <w:rFonts w:ascii="Times New Roman" w:hAnsi="Times New Roman"/>
                 <w:b w:val="0"/>
-                <w:sz w:val="14"/>
+                <w:sz w:val="13"/>
               </w:rPr>
-              <w:t xml:space="preserve">8.9</w:t>
+              <w:t xml:space="preserve">6.2</w:t>
             </w:r>
           </w:p>
         </w:tc>
         <w:tc>
           <w:tcPr>
-            <w:tcW w:type="dxa" w:w="2223"/>
+            <w:tcW w:type="dxa" w:w="1044"/>
+            <w:tcMar>
+              <w:top w:w="40" w:type="dxa"/>
+              <w:start w:w="50" w:type="dxa"/>
+              <w:bottom w:w="40" w:type="dxa"/>
+              <w:end w:w="50" w:type="dxa"/>
+            </w:tcMar>
+            <w:vAlign w:val="center"/>
+          </w:tcPr>
+          <w:p>
+            <w:pPr>
+              <w:spacing w:before="0" w:after="0" w:line="240" w:lineRule="auto"/>
+              <w:jc w:val="center"/>
+            </w:pPr>
+            <w:r>
+              <w:rPr>
+                <w:rFonts w:ascii="Times New Roman" w:hAnsi="Times New Roman"/>
+                <w:b w:val="0"/>
+                <w:sz w:val="13"/>
+              </w:rPr>
+              <w:t xml:space="preserve">1.00/0.00/0.00</w:t>
+            </w:r>
+          </w:p>
+        </w:tc>
+      </w:tr>
+      <w:tr>
+        <w:trPr>
+          <w:cantSplit/>
+        </w:trPr>
+        <w:tc>
+          <w:tcPr>
+            <w:tcW w:type="dxa" w:w="1500"/>
             <w:tcMar>
               <w:top w:w="40" w:type="dxa"/>
               <w:start w:w="50" w:type="dxa"/>
@@ -3844,9 +3788,139 @@
               <w:rPr>
                 <w:rFonts w:ascii="Times New Roman" w:hAnsi="Times New Roman"/>
                 <w:b w:val="0"/>
-                <w:sz w:val="14"/>
+                <w:sz w:val="13"/>
               </w:rPr>
-              <w:t xml:space="preserve">1.00 / 0.00 / 0.00</w:t>
+              <w:t xml:space="preserve">E6: α = 0, 0.1, 0.25</w:t>
+            </w:r>
+          </w:p>
+        </w:tc>
+        <w:tc>
+          <w:tcPr>
+            <w:tcW w:type="dxa" w:w="600"/>
+            <w:tcMar>
+              <w:top w:w="40" w:type="dxa"/>
+              <w:start w:w="50" w:type="dxa"/>
+              <w:bottom w:w="40" w:type="dxa"/>
+              <w:end w:w="50" w:type="dxa"/>
+            </w:tcMar>
+            <w:vAlign w:val="center"/>
+          </w:tcPr>
+          <w:p>
+            <w:pPr>
+              <w:spacing w:before="0" w:after="0" w:line="240" w:lineRule="auto"/>
+              <w:jc w:val="center"/>
+            </w:pPr>
+            <w:r>
+              <w:rPr>
+                <w:rFonts w:ascii="Times New Roman" w:hAnsi="Times New Roman"/>
+                <w:b w:val="0"/>
+                <w:sz w:val="13"/>
+              </w:rPr>
+              <w:t xml:space="preserve">0.838</w:t>
+            </w:r>
+          </w:p>
+        </w:tc>
+        <w:tc>
+          <w:tcPr>
+            <w:tcW w:type="dxa" w:w="600"/>
+            <w:tcMar>
+              <w:top w:w="40" w:type="dxa"/>
+              <w:start w:w="50" w:type="dxa"/>
+              <w:bottom w:w="40" w:type="dxa"/>
+              <w:end w:w="50" w:type="dxa"/>
+            </w:tcMar>
+            <w:vAlign w:val="center"/>
+          </w:tcPr>
+          <w:p>
+            <w:pPr>
+              <w:spacing w:before="0" w:after="0" w:line="240" w:lineRule="auto"/>
+              <w:jc w:val="center"/>
+            </w:pPr>
+            <w:r>
+              <w:rPr>
+                <w:rFonts w:ascii="Times New Roman" w:hAnsi="Times New Roman"/>
+                <w:b w:val="0"/>
+                <w:sz w:val="13"/>
+              </w:rPr>
+              <w:t xml:space="preserve">0.948</w:t>
+            </w:r>
+          </w:p>
+        </w:tc>
+        <w:tc>
+          <w:tcPr>
+            <w:tcW w:type="dxa" w:w="520"/>
+            <w:tcMar>
+              <w:top w:w="40" w:type="dxa"/>
+              <w:start w:w="50" w:type="dxa"/>
+              <w:bottom w:w="40" w:type="dxa"/>
+              <w:end w:w="50" w:type="dxa"/>
+            </w:tcMar>
+            <w:vAlign w:val="center"/>
+          </w:tcPr>
+          <w:p>
+            <w:pPr>
+              <w:spacing w:before="0" w:after="0" w:line="240" w:lineRule="auto"/>
+              <w:jc w:val="center"/>
+            </w:pPr>
+            <w:r>
+              <w:rPr>
+                <w:rFonts w:ascii="Times New Roman" w:hAnsi="Times New Roman"/>
+                <w:b w:val="0"/>
+                <w:sz w:val="13"/>
+              </w:rPr>
+              <w:t xml:space="preserve">1.42</w:t>
+            </w:r>
+          </w:p>
+        </w:tc>
+        <w:tc>
+          <w:tcPr>
+            <w:tcW w:type="dxa" w:w="560"/>
+            <w:tcMar>
+              <w:top w:w="40" w:type="dxa"/>
+              <w:start w:w="50" w:type="dxa"/>
+              <w:bottom w:w="40" w:type="dxa"/>
+              <w:end w:w="50" w:type="dxa"/>
+            </w:tcMar>
+            <w:vAlign w:val="center"/>
+          </w:tcPr>
+          <w:p>
+            <w:pPr>
+              <w:spacing w:before="0" w:after="0" w:line="240" w:lineRule="auto"/>
+              <w:jc w:val="center"/>
+            </w:pPr>
+            <w:r>
+              <w:rPr>
+                <w:rFonts w:ascii="Times New Roman" w:hAnsi="Times New Roman"/>
+                <w:b w:val="0"/>
+                <w:sz w:val="13"/>
+              </w:rPr>
+              <w:t xml:space="preserve">8.9</w:t>
+            </w:r>
+          </w:p>
+        </w:tc>
+        <w:tc>
+          <w:tcPr>
+            <w:tcW w:type="dxa" w:w="1044"/>
+            <w:tcMar>
+              <w:top w:w="40" w:type="dxa"/>
+              <w:start w:w="50" w:type="dxa"/>
+              <w:bottom w:w="40" w:type="dxa"/>
+              <w:end w:w="50" w:type="dxa"/>
+            </w:tcMar>
+            <w:vAlign w:val="center"/>
+          </w:tcPr>
+          <w:p>
+            <w:pPr>
+              <w:spacing w:before="0" w:after="0" w:line="240" w:lineRule="auto"/>
+              <w:jc w:val="center"/>
+            </w:pPr>
+            <w:r>
+              <w:rPr>
+                <w:rFonts w:ascii="Times New Roman" w:hAnsi="Times New Roman"/>
+                <w:b w:val="0"/>
+                <w:sz w:val="13"/>
+              </w:rPr>
+              <w:t xml:space="preserve">1.00/0.00/0.00</w:t>
             </w:r>
           </w:p>
         </w:tc>
@@ -3857,7 +3931,7 @@
         </w:trPr>
         <w:tc>
           <w:tcPr>
-            <w:tcW w:type="dxa" w:w="2900"/>
+            <w:tcW w:type="dxa" w:w="1500"/>
             <w:tcMar>
               <w:top w:w="40" w:type="dxa"/>
               <w:start w:w="50" w:type="dxa"/>
@@ -3875,15 +3949,15 @@
               <w:rPr>
                 <w:rFonts w:ascii="Times New Roman" w:hAnsi="Times New Roman"/>
                 <w:b w:val="0"/>
-                <w:sz w:val="14"/>
+                <w:sz w:val="13"/>
               </w:rPr>
-              <w:t xml:space="preserve">E2: β_c = 0.6, γ_l = 0.4</w:t>
+              <w:t xml:space="preserve">E6: α = 0.5</w:t>
             </w:r>
           </w:p>
         </w:tc>
         <w:tc>
           <w:tcPr>
-            <w:tcW w:type="dxa" w:w="1300"/>
+            <w:tcW w:type="dxa" w:w="600"/>
             <w:tcMar>
               <w:top w:w="40" w:type="dxa"/>
               <w:start w:w="50" w:type="dxa"/>
@@ -3901,15 +3975,15 @@
               <w:rPr>
                 <w:rFonts w:ascii="Times New Roman" w:hAnsi="Times New Roman"/>
                 <w:b w:val="0"/>
-                <w:sz w:val="14"/>
+                <w:sz w:val="13"/>
               </w:rPr>
-              <w:t xml:space="preserve">0.687</w:t>
+              <w:t xml:space="preserve">0.799</w:t>
             </w:r>
           </w:p>
         </w:tc>
         <w:tc>
           <w:tcPr>
-            <w:tcW w:type="dxa" w:w="1300"/>
+            <w:tcW w:type="dxa" w:w="600"/>
             <w:tcMar>
               <w:top w:w="40" w:type="dxa"/>
               <w:start w:w="50" w:type="dxa"/>
@@ -3927,15 +4001,15 @@
               <w:rPr>
                 <w:rFonts w:ascii="Times New Roman" w:hAnsi="Times New Roman"/>
                 <w:b w:val="0"/>
-                <w:sz w:val="14"/>
+                <w:sz w:val="13"/>
               </w:rPr>
-              <w:t xml:space="preserve">0.950</w:t>
+              <w:t xml:space="preserve">0.951</w:t>
             </w:r>
           </w:p>
         </w:tc>
         <w:tc>
           <w:tcPr>
-            <w:tcW w:type="dxa" w:w="1300"/>
+            <w:tcW w:type="dxa" w:w="520"/>
             <w:tcMar>
               <w:top w:w="40" w:type="dxa"/>
               <w:start w:w="50" w:type="dxa"/>
@@ -3953,15 +4027,15 @@
               <w:rPr>
                 <w:rFonts w:ascii="Times New Roman" w:hAnsi="Times New Roman"/>
                 <w:b w:val="0"/>
-                <w:sz w:val="14"/>
+                <w:sz w:val="13"/>
               </w:rPr>
-              <w:t xml:space="preserve">1.759</w:t>
+              <w:t xml:space="preserve">2.10</w:t>
             </w:r>
           </w:p>
         </w:tc>
         <w:tc>
           <w:tcPr>
-            <w:tcW w:type="dxa" w:w="1100"/>
+            <w:tcW w:type="dxa" w:w="560"/>
             <w:tcMar>
               <w:top w:w="40" w:type="dxa"/>
               <w:start w:w="50" w:type="dxa"/>
@@ -3979,15 +4053,46 @@
               <w:rPr>
                 <w:rFonts w:ascii="Times New Roman" w:hAnsi="Times New Roman"/>
                 <w:b w:val="0"/>
-                <w:sz w:val="14"/>
+                <w:sz w:val="13"/>
               </w:rPr>
-              <w:t xml:space="preserve">16.4</w:t>
+              <w:t xml:space="preserve">17.2</w:t>
             </w:r>
           </w:p>
         </w:tc>
         <w:tc>
           <w:tcPr>
-            <w:tcW w:type="dxa" w:w="2223"/>
+            <w:tcW w:type="dxa" w:w="1044"/>
+            <w:tcMar>
+              <w:top w:w="40" w:type="dxa"/>
+              <w:start w:w="50" w:type="dxa"/>
+              <w:bottom w:w="40" w:type="dxa"/>
+              <w:end w:w="50" w:type="dxa"/>
+            </w:tcMar>
+            <w:vAlign w:val="center"/>
+          </w:tcPr>
+          <w:p>
+            <w:pPr>
+              <w:spacing w:before="0" w:after="0" w:line="240" w:lineRule="auto"/>
+              <w:jc w:val="center"/>
+            </w:pPr>
+            <w:r>
+              <w:rPr>
+                <w:rFonts w:ascii="Times New Roman" w:hAnsi="Times New Roman"/>
+                <w:b w:val="0"/>
+                <w:sz w:val="13"/>
+              </w:rPr>
+              <w:t xml:space="preserve">0.60/0.39/0.01</w:t>
+            </w:r>
+          </w:p>
+        </w:tc>
+      </w:tr>
+      <w:tr>
+        <w:trPr>
+          <w:cantSplit/>
+        </w:trPr>
+        <w:tc>
+          <w:tcPr>
+            <w:tcW w:type="dxa" w:w="1500"/>
             <w:tcMar>
               <w:top w:w="40" w:type="dxa"/>
               <w:start w:w="50" w:type="dxa"/>
@@ -4005,9 +4110,139 @@
               <w:rPr>
                 <w:rFonts w:ascii="Times New Roman" w:hAnsi="Times New Roman"/>
                 <w:b w:val="0"/>
-                <w:sz w:val="14"/>
+                <w:sz w:val="13"/>
               </w:rPr>
-              <w:t xml:space="preserve">0.80 / 0.20 / 0.00</w:t>
+              <w:t xml:space="preserve">E6: α = 1.0</w:t>
+            </w:r>
+          </w:p>
+        </w:tc>
+        <w:tc>
+          <w:tcPr>
+            <w:tcW w:type="dxa" w:w="600"/>
+            <w:tcMar>
+              <w:top w:w="40" w:type="dxa"/>
+              <w:start w:w="50" w:type="dxa"/>
+              <w:bottom w:w="40" w:type="dxa"/>
+              <w:end w:w="50" w:type="dxa"/>
+            </w:tcMar>
+            <w:vAlign w:val="center"/>
+          </w:tcPr>
+          <w:p>
+            <w:pPr>
+              <w:spacing w:before="0" w:after="0" w:line="240" w:lineRule="auto"/>
+              <w:jc w:val="center"/>
+            </w:pPr>
+            <w:r>
+              <w:rPr>
+                <w:rFonts w:ascii="Times New Roman" w:hAnsi="Times New Roman"/>
+                <w:b w:val="0"/>
+                <w:sz w:val="13"/>
+              </w:rPr>
+              <w:t xml:space="preserve">0.836</w:t>
+            </w:r>
+          </w:p>
+        </w:tc>
+        <w:tc>
+          <w:tcPr>
+            <w:tcW w:type="dxa" w:w="600"/>
+            <w:tcMar>
+              <w:top w:w="40" w:type="dxa"/>
+              <w:start w:w="50" w:type="dxa"/>
+              <w:bottom w:w="40" w:type="dxa"/>
+              <w:end w:w="50" w:type="dxa"/>
+            </w:tcMar>
+            <w:vAlign w:val="center"/>
+          </w:tcPr>
+          <w:p>
+            <w:pPr>
+              <w:spacing w:before="0" w:after="0" w:line="240" w:lineRule="auto"/>
+              <w:jc w:val="center"/>
+            </w:pPr>
+            <w:r>
+              <w:rPr>
+                <w:rFonts w:ascii="Times New Roman" w:hAnsi="Times New Roman"/>
+                <w:b w:val="0"/>
+                <w:sz w:val="13"/>
+              </w:rPr>
+              <w:t xml:space="preserve">0.948</w:t>
+            </w:r>
+          </w:p>
+        </w:tc>
+        <w:tc>
+          <w:tcPr>
+            <w:tcW w:type="dxa" w:w="520"/>
+            <w:tcMar>
+              <w:top w:w="40" w:type="dxa"/>
+              <w:start w:w="50" w:type="dxa"/>
+              <w:bottom w:w="40" w:type="dxa"/>
+              <w:end w:w="50" w:type="dxa"/>
+            </w:tcMar>
+            <w:vAlign w:val="center"/>
+          </w:tcPr>
+          <w:p>
+            <w:pPr>
+              <w:spacing w:before="0" w:after="0" w:line="240" w:lineRule="auto"/>
+              <w:jc w:val="center"/>
+            </w:pPr>
+            <w:r>
+              <w:rPr>
+                <w:rFonts w:ascii="Times New Roman" w:hAnsi="Times New Roman"/>
+                <w:b w:val="0"/>
+                <w:sz w:val="13"/>
+              </w:rPr>
+              <w:t xml:space="preserve">1.46</w:t>
+            </w:r>
+          </w:p>
+        </w:tc>
+        <w:tc>
+          <w:tcPr>
+            <w:tcW w:type="dxa" w:w="560"/>
+            <w:tcMar>
+              <w:top w:w="40" w:type="dxa"/>
+              <w:start w:w="50" w:type="dxa"/>
+              <w:bottom w:w="40" w:type="dxa"/>
+              <w:end w:w="50" w:type="dxa"/>
+            </w:tcMar>
+            <w:vAlign w:val="center"/>
+          </w:tcPr>
+          <w:p>
+            <w:pPr>
+              <w:spacing w:before="0" w:after="0" w:line="240" w:lineRule="auto"/>
+              <w:jc w:val="center"/>
+            </w:pPr>
+            <w:r>
+              <w:rPr>
+                <w:rFonts w:ascii="Times New Roman" w:hAnsi="Times New Roman"/>
+                <w:b w:val="0"/>
+                <w:sz w:val="13"/>
+              </w:rPr>
+              <w:t xml:space="preserve">9.3</w:t>
+            </w:r>
+          </w:p>
+        </w:tc>
+        <w:tc>
+          <w:tcPr>
+            <w:tcW w:type="dxa" w:w="1044"/>
+            <w:tcMar>
+              <w:top w:w="40" w:type="dxa"/>
+              <w:start w:w="50" w:type="dxa"/>
+              <w:bottom w:w="40" w:type="dxa"/>
+              <w:end w:w="50" w:type="dxa"/>
+            </w:tcMar>
+            <w:vAlign w:val="center"/>
+          </w:tcPr>
+          <w:p>
+            <w:pPr>
+              <w:spacing w:before="0" w:after="0" w:line="240" w:lineRule="auto"/>
+              <w:jc w:val="center"/>
+            </w:pPr>
+            <w:r>
+              <w:rPr>
+                <w:rFonts w:ascii="Times New Roman" w:hAnsi="Times New Roman"/>
+                <w:b w:val="0"/>
+                <w:sz w:val="13"/>
+              </w:rPr>
+              <w:t xml:space="preserve">0.98/0.01/0.01</w:t>
             </w:r>
           </w:p>
         </w:tc>
@@ -4018,7 +4253,7 @@
         </w:trPr>
         <w:tc>
           <w:tcPr>
-            <w:tcW w:type="dxa" w:w="2900"/>
+            <w:tcW w:type="dxa" w:w="1500"/>
             <w:tcMar>
               <w:top w:w="40" w:type="dxa"/>
               <w:start w:w="50" w:type="dxa"/>
@@ -4036,15 +4271,15 @@
               <w:rPr>
                 <w:rFonts w:ascii="Times New Roman" w:hAnsi="Times New Roman"/>
                 <w:b w:val="0"/>
-                <w:sz w:val="14"/>
+                <w:sz w:val="13"/>
               </w:rPr>
-              <w:t xml:space="preserve">E2: β_c = 1.0, γ_l = 0.6</w:t>
+              <w:t xml:space="preserve">E6: α = 2.0</w:t>
             </w:r>
           </w:p>
         </w:tc>
         <w:tc>
           <w:tcPr>
-            <w:tcW w:type="dxa" w:w="1300"/>
+            <w:tcW w:type="dxa" w:w="600"/>
             <w:tcMar>
               <w:top w:w="40" w:type="dxa"/>
               <w:start w:w="50" w:type="dxa"/>
@@ -4062,15 +4297,15 @@
               <w:rPr>
                 <w:rFonts w:ascii="Times New Roman" w:hAnsi="Times New Roman"/>
                 <w:b w:val="0"/>
-                <w:sz w:val="14"/>
+                <w:sz w:val="13"/>
               </w:rPr>
-              <w:t xml:space="preserve">0.610</w:t>
+              <w:t xml:space="preserve">0.813</w:t>
             </w:r>
           </w:p>
         </w:tc>
         <w:tc>
           <w:tcPr>
-            <w:tcW w:type="dxa" w:w="1300"/>
+            <w:tcW w:type="dxa" w:w="600"/>
             <w:tcMar>
               <w:top w:w="40" w:type="dxa"/>
               <w:start w:w="50" w:type="dxa"/>
@@ -4088,15 +4323,15 @@
               <w:rPr>
                 <w:rFonts w:ascii="Times New Roman" w:hAnsi="Times New Roman"/>
                 <w:b w:val="0"/>
-                <w:sz w:val="14"/>
+                <w:sz w:val="13"/>
               </w:rPr>
-              <w:t xml:space="preserve">0.948</w:t>
+              <w:t xml:space="preserve">0.953</w:t>
             </w:r>
           </w:p>
         </w:tc>
         <w:tc>
           <w:tcPr>
-            <w:tcW w:type="dxa" w:w="1300"/>
+            <w:tcW w:type="dxa" w:w="520"/>
             <w:tcMar>
               <w:top w:w="40" w:type="dxa"/>
               <w:start w:w="50" w:type="dxa"/>
@@ -4114,15 +4349,15 @@
               <w:rPr>
                 <w:rFonts w:ascii="Times New Roman" w:hAnsi="Times New Roman"/>
                 <w:b w:val="0"/>
-                <w:sz w:val="14"/>
+                <w:sz w:val="13"/>
               </w:rPr>
-              <w:t xml:space="preserve">1.423</w:t>
+              <w:t xml:space="preserve">1.95</w:t>
             </w:r>
           </w:p>
         </w:tc>
         <w:tc>
           <w:tcPr>
-            <w:tcW w:type="dxa" w:w="1100"/>
+            <w:tcW w:type="dxa" w:w="560"/>
             <w:tcMar>
               <w:top w:w="40" w:type="dxa"/>
               <w:start w:w="50" w:type="dxa"/>
@@ -4140,15 +4375,46 @@
               <w:rPr>
                 <w:rFonts w:ascii="Times New Roman" w:hAnsi="Times New Roman"/>
                 <w:b w:val="0"/>
-                <w:sz w:val="14"/>
+                <w:sz w:val="13"/>
               </w:rPr>
-              <w:t xml:space="preserve">6.2</w:t>
+              <w:t xml:space="preserve">14.2</w:t>
             </w:r>
           </w:p>
         </w:tc>
         <w:tc>
           <w:tcPr>
-            <w:tcW w:type="dxa" w:w="2223"/>
+            <w:tcW w:type="dxa" w:w="1044"/>
+            <w:tcMar>
+              <w:top w:w="40" w:type="dxa"/>
+              <w:start w:w="50" w:type="dxa"/>
+              <w:bottom w:w="40" w:type="dxa"/>
+              <w:end w:w="50" w:type="dxa"/>
+            </w:tcMar>
+            <w:vAlign w:val="center"/>
+          </w:tcPr>
+          <w:p>
+            <w:pPr>
+              <w:spacing w:before="0" w:after="0" w:line="240" w:lineRule="auto"/>
+              <w:jc w:val="center"/>
+            </w:pPr>
+            <w:r>
+              <w:rPr>
+                <w:rFonts w:ascii="Times New Roman" w:hAnsi="Times New Roman"/>
+                <w:b w:val="0"/>
+                <w:sz w:val="13"/>
+              </w:rPr>
+              <w:t xml:space="preserve">0.75/0.17/0.07</w:t>
+            </w:r>
+          </w:p>
+        </w:tc>
+      </w:tr>
+      <w:tr>
+        <w:trPr>
+          <w:cantSplit/>
+        </w:trPr>
+        <w:tc>
+          <w:tcPr>
+            <w:tcW w:type="dxa" w:w="1500"/>
             <w:tcMar>
               <w:top w:w="40" w:type="dxa"/>
               <w:start w:w="50" w:type="dxa"/>
@@ -4166,9 +4432,139 @@
               <w:rPr>
                 <w:rFonts w:ascii="Times New Roman" w:hAnsi="Times New Roman"/>
                 <w:b w:val="0"/>
-                <w:sz w:val="14"/>
+                <w:sz w:val="13"/>
               </w:rPr>
-              <w:t xml:space="preserve">1.00 / 0.00 / 0.00</w:t>
+              <w:t xml:space="preserve">Linear Thompson sampling</w:t>
+            </w:r>
+          </w:p>
+        </w:tc>
+        <w:tc>
+          <w:tcPr>
+            <w:tcW w:type="dxa" w:w="600"/>
+            <w:tcMar>
+              <w:top w:w="40" w:type="dxa"/>
+              <w:start w:w="50" w:type="dxa"/>
+              <w:bottom w:w="40" w:type="dxa"/>
+              <w:end w:w="50" w:type="dxa"/>
+            </w:tcMar>
+            <w:vAlign w:val="center"/>
+          </w:tcPr>
+          <w:p>
+            <w:pPr>
+              <w:spacing w:before="0" w:after="0" w:line="240" w:lineRule="auto"/>
+              <w:jc w:val="center"/>
+            </w:pPr>
+            <w:r>
+              <w:rPr>
+                <w:rFonts w:ascii="Times New Roman" w:hAnsi="Times New Roman"/>
+                <w:b w:val="0"/>
+                <w:sz w:val="13"/>
+              </w:rPr>
+              <w:t xml:space="preserve">0.823</w:t>
+            </w:r>
+          </w:p>
+        </w:tc>
+        <w:tc>
+          <w:tcPr>
+            <w:tcW w:type="dxa" w:w="600"/>
+            <w:tcMar>
+              <w:top w:w="40" w:type="dxa"/>
+              <w:start w:w="50" w:type="dxa"/>
+              <w:bottom w:w="40" w:type="dxa"/>
+              <w:end w:w="50" w:type="dxa"/>
+            </w:tcMar>
+            <w:vAlign w:val="center"/>
+          </w:tcPr>
+          <w:p>
+            <w:pPr>
+              <w:spacing w:before="0" w:after="0" w:line="240" w:lineRule="auto"/>
+              <w:jc w:val="center"/>
+            </w:pPr>
+            <w:r>
+              <w:rPr>
+                <w:rFonts w:ascii="Times New Roman" w:hAnsi="Times New Roman"/>
+                <w:b w:val="0"/>
+                <w:sz w:val="13"/>
+              </w:rPr>
+              <w:t xml:space="preserve">0.951</w:t>
+            </w:r>
+          </w:p>
+        </w:tc>
+        <w:tc>
+          <w:tcPr>
+            <w:tcW w:type="dxa" w:w="520"/>
+            <w:tcMar>
+              <w:top w:w="40" w:type="dxa"/>
+              <w:start w:w="50" w:type="dxa"/>
+              <w:bottom w:w="40" w:type="dxa"/>
+              <w:end w:w="50" w:type="dxa"/>
+            </w:tcMar>
+            <w:vAlign w:val="center"/>
+          </w:tcPr>
+          <w:p>
+            <w:pPr>
+              <w:spacing w:before="0" w:after="0" w:line="240" w:lineRule="auto"/>
+              <w:jc w:val="center"/>
+            </w:pPr>
+            <w:r>
+              <w:rPr>
+                <w:rFonts w:ascii="Times New Roman" w:hAnsi="Times New Roman"/>
+                <w:b w:val="0"/>
+                <w:sz w:val="13"/>
+              </w:rPr>
+              <w:t xml:space="preserve">1.77</w:t>
+            </w:r>
+          </w:p>
+        </w:tc>
+        <w:tc>
+          <w:tcPr>
+            <w:tcW w:type="dxa" w:w="560"/>
+            <w:tcMar>
+              <w:top w:w="40" w:type="dxa"/>
+              <w:start w:w="50" w:type="dxa"/>
+              <w:bottom w:w="40" w:type="dxa"/>
+              <w:end w:w="50" w:type="dxa"/>
+            </w:tcMar>
+            <w:vAlign w:val="center"/>
+          </w:tcPr>
+          <w:p>
+            <w:pPr>
+              <w:spacing w:before="0" w:after="0" w:line="240" w:lineRule="auto"/>
+              <w:jc w:val="center"/>
+            </w:pPr>
+            <w:r>
+              <w:rPr>
+                <w:rFonts w:ascii="Times New Roman" w:hAnsi="Times New Roman"/>
+                <w:b w:val="0"/>
+                <w:sz w:val="13"/>
+              </w:rPr>
+              <w:t xml:space="preserve">12.0</w:t>
+            </w:r>
+          </w:p>
+        </w:tc>
+        <w:tc>
+          <w:tcPr>
+            <w:tcW w:type="dxa" w:w="1044"/>
+            <w:tcMar>
+              <w:top w:w="40" w:type="dxa"/>
+              <w:start w:w="50" w:type="dxa"/>
+              <w:bottom w:w="40" w:type="dxa"/>
+              <w:end w:w="50" w:type="dxa"/>
+            </w:tcMar>
+            <w:vAlign w:val="center"/>
+          </w:tcPr>
+          <w:p>
+            <w:pPr>
+              <w:spacing w:before="0" w:after="0" w:line="240" w:lineRule="auto"/>
+              <w:jc w:val="center"/>
+            </w:pPr>
+            <w:r>
+              <w:rPr>
+                <w:rFonts w:ascii="Times New Roman" w:hAnsi="Times New Roman"/>
+                <w:b w:val="0"/>
+                <w:sz w:val="13"/>
+              </w:rPr>
+              <w:t xml:space="preserve">0.88/0.03/0.09</w:t>
             </w:r>
           </w:p>
         </w:tc>
@@ -4179,7 +4575,7 @@
         </w:trPr>
         <w:tc>
           <w:tcPr>
-            <w:tcW w:type="dxa" w:w="2900"/>
+            <w:tcW w:type="dxa" w:w="1500"/>
             <w:tcMar>
               <w:top w:w="40" w:type="dxa"/>
               <w:start w:w="50" w:type="dxa"/>
@@ -4197,15 +4593,15 @@
               <w:rPr>
                 <w:rFonts w:ascii="Times New Roman" w:hAnsi="Times New Roman"/>
                 <w:b w:val="0"/>
-                <w:sz w:val="14"/>
+                <w:sz w:val="13"/>
               </w:rPr>
-              <w:t xml:space="preserve">E6: α = 0, 0.1, 0.25</w:t>
+              <w:t xml:space="preserve">ε-greedy ridge (ε = 0.1)</w:t>
             </w:r>
           </w:p>
         </w:tc>
         <w:tc>
           <w:tcPr>
-            <w:tcW w:type="dxa" w:w="1300"/>
+            <w:tcW w:type="dxa" w:w="600"/>
             <w:tcMar>
               <w:top w:w="40" w:type="dxa"/>
               <w:start w:w="50" w:type="dxa"/>
@@ -4223,15 +4619,15 @@
               <w:rPr>
                 <w:rFonts w:ascii="Times New Roman" w:hAnsi="Times New Roman"/>
                 <w:b w:val="0"/>
-                <w:sz w:val="14"/>
+                <w:sz w:val="13"/>
               </w:rPr>
-              <w:t xml:space="preserve">0.838</w:t>
+              <w:t xml:space="preserve">0.810</w:t>
             </w:r>
           </w:p>
         </w:tc>
         <w:tc>
           <w:tcPr>
-            <w:tcW w:type="dxa" w:w="1300"/>
+            <w:tcW w:type="dxa" w:w="600"/>
             <w:tcMar>
               <w:top w:w="40" w:type="dxa"/>
               <w:start w:w="50" w:type="dxa"/>
@@ -4249,15 +4645,15 @@
               <w:rPr>
                 <w:rFonts w:ascii="Times New Roman" w:hAnsi="Times New Roman"/>
                 <w:b w:val="0"/>
-                <w:sz w:val="14"/>
+                <w:sz w:val="13"/>
               </w:rPr>
-              <w:t xml:space="preserve">0.948</w:t>
+              <w:t xml:space="preserve">0.949</w:t>
             </w:r>
           </w:p>
         </w:tc>
         <w:tc>
           <w:tcPr>
-            <w:tcW w:type="dxa" w:w="1300"/>
+            <w:tcW w:type="dxa" w:w="520"/>
             <w:tcMar>
               <w:top w:w="40" w:type="dxa"/>
               <w:start w:w="50" w:type="dxa"/>
@@ -4275,15 +4671,15 @@
               <w:rPr>
                 <w:rFonts w:ascii="Times New Roman" w:hAnsi="Times New Roman"/>
                 <w:b w:val="0"/>
-                <w:sz w:val="14"/>
+                <w:sz w:val="13"/>
               </w:rPr>
-              <w:t xml:space="preserve">1.423</w:t>
+              <w:t xml:space="preserve">1.89</w:t>
             </w:r>
           </w:p>
         </w:tc>
         <w:tc>
           <w:tcPr>
-            <w:tcW w:type="dxa" w:w="1100"/>
+            <w:tcW w:type="dxa" w:w="560"/>
             <w:tcMar>
               <w:top w:w="40" w:type="dxa"/>
               <w:start w:w="50" w:type="dxa"/>
@@ -4301,15 +4697,46 @@
               <w:rPr>
                 <w:rFonts w:ascii="Times New Roman" w:hAnsi="Times New Roman"/>
                 <w:b w:val="0"/>
-                <w:sz w:val="14"/>
+                <w:sz w:val="13"/>
               </w:rPr>
-              <w:t xml:space="preserve">8.9</w:t>
+              <w:t xml:space="preserve">14.8</w:t>
             </w:r>
           </w:p>
         </w:tc>
         <w:tc>
           <w:tcPr>
-            <w:tcW w:type="dxa" w:w="2223"/>
+            <w:tcW w:type="dxa" w:w="1044"/>
+            <w:tcMar>
+              <w:top w:w="40" w:type="dxa"/>
+              <w:start w:w="50" w:type="dxa"/>
+              <w:bottom w:w="40" w:type="dxa"/>
+              <w:end w:w="50" w:type="dxa"/>
+            </w:tcMar>
+            <w:vAlign w:val="center"/>
+          </w:tcPr>
+          <w:p>
+            <w:pPr>
+              <w:spacing w:before="0" w:after="0" w:line="240" w:lineRule="auto"/>
+              <w:jc w:val="center"/>
+            </w:pPr>
+            <w:r>
+              <w:rPr>
+                <w:rFonts w:ascii="Times New Roman" w:hAnsi="Times New Roman"/>
+                <w:b w:val="0"/>
+                <w:sz w:val="13"/>
+              </w:rPr>
+              <w:t xml:space="preserve">0.76/0.21/0.03</w:t>
+            </w:r>
+          </w:p>
+        </w:tc>
+      </w:tr>
+      <w:tr>
+        <w:trPr>
+          <w:cantSplit/>
+        </w:trPr>
+        <w:tc>
+          <w:tcPr>
+            <w:tcW w:type="dxa" w:w="1500"/>
             <w:tcMar>
               <w:top w:w="40" w:type="dxa"/>
               <w:start w:w="50" w:type="dxa"/>
@@ -4327,46 +4754,15 @@
               <w:rPr>
                 <w:rFonts w:ascii="Times New Roman" w:hAnsi="Times New Roman"/>
                 <w:b w:val="0"/>
-                <w:sz w:val="14"/>
+                <w:sz w:val="13"/>
               </w:rPr>
-              <w:t xml:space="preserve">1.00 / 0.00 / 0.00</w:t>
-            </w:r>
-          </w:p>
-        </w:tc>
-      </w:tr>
-      <w:tr>
-        <w:trPr>
-          <w:cantSplit/>
-        </w:trPr>
-        <w:tc>
-          <w:tcPr>
-            <w:tcW w:type="dxa" w:w="2900"/>
-            <w:tcMar>
-              <w:top w:w="40" w:type="dxa"/>
-              <w:start w:w="50" w:type="dxa"/>
-              <w:bottom w:w="40" w:type="dxa"/>
-              <w:end w:w="50" w:type="dxa"/>
-            </w:tcMar>
-            <w:vAlign w:val="center"/>
-          </w:tcPr>
-          <w:p>
-            <w:pPr>
-              <w:spacing w:before="0" w:after="0" w:line="240" w:lineRule="auto"/>
-              <w:jc w:val="left"/>
-            </w:pPr>
-            <w:r>
-              <w:rPr>
-                <w:rFonts w:ascii="Times New Roman" w:hAnsi="Times New Roman"/>
-                <w:b w:val="0"/>
-                <w:sz w:val="14"/>
-              </w:rPr>
-              <w:t xml:space="preserve">E6: α = 0.5</w:t>
+              <w:t xml:space="preserve">Sliding-window LinUCB</w:t>
             </w:r>
           </w:p>
         </w:tc>
         <w:tc>
           <w:tcPr>
-            <w:tcW w:type="dxa" w:w="1300"/>
+            <w:tcW w:type="dxa" w:w="600"/>
             <w:tcMar>
               <w:top w:w="40" w:type="dxa"/>
               <w:start w:w="50" w:type="dxa"/>
@@ -4384,15 +4780,15 @@
               <w:rPr>
                 <w:rFonts w:ascii="Times New Roman" w:hAnsi="Times New Roman"/>
                 <w:b w:val="0"/>
-                <w:sz w:val="14"/>
+                <w:sz w:val="13"/>
               </w:rPr>
-              <w:t xml:space="preserve">0.799</w:t>
+              <w:t xml:space="preserve">0.838</w:t>
             </w:r>
           </w:p>
         </w:tc>
         <w:tc>
           <w:tcPr>
-            <w:tcW w:type="dxa" w:w="1300"/>
+            <w:tcW w:type="dxa" w:w="600"/>
             <w:tcMar>
               <w:top w:w="40" w:type="dxa"/>
               <w:start w:w="50" w:type="dxa"/>
@@ -4410,15 +4806,15 @@
               <w:rPr>
                 <w:rFonts w:ascii="Times New Roman" w:hAnsi="Times New Roman"/>
                 <w:b w:val="0"/>
-                <w:sz w:val="14"/>
+                <w:sz w:val="13"/>
               </w:rPr>
-              <w:t xml:space="preserve">0.951</w:t>
+              <w:t xml:space="preserve">0.948</w:t>
             </w:r>
           </w:p>
         </w:tc>
         <w:tc>
           <w:tcPr>
-            <w:tcW w:type="dxa" w:w="1300"/>
+            <w:tcW w:type="dxa" w:w="520"/>
             <w:tcMar>
               <w:top w:w="40" w:type="dxa"/>
               <w:start w:w="50" w:type="dxa"/>
@@ -4436,15 +4832,15 @@
               <w:rPr>
                 <w:rFonts w:ascii="Times New Roman" w:hAnsi="Times New Roman"/>
                 <w:b w:val="0"/>
-                <w:sz w:val="14"/>
+                <w:sz w:val="13"/>
               </w:rPr>
-              <w:t xml:space="preserve">2.098</w:t>
+              <w:t xml:space="preserve">1.42</w:t>
             </w:r>
           </w:p>
         </w:tc>
         <w:tc>
           <w:tcPr>
-            <w:tcW w:type="dxa" w:w="1100"/>
+            <w:tcW w:type="dxa" w:w="560"/>
             <w:tcMar>
               <w:top w:w="40" w:type="dxa"/>
               <w:start w:w="50" w:type="dxa"/>
@@ -4462,72 +4858,15 @@
               <w:rPr>
                 <w:rFonts w:ascii="Times New Roman" w:hAnsi="Times New Roman"/>
                 <w:b w:val="0"/>
-                <w:sz w:val="14"/>
+                <w:sz w:val="13"/>
               </w:rPr>
-              <w:t xml:space="preserve">17.2</w:t>
+              <w:t xml:space="preserve">8.9</w:t>
             </w:r>
           </w:p>
         </w:tc>
         <w:tc>
           <w:tcPr>
-            <w:tcW w:type="dxa" w:w="2223"/>
-            <w:tcMar>
-              <w:top w:w="40" w:type="dxa"/>
-              <w:start w:w="50" w:type="dxa"/>
-              <w:bottom w:w="40" w:type="dxa"/>
-              <w:end w:w="50" w:type="dxa"/>
-            </w:tcMar>
-            <w:vAlign w:val="center"/>
-          </w:tcPr>
-          <w:p>
-            <w:pPr>
-              <w:spacing w:before="0" w:after="0" w:line="240" w:lineRule="auto"/>
-              <w:jc w:val="left"/>
-            </w:pPr>
-            <w:r>
-              <w:rPr>
-                <w:rFonts w:ascii="Times New Roman" w:hAnsi="Times New Roman"/>
-                <w:b w:val="0"/>
-                <w:sz w:val="14"/>
-              </w:rPr>
-              <w:t xml:space="preserve">0.60 / 0.39 / 0.01</w:t>
-            </w:r>
-          </w:p>
-        </w:tc>
-      </w:tr>
-      <w:tr>
-        <w:trPr>
-          <w:cantSplit/>
-        </w:trPr>
-        <w:tc>
-          <w:tcPr>
-            <w:tcW w:type="dxa" w:w="2900"/>
-            <w:tcMar>
-              <w:top w:w="40" w:type="dxa"/>
-              <w:start w:w="50" w:type="dxa"/>
-              <w:bottom w:w="40" w:type="dxa"/>
-              <w:end w:w="50" w:type="dxa"/>
-            </w:tcMar>
-            <w:vAlign w:val="center"/>
-          </w:tcPr>
-          <w:p>
-            <w:pPr>
-              <w:spacing w:before="0" w:after="0" w:line="240" w:lineRule="auto"/>
-              <w:jc w:val="left"/>
-            </w:pPr>
-            <w:r>
-              <w:rPr>
-                <w:rFonts w:ascii="Times New Roman" w:hAnsi="Times New Roman"/>
-                <w:b w:val="0"/>
-                <w:sz w:val="14"/>
-              </w:rPr>
-              <w:t xml:space="preserve">E6: α = 1.0</w:t>
-            </w:r>
-          </w:p>
-        </w:tc>
-        <w:tc>
-          <w:tcPr>
-            <w:tcW w:type="dxa" w:w="1300"/>
+            <w:tcW w:type="dxa" w:w="1044"/>
             <w:tcMar>
               <w:top w:w="40" w:type="dxa"/>
               <w:start w:w="50" w:type="dxa"/>
@@ -4545,773 +4884,14 @@
               <w:rPr>
                 <w:rFonts w:ascii="Times New Roman" w:hAnsi="Times New Roman"/>
                 <w:b w:val="0"/>
-                <w:sz w:val="14"/>
+                <w:sz w:val="13"/>
               </w:rPr>
-              <w:t xml:space="preserve">0.836</w:t>
-            </w:r>
-          </w:p>
-        </w:tc>
-        <w:tc>
-          <w:tcPr>
-            <w:tcW w:type="dxa" w:w="1300"/>
-            <w:tcMar>
-              <w:top w:w="40" w:type="dxa"/>
-              <w:start w:w="50" w:type="dxa"/>
-              <w:bottom w:w="40" w:type="dxa"/>
-              <w:end w:w="50" w:type="dxa"/>
-            </w:tcMar>
-            <w:vAlign w:val="center"/>
-          </w:tcPr>
-          <w:p>
-            <w:pPr>
-              <w:spacing w:before="0" w:after="0" w:line="240" w:lineRule="auto"/>
-              <w:jc w:val="center"/>
-            </w:pPr>
-            <w:r>
-              <w:rPr>
-                <w:rFonts w:ascii="Times New Roman" w:hAnsi="Times New Roman"/>
-                <w:b w:val="0"/>
-                <w:sz w:val="14"/>
-              </w:rPr>
-              <w:t xml:space="preserve">0.948</w:t>
-            </w:r>
-          </w:p>
-        </w:tc>
-        <w:tc>
-          <w:tcPr>
-            <w:tcW w:type="dxa" w:w="1300"/>
-            <w:tcMar>
-              <w:top w:w="40" w:type="dxa"/>
-              <w:start w:w="50" w:type="dxa"/>
-              <w:bottom w:w="40" w:type="dxa"/>
-              <w:end w:w="50" w:type="dxa"/>
-            </w:tcMar>
-            <w:vAlign w:val="center"/>
-          </w:tcPr>
-          <w:p>
-            <w:pPr>
-              <w:spacing w:before="0" w:after="0" w:line="240" w:lineRule="auto"/>
-              <w:jc w:val="center"/>
-            </w:pPr>
-            <w:r>
-              <w:rPr>
-                <w:rFonts w:ascii="Times New Roman" w:hAnsi="Times New Roman"/>
-                <w:b w:val="0"/>
-                <w:sz w:val="14"/>
-              </w:rPr>
-              <w:t xml:space="preserve">1.460</w:t>
-            </w:r>
-          </w:p>
-        </w:tc>
-        <w:tc>
-          <w:tcPr>
-            <w:tcW w:type="dxa" w:w="1100"/>
-            <w:tcMar>
-              <w:top w:w="40" w:type="dxa"/>
-              <w:start w:w="50" w:type="dxa"/>
-              <w:bottom w:w="40" w:type="dxa"/>
-              <w:end w:w="50" w:type="dxa"/>
-            </w:tcMar>
-            <w:vAlign w:val="center"/>
-          </w:tcPr>
-          <w:p>
-            <w:pPr>
-              <w:spacing w:before="0" w:after="0" w:line="240" w:lineRule="auto"/>
-              <w:jc w:val="center"/>
-            </w:pPr>
-            <w:r>
-              <w:rPr>
-                <w:rFonts w:ascii="Times New Roman" w:hAnsi="Times New Roman"/>
-                <w:b w:val="0"/>
-                <w:sz w:val="14"/>
-              </w:rPr>
-              <w:t xml:space="preserve">9.3</w:t>
-            </w:r>
-          </w:p>
-        </w:tc>
-        <w:tc>
-          <w:tcPr>
-            <w:tcW w:type="dxa" w:w="2223"/>
-            <w:tcMar>
-              <w:top w:w="40" w:type="dxa"/>
-              <w:start w:w="50" w:type="dxa"/>
-              <w:bottom w:w="40" w:type="dxa"/>
-              <w:end w:w="50" w:type="dxa"/>
-            </w:tcMar>
-            <w:vAlign w:val="center"/>
-          </w:tcPr>
-          <w:p>
-            <w:pPr>
-              <w:spacing w:before="0" w:after="0" w:line="240" w:lineRule="auto"/>
-              <w:jc w:val="left"/>
-            </w:pPr>
-            <w:r>
-              <w:rPr>
-                <w:rFonts w:ascii="Times New Roman" w:hAnsi="Times New Roman"/>
-                <w:b w:val="0"/>
-                <w:sz w:val="14"/>
-              </w:rPr>
-              <w:t xml:space="preserve">0.98 / 0.01 / 0.01</w:t>
-            </w:r>
-          </w:p>
-        </w:tc>
-      </w:tr>
-      <w:tr>
-        <w:trPr>
-          <w:cantSplit/>
-        </w:trPr>
-        <w:tc>
-          <w:tcPr>
-            <w:tcW w:type="dxa" w:w="2900"/>
-            <w:tcMar>
-              <w:top w:w="40" w:type="dxa"/>
-              <w:start w:w="50" w:type="dxa"/>
-              <w:bottom w:w="40" w:type="dxa"/>
-              <w:end w:w="50" w:type="dxa"/>
-            </w:tcMar>
-            <w:vAlign w:val="center"/>
-          </w:tcPr>
-          <w:p>
-            <w:pPr>
-              <w:spacing w:before="0" w:after="0" w:line="240" w:lineRule="auto"/>
-              <w:jc w:val="left"/>
-            </w:pPr>
-            <w:r>
-              <w:rPr>
-                <w:rFonts w:ascii="Times New Roman" w:hAnsi="Times New Roman"/>
-                <w:b w:val="0"/>
-                <w:sz w:val="14"/>
-              </w:rPr>
-              <w:t xml:space="preserve">E6: α = 2.0</w:t>
-            </w:r>
-          </w:p>
-        </w:tc>
-        <w:tc>
-          <w:tcPr>
-            <w:tcW w:type="dxa" w:w="1300"/>
-            <w:tcMar>
-              <w:top w:w="40" w:type="dxa"/>
-              <w:start w:w="50" w:type="dxa"/>
-              <w:bottom w:w="40" w:type="dxa"/>
-              <w:end w:w="50" w:type="dxa"/>
-            </w:tcMar>
-            <w:vAlign w:val="center"/>
-          </w:tcPr>
-          <w:p>
-            <w:pPr>
-              <w:spacing w:before="0" w:after="0" w:line="240" w:lineRule="auto"/>
-              <w:jc w:val="center"/>
-            </w:pPr>
-            <w:r>
-              <w:rPr>
-                <w:rFonts w:ascii="Times New Roman" w:hAnsi="Times New Roman"/>
-                <w:b w:val="0"/>
-                <w:sz w:val="14"/>
-              </w:rPr>
-              <w:t xml:space="preserve">0.813</w:t>
-            </w:r>
-          </w:p>
-        </w:tc>
-        <w:tc>
-          <w:tcPr>
-            <w:tcW w:type="dxa" w:w="1300"/>
-            <w:tcMar>
-              <w:top w:w="40" w:type="dxa"/>
-              <w:start w:w="50" w:type="dxa"/>
-              <w:bottom w:w="40" w:type="dxa"/>
-              <w:end w:w="50" w:type="dxa"/>
-            </w:tcMar>
-            <w:vAlign w:val="center"/>
-          </w:tcPr>
-          <w:p>
-            <w:pPr>
-              <w:spacing w:before="0" w:after="0" w:line="240" w:lineRule="auto"/>
-              <w:jc w:val="center"/>
-            </w:pPr>
-            <w:r>
-              <w:rPr>
-                <w:rFonts w:ascii="Times New Roman" w:hAnsi="Times New Roman"/>
-                <w:b w:val="0"/>
-                <w:sz w:val="14"/>
-              </w:rPr>
-              <w:t xml:space="preserve">0.953</w:t>
-            </w:r>
-          </w:p>
-        </w:tc>
-        <w:tc>
-          <w:tcPr>
-            <w:tcW w:type="dxa" w:w="1300"/>
-            <w:tcMar>
-              <w:top w:w="40" w:type="dxa"/>
-              <w:start w:w="50" w:type="dxa"/>
-              <w:bottom w:w="40" w:type="dxa"/>
-              <w:end w:w="50" w:type="dxa"/>
-            </w:tcMar>
-            <w:vAlign w:val="center"/>
-          </w:tcPr>
-          <w:p>
-            <w:pPr>
-              <w:spacing w:before="0" w:after="0" w:line="240" w:lineRule="auto"/>
-              <w:jc w:val="center"/>
-            </w:pPr>
-            <w:r>
-              <w:rPr>
-                <w:rFonts w:ascii="Times New Roman" w:hAnsi="Times New Roman"/>
-                <w:b w:val="0"/>
-                <w:sz w:val="14"/>
-              </w:rPr>
-              <w:t xml:space="preserve">1.945</w:t>
-            </w:r>
-          </w:p>
-        </w:tc>
-        <w:tc>
-          <w:tcPr>
-            <w:tcW w:type="dxa" w:w="1100"/>
-            <w:tcMar>
-              <w:top w:w="40" w:type="dxa"/>
-              <w:start w:w="50" w:type="dxa"/>
-              <w:bottom w:w="40" w:type="dxa"/>
-              <w:end w:w="50" w:type="dxa"/>
-            </w:tcMar>
-            <w:vAlign w:val="center"/>
-          </w:tcPr>
-          <w:p>
-            <w:pPr>
-              <w:spacing w:before="0" w:after="0" w:line="240" w:lineRule="auto"/>
-              <w:jc w:val="center"/>
-            </w:pPr>
-            <w:r>
-              <w:rPr>
-                <w:rFonts w:ascii="Times New Roman" w:hAnsi="Times New Roman"/>
-                <w:b w:val="0"/>
-                <w:sz w:val="14"/>
-              </w:rPr>
-              <w:t xml:space="preserve">14.2</w:t>
-            </w:r>
-          </w:p>
-        </w:tc>
-        <w:tc>
-          <w:tcPr>
-            <w:tcW w:type="dxa" w:w="2223"/>
-            <w:tcMar>
-              <w:top w:w="40" w:type="dxa"/>
-              <w:start w:w="50" w:type="dxa"/>
-              <w:bottom w:w="40" w:type="dxa"/>
-              <w:end w:w="50" w:type="dxa"/>
-            </w:tcMar>
-            <w:vAlign w:val="center"/>
-          </w:tcPr>
-          <w:p>
-            <w:pPr>
-              <w:spacing w:before="0" w:after="0" w:line="240" w:lineRule="auto"/>
-              <w:jc w:val="left"/>
-            </w:pPr>
-            <w:r>
-              <w:rPr>
-                <w:rFonts w:ascii="Times New Roman" w:hAnsi="Times New Roman"/>
-                <w:b w:val="0"/>
-                <w:sz w:val="14"/>
-              </w:rPr>
-              <w:t xml:space="preserve">0.75 / 0.17 / 0.07</w:t>
-            </w:r>
-          </w:p>
-        </w:tc>
-      </w:tr>
-      <w:tr>
-        <w:trPr>
-          <w:cantSplit/>
-        </w:trPr>
-        <w:tc>
-          <w:tcPr>
-            <w:tcW w:type="dxa" w:w="2900"/>
-            <w:tcMar>
-              <w:top w:w="40" w:type="dxa"/>
-              <w:start w:w="50" w:type="dxa"/>
-              <w:bottom w:w="40" w:type="dxa"/>
-              <w:end w:w="50" w:type="dxa"/>
-            </w:tcMar>
-            <w:vAlign w:val="center"/>
-          </w:tcPr>
-          <w:p>
-            <w:pPr>
-              <w:spacing w:before="0" w:after="0" w:line="240" w:lineRule="auto"/>
-              <w:jc w:val="left"/>
-            </w:pPr>
-            <w:r>
-              <w:rPr>
-                <w:rFonts w:ascii="Times New Roman" w:hAnsi="Times New Roman"/>
-                <w:b w:val="0"/>
-                <w:sz w:val="14"/>
-              </w:rPr>
-              <w:t xml:space="preserve">Linear Thompson sampling</w:t>
-            </w:r>
-          </w:p>
-        </w:tc>
-        <w:tc>
-          <w:tcPr>
-            <w:tcW w:type="dxa" w:w="1300"/>
-            <w:tcMar>
-              <w:top w:w="40" w:type="dxa"/>
-              <w:start w:w="50" w:type="dxa"/>
-              <w:bottom w:w="40" w:type="dxa"/>
-              <w:end w:w="50" w:type="dxa"/>
-            </w:tcMar>
-            <w:vAlign w:val="center"/>
-          </w:tcPr>
-          <w:p>
-            <w:pPr>
-              <w:spacing w:before="0" w:after="0" w:line="240" w:lineRule="auto"/>
-              <w:jc w:val="center"/>
-            </w:pPr>
-            <w:r>
-              <w:rPr>
-                <w:rFonts w:ascii="Times New Roman" w:hAnsi="Times New Roman"/>
-                <w:b w:val="0"/>
-                <w:sz w:val="14"/>
-              </w:rPr>
-              <w:t xml:space="preserve">0.823</w:t>
-            </w:r>
-          </w:p>
-        </w:tc>
-        <w:tc>
-          <w:tcPr>
-            <w:tcW w:type="dxa" w:w="1300"/>
-            <w:tcMar>
-              <w:top w:w="40" w:type="dxa"/>
-              <w:start w:w="50" w:type="dxa"/>
-              <w:bottom w:w="40" w:type="dxa"/>
-              <w:end w:w="50" w:type="dxa"/>
-            </w:tcMar>
-            <w:vAlign w:val="center"/>
-          </w:tcPr>
-          <w:p>
-            <w:pPr>
-              <w:spacing w:before="0" w:after="0" w:line="240" w:lineRule="auto"/>
-              <w:jc w:val="center"/>
-            </w:pPr>
-            <w:r>
-              <w:rPr>
-                <w:rFonts w:ascii="Times New Roman" w:hAnsi="Times New Roman"/>
-                <w:b w:val="0"/>
-                <w:sz w:val="14"/>
-              </w:rPr>
-              <w:t xml:space="preserve">0.951</w:t>
-            </w:r>
-          </w:p>
-        </w:tc>
-        <w:tc>
-          <w:tcPr>
-            <w:tcW w:type="dxa" w:w="1300"/>
-            <w:tcMar>
-              <w:top w:w="40" w:type="dxa"/>
-              <w:start w:w="50" w:type="dxa"/>
-              <w:bottom w:w="40" w:type="dxa"/>
-              <w:end w:w="50" w:type="dxa"/>
-            </w:tcMar>
-            <w:vAlign w:val="center"/>
-          </w:tcPr>
-          <w:p>
-            <w:pPr>
-              <w:spacing w:before="0" w:after="0" w:line="240" w:lineRule="auto"/>
-              <w:jc w:val="center"/>
-            </w:pPr>
-            <w:r>
-              <w:rPr>
-                <w:rFonts w:ascii="Times New Roman" w:hAnsi="Times New Roman"/>
-                <w:b w:val="0"/>
-                <w:sz w:val="14"/>
-              </w:rPr>
-              <w:t xml:space="preserve">1.766</w:t>
-            </w:r>
-          </w:p>
-        </w:tc>
-        <w:tc>
-          <w:tcPr>
-            <w:tcW w:type="dxa" w:w="1100"/>
-            <w:tcMar>
-              <w:top w:w="40" w:type="dxa"/>
-              <w:start w:w="50" w:type="dxa"/>
-              <w:bottom w:w="40" w:type="dxa"/>
-              <w:end w:w="50" w:type="dxa"/>
-            </w:tcMar>
-            <w:vAlign w:val="center"/>
-          </w:tcPr>
-          <w:p>
-            <w:pPr>
-              <w:spacing w:before="0" w:after="0" w:line="240" w:lineRule="auto"/>
-              <w:jc w:val="center"/>
-            </w:pPr>
-            <w:r>
-              <w:rPr>
-                <w:rFonts w:ascii="Times New Roman" w:hAnsi="Times New Roman"/>
-                <w:b w:val="0"/>
-                <w:sz w:val="14"/>
-              </w:rPr>
-              <w:t xml:space="preserve">12.0</w:t>
-            </w:r>
-          </w:p>
-        </w:tc>
-        <w:tc>
-          <w:tcPr>
-            <w:tcW w:type="dxa" w:w="2223"/>
-            <w:tcMar>
-              <w:top w:w="40" w:type="dxa"/>
-              <w:start w:w="50" w:type="dxa"/>
-              <w:bottom w:w="40" w:type="dxa"/>
-              <w:end w:w="50" w:type="dxa"/>
-            </w:tcMar>
-            <w:vAlign w:val="center"/>
-          </w:tcPr>
-          <w:p>
-            <w:pPr>
-              <w:spacing w:before="0" w:after="0" w:line="240" w:lineRule="auto"/>
-              <w:jc w:val="left"/>
-            </w:pPr>
-            <w:r>
-              <w:rPr>
-                <w:rFonts w:ascii="Times New Roman" w:hAnsi="Times New Roman"/>
-                <w:b w:val="0"/>
-                <w:sz w:val="14"/>
-              </w:rPr>
-              <w:t xml:space="preserve">0.88 / 0.03 / 0.09</w:t>
-            </w:r>
-          </w:p>
-        </w:tc>
-      </w:tr>
-      <w:tr>
-        <w:trPr>
-          <w:cantSplit/>
-        </w:trPr>
-        <w:tc>
-          <w:tcPr>
-            <w:tcW w:type="dxa" w:w="2900"/>
-            <w:tcMar>
-              <w:top w:w="40" w:type="dxa"/>
-              <w:start w:w="50" w:type="dxa"/>
-              <w:bottom w:w="40" w:type="dxa"/>
-              <w:end w:w="50" w:type="dxa"/>
-            </w:tcMar>
-            <w:vAlign w:val="center"/>
-          </w:tcPr>
-          <w:p>
-            <w:pPr>
-              <w:spacing w:before="0" w:after="0" w:line="240" w:lineRule="auto"/>
-              <w:jc w:val="left"/>
-            </w:pPr>
-            <w:r>
-              <w:rPr>
-                <w:rFonts w:ascii="Times New Roman" w:hAnsi="Times New Roman"/>
-                <w:b w:val="0"/>
-                <w:sz w:val="14"/>
-              </w:rPr>
-              <w:t xml:space="preserve">ε-greedy ridge (ε = 0.1)</w:t>
-            </w:r>
-          </w:p>
-        </w:tc>
-        <w:tc>
-          <w:tcPr>
-            <w:tcW w:type="dxa" w:w="1300"/>
-            <w:tcMar>
-              <w:top w:w="40" w:type="dxa"/>
-              <w:start w:w="50" w:type="dxa"/>
-              <w:bottom w:w="40" w:type="dxa"/>
-              <w:end w:w="50" w:type="dxa"/>
-            </w:tcMar>
-            <w:vAlign w:val="center"/>
-          </w:tcPr>
-          <w:p>
-            <w:pPr>
-              <w:spacing w:before="0" w:after="0" w:line="240" w:lineRule="auto"/>
-              <w:jc w:val="center"/>
-            </w:pPr>
-            <w:r>
-              <w:rPr>
-                <w:rFonts w:ascii="Times New Roman" w:hAnsi="Times New Roman"/>
-                <w:b w:val="0"/>
-                <w:sz w:val="14"/>
-              </w:rPr>
-              <w:t xml:space="preserve">0.810</w:t>
-            </w:r>
-          </w:p>
-        </w:tc>
-        <w:tc>
-          <w:tcPr>
-            <w:tcW w:type="dxa" w:w="1300"/>
-            <w:tcMar>
-              <w:top w:w="40" w:type="dxa"/>
-              <w:start w:w="50" w:type="dxa"/>
-              <w:bottom w:w="40" w:type="dxa"/>
-              <w:end w:w="50" w:type="dxa"/>
-            </w:tcMar>
-            <w:vAlign w:val="center"/>
-          </w:tcPr>
-          <w:p>
-            <w:pPr>
-              <w:spacing w:before="0" w:after="0" w:line="240" w:lineRule="auto"/>
-              <w:jc w:val="center"/>
-            </w:pPr>
-            <w:r>
-              <w:rPr>
-                <w:rFonts w:ascii="Times New Roman" w:hAnsi="Times New Roman"/>
-                <w:b w:val="0"/>
-                <w:sz w:val="14"/>
-              </w:rPr>
-              <w:t xml:space="preserve">0.949</w:t>
-            </w:r>
-          </w:p>
-        </w:tc>
-        <w:tc>
-          <w:tcPr>
-            <w:tcW w:type="dxa" w:w="1300"/>
-            <w:tcMar>
-              <w:top w:w="40" w:type="dxa"/>
-              <w:start w:w="50" w:type="dxa"/>
-              <w:bottom w:w="40" w:type="dxa"/>
-              <w:end w:w="50" w:type="dxa"/>
-            </w:tcMar>
-            <w:vAlign w:val="center"/>
-          </w:tcPr>
-          <w:p>
-            <w:pPr>
-              <w:spacing w:before="0" w:after="0" w:line="240" w:lineRule="auto"/>
-              <w:jc w:val="center"/>
-            </w:pPr>
-            <w:r>
-              <w:rPr>
-                <w:rFonts w:ascii="Times New Roman" w:hAnsi="Times New Roman"/>
-                <w:b w:val="0"/>
-                <w:sz w:val="14"/>
-              </w:rPr>
-              <w:t xml:space="preserve">1.887</w:t>
-            </w:r>
-          </w:p>
-        </w:tc>
-        <w:tc>
-          <w:tcPr>
-            <w:tcW w:type="dxa" w:w="1100"/>
-            <w:tcMar>
-              <w:top w:w="40" w:type="dxa"/>
-              <w:start w:w="50" w:type="dxa"/>
-              <w:bottom w:w="40" w:type="dxa"/>
-              <w:end w:w="50" w:type="dxa"/>
-            </w:tcMar>
-            <w:vAlign w:val="center"/>
-          </w:tcPr>
-          <w:p>
-            <w:pPr>
-              <w:spacing w:before="0" w:after="0" w:line="240" w:lineRule="auto"/>
-              <w:jc w:val="center"/>
-            </w:pPr>
-            <w:r>
-              <w:rPr>
-                <w:rFonts w:ascii="Times New Roman" w:hAnsi="Times New Roman"/>
-                <w:b w:val="0"/>
-                <w:sz w:val="14"/>
-              </w:rPr>
-              <w:t xml:space="preserve">14.8</w:t>
-            </w:r>
-          </w:p>
-        </w:tc>
-        <w:tc>
-          <w:tcPr>
-            <w:tcW w:type="dxa" w:w="2223"/>
-            <w:tcMar>
-              <w:top w:w="40" w:type="dxa"/>
-              <w:start w:w="50" w:type="dxa"/>
-              <w:bottom w:w="40" w:type="dxa"/>
-              <w:end w:w="50" w:type="dxa"/>
-            </w:tcMar>
-            <w:vAlign w:val="center"/>
-          </w:tcPr>
-          <w:p>
-            <w:pPr>
-              <w:spacing w:before="0" w:after="0" w:line="240" w:lineRule="auto"/>
-              <w:jc w:val="left"/>
-            </w:pPr>
-            <w:r>
-              <w:rPr>
-                <w:rFonts w:ascii="Times New Roman" w:hAnsi="Times New Roman"/>
-                <w:b w:val="0"/>
-                <w:sz w:val="14"/>
-              </w:rPr>
-              <w:t xml:space="preserve">0.76 / 0.21 / 0.03</w:t>
-            </w:r>
-          </w:p>
-        </w:tc>
-      </w:tr>
-      <w:tr>
-        <w:trPr>
-          <w:cantSplit/>
-        </w:trPr>
-        <w:tc>
-          <w:tcPr>
-            <w:tcW w:type="dxa" w:w="2900"/>
-            <w:tcMar>
-              <w:top w:w="40" w:type="dxa"/>
-              <w:start w:w="50" w:type="dxa"/>
-              <w:bottom w:w="40" w:type="dxa"/>
-              <w:end w:w="50" w:type="dxa"/>
-            </w:tcMar>
-            <w:vAlign w:val="center"/>
-          </w:tcPr>
-          <w:p>
-            <w:pPr>
-              <w:spacing w:before="0" w:after="0" w:line="240" w:lineRule="auto"/>
-              <w:jc w:val="left"/>
-            </w:pPr>
-            <w:r>
-              <w:rPr>
-                <w:rFonts w:ascii="Times New Roman" w:hAnsi="Times New Roman"/>
-                <w:b w:val="0"/>
-                <w:sz w:val="14"/>
-              </w:rPr>
-              <w:t xml:space="preserve">Sliding-window LinUCB</w:t>
-            </w:r>
-          </w:p>
-        </w:tc>
-        <w:tc>
-          <w:tcPr>
-            <w:tcW w:type="dxa" w:w="1300"/>
-            <w:tcMar>
-              <w:top w:w="40" w:type="dxa"/>
-              <w:start w:w="50" w:type="dxa"/>
-              <w:bottom w:w="40" w:type="dxa"/>
-              <w:end w:w="50" w:type="dxa"/>
-            </w:tcMar>
-            <w:vAlign w:val="center"/>
-          </w:tcPr>
-          <w:p>
-            <w:pPr>
-              <w:spacing w:before="0" w:after="0" w:line="240" w:lineRule="auto"/>
-              <w:jc w:val="center"/>
-            </w:pPr>
-            <w:r>
-              <w:rPr>
-                <w:rFonts w:ascii="Times New Roman" w:hAnsi="Times New Roman"/>
-                <w:b w:val="0"/>
-                <w:sz w:val="14"/>
-              </w:rPr>
-              <w:t xml:space="preserve">0.838</w:t>
-            </w:r>
-          </w:p>
-        </w:tc>
-        <w:tc>
-          <w:tcPr>
-            <w:tcW w:type="dxa" w:w="1300"/>
-            <w:tcMar>
-              <w:top w:w="40" w:type="dxa"/>
-              <w:start w:w="50" w:type="dxa"/>
-              <w:bottom w:w="40" w:type="dxa"/>
-              <w:end w:w="50" w:type="dxa"/>
-            </w:tcMar>
-            <w:vAlign w:val="center"/>
-          </w:tcPr>
-          <w:p>
-            <w:pPr>
-              <w:spacing w:before="0" w:after="0" w:line="240" w:lineRule="auto"/>
-              <w:jc w:val="center"/>
-            </w:pPr>
-            <w:r>
-              <w:rPr>
-                <w:rFonts w:ascii="Times New Roman" w:hAnsi="Times New Roman"/>
-                <w:b w:val="0"/>
-                <w:sz w:val="14"/>
-              </w:rPr>
-              <w:t xml:space="preserve">0.948</w:t>
-            </w:r>
-          </w:p>
-        </w:tc>
-        <w:tc>
-          <w:tcPr>
-            <w:tcW w:type="dxa" w:w="1300"/>
-            <w:tcMar>
-              <w:top w:w="40" w:type="dxa"/>
-              <w:start w:w="50" w:type="dxa"/>
-              <w:bottom w:w="40" w:type="dxa"/>
-              <w:end w:w="50" w:type="dxa"/>
-            </w:tcMar>
-            <w:vAlign w:val="center"/>
-          </w:tcPr>
-          <w:p>
-            <w:pPr>
-              <w:spacing w:before="0" w:after="0" w:line="240" w:lineRule="auto"/>
-              <w:jc w:val="center"/>
-            </w:pPr>
-            <w:r>
-              <w:rPr>
-                <w:rFonts w:ascii="Times New Roman" w:hAnsi="Times New Roman"/>
-                <w:b w:val="0"/>
-                <w:sz w:val="14"/>
-              </w:rPr>
-              <w:t xml:space="preserve">1.423</w:t>
-            </w:r>
-          </w:p>
-        </w:tc>
-        <w:tc>
-          <w:tcPr>
-            <w:tcW w:type="dxa" w:w="1100"/>
-            <w:tcMar>
-              <w:top w:w="40" w:type="dxa"/>
-              <w:start w:w="50" w:type="dxa"/>
-              <w:bottom w:w="40" w:type="dxa"/>
-              <w:end w:w="50" w:type="dxa"/>
-            </w:tcMar>
-            <w:vAlign w:val="center"/>
-          </w:tcPr>
-          <w:p>
-            <w:pPr>
-              <w:spacing w:before="0" w:after="0" w:line="240" w:lineRule="auto"/>
-              <w:jc w:val="center"/>
-            </w:pPr>
-            <w:r>
-              <w:rPr>
-                <w:rFonts w:ascii="Times New Roman" w:hAnsi="Times New Roman"/>
-                <w:b w:val="0"/>
-                <w:sz w:val="14"/>
-              </w:rPr>
-              <w:t xml:space="preserve">8.9</w:t>
-            </w:r>
-          </w:p>
-        </w:tc>
-        <w:tc>
-          <w:tcPr>
-            <w:tcW w:type="dxa" w:w="2223"/>
-            <w:tcMar>
-              <w:top w:w="40" w:type="dxa"/>
-              <w:start w:w="50" w:type="dxa"/>
-              <w:bottom w:w="40" w:type="dxa"/>
-              <w:end w:w="50" w:type="dxa"/>
-            </w:tcMar>
-            <w:vAlign w:val="center"/>
-          </w:tcPr>
-          <w:p>
-            <w:pPr>
-              <w:spacing w:before="0" w:after="0" w:line="240" w:lineRule="auto"/>
-              <w:jc w:val="left"/>
-            </w:pPr>
-            <w:r>
-              <w:rPr>
-                <w:rFonts w:ascii="Times New Roman" w:hAnsi="Times New Roman"/>
-                <w:b w:val="0"/>
-                <w:sz w:val="14"/>
-              </w:rPr>
-              <w:t xml:space="preserve">1.00 / 0.00 / 0.00</w:t>
+              <w:t xml:space="preserve">1.00/0.00/0.00</w:t>
             </w:r>
           </w:p>
         </w:tc>
       </w:tr>
     </w:tbl>
-    <w:p>
-      <w:pPr>
-        <w:sectPr>
-          <w:type w:val="continuous"/>
-          <w:pgSz w:w="11909" w:h="16834"/>
-          <w:pgMar w:top="778" w:right="893" w:bottom="1440" w:left="893" w:header="288" w:footer="360" w:gutter="0"/>
-          <w:cols w:space="360" w:num="1"/>
-          <w:docGrid w:linePitch="360"/>
-        </w:sectPr>
-      </w:pPr>
-    </w:p>
     <w:p>
       <w:pPr>
         <w:keepNext/>
@@ -5437,6 +5017,21 @@
     </w:p>
     <w:p>
       <w:pPr>
+        <w:keepNext w:val="0"/>
+        <w:spacing w:before="0" w:after="20" w:line="240" w:lineRule="auto"/>
+        <w:ind w:firstLine="216"/>
+        <w:jc w:val="both"/>
+      </w:pPr>
+      <w:r>
+        <w:rPr>
+          <w:rFonts w:ascii="Times New Roman" w:hAnsi="Times New Roman"/>
+          <w:sz w:val="20"/>
+        </w:rPr>
+        <w:t xml:space="preserve">For deployment, the pilot suggests a simple procedure. Before routing at all, run each candidate on a small development sample and compute the reward of every fixed policy; if one model dominates under the chosen weights, as Qwen3-4B does here, a fixed or rule-based choice is sufficient and a learned router mainly acts as a safeguard that would notice if that stopped being true. LinUCB is worth its added state when the development data show different best models for different kinds of queries, and in that case the exploration coefficient should be kept small (α ≤ 1 in this pilot), because larger values spent up to 37% more cost for at most half a point of accuracy. Because the router stores only a 12×12 matrix and a 12-dimensional vector per model, its overhead is negligible next to a single LLM call, and its audit log makes every choice explainable.</w:t>
+      </w:r>
+    </w:p>
+    <w:p>
+      <w:pPr>
         <w:keepNext/>
         <w:spacing w:before="100" w:after="40"/>
         <w:jc w:val="center"/>
@@ -5463,13 +5058,40 @@
           <w:rFonts w:ascii="Times New Roman" w:hAnsi="Times New Roman"/>
           <w:sz w:val="20"/>
         </w:rPr>
-        <w:t xml:space="preserve">This paper presented an adaptive LLM routing framework that formulates per-query model selection as a contextual-bandit problem and uses LinUCB to balance quality, latency, and cost without modifying the candidate models. In a GSM8K pilot with Qwen3-4B, 8B, and 14B on one RTX 4090, LinUCB learned to route 98.2% of queries to the smallest model, matched its 94.8% accuracy, and cut cost per request by 69% relative to large-only routing, but it did not exceed the small-only and rule-based baselines, which are near-optimal on a single-category workload. Future work is to run the full seven-category evaluation with workload shift, add features that predict small-model failures, measure GPU-time cost under concurrent load, compare budget-constrained routing [11], and evaluate non-stationary and neural bandit variants.</w:t>
+        <w:t xml:space="preserve">This paper presented an adaptive LLM routing framework that formulates per-query model selection as a contextual-bandit problem and uses LinUCB to balance quality, latency, and cost without modifying the candidate models. In a GSM8K pilot with Qwen3-4B, 8B, and 14B on one RTX 4090, LinUCB learned to route 98.2% of queries to the smallest model, matched its 94.8% accuracy, and cut cost per request by 69% relative to large-only routing, but it did not exceed the small-only and rule-based baselines, which are near-optimal on a single-category workload.</w:t>
       </w:r>
     </w:p>
     <w:p>
       <w:pPr>
+        <w:keepNext w:val="0"/>
+        <w:spacing w:before="0" w:after="20" w:line="240" w:lineRule="auto"/>
+        <w:ind w:firstLine="216"/>
+        <w:jc w:val="both"/>
+      </w:pPr>
+      <w:r>
+        <w:rPr>
+          <w:rFonts w:ascii="Times New Roman" w:hAnsi="Times New Roman"/>
+          <w:sz w:val="20"/>
+        </w:rPr>
+        <w:t xml:space="preserve">Future work follows from these limits. The next step is the full seven-category evaluation, which adds MMLU-style question answering, HumanEval-style coding with unit tests, and judge-scored open-ended tasks, and which makes the per-category analysis (E3) and a workload-shift run (E5) possible. Further steps are to add features that predict when the small model will fail, to measure GPU-time cost under concurrent load, to compare budget-constrained routing [11], and to evaluate non-stationary and neural bandit variants.</w:t>
+      </w:r>
+    </w:p>
+    <w:p>
+      <w:pPr>
+        <w:sectPr>
+          <w:type w:val="continuous"/>
+          <w:pgSz w:w="11909" w:h="16834"/>
+          <w:pgMar w:top="778" w:right="893" w:bottom="1440" w:left="893" w:header="288" w:footer="360" w:gutter="0"/>
+          <w:cols w:space="360" w:num="2"/>
+          <w:docGrid w:linePitch="360"/>
+        </w:sectPr>
+      </w:pPr>
+    </w:p>
+    <w:p>
+      <w:pPr>
         <w:keepNext/>
-        <w:spacing w:before="100" w:after="40"/>
+        <w:pageBreakBefore/>
+        <w:spacing w:before="0" w:after="40"/>
         <w:jc w:val="center"/>
       </w:pPr>
       <w:r>

--- a/paper/Adaptive_LLM_Model_Routing_IEEE_Paper.docx
+++ b/paper/Adaptive_LLM_Model_Routing_IEEE_Paper.docx
@@ -732,62 +732,92 @@
         <w:t>(5)</w:t>
       </w:r>
     </w:p>
-    <w:p>
-      <w:pPr>
-        <w:keepNext/>
-        <w:framePr w:w="10123" w:vSpace="160" w:wrap="notBeside" w:vAnchor="margin" w:hAnchor="margin" w:xAlign="center" w:yAlign="top"/>
-        <w:spacing w:before="0" w:after="0"/>
-        <w:jc w:val="center"/>
-      </w:pPr>
-      <w:r>
-        <w:drawing>
-          <wp:inline xmlns:a="http://schemas.openxmlformats.org/drawingml/2006/main" xmlns:pic="http://schemas.openxmlformats.org/drawingml/2006/picture">
-            <wp:extent cx="6309360" cy="3575304"/>
-            <wp:docPr id="1" name="Picture 1"/>
-            <wp:cNvGraphicFramePr>
-              <a:graphicFrameLocks noChangeAspect="1"/>
-            </wp:cNvGraphicFramePr>
-            <a:graphic>
-              <a:graphicData uri="http://schemas.openxmlformats.org/drawingml/2006/picture">
-                <pic:pic>
-                  <pic:nvPicPr>
-                    <pic:cNvPr id="0" name="fig1.png"/>
-                    <pic:cNvPicPr/>
-                  </pic:nvPicPr>
-                  <pic:blipFill>
-                    <a:blip r:embed="rId9"/>
-                    <a:stretch>
-                      <a:fillRect/>
-                    </a:stretch>
-                  </pic:blipFill>
-                  <pic:spPr>
-                    <a:xfrm>
-                      <a:off x="0" y="0"/>
-                      <a:ext cx="6309360" cy="3575304"/>
-                    </a:xfrm>
-                    <a:prstGeom prst="rect"/>
-                  </pic:spPr>
-                </pic:pic>
-              </a:graphicData>
-            </a:graphic>
-          </wp:inline>
-        </w:drawing>
-      </w:r>
-    </w:p>
-    <w:p>
-      <w:pPr>
-        <w:framePr w:w="10123" w:vSpace="160" w:wrap="notBeside" w:vAnchor="margin" w:hAnchor="margin" w:xAlign="center" w:yAlign="top"/>
-        <w:spacing w:before="40" w:after="0"/>
-        <w:jc w:val="center"/>
-      </w:pPr>
-      <w:r>
-        <w:rPr>
-          <w:rFonts w:ascii="Times New Roman" w:hAnsi="Times New Roman"/>
-          <w:sz w:val="16"/>
-        </w:rPr>
-        <w:t xml:space="preserve">Fig. 1. Proposed adaptive LLM routing loop with contextual-bandit feedback.</w:t>
-      </w:r>
-    </w:p>
+    <w:tbl>
+      <w:tblPr>
+        <w:tblpPr w:leftFromText="0" w:rightFromText="0" w:topFromText="0" w:bottomFromText="200" w:vertAnchor="margin" w:horzAnchor="margin" w:tblpXSpec="center" w:tblpYSpec="top"/>
+        <w:tblOverlap w:val="never"/>
+        <w:tblW w:type="dxa" w:w="10123"/>
+        <w:tblBorders>
+          <w:top w:val="nil"/>
+          <w:left w:val="nil"/>
+          <w:bottom w:val="nil"/>
+          <w:right w:val="nil"/>
+          <w:insideH w:val="nil"/>
+          <w:insideV w:val="nil"/>
+        </w:tblBorders>
+        <w:tblLayout w:type="fixed"/>
+        <w:tblCellMar>
+          <w:left w:w="0" w:type="dxa"/>
+          <w:right w:w="0" w:type="dxa"/>
+        </w:tblCellMar>
+      </w:tblPr>
+      <w:tblGrid>
+        <w:gridCol w:w="10123"/>
+      </w:tblGrid>
+      <w:tr>
+        <w:trPr>
+          <w:cantSplit/>
+        </w:trPr>
+        <w:tc>
+          <w:tcPr>
+            <w:tcW w:type="dxa" w:w="10123"/>
+          </w:tcPr>
+          <w:p>
+            <w:pPr>
+              <w:spacing w:before="0" w:after="0" w:line="240" w:lineRule="auto"/>
+              <w:jc w:val="center"/>
+            </w:pPr>
+            <w:r>
+              <w:drawing>
+                <wp:inline xmlns:a="http://schemas.openxmlformats.org/drawingml/2006/main" xmlns:pic="http://schemas.openxmlformats.org/drawingml/2006/picture">
+                  <wp:extent cx="6309360" cy="3575304"/>
+                  <wp:docPr id="1" name="Picture 1"/>
+                  <wp:cNvGraphicFramePr>
+                    <a:graphicFrameLocks noChangeAspect="1"/>
+                  </wp:cNvGraphicFramePr>
+                  <a:graphic>
+                    <a:graphicData uri="http://schemas.openxmlformats.org/drawingml/2006/picture">
+                      <pic:pic>
+                        <pic:nvPicPr>
+                          <pic:cNvPr id="0" name="fig1.png"/>
+                          <pic:cNvPicPr/>
+                        </pic:nvPicPr>
+                        <pic:blipFill>
+                          <a:blip r:embed="rId9"/>
+                          <a:stretch>
+                            <a:fillRect/>
+                          </a:stretch>
+                        </pic:blipFill>
+                        <pic:spPr>
+                          <a:xfrm>
+                            <a:off x="0" y="0"/>
+                            <a:ext cx="6309360" cy="3575304"/>
+                          </a:xfrm>
+                          <a:prstGeom prst="rect"/>
+                        </pic:spPr>
+                      </pic:pic>
+                    </a:graphicData>
+                  </a:graphic>
+                </wp:inline>
+              </w:drawing>
+            </w:r>
+          </w:p>
+          <w:p>
+            <w:pPr>
+              <w:spacing w:before="40" w:after="0"/>
+              <w:jc w:val="center"/>
+            </w:pPr>
+            <w:r>
+              <w:rPr>
+                <w:rFonts w:ascii="Times New Roman" w:hAnsi="Times New Roman"/>
+                <w:sz w:val="16"/>
+              </w:rPr>
+              <w:t xml:space="preserve">Fig. 1. Proposed adaptive LLM routing loop with contextual-bandit feedback.</w:t>
+            </w:r>
+          </w:p>
+        </w:tc>
+      </w:tr>
+    </w:tbl>
     <w:p>
       <w:pPr>
         <w:keepNext/>
@@ -2696,62 +2726,92 @@
         <w:t xml:space="preserve">Table II and Fig. 2 report the main comparison. Under the default weights the cost and latency penalties outweigh the small accuracy gains of the larger models, so the 4B model is the best fixed choice. LinUCB learns this: it routes 98.2% of test queries to Qwen3-4B (Table I), reaches the same mean quality (0.948), and costs 1.460 per request, 69% less than large-only routing (4.706) at 0.4 percentage points lower accuracy. Its cumulative reward of 175.6 ± 0.1 is 35.7 higher than large-only and 20.4 higher than random routing. It does not beat small-only or rule-based routing (176.0); its residual exploration of the larger models (1.8% of queries) costs 0.4 reward units, i.e., 0.002 per query. The rule-based policy coincides with small-only because the pilot has a single category whose best development model is Qwen3-4B. Regret against the per-query oracle stays at 8.9 even for the best fixed policy because, with binary quality, the oracle also knows which model happened to be right on each problem. RQ2 is therefore answered negatively for this workload: LinUCB matches but does not exceed the best fixed policy, which is expected when one model dominates and no context separates the queries.</w:t>
       </w:r>
     </w:p>
-    <w:p>
-      <w:pPr>
-        <w:keepNext/>
-        <w:framePr w:w="10123" w:vSpace="160" w:wrap="notBeside" w:vAnchor="margin" w:hAnchor="margin" w:xAlign="center" w:yAlign="top"/>
-        <w:spacing w:before="0" w:after="0"/>
-        <w:jc w:val="center"/>
-      </w:pPr>
-      <w:r>
-        <w:drawing>
-          <wp:inline xmlns:a="http://schemas.openxmlformats.org/drawingml/2006/main" xmlns:pic="http://schemas.openxmlformats.org/drawingml/2006/picture">
-            <wp:extent cx="6309360" cy="3028493"/>
-            <wp:docPr id="3" name="Picture 3"/>
-            <wp:cNvGraphicFramePr>
-              <a:graphicFrameLocks noChangeAspect="1"/>
-            </wp:cNvGraphicFramePr>
-            <a:graphic>
-              <a:graphicData uri="http://schemas.openxmlformats.org/drawingml/2006/picture">
-                <pic:pic>
-                  <pic:nvPicPr>
-                    <pic:cNvPr id="0" name="fig3.png"/>
-                    <pic:cNvPicPr/>
-                  </pic:nvPicPr>
-                  <pic:blipFill>
-                    <a:blip r:embed="rId11"/>
-                    <a:stretch>
-                      <a:fillRect/>
-                    </a:stretch>
-                  </pic:blipFill>
-                  <pic:spPr>
-                    <a:xfrm>
-                      <a:off x="0" y="0"/>
-                      <a:ext cx="6309360" cy="3028493"/>
-                    </a:xfrm>
-                    <a:prstGeom prst="rect"/>
-                  </pic:spPr>
-                </pic:pic>
-              </a:graphicData>
-            </a:graphic>
-          </wp:inline>
-        </w:drawing>
-      </w:r>
-    </w:p>
-    <w:p>
-      <w:pPr>
-        <w:framePr w:w="10123" w:vSpace="160" w:wrap="notBeside" w:vAnchor="margin" w:hAnchor="margin" w:xAlign="center" w:yAlign="top"/>
-        <w:spacing w:before="40" w:after="0"/>
-        <w:jc w:val="center"/>
-      </w:pPr>
-      <w:r>
-        <w:rPr>
-          <w:rFonts w:ascii="Times New Roman" w:hAnsi="Times New Roman"/>
-          <w:sz w:val="16"/>
-        </w:rPr>
-        <w:t xml:space="preserve">Fig. 2. GSM8K pilot on the held-out split: (a) cumulative reward of each policy over the 210-query stream; (b) accuracy versus cost per request (error bars: SD over 5 seeds).</w:t>
-      </w:r>
-    </w:p>
+    <w:tbl>
+      <w:tblPr>
+        <w:tblpPr w:leftFromText="0" w:rightFromText="0" w:topFromText="0" w:bottomFromText="200" w:vertAnchor="margin" w:horzAnchor="margin" w:tblpXSpec="center" w:tblpYSpec="top"/>
+        <w:tblOverlap w:val="never"/>
+        <w:tblW w:type="dxa" w:w="10123"/>
+        <w:tblBorders>
+          <w:top w:val="nil"/>
+          <w:left w:val="nil"/>
+          <w:bottom w:val="nil"/>
+          <w:right w:val="nil"/>
+          <w:insideH w:val="nil"/>
+          <w:insideV w:val="nil"/>
+        </w:tblBorders>
+        <w:tblLayout w:type="fixed"/>
+        <w:tblCellMar>
+          <w:left w:w="0" w:type="dxa"/>
+          <w:right w:w="0" w:type="dxa"/>
+        </w:tblCellMar>
+      </w:tblPr>
+      <w:tblGrid>
+        <w:gridCol w:w="10123"/>
+      </w:tblGrid>
+      <w:tr>
+        <w:trPr>
+          <w:cantSplit/>
+        </w:trPr>
+        <w:tc>
+          <w:tcPr>
+            <w:tcW w:type="dxa" w:w="10123"/>
+          </w:tcPr>
+          <w:p>
+            <w:pPr>
+              <w:spacing w:before="0" w:after="0" w:line="240" w:lineRule="auto"/>
+              <w:jc w:val="center"/>
+            </w:pPr>
+            <w:r>
+              <w:drawing>
+                <wp:inline xmlns:a="http://schemas.openxmlformats.org/drawingml/2006/main" xmlns:pic="http://schemas.openxmlformats.org/drawingml/2006/picture">
+                  <wp:extent cx="6309360" cy="3028493"/>
+                  <wp:docPr id="3" name="Picture 3"/>
+                  <wp:cNvGraphicFramePr>
+                    <a:graphicFrameLocks noChangeAspect="1"/>
+                  </wp:cNvGraphicFramePr>
+                  <a:graphic>
+                    <a:graphicData uri="http://schemas.openxmlformats.org/drawingml/2006/picture">
+                      <pic:pic>
+                        <pic:nvPicPr>
+                          <pic:cNvPr id="0" name="fig3.png"/>
+                          <pic:cNvPicPr/>
+                        </pic:nvPicPr>
+                        <pic:blipFill>
+                          <a:blip r:embed="rId11"/>
+                          <a:stretch>
+                            <a:fillRect/>
+                          </a:stretch>
+                        </pic:blipFill>
+                        <pic:spPr>
+                          <a:xfrm>
+                            <a:off x="0" y="0"/>
+                            <a:ext cx="6309360" cy="3028493"/>
+                          </a:xfrm>
+                          <a:prstGeom prst="rect"/>
+                        </pic:spPr>
+                      </pic:pic>
+                    </a:graphicData>
+                  </a:graphic>
+                </wp:inline>
+              </w:drawing>
+            </w:r>
+          </w:p>
+          <w:p>
+            <w:pPr>
+              <w:spacing w:before="40" w:after="0"/>
+              <w:jc w:val="center"/>
+            </w:pPr>
+            <w:r>
+              <w:rPr>
+                <w:rFonts w:ascii="Times New Roman" w:hAnsi="Times New Roman"/>
+                <w:sz w:val="16"/>
+              </w:rPr>
+              <w:t xml:space="preserve">Fig. 2. GSM8K pilot on the held-out split: (a) cumulative reward of each policy over the 210-query stream; (b) accuracy versus cost per request (error bars: SD over 5 seeds).</w:t>
+            </w:r>
+          </w:p>
+        </w:tc>
+      </w:tr>
+    </w:tbl>
     <w:p>
       <w:pPr>
         <w:keepNext/>

--- a/paper/Adaptive_LLM_Model_Routing_IEEE_Paper.docx
+++ b/paper/Adaptive_LLM_Model_Routing_IEEE_Paper.docx
@@ -549,7 +549,7 @@
           <w:rFonts w:ascii="Times New Roman" w:hAnsi="Times New Roman"/>
           <w:sz w:val="20"/>
         </w:rPr>
-        <w:t xml:space="preserve">The full design covers seven categories with a quality signal for each: general question answering (exact match, e.g., MMLU [17]), reasoning and multi-step problems (final-answer match, e.g., GSM8K [18]), coding (unit tests, e.g., HumanEval [19]), and summarization, writing, information extraction, and instruction following (rubric scores from a validated judge, field-level match, or constraint checks). The pilot reported here covers the reasoning category only: 300 problems sampled with seed 0 from the official GSM8K test split [18], divided into 90 development and 210 held-out test queries. Quality is 1 when the final numeric answer matches the reference and 0 otherwise; the scorer reproduces all 1,319 GSM8K reference answers. Every query is run on every model (900 outcomes), and each outcome logs the response, latency, input and output tokens, cost, failure status, and quality.</w:t>
+        <w:t xml:space="preserve">The full design covers seven categories with a quality signal for each: general question answering (exact match, e.g., MMLU [17]), reasoning and multi-step problems (final-answer match, e.g., GSM8K [18]), coding (unit tests, e.g., HumanEval [19]), and summarization, writing, information extraction, and instruction following (rubric scores from a validated judge, field-level match, or constraint checks). The pilot reported here covers the reasoning category only: 300 problems sampled with seed 0 from the official GSM8K test split [18], divided into 90 development and 210 held-out test queries. Every problem uses the same prompt: solve the word problem, reason step by step, and give the final answer on the last line in the form '#### &lt;number&gt;'. The numeric scorer takes the number after the last '####' marker, or the last number in the response if the marker is missing, removes thousands separators, and accepts it when it matches the reference within a relative tolerance of 10⁻⁶. Quality is 1 for a match and 0 otherwise; applied to the reference solutions themselves, the scorer reproduces all 1,319 GSM8K test answers. Every query is run on every model (900 outcomes), and each outcome logs the response, latency, input and output tokens, cost, failure status, and quality.</w:t>
       </w:r>
     </w:p>
     <w:p>
@@ -611,7 +611,7 @@
           <w:rFonts w:ascii="Times New Roman" w:hAnsi="Times New Roman"/>
           <w:sz w:val="20"/>
         </w:rPr>
-        <w:t xml:space="preserve">The context x_t has d = 12 entries computed before generation: log prompt length, a one-hot indicator over the seven task categories, a code-content indicator, a reasoning-cue indicator, a difficulty estimate, and a constant bias. A low-dimensional sentence embedding [23] is an optional extension. The contribution of each group is measured by ablation (E4).</w:t>
+        <w:t xml:space="preserve">The context x_t has d = 12 entries computed before generation. The length feature is log(1 + n)/log(1 + 2048), clipped to 1, where n approximates the prompt's token count as 1.3 times its word count. Seven entries form a one-hot indicator of the task category. Two binary cues come from regular expressions: a code cue (code fences, function or class definitions, imports, stack traces) and a reasoning cue (phrases such as 'step by step', 'solve', 'how many', 'prove', or 'explain'). The difficulty entry is a per-category prior, one minus the smallest model's mean development accuracy in that category. A constant bias completes the vector. A low-dimensional sentence embedding [23] is an optional extension. The contribution of each group is measured by ablation (E4).</w:t>
       </w:r>
     </w:p>
     <w:p>
@@ -732,92 +732,60 @@
         <w:t>(5)</w:t>
       </w:r>
     </w:p>
-    <w:tbl>
-      <w:tblPr>
-        <w:tblpPr w:leftFromText="0" w:rightFromText="0" w:topFromText="0" w:bottomFromText="200" w:vertAnchor="margin" w:horzAnchor="margin" w:tblpXSpec="center" w:tblpYSpec="top"/>
-        <w:tblOverlap w:val="never"/>
-        <w:tblW w:type="dxa" w:w="10123"/>
-        <w:tblBorders>
-          <w:top w:val="nil"/>
-          <w:left w:val="nil"/>
-          <w:bottom w:val="nil"/>
-          <w:right w:val="nil"/>
-          <w:insideH w:val="nil"/>
-          <w:insideV w:val="nil"/>
-        </w:tblBorders>
-        <w:tblLayout w:type="fixed"/>
-        <w:tblCellMar>
-          <w:left w:w="0" w:type="dxa"/>
-          <w:right w:w="0" w:type="dxa"/>
-        </w:tblCellMar>
-      </w:tblPr>
-      <w:tblGrid>
-        <w:gridCol w:w="10123"/>
-      </w:tblGrid>
-      <w:tr>
-        <w:trPr>
-          <w:cantSplit/>
-        </w:trPr>
-        <w:tc>
-          <w:tcPr>
-            <w:tcW w:type="dxa" w:w="10123"/>
-          </w:tcPr>
-          <w:p>
-            <w:pPr>
-              <w:spacing w:before="0" w:after="0" w:line="240" w:lineRule="auto"/>
-              <w:jc w:val="center"/>
-            </w:pPr>
-            <w:r>
-              <w:drawing>
-                <wp:inline xmlns:a="http://schemas.openxmlformats.org/drawingml/2006/main" xmlns:pic="http://schemas.openxmlformats.org/drawingml/2006/picture">
-                  <wp:extent cx="6309360" cy="3575304"/>
-                  <wp:docPr id="1" name="Picture 1"/>
-                  <wp:cNvGraphicFramePr>
-                    <a:graphicFrameLocks noChangeAspect="1"/>
-                  </wp:cNvGraphicFramePr>
-                  <a:graphic>
-                    <a:graphicData uri="http://schemas.openxmlformats.org/drawingml/2006/picture">
-                      <pic:pic>
-                        <pic:nvPicPr>
-                          <pic:cNvPr id="0" name="fig1.png"/>
-                          <pic:cNvPicPr/>
-                        </pic:nvPicPr>
-                        <pic:blipFill>
-                          <a:blip r:embed="rId9"/>
-                          <a:stretch>
-                            <a:fillRect/>
-                          </a:stretch>
-                        </pic:blipFill>
-                        <pic:spPr>
-                          <a:xfrm>
-                            <a:off x="0" y="0"/>
-                            <a:ext cx="6309360" cy="3575304"/>
-                          </a:xfrm>
-                          <a:prstGeom prst="rect"/>
-                        </pic:spPr>
-                      </pic:pic>
-                    </a:graphicData>
-                  </a:graphic>
-                </wp:inline>
-              </w:drawing>
-            </w:r>
-          </w:p>
-          <w:p>
-            <w:pPr>
-              <w:spacing w:before="40" w:after="0"/>
-              <w:jc w:val="center"/>
-            </w:pPr>
-            <w:r>
-              <w:rPr>
-                <w:rFonts w:ascii="Times New Roman" w:hAnsi="Times New Roman"/>
-                <w:sz w:val="16"/>
-              </w:rPr>
-              <w:t xml:space="preserve">Fig. 1. Proposed adaptive LLM routing loop with contextual-bandit feedback.</w:t>
-            </w:r>
-          </w:p>
-        </w:tc>
-      </w:tr>
-    </w:tbl>
+    <w:p>
+      <w:pPr>
+        <w:keepNext/>
+        <w:spacing w:before="80" w:after="0"/>
+        <w:jc w:val="center"/>
+      </w:pPr>
+      <w:r>
+        <w:drawing>
+          <wp:inline xmlns:a="http://schemas.openxmlformats.org/drawingml/2006/main" xmlns:pic="http://schemas.openxmlformats.org/drawingml/2006/picture">
+            <wp:extent cx="3063240" cy="3461461"/>
+            <wp:docPr id="1" name="Picture 1"/>
+            <wp:cNvGraphicFramePr>
+              <a:graphicFrameLocks noChangeAspect="1"/>
+            </wp:cNvGraphicFramePr>
+            <a:graphic>
+              <a:graphicData uri="http://schemas.openxmlformats.org/drawingml/2006/picture">
+                <pic:pic>
+                  <pic:nvPicPr>
+                    <pic:cNvPr id="0" name="fig1.png"/>
+                    <pic:cNvPicPr/>
+                  </pic:nvPicPr>
+                  <pic:blipFill>
+                    <a:blip r:embed="rId9"/>
+                    <a:stretch>
+                      <a:fillRect/>
+                    </a:stretch>
+                  </pic:blipFill>
+                  <pic:spPr>
+                    <a:xfrm>
+                      <a:off x="0" y="0"/>
+                      <a:ext cx="3063240" cy="3461461"/>
+                    </a:xfrm>
+                    <a:prstGeom prst="rect"/>
+                  </pic:spPr>
+                </pic:pic>
+              </a:graphicData>
+            </a:graphic>
+          </wp:inline>
+        </w:drawing>
+      </w:r>
+    </w:p>
+    <w:p>
+      <w:pPr>
+        <w:spacing w:before="40" w:after="80"/>
+        <w:jc w:val="center"/>
+      </w:pPr>
+      <w:r>
+        <w:rPr>
+          <w:rFonts w:ascii="Times New Roman" w:hAnsi="Times New Roman"/>
+          <w:sz w:val="16"/>
+        </w:rPr>
+        <w:t xml:space="preserve">Fig. 1. Proposed adaptive LLM routing loop with contextual-bandit feedback (dashed: the updated statistics drive future routing decisions).</w:t>
+      </w:r>
+    </w:p>
     <w:p>
       <w:pPr>
         <w:keepNext/>
@@ -927,6 +895,21 @@
           <w:sz w:val="20"/>
         </w:rPr>
         <w:t xml:space="preserve">Because every query is run on every model, each policy is replayed on the same query stream and sees only the logged outcome of the model it selects; this also makes the oracle in Eq. (2) computable [15]. Learning policies are first warmed up on the 90 development queries (unscored) and then evaluated on the 210 held-out queries. Each policy is run with five seeds (0-4) that change the query order and the random choices, and results are reported as mean ± standard deviation across seeds [24]. The main comparison uses α = 1.0 and λ = 1.0. Metrics are mean quality, mean and p95 latency, cost per request, failure rate, cumulative reward, regret, and the model-selection distribution. The sweeps vary one factor at a time with α = 0.25 unless stated: reward weights (E2), feature groups (E4), the exploration coefficient α (E6), and three bandit variants (linear Thompson sampling, ε-greedy ridge regression with ε = 0.1, and sliding-window LinUCB with a window of 200). Workload shift (E5) and multi-category analysis (E3) require more than one task category and are left to the full study.</w:t>
+      </w:r>
+    </w:p>
+    <w:p>
+      <w:pPr>
+        <w:keepNext w:val="0"/>
+        <w:spacing w:before="0" w:after="20" w:line="240" w:lineRule="auto"/>
+        <w:ind w:firstLine="216"/>
+        <w:jc w:val="both"/>
+      </w:pPr>
+      <w:r>
+        <w:rPr>
+          <w:rFonts w:ascii="Times New Roman" w:hAnsi="Times New Roman"/>
+          <w:sz w:val="20"/>
+        </w:rPr>
+        <w:t xml:space="preserve">The pilot is run by one script. For each model in turn it starts a vLLM server with a 4,096-token context and 90% GPU-memory utilization, polls the server until it answers, sends all 300 problems through the collector, and stops the server so that the next model has the whole GPU. The collector writes one record per query-model pair and skips pairs that are already logged, so an interrupted run resumes where it stopped. When all three models are done, the script runs the replay comparison with seeds 0-4 and writes the tables and reward traces used in Section VI.</w:t>
       </w:r>
     </w:p>
     <w:p>
@@ -2726,92 +2709,60 @@
         <w:t xml:space="preserve">Table II and Fig. 2 report the main comparison. Under the default weights the cost and latency penalties outweigh the small accuracy gains of the larger models, so the 4B model is the best fixed choice. LinUCB learns this: it routes 98.2% of test queries to Qwen3-4B (Table I), reaches the same mean quality (0.948), and costs 1.460 per request, 69% less than large-only routing (4.706) at 0.4 percentage points lower accuracy. Its cumulative reward of 175.6 ± 0.1 is 35.7 higher than large-only and 20.4 higher than random routing. It does not beat small-only or rule-based routing (176.0); its residual exploration of the larger models (1.8% of queries) costs 0.4 reward units, i.e., 0.002 per query. The rule-based policy coincides with small-only because the pilot has a single category whose best development model is Qwen3-4B. Regret against the per-query oracle stays at 8.9 even for the best fixed policy because, with binary quality, the oracle also knows which model happened to be right on each problem. RQ2 is therefore answered negatively for this workload: LinUCB matches but does not exceed the best fixed policy, which is expected when one model dominates and no context separates the queries.</w:t>
       </w:r>
     </w:p>
-    <w:tbl>
-      <w:tblPr>
-        <w:tblpPr w:leftFromText="0" w:rightFromText="0" w:topFromText="0" w:bottomFromText="200" w:vertAnchor="margin" w:horzAnchor="margin" w:tblpXSpec="center" w:tblpYSpec="top"/>
-        <w:tblOverlap w:val="never"/>
-        <w:tblW w:type="dxa" w:w="10123"/>
-        <w:tblBorders>
-          <w:top w:val="nil"/>
-          <w:left w:val="nil"/>
-          <w:bottom w:val="nil"/>
-          <w:right w:val="nil"/>
-          <w:insideH w:val="nil"/>
-          <w:insideV w:val="nil"/>
-        </w:tblBorders>
-        <w:tblLayout w:type="fixed"/>
-        <w:tblCellMar>
-          <w:left w:w="0" w:type="dxa"/>
-          <w:right w:w="0" w:type="dxa"/>
-        </w:tblCellMar>
-      </w:tblPr>
-      <w:tblGrid>
-        <w:gridCol w:w="10123"/>
-      </w:tblGrid>
-      <w:tr>
-        <w:trPr>
-          <w:cantSplit/>
-        </w:trPr>
-        <w:tc>
-          <w:tcPr>
-            <w:tcW w:type="dxa" w:w="10123"/>
-          </w:tcPr>
-          <w:p>
-            <w:pPr>
-              <w:spacing w:before="0" w:after="0" w:line="240" w:lineRule="auto"/>
-              <w:jc w:val="center"/>
-            </w:pPr>
-            <w:r>
-              <w:drawing>
-                <wp:inline xmlns:a="http://schemas.openxmlformats.org/drawingml/2006/main" xmlns:pic="http://schemas.openxmlformats.org/drawingml/2006/picture">
-                  <wp:extent cx="6309360" cy="3028493"/>
-                  <wp:docPr id="3" name="Picture 3"/>
-                  <wp:cNvGraphicFramePr>
-                    <a:graphicFrameLocks noChangeAspect="1"/>
-                  </wp:cNvGraphicFramePr>
-                  <a:graphic>
-                    <a:graphicData uri="http://schemas.openxmlformats.org/drawingml/2006/picture">
-                      <pic:pic>
-                        <pic:nvPicPr>
-                          <pic:cNvPr id="0" name="fig3.png"/>
-                          <pic:cNvPicPr/>
-                        </pic:nvPicPr>
-                        <pic:blipFill>
-                          <a:blip r:embed="rId11"/>
-                          <a:stretch>
-                            <a:fillRect/>
-                          </a:stretch>
-                        </pic:blipFill>
-                        <pic:spPr>
-                          <a:xfrm>
-                            <a:off x="0" y="0"/>
-                            <a:ext cx="6309360" cy="3028493"/>
-                          </a:xfrm>
-                          <a:prstGeom prst="rect"/>
-                        </pic:spPr>
-                      </pic:pic>
-                    </a:graphicData>
-                  </a:graphic>
-                </wp:inline>
-              </w:drawing>
-            </w:r>
-          </w:p>
-          <w:p>
-            <w:pPr>
-              <w:spacing w:before="40" w:after="0"/>
-              <w:jc w:val="center"/>
-            </w:pPr>
-            <w:r>
-              <w:rPr>
-                <w:rFonts w:ascii="Times New Roman" w:hAnsi="Times New Roman"/>
-                <w:sz w:val="16"/>
-              </w:rPr>
-              <w:t xml:space="preserve">Fig. 2. GSM8K pilot on the held-out split: (a) cumulative reward of each policy over the 210-query stream; (b) accuracy versus cost per request (error bars: SD over 5 seeds).</w:t>
-            </w:r>
-          </w:p>
-        </w:tc>
-      </w:tr>
-    </w:tbl>
+    <w:p>
+      <w:pPr>
+        <w:keepNext/>
+        <w:spacing w:before="80" w:after="0"/>
+        <w:jc w:val="center"/>
+      </w:pPr>
+      <w:r>
+        <w:drawing>
+          <wp:inline xmlns:a="http://schemas.openxmlformats.org/drawingml/2006/main" xmlns:pic="http://schemas.openxmlformats.org/drawingml/2006/picture">
+            <wp:extent cx="3063240" cy="3798418"/>
+            <wp:docPr id="3" name="Picture 3"/>
+            <wp:cNvGraphicFramePr>
+              <a:graphicFrameLocks noChangeAspect="1"/>
+            </wp:cNvGraphicFramePr>
+            <a:graphic>
+              <a:graphicData uri="http://schemas.openxmlformats.org/drawingml/2006/picture">
+                <pic:pic>
+                  <pic:nvPicPr>
+                    <pic:cNvPr id="0" name="fig3.png"/>
+                    <pic:cNvPicPr/>
+                  </pic:nvPicPr>
+                  <pic:blipFill>
+                    <a:blip r:embed="rId11"/>
+                    <a:stretch>
+                      <a:fillRect/>
+                    </a:stretch>
+                  </pic:blipFill>
+                  <pic:spPr>
+                    <a:xfrm>
+                      <a:off x="0" y="0"/>
+                      <a:ext cx="3063240" cy="3798418"/>
+                    </a:xfrm>
+                    <a:prstGeom prst="rect"/>
+                  </pic:spPr>
+                </pic:pic>
+              </a:graphicData>
+            </a:graphic>
+          </wp:inline>
+        </w:drawing>
+      </w:r>
+    </w:p>
+    <w:p>
+      <w:pPr>
+        <w:spacing w:before="40" w:after="80"/>
+        <w:jc w:val="center"/>
+      </w:pPr>
+      <w:r>
+        <w:rPr>
+          <w:rFonts w:ascii="Times New Roman" w:hAnsi="Times New Roman"/>
+          <w:sz w:val="16"/>
+        </w:rPr>
+        <w:t xml:space="preserve">Fig. 2. GSM8K pilot on the held-out split: (a) cumulative reward of each policy over the 210-query stream; (b) accuracy versus cost per request (error bars: SD over 5 seeds).</w:t>
+      </w:r>
+    </w:p>
     <w:p>
       <w:pPr>
         <w:keepNext/>
@@ -4980,7 +4931,53 @@
           <w:rFonts w:ascii="Times New Roman" w:hAnsi="Times New Roman"/>
           <w:sz w:val="20"/>
         </w:rPr>
-        <w:t xml:space="preserve">Table III reports the sweeps. Reward weights (E2, RQ3): with no cost or latency penalty the best fixed policy is large-only (mean reward 0.952), yet LinUCB still selects only Qwen3-4B and reaches 0.948: initial score ties are broken toward the first model, and once Qwen3-4B has accumulated positive reward during warm-up the bonus at α = 0.25 is too small to try the larger models. For every non-zero weight setting small-only is the best fixed policy, and LinUCB matches it except at β_c = 0.6, γ_l = 0.4, where it shifted 20% of queries to Qwen3-8B and lost 0.042 per query. Exploration (E6): α ≤ 0.25 is equivalent to always choosing the 4B model; larger α buys at most 0.5 percentage points of accuracy (0.953 at α = 2.0) at 37% higher cost and lower reward, and the effect is not monotone (α = 0.5 is worse than α = 1.0), reflecting seed-to-seed variation on a small test set. Feature ablation (E4, RQ1): removing length, category, cue, or difficulty features, or keeping only the bias term, leaves every metric unchanged (mean reward 0.838), so on a single-category workload the features carry no routing signal. Bandit variants: sliding-window LinUCB equals LinUCB on this stationary stream, while linear Thompson sampling and ε-greedy explore more and lose 0.015 and 0.028 mean reward.</w:t>
+        <w:t xml:space="preserve">Table III reports the sweeps. Reward weights (E2, RQ3): with no cost or latency penalty the best fixed policy is large-only (mean reward 0.952), yet LinUCB still selects only Qwen3-4B and reaches 0.948: initial score ties are broken toward the first model, and once Qwen3-4B has accumulated positive reward during warm-up the bonus at α = 0.25 is too small to try the larger models. For every non-zero weight setting small-only is the best fixed policy, and LinUCB matches it except at β_c = 0.6, γ_l = 0.4, where it shifted 20% of queries to Qwen3-8B and lost 0.042 per query. Exploration (E6): α ≤ 0.25 is equivalent to always choosing the 4B model; larger α buys at most 0.5 percentage points of accuracy (0.953 at α = 2.0) at 37% higher cost and lower reward, and the effect is not monotone (α = 0.5 is worse than α = 1.0), reflecting seed-to-seed variation on a small test set. Feature ablation (E4, RQ1): removing length, category, cue, or difficulty features, or keeping only the bias term, leaves every metric unchanged (mean reward 0.838), so on a single-category workload the features carry no routing signal. The reason is visible in the inputs: the shared prompt template contains 'solve' and 'step by step', so the reasoning cue is 1 for all 300 prompts; the code cue fires on only 5; the category one-hot is constant; and the difficulty prior is a single value (0.133, from Qwen3-4B's 86.7% development accuracy). Prompt length is the only feature that varies, and it does not separate the problems the small model gets wrong. Bandit variants: sliding-window LinUCB equals LinUCB on this stationary stream, while linear Thompson sampling and ε-greedy explore more and lose 0.015 and 0.028 mean reward.</w:t>
+      </w:r>
+    </w:p>
+    <w:p>
+      <w:pPr>
+        <w:keepNext/>
+        <w:spacing w:before="60" w:after="20"/>
+        <w:jc w:val="left"/>
+      </w:pPr>
+      <w:r>
+        <w:rPr>
+          <w:rFonts w:ascii="Times New Roman" w:hAnsi="Times New Roman"/>
+          <w:b w:val="0"/>
+          <w:i/>
+          <w:sz w:val="20"/>
+        </w:rPr>
+        <w:t xml:space="preserve">D. Headroom and Learning Dynamics</w:t>
+      </w:r>
+    </w:p>
+    <w:p>
+      <w:pPr>
+        <w:keepNext w:val="0"/>
+        <w:spacing w:before="0" w:after="20" w:line="240" w:lineRule="auto"/>
+        <w:ind w:firstLine="216"/>
+        <w:jc w:val="both"/>
+      </w:pPr>
+      <w:r>
+        <w:rPr>
+          <w:rFonts w:ascii="Times New Roman" w:hAnsi="Times New Roman"/>
+          <w:sz w:val="20"/>
+        </w:rPr>
+        <w:t xml:space="preserve">How much could any router gain on this data? The per-query oracle, which picks the model with the highest logged reward for each test problem, reaches a cumulative reward of 184.9, only 8.9 (5.1%) above small-only routing. It does so by sending 195 problems to Qwen3-4B, 13 to Qwen3-8B, and 2 to Qwen3-14B, which yields 99.5% accuracy at a cost of 1.54 per request. A cost-first oracle that calls the cheapest model that answers correctly reaches the same 99.5% at 1.51 per request, using Qwen3-4B for 200 problems, Qwen3-8B for 9, and Qwen3-14B for 1. The gap between 94.8% and 99.5% accuracy is therefore real and cheap to close in hindsight, but closing it requires knowing in advance which 10 problems the small model will miss.</w:t>
+      </w:r>
+    </w:p>
+    <w:p>
+      <w:pPr>
+        <w:keepNext w:val="0"/>
+        <w:spacing w:before="0" w:after="20" w:line="240" w:lineRule="auto"/>
+        <w:ind w:firstLine="216"/>
+        <w:jc w:val="both"/>
+      </w:pPr>
+      <w:r>
+        <w:rPr>
+          <w:rFonts w:ascii="Times New Roman" w:hAnsi="Times New Roman"/>
+          <w:sz w:val="20"/>
+        </w:rPr>
+        <w:t xml:space="preserve">The warm-up phase shows how LinUCB arrives at its choice. With α = 1.0, the router spent the 90 development queries on Qwen3-4B 49 times, Qwen3-14B 27 times, and Qwen3-8B 14 times, while the mean development rewards of the three models were 0.748, 0.692, and 0.644 for the 4B, 8B, and 14B models. Averaged over the test queries, the learned estimate θ_aᵀx is 0.758 for Qwen3-4B against 0.605 and 0.633 for the larger models, and the exploration bonuses are 0.166, 0.284, and 0.213. The bonus of the less-tried models narrows but does not close the gap in estimated reward, so the 4B model wins almost every comparison, and the remaining 1.8% of larger-model calls are the bonus occasionally tipping a close decision.</w:t>
       </w:r>
     </w:p>
     <w:p>
@@ -5058,6 +5055,36 @@
           <w:sz w:val="20"/>
         </w:rPr>
         <w:t xml:space="preserve">The pilot supports two conclusions. First, the reward definition, not the algorithm, decides the outcome: when larger models add one or two correct answers per 210 problems at two to three times the cost, any reasonable cost weight makes the small model the right choice, and a learned router can at best match it. Second, LinUCB found that choice from 90 warm-up queries without hand-written rules, and its cost of exploration was small (0.002 reward per query). The situations in which per-query routing should pay off, namely several task categories with different best models and features that predict when the small model fails, are absent from this pilot by construction.</w:t>
+      </w:r>
+    </w:p>
+    <w:p>
+      <w:pPr>
+        <w:keepNext w:val="0"/>
+        <w:spacing w:before="0" w:after="20" w:line="240" w:lineRule="auto"/>
+        <w:ind w:firstLine="216"/>
+        <w:jc w:val="both"/>
+      </w:pPr>
+      <w:r>
+        <w:rPr>
+          <w:rFonts w:ascii="Times New Roman" w:hAnsi="Times New Roman"/>
+          <w:sz w:val="20"/>
+        </w:rPr>
+        <w:t xml:space="preserve">The size of the required accuracy gain makes this concrete. Because quality enters the reward with weight 1, the mean reward of a model equals its accuracy minus its mean cost and latency penalty. On the held-out split that penalty is 0.110 for Qwen3-4B, 0.216 for Qwen3-8B, and 0.286 for Qwen3-14B. A larger model therefore breaks even with the small one only if it is more accurate by the difference: 10.7 percentage points for Qwen3-8B and 17.7 points for Qwen3-14B. The measured gains are 0.9 and 0.4 points. On harder categories such as multi-step coding, where small models fail far more often, gaps of this size are plausible, which is why the full evaluation is needed before judging the method.</w:t>
+      </w:r>
+    </w:p>
+    <w:p>
+      <w:pPr>
+        <w:keepNext w:val="0"/>
+        <w:spacing w:before="0" w:after="20" w:line="240" w:lineRule="auto"/>
+        <w:ind w:firstLine="216"/>
+        <w:jc w:val="both"/>
+      </w:pPr>
+      <w:r>
+        <w:rPr>
+          <w:rFonts w:ascii="Times New Roman" w:hAnsi="Times New Roman"/>
+          <w:sz w:val="20"/>
+        </w:rPr>
+        <w:t xml:space="preserve">The replay protocol also deserves a caveat. Because decoding is greedy with a fixed seed, a model's answer to a problem is the same whether it is called during collection or during an online run, so replaying the logged outcome reproduces the quality an online router would see. Latency is different: it depends on server load and on which other requests are in flight, so the replayed latencies describe a lightly loaded single-GPU server rather than a production deployment.</w:t>
       </w:r>
     </w:p>
     <w:p>

--- a/paper/Adaptive_LLM_Model_Routing_IEEE_Paper.docx
+++ b/paper/Adaptive_LLM_Model_Routing_IEEE_Paper.docx
@@ -52,7 +52,7 @@
                 <w:i w:val="0"/>
                 <w:sz w:val="21"/>
               </w:rPr>
-              <w:t>Rishi Vel. A</w:t>
+              <w:t xml:space="preserve">Sanjay.S</w:t>
             </w:r>
           </w:p>
           <w:p>
@@ -115,21 +115,6 @@
               <w:t>Chennai, Tamil Nadu, India</w:t>
             </w:r>
           </w:p>
-          <w:p>
-            <w:pPr>
-              <w:spacing w:before="0" w:after="0" w:line="240" w:lineRule="auto"/>
-              <w:jc w:val="center"/>
-            </w:pPr>
-            <w:r>
-              <w:rPr>
-                <w:rFonts w:ascii="Times New Roman" w:hAnsi="Times New Roman"/>
-                <w:b w:val="0"/>
-                <w:i w:val="0"/>
-                <w:sz w:val="16"/>
-              </w:rPr>
-              <w:t>sec22cj027@sairamtap.edu.in</w:t>
-            </w:r>
-          </w:p>
         </w:tc>
         <w:tc>
           <w:tcPr>
@@ -156,22 +141,7 @@
                 <w:i w:val="0"/>
                 <w:sz w:val="21"/>
               </w:rPr>
-              <w:t>Mrs. Kayalvizhi C</w:t>
-            </w:r>
-          </w:p>
-          <w:p>
-            <w:pPr>
-              <w:spacing w:before="0" w:after="0" w:line="240" w:lineRule="auto"/>
-              <w:jc w:val="center"/>
-            </w:pPr>
-            <w:r>
-              <w:rPr>
-                <w:rFonts w:ascii="Times New Roman" w:hAnsi="Times New Roman"/>
-                <w:b w:val="0"/>
-                <w:i/>
-                <w:sz w:val="16"/>
-              </w:rPr>
-              <w:t>Assistant Professor</w:t>
+              <w:t xml:space="preserve">Mr. Yuvaraj G</w:t>
             </w:r>
           </w:p>
           <w:p>

--- a/paper/Adaptive_LLM_Model_Routing_IEEE_Paper.docx
+++ b/paper/Adaptive_LLM_Model_Routing_IEEE_Paper.docx
@@ -595,60 +595,6 @@
     <w:p>
       <w:pPr>
         <w:keepNext/>
-        <w:spacing w:before="80" w:after="0"/>
-        <w:jc w:val="center"/>
-      </w:pPr>
-      <w:r>
-        <w:drawing>
-          <wp:inline xmlns:a="http://schemas.openxmlformats.org/drawingml/2006/main" xmlns:pic="http://schemas.openxmlformats.org/drawingml/2006/picture">
-            <wp:extent cx="3063240" cy="3461461"/>
-            <wp:docPr id="1" name="Picture 1"/>
-            <wp:cNvGraphicFramePr>
-              <a:graphicFrameLocks noChangeAspect="1"/>
-            </wp:cNvGraphicFramePr>
-            <a:graphic>
-              <a:graphicData uri="http://schemas.openxmlformats.org/drawingml/2006/picture">
-                <pic:pic>
-                  <pic:nvPicPr>
-                    <pic:cNvPr id="0" name="fig1.png"/>
-                    <pic:cNvPicPr/>
-                  </pic:nvPicPr>
-                  <pic:blipFill>
-                    <a:blip r:embed="rId9"/>
-                    <a:stretch>
-                      <a:fillRect/>
-                    </a:stretch>
-                  </pic:blipFill>
-                  <pic:spPr>
-                    <a:xfrm>
-                      <a:off x="0" y="0"/>
-                      <a:ext cx="3063240" cy="3461461"/>
-                    </a:xfrm>
-                    <a:prstGeom prst="rect"/>
-                  </pic:spPr>
-                </pic:pic>
-              </a:graphicData>
-            </a:graphic>
-          </wp:inline>
-        </w:drawing>
-      </w:r>
-    </w:p>
-    <w:p>
-      <w:pPr>
-        <w:spacing w:before="40" w:after="80"/>
-        <w:jc w:val="center"/>
-      </w:pPr>
-      <w:r>
-        <w:rPr>
-          <w:rFonts w:ascii="Times New Roman" w:hAnsi="Times New Roman"/>
-          <w:sz w:val="16"/>
-        </w:rPr>
-        <w:t xml:space="preserve">Fig. 1. Proposed adaptive LLM routing loop with contextual-bandit feedback (dashed: the updated statistics drive future routing decisions).</w:t>
-      </w:r>
-    </w:p>
-    <w:p>
-      <w:pPr>
-        <w:keepNext/>
         <w:spacing w:before="60" w:after="20"/>
         <w:jc w:val="left"/>
       </w:pPr>
@@ -725,6 +671,60 @@
     </w:p>
     <w:p>
       <w:pPr>
+        <w:keepNext/>
+        <w:spacing w:before="80" w:after="0"/>
+        <w:jc w:val="center"/>
+      </w:pPr>
+      <w:r>
+        <w:drawing>
+          <wp:inline xmlns:a="http://schemas.openxmlformats.org/drawingml/2006/main" xmlns:pic="http://schemas.openxmlformats.org/drawingml/2006/picture">
+            <wp:extent cx="3063240" cy="3461461"/>
+            <wp:docPr id="1" name="Picture 1"/>
+            <wp:cNvGraphicFramePr>
+              <a:graphicFrameLocks noChangeAspect="1"/>
+            </wp:cNvGraphicFramePr>
+            <a:graphic>
+              <a:graphicData uri="http://schemas.openxmlformats.org/drawingml/2006/picture">
+                <pic:pic>
+                  <pic:nvPicPr>
+                    <pic:cNvPr id="0" name="fig1.png"/>
+                    <pic:cNvPicPr/>
+                  </pic:nvPicPr>
+                  <pic:blipFill>
+                    <a:blip r:embed="rId9"/>
+                    <a:stretch>
+                      <a:fillRect/>
+                    </a:stretch>
+                  </pic:blipFill>
+                  <pic:spPr>
+                    <a:xfrm>
+                      <a:off x="0" y="0"/>
+                      <a:ext cx="3063240" cy="3461461"/>
+                    </a:xfrm>
+                    <a:prstGeom prst="rect"/>
+                  </pic:spPr>
+                </pic:pic>
+              </a:graphicData>
+            </a:graphic>
+          </wp:inline>
+        </w:drawing>
+      </w:r>
+    </w:p>
+    <w:p>
+      <w:pPr>
+        <w:spacing w:before="40" w:after="80"/>
+        <w:jc w:val="center"/>
+      </w:pPr>
+      <w:r>
+        <w:rPr>
+          <w:rFonts w:ascii="Times New Roman" w:hAnsi="Times New Roman"/>
+          <w:sz w:val="16"/>
+        </w:rPr>
+        <w:t xml:space="preserve">Fig. 1. Proposed adaptive LLM routing loop with contextual-bandit feedback (dashed: the updated statistics drive future routing decisions).</w:t>
+      </w:r>
+    </w:p>
+    <w:p>
+      <w:pPr>
         <w:keepNext w:val="0"/>
         <w:spacing w:before="0" w:after="20" w:line="240" w:lineRule="auto"/>
         <w:ind w:firstLine="216"/>
@@ -750,7 +750,7 @@
           <w:rFonts w:ascii="Times New Roman" w:hAnsi="Times New Roman"/>
           <w:sz w:val="20"/>
         </w:rPr>
-        <w:t xml:space="preserve">One script runs the pilot: it serves each model in turn with vLLM, sends all 300 problems through a resumable collector, frees the GPU for the next model, and finally runs the replay with seeds 0-4.</w:t>
+        <w:t xml:space="preserve">One script runs the pilot. For each model in turn it starts a vLLM server with a 4,096-token context and 90% GPU-memory utilization, waits until the server answers, sends all 300 problems through the collector, and stops the server so that the next model has the whole GPU. The collector writes one record per query-model pair and skips pairs that are already logged, so an interrupted run resumes where it stopped. When all three models are done, the script runs the replay comparison with seeds 0-4.</w:t>
       </w:r>
     </w:p>
     <w:p>
